--- a/source/template.docx
+++ b/source/template.docx
@@ -1,6 +1,6 @@
 
 <file path=word/document.xml><?xml version="1.0" encoding="utf-8"?>
-<w:document xmlns:wpc="http://schemas.microsoft.com/office/word/2010/wordprocessingCanvas" xmlns:cx="http://schemas.microsoft.com/office/drawing/2014/chartex" xmlns:cx1="http://schemas.microsoft.com/office/drawing/2015/9/8/chartex" xmlns:cx2="http://schemas.microsoft.com/office/drawing/2015/10/21/chartex" xmlns:cx3="http://schemas.microsoft.com/office/drawing/2016/5/9/chartex" xmlns:cx4="http://schemas.microsoft.com/office/drawing/2016/5/10/chartex" xmlns:cx5="http://schemas.microsoft.com/office/drawing/2016/5/11/chartex" xmlns:cx6="http://schemas.microsoft.com/office/drawing/2016/5/12/chartex" xmlns:cx7="http://schemas.microsoft.com/office/drawing/2016/5/13/chartex" xmlns:cx8="http://schemas.microsoft.com/office/drawing/2016/5/14/chartex" xmlns:mc="http://schemas.openxmlformats.org/markup-compatibility/2006" xmlns:aink="http://schemas.microsoft.com/office/drawing/2016/ink" xmlns:am3d="http://schemas.microsoft.com/office/drawing/2017/model3d" xmlns:o="urn:schemas-microsoft-com:office:office" xmlns:r="http://schemas.openxmlformats.org/officeDocument/2006/relationships" xmlns:m="http://schemas.openxmlformats.org/officeDocument/2006/math" xmlns:v="urn:schemas-microsoft-com:vml" xmlns:wp14="http://schemas.microsoft.com/office/word/2010/wordprocessingDrawing" xmlns:wp="http://schemas.openxmlformats.org/drawingml/2006/wordprocessingDrawing" xmlns:w10="urn:schemas-microsoft-com:office:word" xmlns:w="http://schemas.openxmlformats.org/wordprocessingml/2006/main" xmlns:w14="http://schemas.microsoft.com/office/word/2010/wordml" xmlns:w15="http://schemas.microsoft.com/office/word/2012/wordml" xmlns:w16cex="http://schemas.microsoft.com/office/word/2018/wordml/cex" xmlns:w16cid="http://schemas.microsoft.com/office/word/2016/wordml/cid" xmlns:w16="http://schemas.microsoft.com/office/word/2018/wordml" xmlns:w16sdtdh="http://schemas.microsoft.com/office/word/2020/wordml/sdtdatahash" xmlns:w16se="http://schemas.microsoft.com/office/word/2015/wordml/symex" xmlns:wpg="http://schemas.microsoft.com/office/word/2010/wordprocessingGroup" xmlns:wpi="http://schemas.microsoft.com/office/word/2010/wordprocessingInk" xmlns:wne="http://schemas.microsoft.com/office/word/2006/wordml" xmlns:wps="http://schemas.microsoft.com/office/word/2010/wordprocessingShape" mc:Ignorable="w14 w15 w16se w16cid w16 w16cex w16sdtdh wp14">
+<w:document xmlns:wpc="http://schemas.microsoft.com/office/word/2010/wordprocessingCanvas" xmlns:cx="http://schemas.microsoft.com/office/drawing/2014/chartex" xmlns:cx1="http://schemas.microsoft.com/office/drawing/2015/9/8/chartex" xmlns:cx2="http://schemas.microsoft.com/office/drawing/2015/10/21/chartex" xmlns:cx3="http://schemas.microsoft.com/office/drawing/2016/5/9/chartex" xmlns:cx4="http://schemas.microsoft.com/office/drawing/2016/5/10/chartex" xmlns:cx5="http://schemas.microsoft.com/office/drawing/2016/5/11/chartex" xmlns:cx6="http://schemas.microsoft.com/office/drawing/2016/5/12/chartex" xmlns:cx7="http://schemas.microsoft.com/office/drawing/2016/5/13/chartex" xmlns:cx8="http://schemas.microsoft.com/office/drawing/2016/5/14/chartex" xmlns:mc="http://schemas.openxmlformats.org/markup-compatibility/2006" xmlns:aink="http://schemas.microsoft.com/office/drawing/2016/ink" xmlns:am3d="http://schemas.microsoft.com/office/drawing/2017/model3d" xmlns:o="urn:schemas-microsoft-com:office:office" xmlns:oel="http://schemas.microsoft.com/office/2019/extlst" xmlns:r="http://schemas.openxmlformats.org/officeDocument/2006/relationships" xmlns:m="http://schemas.openxmlformats.org/officeDocument/2006/math" xmlns:v="urn:schemas-microsoft-com:vml" xmlns:wp14="http://schemas.microsoft.com/office/word/2010/wordprocessingDrawing" xmlns:wp="http://schemas.openxmlformats.org/drawingml/2006/wordprocessingDrawing" xmlns:w10="urn:schemas-microsoft-com:office:word" xmlns:w="http://schemas.openxmlformats.org/wordprocessingml/2006/main" xmlns:w14="http://schemas.microsoft.com/office/word/2010/wordml" xmlns:w15="http://schemas.microsoft.com/office/word/2012/wordml" xmlns:w16cex="http://schemas.microsoft.com/office/word/2018/wordml/cex" xmlns:w16cid="http://schemas.microsoft.com/office/word/2016/wordml/cid" xmlns:w16="http://schemas.microsoft.com/office/word/2018/wordml" xmlns:w16sdtdh="http://schemas.microsoft.com/office/word/2020/wordml/sdtdatahash" xmlns:w16se="http://schemas.microsoft.com/office/word/2015/wordml/symex" xmlns:wpg="http://schemas.microsoft.com/office/word/2010/wordprocessingGroup" xmlns:wpi="http://schemas.microsoft.com/office/word/2010/wordprocessingInk" xmlns:wne="http://schemas.microsoft.com/office/word/2006/wordml" xmlns:wps="http://schemas.microsoft.com/office/word/2010/wordprocessingShape" mc:Ignorable="w14 w15 w16se w16cid w16 w16cex w16sdtdh wp14">
   <w:body>
     <w:p>
       <w:pPr>
@@ -21,14 +21,14 @@
         <w:tblLook w:val="0000" w:firstRow="0" w:lastRow="0" w:firstColumn="0" w:lastColumn="0" w:noHBand="0" w:noVBand="0"/>
       </w:tblPr>
       <w:tblGrid>
-        <w:gridCol w:w="3426"/>
-        <w:gridCol w:w="1810"/>
-        <w:gridCol w:w="3671"/>
+        <w:gridCol w:w="3130"/>
+        <w:gridCol w:w="1069"/>
+        <w:gridCol w:w="4708"/>
       </w:tblGrid>
       <w:tr>
         <w:tc>
           <w:tcPr>
-            <w:tcW w:w="3600" w:type="dxa"/>
+            <w:tcW w:w="3130" w:type="dxa"/>
           </w:tcPr>
           <w:p>
             <w:pPr>
@@ -39,14 +39,13 @@
               <w:rPr>
                 <w:b/>
                 <w:bCs/>
-                <w:sz w:val="28"/>
               </w:rPr>
             </w:pPr>
           </w:p>
         </w:tc>
         <w:tc>
           <w:tcPr>
-            <w:tcW w:w="1896" w:type="dxa"/>
+            <w:tcW w:w="1069" w:type="dxa"/>
           </w:tcPr>
           <w:p>
             <w:pPr>
@@ -57,26 +56,19 @@
               <w:rPr>
                 <w:b/>
                 <w:bCs/>
-                <w:sz w:val="28"/>
               </w:rPr>
             </w:pPr>
           </w:p>
         </w:tc>
         <w:tc>
           <w:tcPr>
-            <w:tcW w:w="3685" w:type="dxa"/>
-          </w:tcPr>
-          <w:p>
-            <w:pPr>
-              <w:jc w:val="center"/>
-              <w:rPr>
-                <w:sz w:val="28"/>
-              </w:rPr>
+            <w:tcW w:w="4708" w:type="dxa"/>
+          </w:tcPr>
+          <w:p>
+            <w:pPr>
+              <w:jc w:val="center"/>
             </w:pPr>
             <w:r>
-              <w:rPr>
-                <w:sz w:val="28"/>
-              </w:rPr>
               <w:t>УТВЕРЖДАЮ</w:t>
             </w:r>
           </w:p>
@@ -85,7 +77,7 @@
       <w:tr>
         <w:tc>
           <w:tcPr>
-            <w:tcW w:w="3600" w:type="dxa"/>
+            <w:tcW w:w="3130" w:type="dxa"/>
             <w:vAlign w:val="center"/>
           </w:tcPr>
           <w:p>
@@ -97,14 +89,13 @@
               <w:rPr>
                 <w:b/>
                 <w:bCs/>
-                <w:sz w:val="28"/>
               </w:rPr>
             </w:pPr>
           </w:p>
         </w:tc>
         <w:tc>
           <w:tcPr>
-            <w:tcW w:w="1896" w:type="dxa"/>
+            <w:tcW w:w="1069" w:type="dxa"/>
             <w:vAlign w:val="center"/>
           </w:tcPr>
           <w:p>
@@ -115,35 +106,25 @@
               <w:rPr>
                 <w:b/>
                 <w:bCs/>
-                <w:sz w:val="28"/>
               </w:rPr>
             </w:pPr>
           </w:p>
         </w:tc>
         <w:tc>
           <w:tcPr>
-            <w:tcW w:w="3685" w:type="dxa"/>
-            <w:vAlign w:val="center"/>
-          </w:tcPr>
-          <w:p>
-            <w:pPr>
-              <w:jc w:val="center"/>
-              <w:rPr>
-                <w:sz w:val="28"/>
-              </w:rPr>
+            <w:tcW w:w="4708" w:type="dxa"/>
+            <w:vAlign w:val="center"/>
+          </w:tcPr>
+          <w:p>
+            <w:pPr>
+              <w:jc w:val="center"/>
             </w:pPr>
             <w:r>
-              <w:rPr>
-                <w:sz w:val="28"/>
-              </w:rPr>
               <w:t xml:space="preserve">Начальник </w:t>
             </w:r>
             <w:proofErr w:type="spellStart"/>
             <w:proofErr w:type="gramStart"/>
             <w:r>
-              <w:rPr>
-                <w:sz w:val="28"/>
-              </w:rPr>
               <w:t>тех.отдела</w:t>
             </w:r>
             <w:proofErr w:type="spellEnd"/>
@@ -157,7 +138,7 @@
         </w:trPr>
         <w:tc>
           <w:tcPr>
-            <w:tcW w:w="3600" w:type="dxa"/>
+            <w:tcW w:w="3130" w:type="dxa"/>
             <w:vAlign w:val="center"/>
           </w:tcPr>
           <w:p>
@@ -169,14 +150,13 @@
               <w:rPr>
                 <w:b/>
                 <w:bCs/>
-                <w:sz w:val="28"/>
               </w:rPr>
             </w:pPr>
           </w:p>
         </w:tc>
         <w:tc>
           <w:tcPr>
-            <w:tcW w:w="1896" w:type="dxa"/>
+            <w:tcW w:w="1069" w:type="dxa"/>
             <w:vAlign w:val="center"/>
           </w:tcPr>
           <w:p>
@@ -187,14 +167,13 @@
               <w:rPr>
                 <w:b/>
                 <w:bCs/>
-                <w:sz w:val="28"/>
               </w:rPr>
             </w:pPr>
           </w:p>
         </w:tc>
         <w:tc>
           <w:tcPr>
-            <w:tcW w:w="3685" w:type="dxa"/>
+            <w:tcW w:w="4708" w:type="dxa"/>
             <w:vAlign w:val="center"/>
           </w:tcPr>
           <w:p>
@@ -203,28 +182,16 @@
                 <w:tab w:val="left" w:pos="5727"/>
               </w:tabs>
               <w:jc w:val="center"/>
-              <w:rPr>
-                <w:sz w:val="28"/>
-              </w:rPr>
             </w:pPr>
             <w:r>
-              <w:rPr>
-                <w:sz w:val="28"/>
-              </w:rPr>
               <w:t xml:space="preserve">_____________ </w:t>
             </w:r>
             <w:proofErr w:type="spellStart"/>
             <w:r>
-              <w:rPr>
-                <w:sz w:val="28"/>
-              </w:rPr>
               <w:t>Хххххх</w:t>
             </w:r>
             <w:proofErr w:type="spellEnd"/>
             <w:r>
-              <w:rPr>
-                <w:sz w:val="28"/>
-              </w:rPr>
               <w:t xml:space="preserve"> Х.Х.</w:t>
             </w:r>
           </w:p>
@@ -236,7 +203,7 @@
         </w:trPr>
         <w:tc>
           <w:tcPr>
-            <w:tcW w:w="3600" w:type="dxa"/>
+            <w:tcW w:w="3130" w:type="dxa"/>
             <w:vAlign w:val="center"/>
           </w:tcPr>
           <w:p>
@@ -248,14 +215,13 @@
               <w:rPr>
                 <w:b/>
                 <w:bCs/>
-                <w:sz w:val="28"/>
               </w:rPr>
             </w:pPr>
           </w:p>
         </w:tc>
         <w:tc>
           <w:tcPr>
-            <w:tcW w:w="1896" w:type="dxa"/>
+            <w:tcW w:w="1069" w:type="dxa"/>
             <w:vAlign w:val="center"/>
           </w:tcPr>
           <w:p>
@@ -270,7 +236,7 @@
         </w:tc>
         <w:tc>
           <w:tcPr>
-            <w:tcW w:w="3685" w:type="dxa"/>
+            <w:tcW w:w="4708" w:type="dxa"/>
             <w:vAlign w:val="center"/>
           </w:tcPr>
           <w:p>
@@ -279,28 +245,16 @@
                 <w:tab w:val="left" w:pos="5727"/>
               </w:tabs>
               <w:jc w:val="center"/>
-              <w:rPr>
-                <w:sz w:val="28"/>
-              </w:rPr>
             </w:pPr>
             <w:r>
-              <w:rPr>
-                <w:sz w:val="28"/>
-              </w:rPr>
               <w:t>“____</w:t>
             </w:r>
             <w:proofErr w:type="gramStart"/>
             <w:r>
-              <w:rPr>
-                <w:sz w:val="28"/>
-              </w:rPr>
               <w:t>_”_</w:t>
             </w:r>
             <w:proofErr w:type="gramEnd"/>
             <w:r>
-              <w:rPr>
-                <w:sz w:val="28"/>
-              </w:rPr>
               <w:t>___________20__</w:t>
             </w:r>
           </w:p>
@@ -309,149 +263,115 @@
     </w:tbl>
     <w:p>
       <w:pPr>
-        <w:jc w:val="center"/>
-        <w:rPr>
-          <w:b/>
-          <w:bCs/>
-          <w:sz w:val="28"/>
-        </w:rPr>
+        <w:pStyle w:val="a9"/>
       </w:pPr>
     </w:p>
     <w:p>
       <w:pPr>
-        <w:jc w:val="center"/>
-        <w:rPr>
-          <w:b/>
-          <w:bCs/>
-          <w:sz w:val="28"/>
-        </w:rPr>
+        <w:pStyle w:val="a9"/>
       </w:pPr>
     </w:p>
     <w:p>
       <w:pPr>
-        <w:jc w:val="center"/>
-        <w:rPr>
-          <w:b/>
-          <w:bCs/>
-          <w:sz w:val="28"/>
-        </w:rPr>
+        <w:pStyle w:val="a9"/>
       </w:pPr>
     </w:p>
     <w:p>
       <w:pPr>
-        <w:jc w:val="center"/>
-        <w:rPr>
-          <w:b/>
-          <w:bCs/>
-          <w:sz w:val="28"/>
-        </w:rPr>
-      </w:pPr>
-    </w:p>
-    <w:p>
-      <w:pPr>
-        <w:rPr>
-          <w:b/>
-          <w:bCs/>
-        </w:rPr>
-      </w:pPr>
-    </w:p>
-    <w:p>
-      <w:pPr>
-        <w:jc w:val="center"/>
-        <w:rPr>
-          <w:b/>
-          <w:bCs/>
-        </w:rPr>
-      </w:pPr>
-    </w:p>
-    <w:p>
-      <w:pPr>
-        <w:pStyle w:val="a6"/>
-        <w:rPr>
-          <w:lang w:val="en-US"/>
-        </w:rPr>
+        <w:pStyle w:val="aff5"/>
       </w:pPr>
       <w:r>
-        <w:rPr>
-          <w:lang w:val="en-US"/>
-        </w:rPr>
         <w:t>&lt;</w:t>
       </w:r>
       <w:r>
         <w:t>НАЗВАНИЕ</w:t>
       </w:r>
       <w:r>
-        <w:rPr>
-          <w:lang w:val="en-US"/>
-        </w:rPr>
         <w:t>&gt;</w:t>
       </w:r>
     </w:p>
     <w:p>
       <w:pPr>
+        <w:pStyle w:val="aff5"/>
+        <w:rPr>
+          <w:b/>
+        </w:rPr>
+      </w:pPr>
+    </w:p>
+    <w:p>
+      <w:pPr>
+        <w:pStyle w:val="aff5"/>
+      </w:pPr>
+      <w:r>
+        <w:t>Текст программы</w:t>
+      </w:r>
+    </w:p>
+    <w:p>
+      <w:pPr>
+        <w:pStyle w:val="aff5"/>
+        <w:rPr>
+          <w:b/>
+        </w:rPr>
+      </w:pPr>
+    </w:p>
+    <w:p>
+      <w:pPr>
+        <w:pStyle w:val="aff5"/>
+        <w:rPr>
+          <w:lang w:val="en-US"/>
+        </w:rPr>
+      </w:pPr>
+      <w:r>
+        <w:t>Лист утверждения</w:t>
+      </w:r>
+    </w:p>
+    <w:p>
+      <w:pPr>
+        <w:pStyle w:val="a0"/>
+        <w:rPr>
+          <w:lang w:val="en-US"/>
+        </w:rPr>
+      </w:pPr>
+    </w:p>
+    <w:p>
+      <w:pPr>
+        <w:pStyle w:val="aff5"/>
+      </w:pPr>
+      <w:r>
+        <w:t>&lt;номер</w:t>
+      </w:r>
+      <w:r>
+        <w:t>2</w:t>
+      </w:r>
+      <w:r>
+        <w:t>&gt;</w:t>
+      </w:r>
+      <w:r>
+        <w:t xml:space="preserve"> </w:t>
+      </w:r>
+      <w:r>
+        <w:t>12 01</w:t>
+      </w:r>
+      <w:r>
+        <w:t>-лу</w:t>
+      </w:r>
+    </w:p>
+    <w:p>
+      <w:pPr>
+        <w:rPr>
+          <w:b/>
+          <w:bCs/>
+          <w:sz w:val="32"/>
+        </w:rPr>
+      </w:pPr>
+    </w:p>
+    <w:p>
+      <w:pPr>
         <w:jc w:val="center"/>
         <w:rPr>
           <w:b/>
           <w:bCs/>
-          <w:caps/>
-          <w:sz w:val="28"/>
-        </w:rPr>
-      </w:pPr>
-    </w:p>
-    <w:p>
-      <w:pPr>
-        <w:jc w:val="center"/>
-        <w:rPr>
-          <w:b/>
-          <w:bCs/>
-          <w:caps/>
-          <w:sz w:val="36"/>
-        </w:rPr>
-      </w:pPr>
-      <w:r>
-        <w:rPr>
-          <w:b/>
-          <w:bCs/>
-          <w:sz w:val="36"/>
-        </w:rPr>
-        <w:t>Текст программы</w:t>
-      </w:r>
-    </w:p>
-    <w:p>
-      <w:pPr>
-        <w:rPr>
-          <w:b/>
-          <w:bCs/>
-          <w:sz w:val="28"/>
-        </w:rPr>
-      </w:pPr>
-    </w:p>
-    <w:p>
-      <w:pPr>
-        <w:jc w:val="center"/>
-        <w:rPr>
-          <w:b/>
-          <w:bCs/>
-          <w:sz w:val="36"/>
-        </w:rPr>
-      </w:pPr>
-      <w:r>
-        <w:rPr>
-          <w:b/>
-          <w:bCs/>
-          <w:sz w:val="36"/>
-        </w:rPr>
-        <w:t>Лист утверждения</w:t>
-      </w:r>
-    </w:p>
-    <w:p>
-      <w:pPr>
-        <w:jc w:val="center"/>
-        <w:rPr>
-          <w:b/>
-          <w:bCs/>
-          <w:caps/>
-          <w:sz w:val="44"/>
+          <w:sz w:val="32"/>
         </w:rPr>
       </w:pPr>
       <w:r>
@@ -459,23 +379,22 @@
           <w:b/>
           <w:bCs/>
           <w:noProof/>
-          <w:sz w:val="20"/>
         </w:rPr>
         <mc:AlternateContent>
           <mc:Choice Requires="wpg">
             <w:drawing>
-              <wp:anchor distT="0" distB="0" distL="114300" distR="114300" simplePos="0" relativeHeight="251658240" behindDoc="1" locked="0" layoutInCell="1" allowOverlap="1" wp14:anchorId="628A18AD" wp14:editId="46D7623B">
+              <wp:anchor distT="0" distB="0" distL="114300" distR="114300" simplePos="0" relativeHeight="251661312" behindDoc="1" locked="0" layoutInCell="1" allowOverlap="1" wp14:anchorId="3A5E0881" wp14:editId="75EE952D">
                 <wp:simplePos x="0" y="0"/>
-                <wp:positionH relativeFrom="leftMargin">
-                  <wp:align>right</wp:align>
+                <wp:positionH relativeFrom="margin">
+                  <wp:align>left</wp:align>
                 </wp:positionH>
                 <wp:positionV relativeFrom="paragraph">
-                  <wp:posOffset>302895</wp:posOffset>
+                  <wp:posOffset>45523</wp:posOffset>
                 </wp:positionV>
-                <wp:extent cx="431800" cy="5241290"/>
-                <wp:effectExtent l="19050" t="19050" r="25400" b="35560"/>
+                <wp:extent cx="431800" cy="5311775"/>
+                <wp:effectExtent l="19050" t="19050" r="25400" b="22225"/>
                 <wp:wrapNone/>
-                <wp:docPr id="18" name="Page_ 1_GropS"/>
+                <wp:docPr id="76" name="Page_ 1_GropS"/>
                 <wp:cNvGraphicFramePr>
                   <a:graphicFrameLocks xmlns:a="http://schemas.openxmlformats.org/drawingml/2006/main"/>
                 </wp:cNvGraphicFramePr>
@@ -488,13 +407,13 @@
                       <wpg:grpSpPr bwMode="auto">
                         <a:xfrm>
                           <a:off x="0" y="0"/>
-                          <a:ext cx="431800" cy="5241290"/>
+                          <a:ext cx="431800" cy="5311775"/>
                           <a:chOff x="397" y="8323"/>
                           <a:chExt cx="680" cy="8254"/>
                         </a:xfrm>
                       </wpg:grpSpPr>
                       <wps:wsp>
-                        <wps:cNvPr id="19" name="Page_ 1_B1"/>
+                        <wps:cNvPr id="77" name="Page_ 1_B1"/>
                         <wps:cNvCnPr>
                           <a:cxnSpLocks noChangeShapeType="1"/>
                         </wps:cNvCnPr>
@@ -526,7 +445,7 @@
                         <wps:bodyPr/>
                       </wps:wsp>
                       <wps:wsp>
-                        <wps:cNvPr id="20" name="Page_ 1_B2"/>
+                        <wps:cNvPr id="78" name="Page_ 1_B2"/>
                         <wps:cNvCnPr>
                           <a:cxnSpLocks noChangeShapeType="1"/>
                         </wps:cNvCnPr>
@@ -558,7 +477,7 @@
                         <wps:bodyPr/>
                       </wps:wsp>
                       <wps:wsp>
-                        <wps:cNvPr id="21" name="Page_ 1_B3"/>
+                        <wps:cNvPr id="79" name="Page_ 1_B3"/>
                         <wps:cNvCnPr>
                           <a:cxnSpLocks noChangeShapeType="1"/>
                         </wps:cNvCnPr>
@@ -590,7 +509,7 @@
                         <wps:bodyPr/>
                       </wps:wsp>
                       <wps:wsp>
-                        <wps:cNvPr id="22" name="Page_ 1_B4"/>
+                        <wps:cNvPr id="80" name="Page_ 1_B4"/>
                         <wps:cNvCnPr>
                           <a:cxnSpLocks noChangeShapeType="1"/>
                         </wps:cNvCnPr>
@@ -622,7 +541,7 @@
                         <wps:bodyPr/>
                       </wps:wsp>
                       <wps:wsp>
-                        <wps:cNvPr id="23" name="Page_ 1_B5"/>
+                        <wps:cNvPr id="81" name="Page_ 1_B5"/>
                         <wps:cNvCnPr>
                           <a:cxnSpLocks noChangeShapeType="1"/>
                         </wps:cNvCnPr>
@@ -654,7 +573,7 @@
                         <wps:bodyPr/>
                       </wps:wsp>
                       <wps:wsp>
-                        <wps:cNvPr id="24" name="Page_ 1_B6"/>
+                        <wps:cNvPr id="82" name="Page_ 1_B6"/>
                         <wps:cNvCnPr>
                           <a:cxnSpLocks noChangeShapeType="1"/>
                         </wps:cNvCnPr>
@@ -686,7 +605,7 @@
                         <wps:bodyPr/>
                       </wps:wsp>
                       <wps:wsp>
-                        <wps:cNvPr id="25" name="Page_ 1_B7"/>
+                        <wps:cNvPr id="83" name="Page_ 1_B7"/>
                         <wps:cNvCnPr>
                           <a:cxnSpLocks noChangeShapeType="1"/>
                         </wps:cNvCnPr>
@@ -718,7 +637,7 @@
                         <wps:bodyPr/>
                       </wps:wsp>
                       <wps:wsp>
-                        <wps:cNvPr id="26" name="Page_ 1_B8"/>
+                        <wps:cNvPr id="84" name="Page_ 1_B8"/>
                         <wps:cNvCnPr>
                           <a:cxnSpLocks noChangeShapeType="1"/>
                         </wps:cNvCnPr>
@@ -750,7 +669,7 @@
                         <wps:bodyPr/>
                       </wps:wsp>
                       <wps:wsp>
-                        <wps:cNvPr id="27" name="Page_ 1_B9"/>
+                        <wps:cNvPr id="85" name="Page_ 1_B9"/>
                         <wps:cNvCnPr>
                           <a:cxnSpLocks noChangeShapeType="1"/>
                         </wps:cNvCnPr>
@@ -782,7 +701,7 @@
                         <wps:bodyPr/>
                       </wps:wsp>
                       <wps:wsp>
-                        <wps:cNvPr id="28" name="Page_ 1_NB1"/>
+                        <wps:cNvPr id="86" name="Page_ 1_NB1"/>
                         <wps:cNvSpPr txBox="1">
                           <a:spLocks noChangeArrowheads="1"/>
                         </wps:cNvSpPr>
@@ -825,11 +744,15 @@
                                 <w:jc w:val="center"/>
                                 <w:rPr>
                                   <w:sz w:val="20"/>
+                                  <w:szCs w:val="20"/>
                                 </w:rPr>
                               </w:pPr>
                               <w:r>
                                 <w:rPr>
+                                  <w:b/>
+                                  <w:bCs/>
                                   <w:sz w:val="20"/>
+                                  <w:szCs w:val="20"/>
                                 </w:rPr>
                                 <w:t>Инв. № подл.</w:t>
                               </w:r>
@@ -841,7 +764,7 @@
                         </wps:bodyPr>
                       </wps:wsp>
                       <wps:wsp>
-                        <wps:cNvPr id="29" name="Page_ 1_NB2"/>
+                        <wps:cNvPr id="87" name="Page_ 1_NB2"/>
                         <wps:cNvSpPr txBox="1">
                           <a:spLocks noChangeArrowheads="1"/>
                         </wps:cNvSpPr>
@@ -884,11 +807,15 @@
                                 <w:jc w:val="center"/>
                                 <w:rPr>
                                   <w:sz w:val="20"/>
+                                  <w:szCs w:val="20"/>
                                 </w:rPr>
                               </w:pPr>
                               <w:r>
                                 <w:rPr>
+                                  <w:b/>
+                                  <w:bCs/>
                                   <w:sz w:val="20"/>
+                                  <w:szCs w:val="20"/>
                                 </w:rPr>
                                 <w:t>Подпись и дата</w:t>
                               </w:r>
@@ -900,7 +827,7 @@
                         </wps:bodyPr>
                       </wps:wsp>
                       <wps:wsp>
-                        <wps:cNvPr id="30" name="Page_ 1_NB3"/>
+                        <wps:cNvPr id="88" name="Page_ 1_NB3"/>
                         <wps:cNvSpPr txBox="1">
                           <a:spLocks noChangeArrowheads="1"/>
                         </wps:cNvSpPr>
@@ -943,19 +870,26 @@
                                 <w:jc w:val="center"/>
                                 <w:rPr>
                                   <w:sz w:val="20"/>
+                                  <w:szCs w:val="20"/>
                                 </w:rPr>
                               </w:pPr>
                               <w:proofErr w:type="spellStart"/>
                               <w:r>
                                 <w:rPr>
+                                  <w:b/>
+                                  <w:bCs/>
                                   <w:sz w:val="20"/>
+                                  <w:szCs w:val="20"/>
                                 </w:rPr>
                                 <w:t>Взам</w:t>
                               </w:r>
                               <w:proofErr w:type="spellEnd"/>
                               <w:r>
                                 <w:rPr>
+                                  <w:b/>
+                                  <w:bCs/>
                                   <w:sz w:val="20"/>
+                                  <w:szCs w:val="20"/>
                                 </w:rPr>
                                 <w:t>. инв. №</w:t>
                               </w:r>
@@ -967,7 +901,7 @@
                         </wps:bodyPr>
                       </wps:wsp>
                       <wps:wsp>
-                        <wps:cNvPr id="31" name="Page_ 1_NB4"/>
+                        <wps:cNvPr id="89" name="Page_ 1_NB4"/>
                         <wps:cNvSpPr txBox="1">
                           <a:spLocks noChangeArrowheads="1"/>
                         </wps:cNvSpPr>
@@ -1010,25 +944,35 @@
                                 <w:jc w:val="center"/>
                                 <w:rPr>
                                   <w:sz w:val="20"/>
+                                  <w:szCs w:val="20"/>
                                 </w:rPr>
                               </w:pPr>
                               <w:r>
                                 <w:rPr>
+                                  <w:b/>
+                                  <w:bCs/>
                                   <w:sz w:val="20"/>
+                                  <w:szCs w:val="20"/>
                                 </w:rPr>
                                 <w:t xml:space="preserve">Инв. № </w:t>
                               </w:r>
                               <w:proofErr w:type="spellStart"/>
                               <w:r>
                                 <w:rPr>
+                                  <w:b/>
+                                  <w:bCs/>
                                   <w:sz w:val="20"/>
+                                  <w:szCs w:val="20"/>
                                 </w:rPr>
                                 <w:t>дубл</w:t>
                               </w:r>
                               <w:proofErr w:type="spellEnd"/>
                               <w:r>
                                 <w:rPr>
+                                  <w:b/>
+                                  <w:bCs/>
                                   <w:sz w:val="20"/>
+                                  <w:szCs w:val="20"/>
                                 </w:rPr>
                                 <w:t>.</w:t>
                               </w:r>
@@ -1040,7 +984,7 @@
                         </wps:bodyPr>
                       </wps:wsp>
                       <wps:wsp>
-                        <wps:cNvPr id="32" name="Page_ 1_NB5"/>
+                        <wps:cNvPr id="90" name="Page_ 1_NB5"/>
                         <wps:cNvSpPr txBox="1">
                           <a:spLocks noChangeArrowheads="1"/>
                         </wps:cNvSpPr>
@@ -1083,11 +1027,15 @@
                                 <w:jc w:val="center"/>
                                 <w:rPr>
                                   <w:sz w:val="20"/>
+                                  <w:szCs w:val="20"/>
                                 </w:rPr>
                               </w:pPr>
                               <w:r>
                                 <w:rPr>
+                                  <w:b/>
+                                  <w:bCs/>
                                   <w:sz w:val="20"/>
+                                  <w:szCs w:val="20"/>
                                 </w:rPr>
                                 <w:t>Подпись и дата</w:t>
                               </w:r>
@@ -1112,21 +1060,21 @@
           </mc:Choice>
           <mc:Fallback>
             <w:pict>
-              <v:group w14:anchorId="628A18AD" id="Page_ 1_GropS" o:spid="_x0000_s1026" style="position:absolute;left:0;text-align:left;margin-left:-17.2pt;margin-top:23.85pt;width:34pt;height:412.7pt;z-index:-251658240;mso-position-horizontal:right;mso-position-horizontal-relative:left-margin-area" coordorigin="397,8323" coordsize="680,8254" o:gfxdata="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">
-                <v:line id="Page_ 1_B1" o:spid="_x0000_s1027" style="position:absolute;visibility:visible;mso-wrap-style:square" from="397,8323" to="397,16577" o:connectortype="straight" o:gfxdata="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" strokeweight="2.25pt"/>
-                <v:line id="Page_ 1_B2" o:spid="_x0000_s1028" style="position:absolute;visibility:visible;mso-wrap-style:square" from="397,8334" to="1077,8334" o:connectortype="straight" o:gfxdata="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" strokeweight="2.25pt"/>
-                <v:line id="Page_ 1_B3" o:spid="_x0000_s1029" style="position:absolute;visibility:visible;mso-wrap-style:square" from="397,16554" to="1077,16554" o:connectortype="straight" o:gfxdata="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" strokeweight="2.25pt"/>
-                <v:line id="Page_ 1_B4" o:spid="_x0000_s1030" style="position:absolute;visibility:visible;mso-wrap-style:square" from="397,15137" to="1077,15137" o:connectortype="straight" o:gfxdata="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" strokeweight="2.25pt"/>
-                <v:line id="Page_ 1_B5" o:spid="_x0000_s1031" style="position:absolute;visibility:visible;mso-wrap-style:square" from="397,13153" to="1077,13153" o:connectortype="straight" o:gfxdata="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" strokeweight="2.25pt"/>
-                <v:line id="Page_ 1_B6" o:spid="_x0000_s1032" style="position:absolute;visibility:visible;mso-wrap-style:square" from="397,11735" to="1077,11735" o:connectortype="straight" o:gfxdata="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" strokeweight="2.25pt"/>
-                <v:line id="Page_ 1_B7" o:spid="_x0000_s1033" style="position:absolute;visibility:visible;mso-wrap-style:square" from="397,10318" to="1077,10318" o:connectortype="straight" o:gfxdata="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" strokeweight="2.25pt"/>
-                <v:line id="Page_ 1_B8" o:spid="_x0000_s1034" style="position:absolute;visibility:visible;mso-wrap-style:square" from="680,8334" to="680,16554" o:connectortype="straight" o:gfxdata="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" strokeweight="2.25pt"/>
-                <v:line id="Page_ 1_B9" o:spid="_x0000_s1035" style="position:absolute;visibility:visible;mso-wrap-style:square" from="1077,8323" to="1077,16577" o:connectortype="straight" o:gfxdata="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" strokeweight="2.25pt"/>
+              <v:group w14:anchorId="3A5E0881" id="Page_ 1_GropS" o:spid="_x0000_s1026" style="position:absolute;left:0;text-align:left;margin-left:0;margin-top:3.6pt;width:34pt;height:418.25pt;z-index:-251655168;mso-position-horizontal:left;mso-position-horizontal-relative:margin" coordorigin="397,8323" coordsize="680,8254" o:gfxdata="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">
+                <v:line id="Page_ 1_B1" o:spid="_x0000_s1027" style="position:absolute;visibility:visible;mso-wrap-style:square" from="397,8323" to="397,16577" o:connectortype="straight" o:gfxdata="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" strokeweight="2.25pt"/>
+                <v:line id="Page_ 1_B2" o:spid="_x0000_s1028" style="position:absolute;visibility:visible;mso-wrap-style:square" from="397,8334" to="1077,8334" o:connectortype="straight" o:gfxdata="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" strokeweight="2.25pt"/>
+                <v:line id="Page_ 1_B3" o:spid="_x0000_s1029" style="position:absolute;visibility:visible;mso-wrap-style:square" from="397,16554" to="1077,16554" o:connectortype="straight" o:gfxdata="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" strokeweight="2.25pt"/>
+                <v:line id="Page_ 1_B4" o:spid="_x0000_s1030" style="position:absolute;visibility:visible;mso-wrap-style:square" from="397,15137" to="1077,15137" o:connectortype="straight" o:gfxdata="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" strokeweight="2.25pt"/>
+                <v:line id="Page_ 1_B5" o:spid="_x0000_s1031" style="position:absolute;visibility:visible;mso-wrap-style:square" from="397,13153" to="1077,13153" o:connectortype="straight" o:gfxdata="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" strokeweight="2.25pt"/>
+                <v:line id="Page_ 1_B6" o:spid="_x0000_s1032" style="position:absolute;visibility:visible;mso-wrap-style:square" from="397,11735" to="1077,11735" o:connectortype="straight" o:gfxdata="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" strokeweight="2.25pt"/>
+                <v:line id="Page_ 1_B7" o:spid="_x0000_s1033" style="position:absolute;visibility:visible;mso-wrap-style:square" from="397,10318" to="1077,10318" o:connectortype="straight" o:gfxdata="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" strokeweight="2.25pt"/>
+                <v:line id="Page_ 1_B8" o:spid="_x0000_s1034" style="position:absolute;visibility:visible;mso-wrap-style:square" from="680,8334" to="680,16554" o:connectortype="straight" o:gfxdata="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" strokeweight="2.25pt"/>
+                <v:line id="Page_ 1_B9" o:spid="_x0000_s1035" style="position:absolute;visibility:visible;mso-wrap-style:square" from="1077,8323" to="1077,16577" o:connectortype="straight" o:gfxdata="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" strokeweight="2.25pt"/>
                 <v:shapetype id="_x0000_t202" coordsize="21600,21600" o:spt="202" path="m,l,21600r21600,l21600,xe">
                   <v:stroke joinstyle="miter"/>
                   <v:path gradientshapeok="t" o:connecttype="rect"/>
                 </v:shapetype>
-                <v:shape id="Page_ 1_NB1" o:spid="_x0000_s1036" type="#_x0000_t202" style="position:absolute;left:397;top:15137;width:283;height:1417;visibility:visible;mso-wrap-style:square;v-text-anchor:top" o:gfxdata="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" filled="f" stroked="f">
+                <v:shape id="Page_ 1_NB1" o:spid="_x0000_s1036" type="#_x0000_t202" style="position:absolute;left:397;top:15137;width:283;height:1417;visibility:visible;mso-wrap-style:square;v-text-anchor:top" o:gfxdata="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" filled="f" stroked="f">
                   <v:textbox style="layout-flow:vertical;mso-layout-flow-alt:bottom-to-top" inset="1pt,2pt,0,0">
                     <w:txbxContent>
                       <w:p>
@@ -1134,11 +1082,15 @@
                           <w:jc w:val="center"/>
                           <w:rPr>
                             <w:sz w:val="20"/>
+                            <w:szCs w:val="20"/>
                           </w:rPr>
                         </w:pPr>
                         <w:r>
                           <w:rPr>
+                            <w:b/>
+                            <w:bCs/>
                             <w:sz w:val="20"/>
+                            <w:szCs w:val="20"/>
                           </w:rPr>
                           <w:t>Инв. № подл.</w:t>
                         </w:r>
@@ -1146,7 +1098,7 @@
                     </w:txbxContent>
                   </v:textbox>
                 </v:shape>
-                <v:shape id="Page_ 1_NB2" o:spid="_x0000_s1037" type="#_x0000_t202" style="position:absolute;left:397;top:13153;width:283;height:1984;visibility:visible;mso-wrap-style:square;v-text-anchor:top" o:gfxdata="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" filled="f" stroked="f">
+                <v:shape id="Page_ 1_NB2" o:spid="_x0000_s1037" type="#_x0000_t202" style="position:absolute;left:397;top:13153;width:283;height:1984;visibility:visible;mso-wrap-style:square;v-text-anchor:top" o:gfxdata="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" filled="f" stroked="f">
                   <v:textbox style="layout-flow:vertical;mso-layout-flow-alt:bottom-to-top" inset="1pt,4pt,0,0">
                     <w:txbxContent>
                       <w:p>
@@ -1154,11 +1106,15 @@
                           <w:jc w:val="center"/>
                           <w:rPr>
                             <w:sz w:val="20"/>
+                            <w:szCs w:val="20"/>
                           </w:rPr>
                         </w:pPr>
                         <w:r>
                           <w:rPr>
+                            <w:b/>
+                            <w:bCs/>
                             <w:sz w:val="20"/>
+                            <w:szCs w:val="20"/>
                           </w:rPr>
                           <w:t>Подпись и дата</w:t>
                         </w:r>
@@ -1166,7 +1122,7 @@
                     </w:txbxContent>
                   </v:textbox>
                 </v:shape>
-                <v:shape id="Page_ 1_NB3" o:spid="_x0000_s1038" type="#_x0000_t202" style="position:absolute;left:397;top:11735;width:283;height:1418;visibility:visible;mso-wrap-style:square;v-text-anchor:top" o:gfxdata="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" filled="f" stroked="f">
+                <v:shape id="Page_ 1_NB3" o:spid="_x0000_s1038" type="#_x0000_t202" style="position:absolute;left:397;top:11735;width:283;height:1418;visibility:visible;mso-wrap-style:square;v-text-anchor:top" o:gfxdata="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" filled="f" stroked="f">
                   <v:textbox style="layout-flow:vertical;mso-layout-flow-alt:bottom-to-top" inset="1pt,4pt,0,0">
                     <w:txbxContent>
                       <w:p>
@@ -1174,19 +1130,26 @@
                           <w:jc w:val="center"/>
                           <w:rPr>
                             <w:sz w:val="20"/>
+                            <w:szCs w:val="20"/>
                           </w:rPr>
                         </w:pPr>
                         <w:proofErr w:type="spellStart"/>
                         <w:r>
                           <w:rPr>
+                            <w:b/>
+                            <w:bCs/>
                             <w:sz w:val="20"/>
+                            <w:szCs w:val="20"/>
                           </w:rPr>
                           <w:t>Взам</w:t>
                         </w:r>
                         <w:proofErr w:type="spellEnd"/>
                         <w:r>
                           <w:rPr>
+                            <w:b/>
+                            <w:bCs/>
                             <w:sz w:val="20"/>
+                            <w:szCs w:val="20"/>
                           </w:rPr>
                           <w:t>. инв. №</w:t>
                         </w:r>
@@ -1194,7 +1157,7 @@
                     </w:txbxContent>
                   </v:textbox>
                 </v:shape>
-                <v:shape id="Page_ 1_NB4" o:spid="_x0000_s1039" type="#_x0000_t202" style="position:absolute;left:397;top:10318;width:283;height:1417;visibility:visible;mso-wrap-style:square;v-text-anchor:top" o:gfxdata="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" filled="f" stroked="f">
+                <v:shape id="Page_ 1_NB4" o:spid="_x0000_s1039" type="#_x0000_t202" style="position:absolute;left:397;top:10318;width:283;height:1417;visibility:visible;mso-wrap-style:square;v-text-anchor:top" o:gfxdata="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" filled="f" stroked="f">
                   <v:textbox style="layout-flow:vertical;mso-layout-flow-alt:bottom-to-top" inset="1pt,3pt,0,0">
                     <w:txbxContent>
                       <w:p>
@@ -1202,25 +1165,35 @@
                           <w:jc w:val="center"/>
                           <w:rPr>
                             <w:sz w:val="20"/>
+                            <w:szCs w:val="20"/>
                           </w:rPr>
                         </w:pPr>
                         <w:r>
                           <w:rPr>
+                            <w:b/>
+                            <w:bCs/>
                             <w:sz w:val="20"/>
+                            <w:szCs w:val="20"/>
                           </w:rPr>
                           <w:t xml:space="preserve">Инв. № </w:t>
                         </w:r>
                         <w:proofErr w:type="spellStart"/>
                         <w:r>
                           <w:rPr>
+                            <w:b/>
+                            <w:bCs/>
                             <w:sz w:val="20"/>
+                            <w:szCs w:val="20"/>
                           </w:rPr>
                           <w:t>дубл</w:t>
                         </w:r>
                         <w:proofErr w:type="spellEnd"/>
                         <w:r>
                           <w:rPr>
+                            <w:b/>
+                            <w:bCs/>
                             <w:sz w:val="20"/>
+                            <w:szCs w:val="20"/>
                           </w:rPr>
                           <w:t>.</w:t>
                         </w:r>
@@ -1228,7 +1201,7 @@
                     </w:txbxContent>
                   </v:textbox>
                 </v:shape>
-                <v:shape id="Page_ 1_NB5" o:spid="_x0000_s1040" type="#_x0000_t202" style="position:absolute;left:397;top:8334;width:283;height:1984;visibility:visible;mso-wrap-style:square;v-text-anchor:top" o:gfxdata="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" filled="f" stroked="f">
+                <v:shape id="Page_ 1_NB5" o:spid="_x0000_s1040" type="#_x0000_t202" style="position:absolute;left:397;top:8334;width:283;height:1984;visibility:visible;mso-wrap-style:square;v-text-anchor:top" o:gfxdata="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" filled="f" stroked="f">
                   <v:textbox style="layout-flow:vertical;mso-layout-flow-alt:bottom-to-top" inset="1pt,4pt,0,0">
                     <w:txbxContent>
                       <w:p>
@@ -1236,11 +1209,15 @@
                           <w:jc w:val="center"/>
                           <w:rPr>
                             <w:sz w:val="20"/>
+                            <w:szCs w:val="20"/>
                           </w:rPr>
                         </w:pPr>
                         <w:r>
                           <w:rPr>
+                            <w:b/>
+                            <w:bCs/>
                             <w:sz w:val="20"/>
+                            <w:szCs w:val="20"/>
                           </w:rPr>
                           <w:t>Подпись и дата</w:t>
                         </w:r>
@@ -1254,258 +1231,6 @@
           </mc:Fallback>
         </mc:AlternateContent>
       </w:r>
-      <w:r>
-        <w:rPr>
-          <w:b/>
-          <w:bCs/>
-          <w:sz w:val="44"/>
-        </w:rPr>
-        <w:fldChar w:fldCharType="begin"/>
-      </w:r>
-      <w:r>
-        <w:rPr>
-          <w:b/>
-          <w:bCs/>
-          <w:sz w:val="44"/>
-        </w:rPr>
-        <w:instrText xml:space="preserve"> ASK </w:instrText>
-      </w:r>
-      <w:r>
-        <w:rPr>
-          <w:b/>
-          <w:bCs/>
-          <w:i/>
-          <w:iCs/>
-          <w:sz w:val="44"/>
-        </w:rPr>
-        <w:instrText>ДецНомер</w:instrText>
-      </w:r>
-      <w:r>
-        <w:rPr>
-          <w:b/>
-          <w:bCs/>
-          <w:sz w:val="44"/>
-        </w:rPr>
-        <w:instrText xml:space="preserve"> "</w:instrText>
-      </w:r>
-      <w:r>
-        <w:rPr>
-          <w:b/>
-          <w:bCs/>
-          <w:i/>
-          <w:iCs/>
-          <w:sz w:val="44"/>
-        </w:rPr>
-        <w:instrText>Децимеальный номер</w:instrText>
-      </w:r>
-      <w:r>
-        <w:rPr>
-          <w:b/>
-          <w:bCs/>
-          <w:sz w:val="44"/>
-        </w:rPr>
-        <w:instrText xml:space="preserve"> " \d "</w:instrText>
-      </w:r>
-      <w:r>
-        <w:rPr>
-          <w:b/>
-          <w:bCs/>
-          <w:sz w:val="36"/>
-        </w:rPr>
-        <w:instrText>А.В.00001-01 34 01</w:instrText>
-      </w:r>
-      <w:r>
-        <w:rPr>
-          <w:b/>
-          <w:bCs/>
-          <w:sz w:val="44"/>
-        </w:rPr>
-        <w:instrText>"</w:instrText>
-      </w:r>
-      <w:r>
-        <w:rPr>
-          <w:b/>
-          <w:bCs/>
-          <w:sz w:val="44"/>
-        </w:rPr>
-        <w:fldChar w:fldCharType="separate"/>
-      </w:r>
-      <w:bookmarkStart w:id="0" w:name="ДецНомер"/>
-      <w:bookmarkStart w:id="1" w:name="Закладка"/>
-      <w:r>
-        <w:rPr>
-          <w:b/>
-          <w:bCs/>
-          <w:sz w:val="44"/>
-        </w:rPr>
-        <w:t>А.В.00001-01 34 01</w:t>
-      </w:r>
-      <w:bookmarkEnd w:id="0"/>
-      <w:bookmarkEnd w:id="1"/>
-      <w:r>
-        <w:rPr>
-          <w:b/>
-          <w:bCs/>
-          <w:sz w:val="44"/>
-        </w:rPr>
-        <w:fldChar w:fldCharType="end"/>
-      </w:r>
-    </w:p>
-    <w:p>
-      <w:pPr>
-        <w:jc w:val="center"/>
-        <w:rPr>
-          <w:b/>
-          <w:bCs/>
-          <w:caps/>
-          <w:sz w:val="36"/>
-        </w:rPr>
-      </w:pPr>
-      <w:r>
-        <w:rPr>
-          <w:b/>
-          <w:bCs/>
-          <w:caps/>
-          <w:sz w:val="36"/>
-        </w:rPr>
-        <w:fldChar w:fldCharType="begin"/>
-      </w:r>
-      <w:r>
-        <w:rPr>
-          <w:b/>
-          <w:bCs/>
-          <w:caps/>
-          <w:sz w:val="36"/>
-        </w:rPr>
-        <w:instrText xml:space="preserve"> REF </w:instrText>
-      </w:r>
-      <w:r>
-        <w:rPr>
-          <w:b/>
-          <w:bCs/>
-          <w:i/>
-          <w:iCs/>
-          <w:sz w:val="36"/>
-        </w:rPr>
-        <w:instrText>ДецНомер</w:instrText>
-      </w:r>
-      <w:r>
-        <w:rPr>
-          <w:b/>
-          <w:bCs/>
-          <w:caps/>
-          <w:sz w:val="36"/>
-        </w:rPr>
-        <w:instrText xml:space="preserve">  \* MERGEFORMAT </w:instrText>
-      </w:r>
-      <w:r>
-        <w:rPr>
-          <w:b/>
-          <w:bCs/>
-          <w:caps/>
-          <w:sz w:val="36"/>
-        </w:rPr>
-        <w:fldChar w:fldCharType="separate"/>
-      </w:r>
-      <w:r>
-        <w:t xml:space="preserve"> </w:t>
-      </w:r>
-      <w:r>
-        <w:rPr>
-          <w:b/>
-          <w:bCs/>
-          <w:sz w:val="36"/>
-        </w:rPr>
-        <w:t>&lt;</w:t>
-      </w:r>
-      <w:r>
-        <w:rPr>
-          <w:b/>
-          <w:bCs/>
-          <w:sz w:val="36"/>
-        </w:rPr>
-        <w:t>номе</w:t>
-      </w:r>
-      <w:r>
-        <w:rPr>
-          <w:b/>
-          <w:bCs/>
-          <w:sz w:val="36"/>
-          <w:lang w:val="en-US"/>
-        </w:rPr>
-        <w:t>2</w:t>
-      </w:r>
-      <w:r>
-        <w:rPr>
-          <w:b/>
-          <w:bCs/>
-          <w:sz w:val="36"/>
-        </w:rPr>
-        <w:t>р</w:t>
-      </w:r>
-      <w:r>
-        <w:rPr>
-          <w:b/>
-          <w:bCs/>
-          <w:sz w:val="36"/>
-        </w:rPr>
-        <w:t>&gt;</w:t>
-      </w:r>
-      <w:r>
-        <w:rPr>
-          <w:b/>
-          <w:bCs/>
-          <w:caps/>
-          <w:sz w:val="36"/>
-        </w:rPr>
-        <w:fldChar w:fldCharType="end"/>
-      </w:r>
-      <w:r>
-        <w:rPr>
-          <w:b/>
-          <w:bCs/>
-          <w:caps/>
-          <w:sz w:val="36"/>
-        </w:rPr>
-        <w:t xml:space="preserve"> </w:t>
-      </w:r>
-      <w:r>
-        <w:rPr>
-          <w:b/>
-          <w:bCs/>
-          <w:caps/>
-          <w:sz w:val="36"/>
-        </w:rPr>
-        <w:t>12 01</w:t>
-      </w:r>
-      <w:r>
-        <w:rPr>
-          <w:b/>
-          <w:bCs/>
-          <w:caps/>
-          <w:sz w:val="36"/>
-        </w:rPr>
-        <w:t>-лу</w:t>
-      </w:r>
-    </w:p>
-    <w:p>
-      <w:pPr>
-        <w:rPr>
-          <w:b/>
-          <w:bCs/>
-          <w:sz w:val="32"/>
-        </w:rPr>
-      </w:pPr>
-    </w:p>
-    <w:p>
-      <w:pPr>
-        <w:jc w:val="center"/>
-        <w:rPr>
-          <w:b/>
-          <w:bCs/>
-          <w:sz w:val="32"/>
-        </w:rPr>
-      </w:pPr>
     </w:p>
     <w:p>
       <w:pPr>
@@ -1523,14 +1248,14 @@
         <w:tblLook w:val="0000" w:firstRow="0" w:lastRow="0" w:firstColumn="0" w:lastColumn="0" w:noHBand="0" w:noVBand="0"/>
       </w:tblPr>
       <w:tblGrid>
-        <w:gridCol w:w="3420"/>
-        <w:gridCol w:w="1816"/>
-        <w:gridCol w:w="3671"/>
+        <w:gridCol w:w="3125"/>
+        <w:gridCol w:w="932"/>
+        <w:gridCol w:w="4850"/>
       </w:tblGrid>
       <w:tr>
         <w:tc>
           <w:tcPr>
-            <w:tcW w:w="3594" w:type="dxa"/>
+            <w:tcW w:w="3125" w:type="dxa"/>
             <w:vAlign w:val="center"/>
           </w:tcPr>
           <w:p>
@@ -1542,14 +1267,13 @@
               <w:rPr>
                 <w:b/>
                 <w:bCs/>
-                <w:sz w:val="28"/>
               </w:rPr>
             </w:pPr>
           </w:p>
         </w:tc>
         <w:tc>
           <w:tcPr>
-            <w:tcW w:w="1902" w:type="dxa"/>
+            <w:tcW w:w="932" w:type="dxa"/>
             <w:vAlign w:val="center"/>
           </w:tcPr>
           <w:p>
@@ -1560,14 +1284,13 @@
               <w:rPr>
                 <w:b/>
                 <w:bCs/>
-                <w:sz w:val="28"/>
               </w:rPr>
             </w:pPr>
           </w:p>
         </w:tc>
         <w:tc>
           <w:tcPr>
-            <w:tcW w:w="3685" w:type="dxa"/>
+            <w:tcW w:w="4850" w:type="dxa"/>
             <w:vAlign w:val="center"/>
           </w:tcPr>
           <w:p>
@@ -1576,14 +1299,8 @@
                 <w:tab w:val="left" w:pos="5727"/>
               </w:tabs>
               <w:jc w:val="center"/>
-              <w:rPr>
-                <w:sz w:val="28"/>
-              </w:rPr>
             </w:pPr>
             <w:r>
-              <w:rPr>
-                <w:sz w:val="28"/>
-              </w:rPr>
               <w:t>Руководитель разработки</w:t>
             </w:r>
           </w:p>
@@ -1592,7 +1309,7 @@
       <w:tr>
         <w:tc>
           <w:tcPr>
-            <w:tcW w:w="3594" w:type="dxa"/>
+            <w:tcW w:w="3125" w:type="dxa"/>
             <w:vAlign w:val="center"/>
           </w:tcPr>
           <w:p>
@@ -1604,14 +1321,13 @@
               <w:rPr>
                 <w:b/>
                 <w:bCs/>
-                <w:sz w:val="28"/>
               </w:rPr>
             </w:pPr>
           </w:p>
         </w:tc>
         <w:tc>
           <w:tcPr>
-            <w:tcW w:w="1902" w:type="dxa"/>
+            <w:tcW w:w="932" w:type="dxa"/>
             <w:vAlign w:val="center"/>
           </w:tcPr>
           <w:p>
@@ -1622,14 +1338,13 @@
               <w:rPr>
                 <w:b/>
                 <w:bCs/>
-                <w:sz w:val="28"/>
               </w:rPr>
             </w:pPr>
           </w:p>
         </w:tc>
         <w:tc>
           <w:tcPr>
-            <w:tcW w:w="3685" w:type="dxa"/>
+            <w:tcW w:w="4850" w:type="dxa"/>
             <w:vAlign w:val="center"/>
           </w:tcPr>
           <w:p>
@@ -1638,14 +1353,8 @@
                 <w:tab w:val="left" w:pos="5727"/>
               </w:tabs>
               <w:jc w:val="center"/>
-              <w:rPr>
-                <w:sz w:val="28"/>
-              </w:rPr>
             </w:pPr>
             <w:r>
-              <w:rPr>
-                <w:sz w:val="28"/>
-              </w:rPr>
               <w:t>Начальник ХХХХ</w:t>
             </w:r>
           </w:p>
@@ -1657,7 +1366,7 @@
         </w:trPr>
         <w:tc>
           <w:tcPr>
-            <w:tcW w:w="3594" w:type="dxa"/>
+            <w:tcW w:w="3125" w:type="dxa"/>
             <w:vAlign w:val="center"/>
           </w:tcPr>
           <w:p>
@@ -1669,14 +1378,13 @@
               <w:rPr>
                 <w:b/>
                 <w:bCs/>
-                <w:sz w:val="28"/>
               </w:rPr>
             </w:pPr>
           </w:p>
         </w:tc>
         <w:tc>
           <w:tcPr>
-            <w:tcW w:w="1902" w:type="dxa"/>
+            <w:tcW w:w="932" w:type="dxa"/>
             <w:vAlign w:val="center"/>
           </w:tcPr>
           <w:p>
@@ -1687,14 +1395,13 @@
               <w:rPr>
                 <w:b/>
                 <w:bCs/>
-                <w:sz w:val="28"/>
               </w:rPr>
             </w:pPr>
           </w:p>
         </w:tc>
         <w:tc>
           <w:tcPr>
-            <w:tcW w:w="3685" w:type="dxa"/>
+            <w:tcW w:w="4850" w:type="dxa"/>
             <w:vAlign w:val="center"/>
           </w:tcPr>
           <w:p>
@@ -1703,28 +1410,16 @@
                 <w:tab w:val="left" w:pos="5727"/>
               </w:tabs>
               <w:jc w:val="center"/>
-              <w:rPr>
-                <w:sz w:val="28"/>
-              </w:rPr>
             </w:pPr>
             <w:r>
-              <w:rPr>
-                <w:sz w:val="28"/>
-              </w:rPr>
               <w:t>___________</w:t>
             </w:r>
             <w:proofErr w:type="spellStart"/>
             <w:r>
-              <w:rPr>
-                <w:sz w:val="28"/>
-              </w:rPr>
               <w:t>Хххххххх</w:t>
             </w:r>
             <w:proofErr w:type="spellEnd"/>
             <w:r>
-              <w:rPr>
-                <w:sz w:val="28"/>
-              </w:rPr>
               <w:t xml:space="preserve"> Х.Х.</w:t>
             </w:r>
           </w:p>
@@ -1736,7 +1431,7 @@
         </w:trPr>
         <w:tc>
           <w:tcPr>
-            <w:tcW w:w="3594" w:type="dxa"/>
+            <w:tcW w:w="3125" w:type="dxa"/>
             <w:vAlign w:val="center"/>
           </w:tcPr>
           <w:p>
@@ -1748,14 +1443,13 @@
               <w:rPr>
                 <w:b/>
                 <w:bCs/>
-                <w:sz w:val="28"/>
               </w:rPr>
             </w:pPr>
           </w:p>
         </w:tc>
         <w:tc>
           <w:tcPr>
-            <w:tcW w:w="1902" w:type="dxa"/>
+            <w:tcW w:w="932" w:type="dxa"/>
             <w:vAlign w:val="center"/>
           </w:tcPr>
           <w:p>
@@ -1766,14 +1460,13 @@
               <w:rPr>
                 <w:b/>
                 <w:bCs/>
-                <w:sz w:val="28"/>
               </w:rPr>
             </w:pPr>
           </w:p>
         </w:tc>
         <w:tc>
           <w:tcPr>
-            <w:tcW w:w="3685" w:type="dxa"/>
+            <w:tcW w:w="4850" w:type="dxa"/>
             <w:vAlign w:val="center"/>
           </w:tcPr>
           <w:p>
@@ -1782,28 +1475,16 @@
                 <w:tab w:val="left" w:pos="5727"/>
               </w:tabs>
               <w:jc w:val="center"/>
-              <w:rPr>
-                <w:sz w:val="28"/>
-              </w:rPr>
             </w:pPr>
             <w:r>
-              <w:rPr>
-                <w:sz w:val="28"/>
-              </w:rPr>
               <w:t>“____</w:t>
             </w:r>
             <w:proofErr w:type="gramStart"/>
             <w:r>
-              <w:rPr>
-                <w:sz w:val="28"/>
-              </w:rPr>
               <w:t>_”_</w:t>
             </w:r>
             <w:proofErr w:type="gramEnd"/>
             <w:r>
-              <w:rPr>
-                <w:sz w:val="28"/>
-              </w:rPr>
               <w:t>___________20__</w:t>
             </w:r>
           </w:p>
@@ -1815,7 +1496,7 @@
         </w:trPr>
         <w:tc>
           <w:tcPr>
-            <w:tcW w:w="3594" w:type="dxa"/>
+            <w:tcW w:w="3125" w:type="dxa"/>
             <w:vAlign w:val="center"/>
           </w:tcPr>
           <w:p>
@@ -1827,14 +1508,13 @@
               <w:rPr>
                 <w:b/>
                 <w:bCs/>
-                <w:sz w:val="28"/>
               </w:rPr>
             </w:pPr>
           </w:p>
         </w:tc>
         <w:tc>
           <w:tcPr>
-            <w:tcW w:w="1902" w:type="dxa"/>
+            <w:tcW w:w="932" w:type="dxa"/>
             <w:vAlign w:val="center"/>
           </w:tcPr>
           <w:p>
@@ -1845,14 +1525,13 @@
               <w:rPr>
                 <w:b/>
                 <w:bCs/>
-                <w:sz w:val="28"/>
               </w:rPr>
             </w:pPr>
           </w:p>
         </w:tc>
         <w:tc>
           <w:tcPr>
-            <w:tcW w:w="3685" w:type="dxa"/>
+            <w:tcW w:w="4850" w:type="dxa"/>
             <w:vAlign w:val="center"/>
           </w:tcPr>
           <w:p>
@@ -1861,9 +1540,6 @@
                 <w:tab w:val="left" w:pos="5727"/>
               </w:tabs>
               <w:jc w:val="center"/>
-              <w:rPr>
-                <w:sz w:val="28"/>
-              </w:rPr>
             </w:pPr>
           </w:p>
         </w:tc>
@@ -1871,7 +1547,7 @@
       <w:tr>
         <w:tc>
           <w:tcPr>
-            <w:tcW w:w="3594" w:type="dxa"/>
+            <w:tcW w:w="3125" w:type="dxa"/>
             <w:vAlign w:val="center"/>
           </w:tcPr>
           <w:p>
@@ -1883,14 +1559,13 @@
               <w:rPr>
                 <w:b/>
                 <w:bCs/>
-                <w:sz w:val="28"/>
               </w:rPr>
             </w:pPr>
           </w:p>
         </w:tc>
         <w:tc>
           <w:tcPr>
-            <w:tcW w:w="1902" w:type="dxa"/>
+            <w:tcW w:w="932" w:type="dxa"/>
             <w:vAlign w:val="center"/>
           </w:tcPr>
           <w:p>
@@ -1901,14 +1576,13 @@
               <w:rPr>
                 <w:b/>
                 <w:bCs/>
-                <w:sz w:val="28"/>
               </w:rPr>
             </w:pPr>
           </w:p>
         </w:tc>
         <w:tc>
           <w:tcPr>
-            <w:tcW w:w="3685" w:type="dxa"/>
+            <w:tcW w:w="4850" w:type="dxa"/>
             <w:vAlign w:val="center"/>
           </w:tcPr>
           <w:p>
@@ -1917,14 +1591,8 @@
                 <w:tab w:val="left" w:pos="5727"/>
               </w:tabs>
               <w:jc w:val="center"/>
-              <w:rPr>
-                <w:sz w:val="28"/>
-              </w:rPr>
             </w:pPr>
             <w:r>
-              <w:rPr>
-                <w:sz w:val="28"/>
-              </w:rPr>
               <w:t>Ответственный исполнитель</w:t>
             </w:r>
           </w:p>
@@ -1933,7 +1601,7 @@
       <w:tr>
         <w:tc>
           <w:tcPr>
-            <w:tcW w:w="3594" w:type="dxa"/>
+            <w:tcW w:w="3125" w:type="dxa"/>
             <w:vAlign w:val="center"/>
           </w:tcPr>
           <w:p>
@@ -1945,14 +1613,13 @@
               <w:rPr>
                 <w:b/>
                 <w:bCs/>
-                <w:sz w:val="28"/>
               </w:rPr>
             </w:pPr>
           </w:p>
         </w:tc>
         <w:tc>
           <w:tcPr>
-            <w:tcW w:w="1902" w:type="dxa"/>
+            <w:tcW w:w="932" w:type="dxa"/>
             <w:vAlign w:val="center"/>
           </w:tcPr>
           <w:p>
@@ -1963,14 +1630,13 @@
               <w:rPr>
                 <w:b/>
                 <w:bCs/>
-                <w:sz w:val="28"/>
               </w:rPr>
             </w:pPr>
           </w:p>
         </w:tc>
         <w:tc>
           <w:tcPr>
-            <w:tcW w:w="3685" w:type="dxa"/>
+            <w:tcW w:w="4850" w:type="dxa"/>
             <w:vAlign w:val="center"/>
           </w:tcPr>
           <w:p>
@@ -1979,14 +1645,8 @@
                 <w:tab w:val="left" w:pos="5727"/>
               </w:tabs>
               <w:jc w:val="center"/>
-              <w:rPr>
-                <w:sz w:val="28"/>
-              </w:rPr>
             </w:pPr>
             <w:r>
-              <w:rPr>
-                <w:sz w:val="28"/>
-              </w:rPr>
               <w:t>Начальник   ХХХХ</w:t>
             </w:r>
           </w:p>
@@ -1998,7 +1658,7 @@
         </w:trPr>
         <w:tc>
           <w:tcPr>
-            <w:tcW w:w="3594" w:type="dxa"/>
+            <w:tcW w:w="3125" w:type="dxa"/>
             <w:vAlign w:val="center"/>
           </w:tcPr>
           <w:p>
@@ -2010,14 +1670,13 @@
               <w:rPr>
                 <w:b/>
                 <w:bCs/>
-                <w:sz w:val="28"/>
               </w:rPr>
             </w:pPr>
           </w:p>
         </w:tc>
         <w:tc>
           <w:tcPr>
-            <w:tcW w:w="1902" w:type="dxa"/>
+            <w:tcW w:w="932" w:type="dxa"/>
             <w:vAlign w:val="center"/>
           </w:tcPr>
           <w:p>
@@ -2028,14 +1687,13 @@
               <w:rPr>
                 <w:b/>
                 <w:bCs/>
-                <w:sz w:val="28"/>
               </w:rPr>
             </w:pPr>
           </w:p>
         </w:tc>
         <w:tc>
           <w:tcPr>
-            <w:tcW w:w="3685" w:type="dxa"/>
+            <w:tcW w:w="4850" w:type="dxa"/>
             <w:vAlign w:val="center"/>
           </w:tcPr>
           <w:p>
@@ -2044,28 +1702,16 @@
                 <w:tab w:val="left" w:pos="5727"/>
               </w:tabs>
               <w:jc w:val="center"/>
-              <w:rPr>
-                <w:sz w:val="28"/>
-              </w:rPr>
             </w:pPr>
             <w:r>
-              <w:rPr>
-                <w:sz w:val="28"/>
-              </w:rPr>
               <w:t>____________</w:t>
             </w:r>
             <w:proofErr w:type="spellStart"/>
             <w:r>
-              <w:rPr>
-                <w:sz w:val="28"/>
-              </w:rPr>
               <w:t>Ххххххх</w:t>
             </w:r>
             <w:proofErr w:type="spellEnd"/>
             <w:r>
-              <w:rPr>
-                <w:sz w:val="28"/>
-              </w:rPr>
               <w:t xml:space="preserve"> Х.Х.</w:t>
             </w:r>
           </w:p>
@@ -2074,7 +1720,7 @@
       <w:tr>
         <w:tc>
           <w:tcPr>
-            <w:tcW w:w="3594" w:type="dxa"/>
+            <w:tcW w:w="3125" w:type="dxa"/>
             <w:vAlign w:val="center"/>
           </w:tcPr>
           <w:p>
@@ -2086,14 +1732,13 @@
               <w:rPr>
                 <w:b/>
                 <w:bCs/>
-                <w:sz w:val="28"/>
               </w:rPr>
             </w:pPr>
           </w:p>
         </w:tc>
         <w:tc>
           <w:tcPr>
-            <w:tcW w:w="1902" w:type="dxa"/>
+            <w:tcW w:w="932" w:type="dxa"/>
             <w:vAlign w:val="center"/>
           </w:tcPr>
           <w:p>
@@ -2104,14 +1749,13 @@
               <w:rPr>
                 <w:b/>
                 <w:bCs/>
-                <w:sz w:val="28"/>
               </w:rPr>
             </w:pPr>
           </w:p>
         </w:tc>
         <w:tc>
           <w:tcPr>
-            <w:tcW w:w="3685" w:type="dxa"/>
+            <w:tcW w:w="4850" w:type="dxa"/>
             <w:vAlign w:val="center"/>
           </w:tcPr>
           <w:p>
@@ -2120,28 +1764,16 @@
                 <w:tab w:val="left" w:pos="5727"/>
               </w:tabs>
               <w:jc w:val="center"/>
-              <w:rPr>
-                <w:sz w:val="28"/>
-              </w:rPr>
             </w:pPr>
             <w:r>
-              <w:rPr>
-                <w:sz w:val="28"/>
-              </w:rPr>
               <w:t>“____</w:t>
             </w:r>
             <w:proofErr w:type="gramStart"/>
             <w:r>
-              <w:rPr>
-                <w:sz w:val="28"/>
-              </w:rPr>
               <w:t>_”_</w:t>
             </w:r>
             <w:proofErr w:type="gramEnd"/>
             <w:r>
-              <w:rPr>
-                <w:sz w:val="28"/>
-              </w:rPr>
               <w:t>___________20__</w:t>
             </w:r>
           </w:p>
@@ -2153,7 +1785,7 @@
         </w:trPr>
         <w:tc>
           <w:tcPr>
-            <w:tcW w:w="3594" w:type="dxa"/>
+            <w:tcW w:w="3125" w:type="dxa"/>
             <w:vAlign w:val="center"/>
           </w:tcPr>
           <w:p>
@@ -2165,14 +1797,13 @@
               <w:rPr>
                 <w:b/>
                 <w:bCs/>
-                <w:sz w:val="28"/>
               </w:rPr>
             </w:pPr>
           </w:p>
         </w:tc>
         <w:tc>
           <w:tcPr>
-            <w:tcW w:w="1902" w:type="dxa"/>
+            <w:tcW w:w="932" w:type="dxa"/>
             <w:vAlign w:val="center"/>
           </w:tcPr>
           <w:p>
@@ -2183,14 +1814,13 @@
               <w:rPr>
                 <w:b/>
                 <w:bCs/>
-                <w:sz w:val="28"/>
               </w:rPr>
             </w:pPr>
           </w:p>
         </w:tc>
         <w:tc>
           <w:tcPr>
-            <w:tcW w:w="3685" w:type="dxa"/>
+            <w:tcW w:w="4850" w:type="dxa"/>
             <w:vAlign w:val="center"/>
           </w:tcPr>
           <w:p>
@@ -2202,7 +1832,6 @@
               <w:rPr>
                 <w:b/>
                 <w:bCs/>
-                <w:sz w:val="28"/>
               </w:rPr>
             </w:pPr>
           </w:p>
@@ -2211,7 +1840,7 @@
       <w:tr>
         <w:tc>
           <w:tcPr>
-            <w:tcW w:w="3594" w:type="dxa"/>
+            <w:tcW w:w="3125" w:type="dxa"/>
             <w:vAlign w:val="center"/>
           </w:tcPr>
           <w:p>
@@ -2223,14 +1852,13 @@
               <w:rPr>
                 <w:b/>
                 <w:bCs/>
-                <w:sz w:val="28"/>
               </w:rPr>
             </w:pPr>
           </w:p>
         </w:tc>
         <w:tc>
           <w:tcPr>
-            <w:tcW w:w="1902" w:type="dxa"/>
+            <w:tcW w:w="932" w:type="dxa"/>
             <w:vAlign w:val="center"/>
           </w:tcPr>
           <w:p>
@@ -2241,14 +1869,13 @@
               <w:rPr>
                 <w:b/>
                 <w:bCs/>
-                <w:sz w:val="28"/>
               </w:rPr>
             </w:pPr>
           </w:p>
         </w:tc>
         <w:tc>
           <w:tcPr>
-            <w:tcW w:w="3685" w:type="dxa"/>
+            <w:tcW w:w="4850" w:type="dxa"/>
             <w:vAlign w:val="center"/>
           </w:tcPr>
           <w:p>
@@ -2257,14 +1884,8 @@
                 <w:tab w:val="left" w:pos="5727"/>
               </w:tabs>
               <w:jc w:val="center"/>
-              <w:rPr>
-                <w:sz w:val="28"/>
-              </w:rPr>
             </w:pPr>
             <w:r>
-              <w:rPr>
-                <w:sz w:val="28"/>
-              </w:rPr>
               <w:t>Исполнитель</w:t>
             </w:r>
           </w:p>
@@ -2273,7 +1894,7 @@
       <w:tr>
         <w:tc>
           <w:tcPr>
-            <w:tcW w:w="3594" w:type="dxa"/>
+            <w:tcW w:w="3125" w:type="dxa"/>
             <w:vAlign w:val="center"/>
           </w:tcPr>
           <w:p>
@@ -2285,14 +1906,13 @@
               <w:rPr>
                 <w:b/>
                 <w:bCs/>
-                <w:sz w:val="28"/>
               </w:rPr>
             </w:pPr>
           </w:p>
         </w:tc>
         <w:tc>
           <w:tcPr>
-            <w:tcW w:w="1902" w:type="dxa"/>
+            <w:tcW w:w="932" w:type="dxa"/>
             <w:vAlign w:val="center"/>
           </w:tcPr>
           <w:p>
@@ -2303,14 +1923,13 @@
               <w:rPr>
                 <w:b/>
                 <w:bCs/>
-                <w:sz w:val="28"/>
               </w:rPr>
             </w:pPr>
           </w:p>
         </w:tc>
         <w:tc>
           <w:tcPr>
-            <w:tcW w:w="3685" w:type="dxa"/>
+            <w:tcW w:w="4850" w:type="dxa"/>
             <w:vAlign w:val="center"/>
           </w:tcPr>
           <w:p>
@@ -2319,14 +1938,8 @@
                 <w:tab w:val="left" w:pos="5727"/>
               </w:tabs>
               <w:jc w:val="center"/>
-              <w:rPr>
-                <w:sz w:val="28"/>
-              </w:rPr>
             </w:pPr>
             <w:r>
-              <w:rPr>
-                <w:sz w:val="28"/>
-              </w:rPr>
               <w:t>Вед. инженер ХХХХ</w:t>
             </w:r>
           </w:p>
@@ -2338,7 +1951,7 @@
         </w:trPr>
         <w:tc>
           <w:tcPr>
-            <w:tcW w:w="3594" w:type="dxa"/>
+            <w:tcW w:w="3125" w:type="dxa"/>
             <w:vAlign w:val="center"/>
           </w:tcPr>
           <w:p>
@@ -2350,14 +1963,13 @@
               <w:rPr>
                 <w:b/>
                 <w:bCs/>
-                <w:sz w:val="28"/>
               </w:rPr>
             </w:pPr>
           </w:p>
         </w:tc>
         <w:tc>
           <w:tcPr>
-            <w:tcW w:w="1902" w:type="dxa"/>
+            <w:tcW w:w="932" w:type="dxa"/>
             <w:vAlign w:val="center"/>
           </w:tcPr>
           <w:p>
@@ -2368,14 +1980,13 @@
               <w:rPr>
                 <w:b/>
                 <w:bCs/>
-                <w:sz w:val="28"/>
               </w:rPr>
             </w:pPr>
           </w:p>
         </w:tc>
         <w:tc>
           <w:tcPr>
-            <w:tcW w:w="3685" w:type="dxa"/>
+            <w:tcW w:w="4850" w:type="dxa"/>
             <w:vAlign w:val="center"/>
           </w:tcPr>
           <w:p>
@@ -2384,28 +1995,16 @@
                 <w:tab w:val="left" w:pos="5727"/>
               </w:tabs>
               <w:jc w:val="center"/>
-              <w:rPr>
-                <w:sz w:val="28"/>
-              </w:rPr>
             </w:pPr>
             <w:r>
-              <w:rPr>
-                <w:sz w:val="28"/>
-              </w:rPr>
               <w:t>_____________</w:t>
             </w:r>
             <w:proofErr w:type="spellStart"/>
             <w:r>
-              <w:rPr>
-                <w:sz w:val="28"/>
-              </w:rPr>
               <w:t>Хххххх</w:t>
             </w:r>
             <w:proofErr w:type="spellEnd"/>
             <w:r>
-              <w:rPr>
-                <w:sz w:val="28"/>
-              </w:rPr>
               <w:t xml:space="preserve"> Х.Х.</w:t>
             </w:r>
           </w:p>
@@ -2417,7 +2016,7 @@
         </w:trPr>
         <w:tc>
           <w:tcPr>
-            <w:tcW w:w="3594" w:type="dxa"/>
+            <w:tcW w:w="3125" w:type="dxa"/>
             <w:vAlign w:val="center"/>
           </w:tcPr>
           <w:p>
@@ -2429,14 +2028,13 @@
               <w:rPr>
                 <w:b/>
                 <w:bCs/>
-                <w:sz w:val="28"/>
               </w:rPr>
             </w:pPr>
           </w:p>
         </w:tc>
         <w:tc>
           <w:tcPr>
-            <w:tcW w:w="1902" w:type="dxa"/>
+            <w:tcW w:w="932" w:type="dxa"/>
             <w:vAlign w:val="center"/>
           </w:tcPr>
           <w:p>
@@ -2447,14 +2045,13 @@
               <w:rPr>
                 <w:b/>
                 <w:bCs/>
-                <w:sz w:val="28"/>
               </w:rPr>
             </w:pPr>
           </w:p>
         </w:tc>
         <w:tc>
           <w:tcPr>
-            <w:tcW w:w="3685" w:type="dxa"/>
+            <w:tcW w:w="4850" w:type="dxa"/>
             <w:vAlign w:val="center"/>
           </w:tcPr>
           <w:p>
@@ -2463,13 +2060,9 @@
                 <w:tab w:val="left" w:pos="5727"/>
               </w:tabs>
               <w:jc w:val="center"/>
-              <w:rPr>
-                <w:sz w:val="28"/>
-              </w:rPr>
             </w:pPr>
             <w:r>
               <w:rPr>
-                <w:sz w:val="28"/>
                 <w:lang w:val="en-US"/>
               </w:rPr>
               <w:t>“____</w:t>
@@ -2477,7 +2070,6 @@
             <w:proofErr w:type="gramStart"/>
             <w:r>
               <w:rPr>
-                <w:sz w:val="28"/>
                 <w:lang w:val="en-US"/>
               </w:rPr>
               <w:t>_”_</w:t>
@@ -2485,7 +2077,6 @@
             <w:proofErr w:type="gramEnd"/>
             <w:r>
               <w:rPr>
-                <w:sz w:val="28"/>
                 <w:lang w:val="en-US"/>
               </w:rPr>
               <w:t>___________20__</w:t>
@@ -2503,12 +2094,12 @@
           <w:szCs w:val="32"/>
         </w:rPr>
         <w:sectPr>
-          <w:headerReference w:type="default" r:id="rId8"/>
-          <w:footerReference w:type="even" r:id="rId9"/>
-          <w:footerReference w:type="default" r:id="rId10"/>
-          <w:footerReference w:type="first" r:id="rId11"/>
+          <w:footerReference w:type="even" r:id="rId8"/>
+          <w:footerReference w:type="default" r:id="rId9"/>
+          <w:footerReference w:type="first" r:id="rId10"/>
           <w:pgSz w:w="11906" w:h="16838" w:code="9"/>
           <w:pgMar w:top="340" w:right="442" w:bottom="284" w:left="1134" w:header="709" w:footer="709" w:gutter="0"/>
+          <w:pgNumType w:start="1"/>
           <w:cols w:space="708"/>
           <w:titlePg/>
           <w:docGrid w:linePitch="360"/>
@@ -2517,41 +2108,12 @@
     </w:p>
     <w:p>
       <w:pPr>
-        <w:rPr>
-          <w:b/>
-          <w:bCs/>
-          <w:sz w:val="32"/>
-          <w:szCs w:val="32"/>
-        </w:rPr>
-      </w:pPr>
-    </w:p>
-    <w:p>
-      <w:pPr>
-        <w:rPr>
-          <w:b/>
-          <w:bCs/>
-          <w:sz w:val="32"/>
-          <w:szCs w:val="32"/>
-        </w:rPr>
+        <w:pStyle w:val="aff5"/>
+        <w:ind w:firstLine="708"/>
+        <w:jc w:val="left"/>
       </w:pPr>
       <w:r>
-        <w:rPr>
-          <w:b/>
-          <w:bCs/>
-          <w:sz w:val="32"/>
-          <w:szCs w:val="32"/>
-          <w:lang w:val="en-US"/>
-        </w:rPr>
-        <w:tab/>
-      </w:r>
-      <w:r>
-        <w:rPr>
-          <w:b/>
-          <w:bCs/>
-          <w:sz w:val="32"/>
-          <w:szCs w:val="32"/>
-        </w:rPr>
-        <w:tab/>
+        <w:lastRenderedPageBreak/>
         <w:t>УТВЕРЖДЕНО</w:t>
       </w:r>
     </w:p>
@@ -2582,80 +2144,16 @@
         </w:rPr>
       </w:pPr>
       <w:r>
-        <w:rPr>
-          <w:b/>
-          <w:bCs/>
-          <w:sz w:val="32"/>
-          <w:szCs w:val="32"/>
-        </w:rPr>
-        <w:tab/>
-      </w:r>
-      <w:r>
-        <w:rPr>
-          <w:b/>
-          <w:bCs/>
-          <w:sz w:val="32"/>
-          <w:szCs w:val="32"/>
-        </w:rPr>
-        <w:tab/>
-      </w:r>
-      <w:r>
-        <w:fldChar w:fldCharType="begin"/>
-      </w:r>
-      <w:r>
-        <w:instrText xml:space="preserve"> REF </w:instrText>
-      </w:r>
-      <w:r>
-        <w:rPr>
-          <w:i/>
-          <w:iCs/>
-        </w:rPr>
-        <w:instrText>ДецНомер</w:instrText>
-      </w:r>
-      <w:r>
-        <w:instrText xml:space="preserve">  \* MERGEFORMAT </w:instrText>
-      </w:r>
-      <w:r>
-        <w:fldChar w:fldCharType="separate"/>
-      </w:r>
-      <w:r>
-        <w:t xml:space="preserve"> </w:t>
-      </w:r>
-      <w:r>
-        <w:rPr>
-          <w:lang w:val="en-US"/>
-        </w:rPr>
         <w:t>&lt;</w:t>
       </w:r>
       <w:r>
-        <w:t>номе</w:t>
+        <w:t>НОМЕР</w:t>
       </w:r>
       <w:r>
         <w:t>1</w:t>
       </w:r>
       <w:r>
-        <w:t>р</w:t>
-      </w:r>
-      <w:r>
-        <w:rPr>
-          <w:lang w:val="en-US"/>
-        </w:rPr>
-        <w:t>&gt;</w:t>
-      </w:r>
-      <w:r>
-        <w:t xml:space="preserve"> </w:t>
-      </w:r>
-      <w:r>
-        <w:rPr>
-          <w:lang w:val="en-US"/>
-        </w:rPr>
-        <w:t>12</w:t>
-      </w:r>
-      <w:r>
-        <w:t xml:space="preserve"> 01</w:t>
-      </w:r>
-      <w:r>
-        <w:fldChar w:fldCharType="end"/>
+        <w:t>&gt; 12 01</w:t>
       </w:r>
       <w:r>
         <w:t>-</w:t>
@@ -2670,7 +2168,6 @@
           <w:b/>
           <w:bCs/>
           <w:caps/>
-          <w:sz w:val="28"/>
           <w:szCs w:val="28"/>
         </w:rPr>
       </w:pPr>
@@ -2681,7 +2178,6 @@
           <w:b/>
           <w:bCs/>
           <w:caps/>
-          <w:sz w:val="28"/>
           <w:szCs w:val="28"/>
         </w:rPr>
       </w:pPr>
@@ -2692,7 +2188,6 @@
           <w:b/>
           <w:bCs/>
           <w:caps/>
-          <w:sz w:val="28"/>
           <w:szCs w:val="28"/>
         </w:rPr>
       </w:pPr>
@@ -2703,7 +2198,6 @@
           <w:b/>
           <w:bCs/>
           <w:caps/>
-          <w:sz w:val="28"/>
           <w:szCs w:val="28"/>
         </w:rPr>
       </w:pPr>
@@ -2714,7 +2208,6 @@
           <w:b/>
           <w:bCs/>
           <w:caps/>
-          <w:sz w:val="28"/>
           <w:szCs w:val="28"/>
         </w:rPr>
       </w:pPr>
@@ -2725,7 +2218,6 @@
           <w:b/>
           <w:bCs/>
           <w:caps/>
-          <w:sz w:val="28"/>
           <w:szCs w:val="28"/>
         </w:rPr>
       </w:pPr>
@@ -2736,7 +2228,6 @@
           <w:b/>
           <w:bCs/>
           <w:caps/>
-          <w:sz w:val="28"/>
           <w:szCs w:val="28"/>
         </w:rPr>
       </w:pPr>
@@ -2747,7 +2238,6 @@
           <w:b/>
           <w:bCs/>
           <w:caps/>
-          <w:sz w:val="28"/>
           <w:szCs w:val="28"/>
         </w:rPr>
       </w:pPr>
@@ -2758,7 +2248,6 @@
           <w:b/>
           <w:bCs/>
           <w:caps/>
-          <w:sz w:val="28"/>
           <w:szCs w:val="28"/>
         </w:rPr>
       </w:pPr>
@@ -2769,73 +2258,55 @@
           <w:b/>
           <w:bCs/>
           <w:caps/>
-          <w:sz w:val="28"/>
           <w:szCs w:val="28"/>
         </w:rPr>
       </w:pPr>
     </w:p>
     <w:p>
       <w:pPr>
-        <w:rPr>
-          <w:b/>
-          <w:bCs/>
-          <w:caps/>
-          <w:sz w:val="28"/>
-          <w:szCs w:val="28"/>
-        </w:rPr>
-      </w:pPr>
-    </w:p>
-    <w:p>
-      <w:pPr>
-        <w:pStyle w:val="a6"/>
-        <w:rPr>
-          <w:lang w:val="en-US"/>
-        </w:rPr>
+        <w:pStyle w:val="aff5"/>
       </w:pPr>
       <w:r>
-        <w:rPr>
-          <w:lang w:val="en-US"/>
-        </w:rPr>
         <w:t>&lt;</w:t>
       </w:r>
       <w:r>
         <w:t>НАЗВАНИЕ</w:t>
       </w:r>
       <w:r>
-        <w:rPr>
-          <w:lang w:val="en-US"/>
-        </w:rPr>
         <w:t>&gt;</w:t>
       </w:r>
     </w:p>
     <w:p>
       <w:pPr>
-        <w:jc w:val="center"/>
+        <w:pStyle w:val="aff5"/>
         <w:rPr>
           <w:b/>
-          <w:bCs/>
-          <w:caps/>
-          <w:sz w:val="28"/>
+        </w:rPr>
+      </w:pPr>
+    </w:p>
+    <w:p>
+      <w:pPr>
+        <w:pStyle w:val="aff5"/>
+        <w:rPr>
+          <w:b/>
           <w:szCs w:val="28"/>
         </w:rPr>
       </w:pPr>
       <w:r>
         <w:rPr>
           <w:b/>
-          <w:bCs/>
           <w:noProof/>
-          <w:sz w:val="36"/>
         </w:rPr>
         <mc:AlternateContent>
           <mc:Choice Requires="wpg">
             <w:drawing>
-              <wp:anchor distT="0" distB="0" distL="114300" distR="114300" simplePos="0" relativeHeight="251657216" behindDoc="1" locked="0" layoutInCell="1" allowOverlap="1" wp14:anchorId="66E19B75" wp14:editId="3C78D7F8">
+              <wp:anchor distT="0" distB="0" distL="114300" distR="114300" simplePos="0" relativeHeight="251659264" behindDoc="1" locked="0" layoutInCell="1" allowOverlap="1" wp14:anchorId="50026BA7" wp14:editId="2E567326">
                 <wp:simplePos x="0" y="0"/>
                 <wp:positionH relativeFrom="leftMargin">
                   <wp:align>right</wp:align>
                 </wp:positionH>
                 <wp:positionV relativeFrom="paragraph">
-                  <wp:posOffset>141605</wp:posOffset>
+                  <wp:posOffset>186478</wp:posOffset>
                 </wp:positionV>
                 <wp:extent cx="431800" cy="5311775"/>
                 <wp:effectExtent l="19050" t="19050" r="25400" b="22225"/>
@@ -3506,7 +2977,7 @@
           </mc:Choice>
           <mc:Fallback>
             <w:pict>
-              <v:group w14:anchorId="66E19B75" id="_x0000_s1041" style="position:absolute;left:0;text-align:left;margin-left:-17.2pt;margin-top:11.15pt;width:34pt;height:418.25pt;z-index:-251659264;mso-position-horizontal:right;mso-position-horizontal-relative:left-margin-area" coordorigin="397,8323" coordsize="680,8254" o:gfxdata="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">
+              <v:group w14:anchorId="50026BA7" id="_x0000_s1041" style="position:absolute;left:0;text-align:left;margin-left:-17.2pt;margin-top:14.7pt;width:34pt;height:418.25pt;z-index:-251657216;mso-position-horizontal:right;mso-position-horizontal-relative:left-margin-area" coordorigin="397,8323" coordsize="680,8254" o:gfxdata="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">
                 <v:line id="Page_ 1_B1" o:spid="_x0000_s1042" style="position:absolute;visibility:visible;mso-wrap-style:square" from="397,8323" to="397,16577" o:connectortype="straight" o:gfxdata="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" strokeweight="2.25pt"/>
                 <v:line id="Page_ 1_B2" o:spid="_x0000_s1043" style="position:absolute;visibility:visible;mso-wrap-style:square" from="397,8334" to="1077,8334" o:connectortype="straight" o:gfxdata="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" strokeweight="2.25pt"/>
                 <v:line id="Page_ 1_B3" o:spid="_x0000_s1044" style="position:absolute;visibility:visible;mso-wrap-style:square" from="397,16554" to="1077,16554" o:connectortype="straight" o:gfxdata="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" strokeweight="2.25pt"/>
@@ -3676,283 +3147,168 @@
     </w:p>
     <w:p>
       <w:pPr>
-        <w:jc w:val="center"/>
-        <w:rPr>
-          <w:b/>
-          <w:bCs/>
-          <w:caps/>
-          <w:sz w:val="28"/>
-          <w:szCs w:val="28"/>
-        </w:rPr>
-      </w:pPr>
-    </w:p>
-    <w:p>
-      <w:pPr>
-        <w:jc w:val="center"/>
-        <w:rPr>
-          <w:b/>
-          <w:bCs/>
-          <w:caps/>
-          <w:sz w:val="36"/>
-        </w:rPr>
+        <w:pStyle w:val="aff5"/>
       </w:pPr>
       <w:r>
-        <w:rPr>
-          <w:b/>
-          <w:bCs/>
-          <w:sz w:val="36"/>
-        </w:rPr>
         <w:t>Текст программы</w:t>
       </w:r>
     </w:p>
     <w:p>
       <w:pPr>
-        <w:jc w:val="center"/>
-        <w:rPr>
-          <w:b/>
-          <w:bCs/>
-          <w:sz w:val="36"/>
-          <w:szCs w:val="36"/>
-        </w:rPr>
+        <w:pStyle w:val="aff5"/>
       </w:pPr>
     </w:p>
     <w:p>
       <w:pPr>
-        <w:jc w:val="center"/>
-        <w:rPr>
-          <w:b/>
-          <w:bCs/>
-          <w:sz w:val="36"/>
-        </w:rPr>
+        <w:pStyle w:val="aff5"/>
       </w:pPr>
       <w:r>
-        <w:rPr>
-          <w:b/>
-          <w:bCs/>
-          <w:caps/>
-          <w:sz w:val="36"/>
-        </w:rPr>
+        <w:t xml:space="preserve">&lt;номер&gt; 12 </w:t>
+      </w:r>
+      <w:r>
+        <w:t>01</w:t>
+      </w:r>
+    </w:p>
+    <w:p>
+      <w:pPr>
+        <w:pStyle w:val="a0"/>
+      </w:pPr>
+    </w:p>
+    <w:p>
+      <w:pPr>
+        <w:pStyle w:val="a0"/>
+      </w:pPr>
+    </w:p>
+    <w:p>
+      <w:pPr>
+        <w:pStyle w:val="a0"/>
+      </w:pPr>
+    </w:p>
+    <w:p>
+      <w:pPr>
+        <w:pStyle w:val="a0"/>
+      </w:pPr>
+    </w:p>
+    <w:p>
+      <w:pPr>
+        <w:pStyle w:val="a0"/>
+      </w:pPr>
+    </w:p>
+    <w:p>
+      <w:pPr>
+        <w:pStyle w:val="aff5"/>
+      </w:pPr>
+      <w:r>
+        <w:t xml:space="preserve">Листов </w:t>
+      </w:r>
+      <w:r>
         <w:fldChar w:fldCharType="begin"/>
       </w:r>
       <w:r>
-        <w:rPr>
-          <w:b/>
-          <w:bCs/>
-          <w:caps/>
-          <w:sz w:val="36"/>
-        </w:rPr>
-        <w:instrText xml:space="preserve"> REF </w:instrText>
+        <w:instrText xml:space="preserve"> = </w:instrText>
+      </w:r>
+      <w:fldSimple w:instr=" NUMPAGES  \* MERGEFORMAT ">
+        <w:r>
+          <w:rPr>
+            <w:noProof/>
+          </w:rPr>
+          <w:instrText>6</w:instrText>
+        </w:r>
+      </w:fldSimple>
+      <w:r>
+        <w:instrText xml:space="preserve">-1 \* MERGEFORMAT </w:instrText>
+      </w:r>
+      <w:r>
+        <w:fldChar w:fldCharType="separate"/>
       </w:r>
       <w:r>
         <w:rPr>
-          <w:b/>
-          <w:bCs/>
-          <w:i/>
-          <w:iCs/>
-          <w:sz w:val="36"/>
+          <w:noProof/>
         </w:rPr>
-        <w:instrText>ДецНомер</w:instrText>
+        <w:t>5</w:t>
       </w:r>
       <w:r>
-        <w:rPr>
-          <w:b/>
-          <w:bCs/>
-          <w:caps/>
-          <w:sz w:val="36"/>
-        </w:rPr>
-        <w:instrText xml:space="preserve">  \* MERGEFORMAT </w:instrText>
-      </w:r>
-      <w:r>
-        <w:rPr>
-          <w:b/>
-          <w:bCs/>
-          <w:caps/>
-          <w:sz w:val="36"/>
-        </w:rPr>
-        <w:fldChar w:fldCharType="separate"/>
-      </w:r>
-      <w:r>
-        <w:t xml:space="preserve"> </w:t>
-      </w:r>
-      <w:r>
-        <w:rPr>
-          <w:b/>
-          <w:bCs/>
-          <w:sz w:val="36"/>
-        </w:rPr>
-        <w:t>&lt;номер&gt;</w:t>
-      </w:r>
-      <w:r>
-        <w:rPr>
-          <w:b/>
-          <w:bCs/>
-          <w:sz w:val="36"/>
-        </w:rPr>
-        <w:t xml:space="preserve"> </w:t>
-      </w:r>
-      <w:r>
-        <w:rPr>
-          <w:b/>
-          <w:bCs/>
-          <w:sz w:val="36"/>
-        </w:rPr>
-        <w:t>12</w:t>
-      </w:r>
-      <w:r>
-        <w:rPr>
-          <w:b/>
-          <w:bCs/>
-          <w:sz w:val="36"/>
-        </w:rPr>
-        <w:t xml:space="preserve"> 01</w:t>
-      </w:r>
-      <w:r>
-        <w:rPr>
-          <w:b/>
-          <w:bCs/>
-          <w:caps/>
-          <w:sz w:val="36"/>
-        </w:rPr>
         <w:fldChar w:fldCharType="end"/>
       </w:r>
     </w:p>
     <w:p>
       <w:pPr>
-        <w:jc w:val="center"/>
+        <w:ind w:firstLine="0"/>
+      </w:pPr>
+      <w:r>
         <w:rPr>
-          <w:b/>
-          <w:bCs/>
-          <w:sz w:val="28"/>
-          <w:szCs w:val="28"/>
+          <w:lang w:val="en-US"/>
         </w:rPr>
-        <w:sectPr>
-          <w:headerReference w:type="first" r:id="rId12"/>
-          <w:footerReference w:type="first" r:id="rId13"/>
-          <w:pgSz w:w="11906" w:h="16838" w:code="9"/>
-          <w:pgMar w:top="851" w:right="567" w:bottom="851" w:left="1134" w:header="709" w:footer="709" w:gutter="0"/>
-          <w:pgNumType w:start="1"/>
-          <w:cols w:space="708"/>
-          <w:titlePg/>
-          <w:docGrid w:linePitch="360"/>
-        </w:sectPr>
-      </w:pPr>
+        <w:br w:type="page"/>
+      </w:r>
     </w:p>
     <w:p>
       <w:pPr>
-        <w:pStyle w:val="1"/>
-        <w:numPr>
-          <w:ilvl w:val="0"/>
-          <w:numId w:val="0"/>
-        </w:numPr>
-        <w:rPr>
-          <w:caps/>
-        </w:rPr>
-      </w:pPr>
-      <w:bookmarkStart w:id="2" w:name="_Toc172552428"/>
-      <w:bookmarkStart w:id="3" w:name="_Toc172552454"/>
-      <w:bookmarkStart w:id="4" w:name="_Toc172638200"/>
+        <w:pStyle w:val="a9"/>
+      </w:pPr>
+      <w:bookmarkStart w:id="0" w:name="_Toc172552428"/>
+      <w:bookmarkStart w:id="1" w:name="_Toc172552454"/>
+      <w:bookmarkStart w:id="2" w:name="_Toc172638200"/>
+      <w:bookmarkStart w:id="3" w:name="_Toc220332455"/>
       <w:r>
-        <w:rPr>
-          <w:caps/>
-        </w:rPr>
         <w:lastRenderedPageBreak/>
         <w:t>Аннотация</w:t>
       </w:r>
+      <w:bookmarkEnd w:id="0"/>
+      <w:bookmarkEnd w:id="1"/>
       <w:bookmarkEnd w:id="2"/>
       <w:bookmarkEnd w:id="3"/>
-      <w:bookmarkEnd w:id="4"/>
     </w:p>
-    <w:p/>
-    <w:p/>
-    <w:p/>
     <w:p>
       <w:pPr>
-        <w:ind w:firstLine="709"/>
         <w:jc w:val="both"/>
-        <w:rPr>
-          <w:sz w:val="28"/>
-        </w:rPr>
       </w:pPr>
       <w:r>
-        <w:rPr>
-          <w:sz w:val="28"/>
-        </w:rPr>
         <w:t xml:space="preserve">В данном программном документе приведено руководство оператора по применению и эксплуатации программы </w:t>
       </w:r>
       <w:r>
         <w:rPr>
           <w:b/>
           <w:bCs/>
-          <w:sz w:val="28"/>
         </w:rPr>
         <w:t>[[[</w:t>
       </w:r>
       <w:r>
-        <w:rPr>
-          <w:sz w:val="28"/>
-        </w:rPr>
         <w:t>«</w:t>
       </w:r>
       <w:proofErr w:type="spellStart"/>
       <w:r>
-        <w:t>ХХХХХ</w:t>
-      </w:r>
-      <w:r>
-        <w:rPr>
-          <w:sz w:val="28"/>
-        </w:rPr>
-        <w:t>.ехе</w:t>
+        <w:t>ХХХХХ.ехе</w:t>
       </w:r>
       <w:proofErr w:type="spellEnd"/>
       <w:r>
-        <w:rPr>
-          <w:sz w:val="28"/>
-        </w:rPr>
         <w:t xml:space="preserve">», предназначенной </w:t>
       </w:r>
       <w:proofErr w:type="gramStart"/>
       <w:r>
-        <w:rPr>
-          <w:sz w:val="28"/>
-        </w:rPr>
         <w:t>…….</w:t>
       </w:r>
       <w:proofErr w:type="gramEnd"/>
       <w:r>
-        <w:rPr>
-          <w:sz w:val="28"/>
-        </w:rPr>
         <w:t>.</w:t>
       </w:r>
       <w:r>
         <w:rPr>
           <w:b/>
           <w:bCs/>
-          <w:sz w:val="28"/>
         </w:rPr>
         <w:t>]]]</w:t>
       </w:r>
       <w:r>
-        <w:rPr>
-          <w:sz w:val="28"/>
-        </w:rPr>
         <w:t xml:space="preserve"> </w:t>
       </w:r>
     </w:p>
     <w:p>
       <w:pPr>
         <w:jc w:val="both"/>
-        <w:rPr>
-          <w:sz w:val="28"/>
-        </w:rPr>
       </w:pPr>
       <w:r>
         <w:tab/>
-      </w:r>
-      <w:r>
-        <w:rPr>
-          <w:sz w:val="28"/>
-        </w:rPr>
         <w:t xml:space="preserve">В данном программном документе, в разделе «Назначение программы» указаны сведения о назначении программы и информация, достаточная для понимания функций программы и ее эксплуатации. </w:t>
       </w:r>
     </w:p>
@@ -3960,48 +3316,26 @@
       <w:pPr>
         <w:ind w:firstLine="708"/>
         <w:jc w:val="both"/>
-        <w:rPr>
-          <w:sz w:val="28"/>
-        </w:rPr>
       </w:pPr>
       <w:r>
-        <w:rPr>
-          <w:sz w:val="28"/>
-        </w:rPr>
         <w:t xml:space="preserve">В разделе «Условия выполнения программы» указаны условия, необходимые для выполнения программы (минимальный состав аппаратных и программных средств и т.п.).  </w:t>
       </w:r>
     </w:p>
     <w:p>
       <w:pPr>
         <w:jc w:val="both"/>
-        <w:rPr>
-          <w:sz w:val="28"/>
-        </w:rPr>
       </w:pPr>
       <w:r>
         <w:tab/>
-      </w:r>
-      <w:r>
-        <w:rPr>
-          <w:sz w:val="28"/>
-        </w:rPr>
         <w:t>В данном программном документе, в разделе «Выполнение программы» указана последовательность действий оператора, обеспечивающих загрузку, запуск, выполнение, приведено описание функций, формата и возможных вариантов команд, с помощью которых оператор осуществляет загрузку и управляет выполнением программы, а также ответы программы на эти команды.</w:t>
       </w:r>
     </w:p>
     <w:p>
       <w:pPr>
         <w:jc w:val="both"/>
-        <w:rPr>
-          <w:sz w:val="28"/>
-        </w:rPr>
       </w:pPr>
       <w:r>
         <w:tab/>
-      </w:r>
-      <w:r>
-        <w:rPr>
-          <w:sz w:val="28"/>
-        </w:rPr>
         <w:t>В разделе «Сообщения оператору» приведены тексты сообщений, выдаваемых в ходе выполнения программы, описание их содержания и соответствующие действия оператора (действия оператора в случае сбоя, возможности повторного запуска программы и т.п.).</w:t>
       </w:r>
     </w:p>
@@ -4011,513 +3345,379 @@
         <w:jc w:val="both"/>
       </w:pPr>
       <w:r>
-        <w:rPr>
-          <w:sz w:val="28"/>
-        </w:rPr>
         <w:t xml:space="preserve">Оформление программного документа «Руководство оператора» произведено по требованиям ЕСПД (ГОСТ 19.101-77 </w:t>
       </w:r>
       <w:r>
         <w:rPr>
-          <w:rStyle w:val="ae"/>
-          <w:sz w:val="28"/>
+          <w:rStyle w:val="af2"/>
         </w:rPr>
         <w:footnoteReference w:customMarkFollows="1" w:id="1"/>
         <w:t>1)</w:t>
       </w:r>
       <w:r>
-        <w:rPr>
-          <w:sz w:val="28"/>
-        </w:rPr>
         <w:t xml:space="preserve">, ГОСТ 19.103-77 </w:t>
       </w:r>
       <w:r>
         <w:rPr>
-          <w:rStyle w:val="ae"/>
-          <w:sz w:val="28"/>
+          <w:rStyle w:val="af2"/>
         </w:rPr>
         <w:footnoteReference w:customMarkFollows="1" w:id="2"/>
         <w:t>2)</w:t>
       </w:r>
       <w:r>
-        <w:rPr>
-          <w:sz w:val="28"/>
-        </w:rPr>
         <w:t xml:space="preserve">, ГОСТ 19.104-78* </w:t>
       </w:r>
       <w:r>
         <w:rPr>
-          <w:rStyle w:val="ae"/>
-          <w:sz w:val="28"/>
+          <w:rStyle w:val="af2"/>
         </w:rPr>
         <w:footnoteReference w:customMarkFollows="1" w:id="3"/>
         <w:t>3)</w:t>
       </w:r>
       <w:r>
-        <w:rPr>
-          <w:sz w:val="28"/>
-        </w:rPr>
         <w:t xml:space="preserve">, ГОСТ 19.105-78* </w:t>
       </w:r>
       <w:r>
         <w:rPr>
-          <w:rStyle w:val="ae"/>
-          <w:sz w:val="28"/>
+          <w:rStyle w:val="af2"/>
         </w:rPr>
         <w:footnoteReference w:customMarkFollows="1" w:id="4"/>
         <w:t>4)</w:t>
       </w:r>
       <w:r>
-        <w:rPr>
-          <w:sz w:val="28"/>
-        </w:rPr>
         <w:t xml:space="preserve">, ГОСТ 19.106-78* </w:t>
       </w:r>
       <w:r>
         <w:rPr>
-          <w:rStyle w:val="ae"/>
-          <w:sz w:val="28"/>
+          <w:rStyle w:val="af2"/>
         </w:rPr>
         <w:footnoteReference w:customMarkFollows="1" w:id="5"/>
         <w:t>5)</w:t>
       </w:r>
       <w:r>
-        <w:rPr>
-          <w:sz w:val="28"/>
-        </w:rPr>
         <w:t xml:space="preserve">, ГОСТ 19.505-79* </w:t>
       </w:r>
       <w:r>
         <w:rPr>
-          <w:rStyle w:val="ae"/>
-          <w:sz w:val="28"/>
+          <w:rStyle w:val="af2"/>
         </w:rPr>
         <w:footnoteReference w:customMarkFollows="1" w:id="6"/>
         <w:t>6)</w:t>
       </w:r>
       <w:r>
-        <w:rPr>
-          <w:sz w:val="28"/>
-        </w:rPr>
         <w:t xml:space="preserve">, ГОСТ 19.604-78* </w:t>
       </w:r>
       <w:r>
         <w:rPr>
-          <w:rStyle w:val="ae"/>
-          <w:sz w:val="28"/>
+          <w:rStyle w:val="af2"/>
         </w:rPr>
         <w:footnoteReference w:customMarkFollows="1" w:id="7"/>
         <w:t>7)</w:t>
       </w:r>
       <w:r>
-        <w:rPr>
-          <w:sz w:val="28"/>
-        </w:rPr>
         <w:t>).</w:t>
       </w:r>
     </w:p>
+    <w:sdt>
+      <w:sdtPr>
+        <w:rPr>
+          <w:rFonts w:eastAsia="Times New Roman" w:cs="Times New Roman"/>
+          <w:b/>
+          <w:bCs/>
+          <w:caps w:val="0"/>
+          <w:color w:val="auto"/>
+          <w:szCs w:val="24"/>
+        </w:rPr>
+        <w:id w:val="1868177389"/>
+        <w:docPartObj>
+          <w:docPartGallery w:val="Table of Contents"/>
+          <w:docPartUnique/>
+        </w:docPartObj>
+      </w:sdtPr>
+      <w:sdtEndPr>
+        <w:rPr>
+          <w:b w:val="0"/>
+          <w:bCs w:val="0"/>
+        </w:rPr>
+      </w:sdtEndPr>
+      <w:sdtContent>
+        <w:p>
+          <w:pPr>
+            <w:pStyle w:val="af8"/>
+          </w:pPr>
+          <w:r>
+            <w:t>СОДЕРЖАНИЕ</w:t>
+          </w:r>
+        </w:p>
+        <w:p>
+          <w:pPr>
+            <w:pStyle w:val="10"/>
+            <w:tabs>
+              <w:tab w:val="right" w:leader="dot" w:pos="9345"/>
+            </w:tabs>
+            <w:rPr>
+              <w:rFonts w:asciiTheme="minorHAnsi" w:eastAsiaTheme="minorEastAsia" w:hAnsiTheme="minorHAnsi" w:cstheme="minorBidi"/>
+              <w:bCs w:val="0"/>
+              <w:caps w:val="0"/>
+              <w:noProof/>
+              <w:kern w:val="2"/>
+              <w:sz w:val="24"/>
+              <w:szCs w:val="24"/>
+              <w14:ligatures w14:val="standardContextual"/>
+            </w:rPr>
+          </w:pPr>
+          <w:r>
+            <w:rPr>
+              <w:b/>
+              <w:bCs w:val="0"/>
+            </w:rPr>
+            <w:fldChar w:fldCharType="begin"/>
+          </w:r>
+          <w:r>
+            <w:rPr>
+              <w:b/>
+              <w:bCs w:val="0"/>
+            </w:rPr>
+            <w:instrText xml:space="preserve"> TOC \t "Заголовок 1;2;Заголовок 2;3;Заголовок;1" </w:instrText>
+          </w:r>
+          <w:r>
+            <w:rPr>
+              <w:b/>
+              <w:bCs w:val="0"/>
+            </w:rPr>
+            <w:fldChar w:fldCharType="separate"/>
+          </w:r>
+          <w:r>
+            <w:rPr>
+              <w:noProof/>
+            </w:rPr>
+            <w:t>Аннотация</w:t>
+          </w:r>
+          <w:r>
+            <w:rPr>
+              <w:noProof/>
+            </w:rPr>
+            <w:tab/>
+          </w:r>
+          <w:r>
+            <w:rPr>
+              <w:noProof/>
+            </w:rPr>
+            <w:fldChar w:fldCharType="begin"/>
+          </w:r>
+          <w:r>
+            <w:rPr>
+              <w:noProof/>
+            </w:rPr>
+            <w:instrText xml:space="preserve"> PAGEREF _Toc220332455 \h </w:instrText>
+          </w:r>
+          <w:r>
+            <w:rPr>
+              <w:noProof/>
+            </w:rPr>
+          </w:r>
+          <w:r>
+            <w:rPr>
+              <w:noProof/>
+            </w:rPr>
+            <w:fldChar w:fldCharType="separate"/>
+          </w:r>
+          <w:r>
+            <w:rPr>
+              <w:noProof/>
+            </w:rPr>
+            <w:t>2</w:t>
+          </w:r>
+          <w:r>
+            <w:rPr>
+              <w:noProof/>
+            </w:rPr>
+            <w:fldChar w:fldCharType="end"/>
+          </w:r>
+        </w:p>
+        <w:p>
+          <w:pPr>
+            <w:pStyle w:val="21"/>
+            <w:tabs>
+              <w:tab w:val="right" w:leader="dot" w:pos="9345"/>
+            </w:tabs>
+            <w:rPr>
+              <w:rFonts w:asciiTheme="minorHAnsi" w:eastAsiaTheme="minorEastAsia" w:hAnsiTheme="minorHAnsi" w:cstheme="minorBidi"/>
+              <w:noProof/>
+              <w:kern w:val="2"/>
+              <w:sz w:val="24"/>
+              <w:szCs w:val="24"/>
+              <w14:ligatures w14:val="standardContextual"/>
+            </w:rPr>
+          </w:pPr>
+          <w:r>
+            <w:rPr>
+              <w:noProof/>
+              <w:color w:val="000000"/>
+            </w:rPr>
+            <w:t>1</w:t>
+          </w:r>
+          <w:r>
+            <w:rPr>
+              <w:noProof/>
+            </w:rPr>
+            <w:t xml:space="preserve"> Текст программы</w:t>
+          </w:r>
+          <w:r>
+            <w:rPr>
+              <w:noProof/>
+            </w:rPr>
+            <w:tab/>
+          </w:r>
+          <w:r>
+            <w:rPr>
+              <w:noProof/>
+            </w:rPr>
+            <w:fldChar w:fldCharType="begin"/>
+          </w:r>
+          <w:r>
+            <w:rPr>
+              <w:noProof/>
+            </w:rPr>
+            <w:instrText xml:space="preserve"> PAGEREF _Toc220332456 \h </w:instrText>
+          </w:r>
+          <w:r>
+            <w:rPr>
+              <w:noProof/>
+            </w:rPr>
+          </w:r>
+          <w:r>
+            <w:rPr>
+              <w:noProof/>
+            </w:rPr>
+            <w:fldChar w:fldCharType="separate"/>
+          </w:r>
+          <w:r>
+            <w:rPr>
+              <w:noProof/>
+            </w:rPr>
+            <w:t>4</w:t>
+          </w:r>
+          <w:r>
+            <w:rPr>
+              <w:noProof/>
+            </w:rPr>
+            <w:fldChar w:fldCharType="end"/>
+          </w:r>
+        </w:p>
+        <w:p>
+          <w:pPr>
+            <w:pStyle w:val="21"/>
+            <w:tabs>
+              <w:tab w:val="right" w:leader="dot" w:pos="9345"/>
+            </w:tabs>
+            <w:rPr>
+              <w:rFonts w:asciiTheme="minorHAnsi" w:eastAsiaTheme="minorEastAsia" w:hAnsiTheme="minorHAnsi" w:cstheme="minorBidi"/>
+              <w:noProof/>
+              <w:kern w:val="2"/>
+              <w:sz w:val="24"/>
+              <w:szCs w:val="24"/>
+              <w14:ligatures w14:val="standardContextual"/>
+            </w:rPr>
+          </w:pPr>
+          <w:r>
+            <w:rPr>
+              <w:caps/>
+              <w:noProof/>
+            </w:rPr>
+            <w:t>Лист регистрации изменений</w:t>
+          </w:r>
+          <w:r>
+            <w:rPr>
+              <w:noProof/>
+            </w:rPr>
+            <w:tab/>
+          </w:r>
+          <w:r>
+            <w:rPr>
+              <w:noProof/>
+            </w:rPr>
+            <w:fldChar w:fldCharType="begin"/>
+          </w:r>
+          <w:r>
+            <w:rPr>
+              <w:noProof/>
+            </w:rPr>
+            <w:instrText xml:space="preserve"> PAGEREF _Toc220332457 \h </w:instrText>
+          </w:r>
+          <w:r>
+            <w:rPr>
+              <w:noProof/>
+            </w:rPr>
+          </w:r>
+          <w:r>
+            <w:rPr>
+              <w:noProof/>
+            </w:rPr>
+            <w:fldChar w:fldCharType="separate"/>
+          </w:r>
+          <w:r>
+            <w:rPr>
+              <w:noProof/>
+            </w:rPr>
+            <w:t>5</w:t>
+          </w:r>
+          <w:r>
+            <w:rPr>
+              <w:noProof/>
+            </w:rPr>
+            <w:fldChar w:fldCharType="end"/>
+          </w:r>
+        </w:p>
+        <w:p>
+          <w:pPr>
+            <w:rPr>
+              <w:b/>
+              <w:bCs/>
+            </w:rPr>
+          </w:pPr>
+          <w:r>
+            <w:rPr>
+              <w:b/>
+              <w:bCs/>
+            </w:rPr>
+            <w:fldChar w:fldCharType="end"/>
+          </w:r>
+        </w:p>
+        <w:p/>
+      </w:sdtContent>
+    </w:sdt>
     <w:p>
       <w:pPr>
-        <w:pStyle w:val="1"/>
-        <w:numPr>
-          <w:ilvl w:val="0"/>
-          <w:numId w:val="0"/>
-        </w:numPr>
-        <w:rPr>
-          <w:caps/>
-        </w:rPr>
+        <w:pStyle w:val="aff8"/>
       </w:pPr>
       <w:r>
-        <w:rPr>
-          <w:caps/>
-        </w:rPr>
         <w:br w:type="page"/>
       </w:r>
-      <w:bookmarkStart w:id="5" w:name="_Toc172552429"/>
-      <w:bookmarkStart w:id="6" w:name="_Toc172552455"/>
-      <w:bookmarkStart w:id="7" w:name="_Toc172638201"/>
+    </w:p>
+    <w:p>
+      <w:pPr>
+        <w:pStyle w:val="1"/>
+        <w:ind w:firstLine="0"/>
+      </w:pPr>
+      <w:bookmarkStart w:id="4" w:name="_Toc172552430"/>
+      <w:bookmarkStart w:id="5" w:name="_Toc172552456"/>
+      <w:bookmarkStart w:id="6" w:name="_Toc172638202"/>
+      <w:bookmarkStart w:id="7" w:name="_Toc220332456"/>
       <w:r>
-        <w:rPr>
-          <w:caps/>
-        </w:rPr>
         <w:lastRenderedPageBreak/>
-        <w:t>Содержание</w:t>
+        <w:t>Текст программы</w:t>
       </w:r>
+      <w:bookmarkEnd w:id="4"/>
       <w:bookmarkEnd w:id="5"/>
       <w:bookmarkEnd w:id="6"/>
       <w:bookmarkEnd w:id="7"/>
     </w:p>
     <w:p>
       <w:pPr>
-        <w:rPr>
-          <w:b/>
-          <w:bCs/>
-        </w:rPr>
-      </w:pPr>
-    </w:p>
-    <w:p>
-      <w:pPr>
-        <w:rPr>
-          <w:b/>
-          <w:bCs/>
-          <w:lang w:val="en-US"/>
-        </w:rPr>
-      </w:pPr>
-    </w:p>
-    <w:p>
-      <w:pPr>
-        <w:rPr>
-          <w:bCs/>
-        </w:rPr>
-      </w:pPr>
-    </w:p>
-    <w:p>
-      <w:pPr>
-        <w:pStyle w:val="10"/>
-        <w:rPr>
-          <w:rFonts w:asciiTheme="minorHAnsi" w:eastAsiaTheme="minorEastAsia" w:hAnsiTheme="minorHAnsi" w:cstheme="minorBidi"/>
-          <w:noProof/>
-          <w:sz w:val="22"/>
-          <w:szCs w:val="22"/>
-        </w:rPr>
+        <w:pStyle w:val="a0"/>
       </w:pPr>
       <w:r>
-        <w:rPr>
-          <w:bCs/>
-        </w:rPr>
-        <w:fldChar w:fldCharType="begin"/>
-      </w:r>
-      <w:r>
-        <w:rPr>
-          <w:bCs/>
-        </w:rPr>
-        <w:instrText xml:space="preserve"> TOC \o "1-4" \h \z </w:instrText>
-      </w:r>
-      <w:r>
-        <w:rPr>
-          <w:bCs/>
-        </w:rPr>
-        <w:fldChar w:fldCharType="separate"/>
-      </w:r>
-      <w:hyperlink w:anchor="_Toc172638200" w:history="1">
-        <w:r>
-          <w:rPr>
-            <w:rStyle w:val="af"/>
-            <w:caps/>
-            <w:noProof/>
-          </w:rPr>
-          <w:t>Аннотация</w:t>
-        </w:r>
-        <w:r>
-          <w:rPr>
-            <w:noProof/>
-            <w:webHidden/>
-          </w:rPr>
-          <w:tab/>
-        </w:r>
-        <w:r>
-          <w:rPr>
-            <w:noProof/>
-            <w:webHidden/>
-          </w:rPr>
-          <w:fldChar w:fldCharType="begin"/>
-        </w:r>
-        <w:r>
-          <w:rPr>
-            <w:noProof/>
-            <w:webHidden/>
-          </w:rPr>
-          <w:instrText xml:space="preserve"> PAGEREF _Toc172638200 \h </w:instrText>
-        </w:r>
-        <w:r>
-          <w:rPr>
-            <w:noProof/>
-            <w:webHidden/>
-          </w:rPr>
-        </w:r>
-        <w:r>
-          <w:rPr>
-            <w:noProof/>
-            <w:webHidden/>
-          </w:rPr>
-          <w:fldChar w:fldCharType="separate"/>
-        </w:r>
-        <w:r>
-          <w:rPr>
-            <w:noProof/>
-            <w:webHidden/>
-          </w:rPr>
-          <w:t>2</w:t>
-        </w:r>
-        <w:r>
-          <w:rPr>
-            <w:noProof/>
-            <w:webHidden/>
-          </w:rPr>
-          <w:fldChar w:fldCharType="end"/>
-        </w:r>
-      </w:hyperlink>
-    </w:p>
-    <w:p>
-      <w:pPr>
-        <w:pStyle w:val="10"/>
-        <w:rPr>
-          <w:rFonts w:asciiTheme="minorHAnsi" w:eastAsiaTheme="minorEastAsia" w:hAnsiTheme="minorHAnsi" w:cstheme="minorBidi"/>
-          <w:noProof/>
-          <w:sz w:val="22"/>
-          <w:szCs w:val="22"/>
-        </w:rPr>
-      </w:pPr>
-      <w:hyperlink w:anchor="_Toc172638201" w:history="1">
-        <w:r>
-          <w:rPr>
-            <w:rStyle w:val="af"/>
-            <w:caps/>
-            <w:noProof/>
-          </w:rPr>
-          <w:t>Содержание</w:t>
-        </w:r>
-        <w:r>
-          <w:rPr>
-            <w:noProof/>
-            <w:webHidden/>
-          </w:rPr>
-          <w:tab/>
-        </w:r>
-        <w:r>
-          <w:rPr>
-            <w:noProof/>
-            <w:webHidden/>
-          </w:rPr>
-          <w:fldChar w:fldCharType="begin"/>
-        </w:r>
-        <w:r>
-          <w:rPr>
-            <w:noProof/>
-            <w:webHidden/>
-          </w:rPr>
-          <w:instrText xml:space="preserve"> PAGEREF _Toc172638201 \h </w:instrText>
-        </w:r>
-        <w:r>
-          <w:rPr>
-            <w:noProof/>
-            <w:webHidden/>
-          </w:rPr>
-        </w:r>
-        <w:r>
-          <w:rPr>
-            <w:noProof/>
-            <w:webHidden/>
-          </w:rPr>
-          <w:fldChar w:fldCharType="separate"/>
-        </w:r>
-        <w:r>
-          <w:rPr>
-            <w:noProof/>
-            <w:webHidden/>
-          </w:rPr>
-          <w:t>3</w:t>
-        </w:r>
-        <w:r>
-          <w:rPr>
-            <w:noProof/>
-            <w:webHidden/>
-          </w:rPr>
-          <w:fldChar w:fldCharType="end"/>
-        </w:r>
-      </w:hyperlink>
-    </w:p>
-    <w:p>
-      <w:pPr>
-        <w:pStyle w:val="10"/>
-        <w:rPr>
-          <w:rFonts w:asciiTheme="minorHAnsi" w:eastAsiaTheme="minorEastAsia" w:hAnsiTheme="minorHAnsi" w:cstheme="minorBidi"/>
-          <w:noProof/>
-          <w:sz w:val="22"/>
-          <w:szCs w:val="22"/>
-        </w:rPr>
-      </w:pPr>
-      <w:hyperlink w:anchor="_Toc172638202" w:history="1">
-        <w:r>
-          <w:rPr>
-            <w:rStyle w:val="af"/>
-            <w:noProof/>
-          </w:rPr>
-          <w:t>1. Текст программы</w:t>
-        </w:r>
-        <w:r>
-          <w:rPr>
-            <w:noProof/>
-            <w:webHidden/>
-          </w:rPr>
-          <w:tab/>
-        </w:r>
-        <w:r>
-          <w:rPr>
-            <w:noProof/>
-            <w:webHidden/>
-          </w:rPr>
-          <w:fldChar w:fldCharType="begin"/>
-        </w:r>
-        <w:r>
-          <w:rPr>
-            <w:noProof/>
-            <w:webHidden/>
-          </w:rPr>
-          <w:instrText xml:space="preserve"> PAGEREF _Toc172638202 \h </w:instrText>
-        </w:r>
-        <w:r>
-          <w:rPr>
-            <w:noProof/>
-            <w:webHidden/>
-          </w:rPr>
-        </w:r>
-        <w:r>
-          <w:rPr>
-            <w:noProof/>
-            <w:webHidden/>
-          </w:rPr>
-          <w:fldChar w:fldCharType="separate"/>
-        </w:r>
-        <w:r>
-          <w:rPr>
-            <w:noProof/>
-            <w:webHidden/>
-          </w:rPr>
-          <w:t>4</w:t>
-        </w:r>
-        <w:r>
-          <w:rPr>
-            <w:noProof/>
-            <w:webHidden/>
-          </w:rPr>
-          <w:fldChar w:fldCharType="end"/>
-        </w:r>
-      </w:hyperlink>
-    </w:p>
-    <w:p>
-      <w:pPr>
-        <w:pStyle w:val="10"/>
-        <w:rPr>
-          <w:rFonts w:asciiTheme="minorHAnsi" w:eastAsiaTheme="minorEastAsia" w:hAnsiTheme="minorHAnsi" w:cstheme="minorBidi"/>
-          <w:noProof/>
-          <w:sz w:val="22"/>
-          <w:szCs w:val="22"/>
-        </w:rPr>
-      </w:pPr>
-      <w:hyperlink w:anchor="_Toc172638203" w:history="1">
-        <w:r>
-          <w:rPr>
-            <w:rStyle w:val="af"/>
-            <w:caps/>
-            <w:noProof/>
-          </w:rPr>
-          <w:t>Лист регистрации изменений</w:t>
-        </w:r>
-        <w:r>
-          <w:rPr>
-            <w:noProof/>
-            <w:webHidden/>
-          </w:rPr>
-          <w:tab/>
-        </w:r>
-        <w:r>
-          <w:rPr>
-            <w:noProof/>
-            <w:webHidden/>
-          </w:rPr>
-          <w:fldChar w:fldCharType="begin"/>
-        </w:r>
-        <w:r>
-          <w:rPr>
-            <w:noProof/>
-            <w:webHidden/>
-          </w:rPr>
-          <w:instrText xml:space="preserve"> PAGEREF _Toc172638203 \h </w:instrText>
-        </w:r>
-        <w:r>
-          <w:rPr>
-            <w:noProof/>
-            <w:webHidden/>
-          </w:rPr>
-        </w:r>
-        <w:r>
-          <w:rPr>
-            <w:noProof/>
-            <w:webHidden/>
-          </w:rPr>
-          <w:fldChar w:fldCharType="separate"/>
-        </w:r>
-        <w:r>
-          <w:rPr>
-            <w:noProof/>
-            <w:webHidden/>
-          </w:rPr>
-          <w:t>5</w:t>
-        </w:r>
-        <w:r>
-          <w:rPr>
-            <w:noProof/>
-            <w:webHidden/>
-          </w:rPr>
-          <w:fldChar w:fldCharType="end"/>
-        </w:r>
-      </w:hyperlink>
-    </w:p>
-    <w:p>
-      <w:pPr>
-        <w:pStyle w:val="40"/>
-        <w:rPr>
-          <w:bCs/>
-        </w:rPr>
-      </w:pPr>
-      <w:r>
-        <w:rPr>
-          <w:bCs/>
-        </w:rPr>
-        <w:fldChar w:fldCharType="end"/>
-      </w:r>
-    </w:p>
-    <w:p>
-      <w:pPr>
-        <w:rPr>
-          <w:bCs/>
-        </w:rPr>
-      </w:pPr>
-    </w:p>
-    <w:p>
-      <w:pPr>
-        <w:pStyle w:val="1"/>
-      </w:pPr>
-      <w:r>
-        <w:br w:type="page"/>
-      </w:r>
-      <w:bookmarkStart w:id="8" w:name="_Toc172552430"/>
-      <w:bookmarkStart w:id="9" w:name="_Toc172552456"/>
-      <w:bookmarkStart w:id="10" w:name="_Toc172638202"/>
-      <w:r>
-        <w:lastRenderedPageBreak/>
-        <w:t>Текст программы</w:t>
-      </w:r>
-      <w:bookmarkEnd w:id="8"/>
-      <w:bookmarkEnd w:id="9"/>
-      <w:bookmarkEnd w:id="10"/>
-    </w:p>
-    <w:p/>
-    <w:p/>
-    <w:p/>
-    <w:p>
-      <w:pPr>
-        <w:ind w:firstLine="432"/>
-        <w:rPr>
-          <w:sz w:val="28"/>
-          <w:szCs w:val="28"/>
-        </w:rPr>
-      </w:pPr>
-      <w:r>
-        <w:rPr>
-          <w:sz w:val="28"/>
-          <w:szCs w:val="28"/>
-        </w:rPr>
         <w:t>Код программы содержится в каталогах и файлах в соответствии со своим функциональным назначением.</w:t>
       </w:r>
     </w:p>
@@ -4526,7 +3726,10 @@
     <w:p/>
     <w:p>
       <w:pPr>
-        <w:pStyle w:val="af5"/>
+        <w:pStyle w:val="afa"/>
+        <w:rPr>
+          <w:lang w:val="ru-RU"/>
+        </w:rPr>
       </w:pPr>
       <w:r>
         <w:rPr>
@@ -4547,26 +3750,16 @@
         <w:t>&gt;</w:t>
       </w:r>
     </w:p>
-    <w:p/>
-    <w:p/>
-    <w:p/>
-    <w:p/>
-    <w:p/>
-    <w:p/>
     <w:p>
       <w:pPr>
-        <w:sectPr>
-          <w:headerReference w:type="default" r:id="rId14"/>
-          <w:pgSz w:w="11906" w:h="16838" w:code="9"/>
-          <w:pgMar w:top="1418" w:right="567" w:bottom="851" w:left="1134" w:header="567" w:footer="567" w:gutter="0"/>
-          <w:cols w:space="708"/>
-          <w:docGrid w:linePitch="360"/>
-        </w:sectPr>
+        <w:pStyle w:val="a0"/>
+        <w:ind w:firstLine="0"/>
       </w:pPr>
     </w:p>
     <w:tbl>
       <w:tblPr>
         <w:tblW w:w="10433" w:type="dxa"/>
+        <w:tblInd w:w="-569" w:type="dxa"/>
         <w:tblBorders>
           <w:top w:val="single" w:sz="4" w:space="0" w:color="auto"/>
           <w:left w:val="single" w:sz="4" w:space="0" w:color="auto"/>
@@ -4619,25 +3812,26 @@
             </w:pPr>
             <w:r>
               <w:rPr>
-                <w:b w:val="0"/>
                 <w:bCs w:val="0"/>
                 <w:szCs w:val="2"/>
               </w:rPr>
               <w:lastRenderedPageBreak/>
               <w:br w:type="page"/>
             </w:r>
-            <w:bookmarkStart w:id="11" w:name="_Toc172552450"/>
-            <w:bookmarkStart w:id="12" w:name="_Toc172552476"/>
-            <w:bookmarkStart w:id="13" w:name="_Toc172638203"/>
+            <w:bookmarkStart w:id="8" w:name="_Toc172552450"/>
+            <w:bookmarkStart w:id="9" w:name="_Toc172552476"/>
+            <w:bookmarkStart w:id="10" w:name="_Toc172638203"/>
+            <w:bookmarkStart w:id="11" w:name="_Toc220332457"/>
             <w:r>
               <w:rPr>
                 <w:caps/>
               </w:rPr>
               <w:t>Лист регистрации изменений</w:t>
             </w:r>
+            <w:bookmarkEnd w:id="8"/>
+            <w:bookmarkEnd w:id="9"/>
+            <w:bookmarkEnd w:id="10"/>
             <w:bookmarkEnd w:id="11"/>
-            <w:bookmarkEnd w:id="12"/>
-            <w:bookmarkEnd w:id="13"/>
           </w:p>
         </w:tc>
       </w:tr>
@@ -4664,15 +3858,9 @@
           </w:tcPr>
           <w:p>
             <w:pPr>
-              <w:jc w:val="center"/>
-              <w:rPr>
-                <w:sz w:val="20"/>
-              </w:rPr>
+              <w:pStyle w:val="aff8"/>
             </w:pPr>
             <w:r>
-              <w:rPr>
-                <w:sz w:val="20"/>
-              </w:rPr>
               <w:t>Номера листов (страниц)</w:t>
             </w:r>
           </w:p>
@@ -4694,7 +3882,7 @@
           </w:tcPr>
           <w:p>
             <w:pPr>
-              <w:jc w:val="center"/>
+              <w:pStyle w:val="aff8"/>
             </w:pPr>
             <w:r>
               <w:t>Всего</w:t>
@@ -4702,7 +3890,7 @@
           </w:p>
           <w:p>
             <w:pPr>
-              <w:jc w:val="center"/>
+              <w:pStyle w:val="aff8"/>
             </w:pPr>
             <w:r>
               <w:t>листов</w:t>
@@ -4710,7 +3898,7 @@
           </w:p>
           <w:p>
             <w:pPr>
-              <w:jc w:val="center"/>
+              <w:pStyle w:val="aff8"/>
             </w:pPr>
             <w:r>
               <w:t>(страниц)</w:t>
@@ -4718,12 +3906,7 @@
           </w:p>
           <w:p>
             <w:pPr>
-              <w:pStyle w:val="a3"/>
-              <w:tabs>
-                <w:tab w:val="clear" w:pos="4677"/>
-                <w:tab w:val="clear" w:pos="9355"/>
-              </w:tabs>
-              <w:jc w:val="center"/>
+              <w:pStyle w:val="aff8"/>
             </w:pPr>
             <w:r>
               <w:t xml:space="preserve">в </w:t>
@@ -4752,7 +3935,7 @@
           </w:tcPr>
           <w:p>
             <w:pPr>
-              <w:jc w:val="center"/>
+              <w:pStyle w:val="aff8"/>
             </w:pPr>
             <w:r>
               <w:t>№</w:t>
@@ -4760,7 +3943,7 @@
           </w:p>
           <w:p>
             <w:pPr>
-              <w:jc w:val="center"/>
+              <w:pStyle w:val="aff8"/>
             </w:pPr>
             <w:r>
               <w:t>документа</w:t>
@@ -4784,7 +3967,7 @@
           </w:tcPr>
           <w:p>
             <w:pPr>
-              <w:jc w:val="center"/>
+              <w:pStyle w:val="aff8"/>
             </w:pPr>
             <w:r>
               <w:t>Входящий</w:t>
@@ -4792,7 +3975,7 @@
           </w:p>
           <w:p>
             <w:pPr>
-              <w:jc w:val="center"/>
+              <w:pStyle w:val="aff8"/>
             </w:pPr>
             <w:r>
               <w:t xml:space="preserve">№ </w:t>
@@ -4805,7 +3988,7 @@
           </w:p>
           <w:p>
             <w:pPr>
-              <w:jc w:val="center"/>
+              <w:pStyle w:val="aff8"/>
             </w:pPr>
             <w:proofErr w:type="spellStart"/>
             <w:r>
@@ -4815,7 +3998,7 @@
           </w:p>
           <w:p>
             <w:pPr>
-              <w:jc w:val="center"/>
+              <w:pStyle w:val="aff8"/>
             </w:pPr>
             <w:r>
               <w:t>документа</w:t>
@@ -4823,7 +4006,7 @@
           </w:p>
           <w:p>
             <w:pPr>
-              <w:jc w:val="center"/>
+              <w:pStyle w:val="aff8"/>
             </w:pPr>
             <w:r>
               <w:t>и дата</w:t>
@@ -4847,7 +4030,7 @@
           </w:tcPr>
           <w:p>
             <w:pPr>
-              <w:jc w:val="center"/>
+              <w:pStyle w:val="aff8"/>
             </w:pPr>
             <w:r>
               <w:t>Подп.</w:t>
@@ -4871,7 +4054,7 @@
           </w:tcPr>
           <w:p>
             <w:pPr>
-              <w:jc w:val="center"/>
+              <w:pStyle w:val="aff8"/>
             </w:pPr>
             <w:r>
               <w:t>Дата</w:t>
@@ -4901,19 +4084,17 @@
           </w:tcPr>
           <w:p>
             <w:pPr>
-              <w:jc w:val="center"/>
+              <w:pStyle w:val="aff8"/>
               <w:rPr>
                 <w:sz w:val="22"/>
               </w:rPr>
             </w:pPr>
-            <w:proofErr w:type="spellStart"/>
             <w:r>
               <w:rPr>
                 <w:sz w:val="22"/>
               </w:rPr>
               <w:t>Изм</w:t>
             </w:r>
-            <w:proofErr w:type="spellEnd"/>
           </w:p>
         </w:tc>
         <w:tc>
@@ -4933,7 +4114,7 @@
           </w:tcPr>
           <w:p>
             <w:pPr>
-              <w:jc w:val="center"/>
+              <w:pStyle w:val="aff8"/>
             </w:pPr>
             <w:r>
               <w:t>изменен</w:t>
@@ -4941,7 +4122,7 @@
           </w:p>
           <w:p>
             <w:pPr>
-              <w:jc w:val="center"/>
+              <w:pStyle w:val="aff8"/>
             </w:pPr>
             <w:proofErr w:type="spellStart"/>
             <w:r>
@@ -4967,7 +4148,7 @@
           </w:tcPr>
           <w:p>
             <w:pPr>
-              <w:jc w:val="center"/>
+              <w:pStyle w:val="aff8"/>
             </w:pPr>
             <w:r>
               <w:t>заме</w:t>
@@ -4975,7 +4156,7 @@
           </w:p>
           <w:p>
             <w:pPr>
-              <w:jc w:val="center"/>
+              <w:pStyle w:val="aff8"/>
             </w:pPr>
             <w:proofErr w:type="spellStart"/>
             <w:r>
@@ -5001,7 +4182,7 @@
           </w:tcPr>
           <w:p>
             <w:pPr>
-              <w:jc w:val="center"/>
+              <w:pStyle w:val="aff8"/>
             </w:pPr>
             <w:r>
               <w:t>новых</w:t>
@@ -5025,7 +4206,7 @@
           </w:tcPr>
           <w:p>
             <w:pPr>
-              <w:jc w:val="center"/>
+              <w:pStyle w:val="aff8"/>
             </w:pPr>
             <w:proofErr w:type="spellStart"/>
             <w:r>
@@ -5035,7 +4216,7 @@
           </w:p>
           <w:p>
             <w:pPr>
-              <w:jc w:val="center"/>
+              <w:pStyle w:val="aff8"/>
             </w:pPr>
             <w:r>
               <w:t>ванных</w:t>
@@ -5056,7 +4237,11 @@
               <w:right w:w="28" w:type="dxa"/>
             </w:tcMar>
           </w:tcPr>
-          <w:p/>
+          <w:p>
+            <w:pPr>
+              <w:pStyle w:val="aff8"/>
+            </w:pPr>
+          </w:p>
         </w:tc>
         <w:tc>
           <w:tcPr>
@@ -5072,7 +4257,11 @@
               <w:right w:w="28" w:type="dxa"/>
             </w:tcMar>
           </w:tcPr>
-          <w:p/>
+          <w:p>
+            <w:pPr>
+              <w:pStyle w:val="aff8"/>
+            </w:pPr>
+          </w:p>
         </w:tc>
         <w:tc>
           <w:tcPr>
@@ -5088,7 +4277,11 @@
               <w:right w:w="28" w:type="dxa"/>
             </w:tcMar>
           </w:tcPr>
-          <w:p/>
+          <w:p>
+            <w:pPr>
+              <w:pStyle w:val="aff8"/>
+            </w:pPr>
+          </w:p>
         </w:tc>
         <w:tc>
           <w:tcPr>
@@ -5691,12 +4884,11 @@
           </w:tcPr>
           <w:p>
             <w:pPr>
-              <w:pStyle w:val="a3"/>
+              <w:pStyle w:val="a4"/>
               <w:tabs>
                 <w:tab w:val="clear" w:pos="4677"/>
                 <w:tab w:val="clear" w:pos="9355"/>
               </w:tabs>
-              <w:jc w:val="center"/>
             </w:pPr>
           </w:p>
         </w:tc>
@@ -10003,127 +9195,6 @@
             <w:tcW w:w="601" w:type="dxa"/>
             <w:tcBorders>
               <w:left w:val="single" w:sz="18" w:space="0" w:color="auto"/>
-            </w:tcBorders>
-            <w:vAlign w:val="center"/>
-          </w:tcPr>
-          <w:p>
-            <w:pPr>
-              <w:jc w:val="center"/>
-            </w:pPr>
-          </w:p>
-        </w:tc>
-        <w:tc>
-          <w:tcPr>
-            <w:tcW w:w="1132" w:type="dxa"/>
-            <w:vAlign w:val="center"/>
-          </w:tcPr>
-          <w:p>
-            <w:pPr>
-              <w:jc w:val="center"/>
-            </w:pPr>
-          </w:p>
-        </w:tc>
-        <w:tc>
-          <w:tcPr>
-            <w:tcW w:w="1147" w:type="dxa"/>
-            <w:vAlign w:val="center"/>
-          </w:tcPr>
-          <w:p>
-            <w:pPr>
-              <w:jc w:val="center"/>
-            </w:pPr>
-          </w:p>
-        </w:tc>
-        <w:tc>
-          <w:tcPr>
-            <w:tcW w:w="1144" w:type="dxa"/>
-            <w:vAlign w:val="center"/>
-          </w:tcPr>
-          <w:p>
-            <w:pPr>
-              <w:jc w:val="center"/>
-            </w:pPr>
-          </w:p>
-        </w:tc>
-        <w:tc>
-          <w:tcPr>
-            <w:tcW w:w="1148" w:type="dxa"/>
-            <w:vAlign w:val="center"/>
-          </w:tcPr>
-          <w:p>
-            <w:pPr>
-              <w:jc w:val="center"/>
-            </w:pPr>
-          </w:p>
-        </w:tc>
-        <w:tc>
-          <w:tcPr>
-            <w:tcW w:w="1130" w:type="dxa"/>
-            <w:vAlign w:val="center"/>
-          </w:tcPr>
-          <w:p>
-            <w:pPr>
-              <w:jc w:val="center"/>
-            </w:pPr>
-          </w:p>
-        </w:tc>
-        <w:tc>
-          <w:tcPr>
-            <w:tcW w:w="1337" w:type="dxa"/>
-            <w:vAlign w:val="center"/>
-          </w:tcPr>
-          <w:p>
-            <w:pPr>
-              <w:jc w:val="center"/>
-            </w:pPr>
-          </w:p>
-        </w:tc>
-        <w:tc>
-          <w:tcPr>
-            <w:tcW w:w="1342" w:type="dxa"/>
-            <w:vAlign w:val="center"/>
-          </w:tcPr>
-          <w:p>
-            <w:pPr>
-              <w:jc w:val="center"/>
-            </w:pPr>
-          </w:p>
-        </w:tc>
-        <w:tc>
-          <w:tcPr>
-            <w:tcW w:w="782" w:type="dxa"/>
-            <w:vAlign w:val="center"/>
-          </w:tcPr>
-          <w:p>
-            <w:pPr>
-              <w:jc w:val="center"/>
-            </w:pPr>
-          </w:p>
-        </w:tc>
-        <w:tc>
-          <w:tcPr>
-            <w:tcW w:w="670" w:type="dxa"/>
-            <w:tcBorders>
-              <w:right w:val="single" w:sz="18" w:space="0" w:color="auto"/>
-            </w:tcBorders>
-            <w:vAlign w:val="center"/>
-          </w:tcPr>
-          <w:p>
-            <w:pPr>
-              <w:jc w:val="center"/>
-            </w:pPr>
-          </w:p>
-        </w:tc>
-      </w:tr>
-      <w:tr>
-        <w:trPr>
-          <w:trHeight w:hRule="exact" w:val="284"/>
-        </w:trPr>
-        <w:tc>
-          <w:tcPr>
-            <w:tcW w:w="601" w:type="dxa"/>
-            <w:tcBorders>
-              <w:left w:val="single" w:sz="18" w:space="0" w:color="auto"/>
               <w:bottom w:val="single" w:sz="18" w:space="0" w:color="auto"/>
             </w:tcBorders>
             <w:vAlign w:val="center"/>
@@ -10265,23 +9336,30 @@
     </w:tbl>
     <w:p>
       <w:pPr>
-        <w:rPr>
-          <w:sz w:val="2"/>
-        </w:rPr>
+        <w:pStyle w:val="a0"/>
+        <w:ind w:firstLine="0"/>
       </w:pPr>
     </w:p>
     <w:sectPr>
+      <w:headerReference w:type="even" r:id="rId11"/>
+      <w:headerReference w:type="default" r:id="rId12"/>
+      <w:footerReference w:type="even" r:id="rId13"/>
+      <w:footerReference w:type="default" r:id="rId14"/>
+      <w:headerReference w:type="first" r:id="rId15"/>
+      <w:footerReference w:type="first" r:id="rId16"/>
       <w:pgSz w:w="11906" w:h="16838" w:code="9"/>
-      <w:pgMar w:top="1418" w:right="442" w:bottom="1418" w:left="1134" w:header="567" w:footer="567" w:gutter="0"/>
+      <w:pgMar w:top="1134" w:right="850" w:bottom="1134" w:left="1701" w:header="567" w:footer="567" w:gutter="0"/>
+      <w:pgNumType w:start="1"/>
       <w:cols w:space="708"/>
-      <w:docGrid w:linePitch="360"/>
+      <w:titlePg/>
+      <w:docGrid w:linePitch="381"/>
     </w:sectPr>
   </w:body>
 </w:document>
 </file>
 
 <file path=word/endnotes.xml><?xml version="1.0" encoding="utf-8"?>
-<w:endnotes xmlns:wpc="http://schemas.microsoft.com/office/word/2010/wordprocessingCanvas" xmlns:cx="http://schemas.microsoft.com/office/drawing/2014/chartex" xmlns:cx1="http://schemas.microsoft.com/office/drawing/2015/9/8/chartex" xmlns:cx2="http://schemas.microsoft.com/office/drawing/2015/10/21/chartex" xmlns:cx3="http://schemas.microsoft.com/office/drawing/2016/5/9/chartex" xmlns:cx4="http://schemas.microsoft.com/office/drawing/2016/5/10/chartex" xmlns:cx5="http://schemas.microsoft.com/office/drawing/2016/5/11/chartex" xmlns:cx6="http://schemas.microsoft.com/office/drawing/2016/5/12/chartex" xmlns:cx7="http://schemas.microsoft.com/office/drawing/2016/5/13/chartex" xmlns:cx8="http://schemas.microsoft.com/office/drawing/2016/5/14/chartex" xmlns:mc="http://schemas.openxmlformats.org/markup-compatibility/2006" xmlns:aink="http://schemas.microsoft.com/office/drawing/2016/ink" xmlns:am3d="http://schemas.microsoft.com/office/drawing/2017/model3d" xmlns:o="urn:schemas-microsoft-com:office:office" xmlns:r="http://schemas.openxmlformats.org/officeDocument/2006/relationships" xmlns:m="http://schemas.openxmlformats.org/officeDocument/2006/math" xmlns:v="urn:schemas-microsoft-com:vml" xmlns:wp14="http://schemas.microsoft.com/office/word/2010/wordprocessingDrawing" xmlns:wp="http://schemas.openxmlformats.org/drawingml/2006/wordprocessingDrawing" xmlns:w10="urn:schemas-microsoft-com:office:word" xmlns:w="http://schemas.openxmlformats.org/wordprocessingml/2006/main" xmlns:w14="http://schemas.microsoft.com/office/word/2010/wordml" xmlns:w15="http://schemas.microsoft.com/office/word/2012/wordml" xmlns:w16cex="http://schemas.microsoft.com/office/word/2018/wordml/cex" xmlns:w16cid="http://schemas.microsoft.com/office/word/2016/wordml/cid" xmlns:w16="http://schemas.microsoft.com/office/word/2018/wordml" xmlns:w16sdtdh="http://schemas.microsoft.com/office/word/2020/wordml/sdtdatahash" xmlns:w16se="http://schemas.microsoft.com/office/word/2015/wordml/symex" xmlns:wpg="http://schemas.microsoft.com/office/word/2010/wordprocessingGroup" xmlns:wpi="http://schemas.microsoft.com/office/word/2010/wordprocessingInk" xmlns:wne="http://schemas.microsoft.com/office/word/2006/wordml" xmlns:wps="http://schemas.microsoft.com/office/word/2010/wordprocessingShape" mc:Ignorable="w14 w15 w16se w16cid w16 w16cex w16sdtdh wp14">
+<w:endnotes xmlns:wpc="http://schemas.microsoft.com/office/word/2010/wordprocessingCanvas" xmlns:cx="http://schemas.microsoft.com/office/drawing/2014/chartex" xmlns:cx1="http://schemas.microsoft.com/office/drawing/2015/9/8/chartex" xmlns:cx2="http://schemas.microsoft.com/office/drawing/2015/10/21/chartex" xmlns:cx3="http://schemas.microsoft.com/office/drawing/2016/5/9/chartex" xmlns:cx4="http://schemas.microsoft.com/office/drawing/2016/5/10/chartex" xmlns:cx5="http://schemas.microsoft.com/office/drawing/2016/5/11/chartex" xmlns:cx6="http://schemas.microsoft.com/office/drawing/2016/5/12/chartex" xmlns:cx7="http://schemas.microsoft.com/office/drawing/2016/5/13/chartex" xmlns:cx8="http://schemas.microsoft.com/office/drawing/2016/5/14/chartex" xmlns:mc="http://schemas.openxmlformats.org/markup-compatibility/2006" xmlns:aink="http://schemas.microsoft.com/office/drawing/2016/ink" xmlns:am3d="http://schemas.microsoft.com/office/drawing/2017/model3d" xmlns:o="urn:schemas-microsoft-com:office:office" xmlns:oel="http://schemas.microsoft.com/office/2019/extlst" xmlns:r="http://schemas.openxmlformats.org/officeDocument/2006/relationships" xmlns:m="http://schemas.openxmlformats.org/officeDocument/2006/math" xmlns:v="urn:schemas-microsoft-com:vml" xmlns:wp14="http://schemas.microsoft.com/office/word/2010/wordprocessingDrawing" xmlns:wp="http://schemas.openxmlformats.org/drawingml/2006/wordprocessingDrawing" xmlns:w10="urn:schemas-microsoft-com:office:word" xmlns:w="http://schemas.openxmlformats.org/wordprocessingml/2006/main" xmlns:w14="http://schemas.microsoft.com/office/word/2010/wordml" xmlns:w15="http://schemas.microsoft.com/office/word/2012/wordml" xmlns:w16cex="http://schemas.microsoft.com/office/word/2018/wordml/cex" xmlns:w16cid="http://schemas.microsoft.com/office/word/2016/wordml/cid" xmlns:w16="http://schemas.microsoft.com/office/word/2018/wordml" xmlns:w16sdtdh="http://schemas.microsoft.com/office/word/2020/wordml/sdtdatahash" xmlns:w16se="http://schemas.microsoft.com/office/word/2015/wordml/symex" xmlns:wpg="http://schemas.microsoft.com/office/word/2010/wordprocessingGroup" xmlns:wpi="http://schemas.microsoft.com/office/word/2010/wordprocessingInk" xmlns:wne="http://schemas.microsoft.com/office/word/2006/wordml" xmlns:wps="http://schemas.microsoft.com/office/word/2010/wordprocessingShape" mc:Ignorable="w14 w15 w16se w16cid w16 w16cex w16sdtdh wp14">
   <w:endnote w:type="separator" w:id="-1">
     <w:p>
       <w:r>
@@ -10300,37 +9378,37 @@
 </file>
 
 <file path=word/footer1.xml><?xml version="1.0" encoding="utf-8"?>
-<w:ftr xmlns:wpc="http://schemas.microsoft.com/office/word/2010/wordprocessingCanvas" xmlns:cx="http://schemas.microsoft.com/office/drawing/2014/chartex" xmlns:cx1="http://schemas.microsoft.com/office/drawing/2015/9/8/chartex" xmlns:cx2="http://schemas.microsoft.com/office/drawing/2015/10/21/chartex" xmlns:cx3="http://schemas.microsoft.com/office/drawing/2016/5/9/chartex" xmlns:cx4="http://schemas.microsoft.com/office/drawing/2016/5/10/chartex" xmlns:cx5="http://schemas.microsoft.com/office/drawing/2016/5/11/chartex" xmlns:cx6="http://schemas.microsoft.com/office/drawing/2016/5/12/chartex" xmlns:cx7="http://schemas.microsoft.com/office/drawing/2016/5/13/chartex" xmlns:cx8="http://schemas.microsoft.com/office/drawing/2016/5/14/chartex" xmlns:mc="http://schemas.openxmlformats.org/markup-compatibility/2006" xmlns:aink="http://schemas.microsoft.com/office/drawing/2016/ink" xmlns:am3d="http://schemas.microsoft.com/office/drawing/2017/model3d" xmlns:o="urn:schemas-microsoft-com:office:office" xmlns:r="http://schemas.openxmlformats.org/officeDocument/2006/relationships" xmlns:m="http://schemas.openxmlformats.org/officeDocument/2006/math" xmlns:v="urn:schemas-microsoft-com:vml" xmlns:wp14="http://schemas.microsoft.com/office/word/2010/wordprocessingDrawing" xmlns:wp="http://schemas.openxmlformats.org/drawingml/2006/wordprocessingDrawing" xmlns:w10="urn:schemas-microsoft-com:office:word" xmlns:w="http://schemas.openxmlformats.org/wordprocessingml/2006/main" xmlns:w14="http://schemas.microsoft.com/office/word/2010/wordml" xmlns:w15="http://schemas.microsoft.com/office/word/2012/wordml" xmlns:w16cex="http://schemas.microsoft.com/office/word/2018/wordml/cex" xmlns:w16cid="http://schemas.microsoft.com/office/word/2016/wordml/cid" xmlns:w16="http://schemas.microsoft.com/office/word/2018/wordml" xmlns:w16sdtdh="http://schemas.microsoft.com/office/word/2020/wordml/sdtdatahash" xmlns:w16se="http://schemas.microsoft.com/office/word/2015/wordml/symex" xmlns:wpg="http://schemas.microsoft.com/office/word/2010/wordprocessingGroup" xmlns:wpi="http://schemas.microsoft.com/office/word/2010/wordprocessingInk" xmlns:wne="http://schemas.microsoft.com/office/word/2006/wordml" xmlns:wps="http://schemas.microsoft.com/office/word/2010/wordprocessingShape" mc:Ignorable="w14 w15 w16se w16cid w16 w16cex w16sdtdh wp14">
+<w:ftr xmlns:wpc="http://schemas.microsoft.com/office/word/2010/wordprocessingCanvas" xmlns:cx="http://schemas.microsoft.com/office/drawing/2014/chartex" xmlns:cx1="http://schemas.microsoft.com/office/drawing/2015/9/8/chartex" xmlns:cx2="http://schemas.microsoft.com/office/drawing/2015/10/21/chartex" xmlns:cx3="http://schemas.microsoft.com/office/drawing/2016/5/9/chartex" xmlns:cx4="http://schemas.microsoft.com/office/drawing/2016/5/10/chartex" xmlns:cx5="http://schemas.microsoft.com/office/drawing/2016/5/11/chartex" xmlns:cx6="http://schemas.microsoft.com/office/drawing/2016/5/12/chartex" xmlns:cx7="http://schemas.microsoft.com/office/drawing/2016/5/13/chartex" xmlns:cx8="http://schemas.microsoft.com/office/drawing/2016/5/14/chartex" xmlns:mc="http://schemas.openxmlformats.org/markup-compatibility/2006" xmlns:aink="http://schemas.microsoft.com/office/drawing/2016/ink" xmlns:am3d="http://schemas.microsoft.com/office/drawing/2017/model3d" xmlns:o="urn:schemas-microsoft-com:office:office" xmlns:oel="http://schemas.microsoft.com/office/2019/extlst" xmlns:r="http://schemas.openxmlformats.org/officeDocument/2006/relationships" xmlns:m="http://schemas.openxmlformats.org/officeDocument/2006/math" xmlns:v="urn:schemas-microsoft-com:vml" xmlns:wp14="http://schemas.microsoft.com/office/word/2010/wordprocessingDrawing" xmlns:wp="http://schemas.openxmlformats.org/drawingml/2006/wordprocessingDrawing" xmlns:w10="urn:schemas-microsoft-com:office:word" xmlns:w="http://schemas.openxmlformats.org/wordprocessingml/2006/main" xmlns:w14="http://schemas.microsoft.com/office/word/2010/wordml" xmlns:w15="http://schemas.microsoft.com/office/word/2012/wordml" xmlns:w16cex="http://schemas.microsoft.com/office/word/2018/wordml/cex" xmlns:w16cid="http://schemas.microsoft.com/office/word/2016/wordml/cid" xmlns:w16="http://schemas.microsoft.com/office/word/2018/wordml" xmlns:w16sdtdh="http://schemas.microsoft.com/office/word/2020/wordml/sdtdatahash" xmlns:w16se="http://schemas.microsoft.com/office/word/2015/wordml/symex" xmlns:wpg="http://schemas.microsoft.com/office/word/2010/wordprocessingGroup" xmlns:wpi="http://schemas.microsoft.com/office/word/2010/wordprocessingInk" xmlns:wne="http://schemas.microsoft.com/office/word/2006/wordml" xmlns:wps="http://schemas.microsoft.com/office/word/2010/wordprocessingShape" mc:Ignorable="w14 w15 w16se w16cid w16 w16cex w16sdtdh wp14">
   <w:p>
     <w:pPr>
-      <w:pStyle w:val="a5"/>
+      <w:pStyle w:val="a7"/>
       <w:framePr w:wrap="around" w:vAnchor="text" w:hAnchor="margin" w:xAlign="right" w:y="1"/>
       <w:rPr>
-        <w:rStyle w:val="a4"/>
+        <w:rStyle w:val="a6"/>
       </w:rPr>
     </w:pPr>
     <w:r>
       <w:rPr>
-        <w:rStyle w:val="a4"/>
+        <w:rStyle w:val="a6"/>
       </w:rPr>
       <w:fldChar w:fldCharType="begin"/>
     </w:r>
     <w:r>
       <w:rPr>
-        <w:rStyle w:val="a4"/>
+        <w:rStyle w:val="a6"/>
       </w:rPr>
       <w:instrText xml:space="preserve">PAGE  </w:instrText>
     </w:r>
     <w:r>
       <w:rPr>
-        <w:rStyle w:val="a4"/>
+        <w:rStyle w:val="a6"/>
       </w:rPr>
       <w:fldChar w:fldCharType="end"/>
     </w:r>
   </w:p>
   <w:p>
     <w:pPr>
-      <w:pStyle w:val="a5"/>
+      <w:pStyle w:val="a7"/>
       <w:ind w:right="360"/>
     </w:pPr>
   </w:p>
@@ -10338,10 +9416,10 @@
 </file>
 
 <file path=word/footer2.xml><?xml version="1.0" encoding="utf-8"?>
-<w:ftr xmlns:wpc="http://schemas.microsoft.com/office/word/2010/wordprocessingCanvas" xmlns:cx="http://schemas.microsoft.com/office/drawing/2014/chartex" xmlns:cx1="http://schemas.microsoft.com/office/drawing/2015/9/8/chartex" xmlns:cx2="http://schemas.microsoft.com/office/drawing/2015/10/21/chartex" xmlns:cx3="http://schemas.microsoft.com/office/drawing/2016/5/9/chartex" xmlns:cx4="http://schemas.microsoft.com/office/drawing/2016/5/10/chartex" xmlns:cx5="http://schemas.microsoft.com/office/drawing/2016/5/11/chartex" xmlns:cx6="http://schemas.microsoft.com/office/drawing/2016/5/12/chartex" xmlns:cx7="http://schemas.microsoft.com/office/drawing/2016/5/13/chartex" xmlns:cx8="http://schemas.microsoft.com/office/drawing/2016/5/14/chartex" xmlns:mc="http://schemas.openxmlformats.org/markup-compatibility/2006" xmlns:aink="http://schemas.microsoft.com/office/drawing/2016/ink" xmlns:am3d="http://schemas.microsoft.com/office/drawing/2017/model3d" xmlns:o="urn:schemas-microsoft-com:office:office" xmlns:r="http://schemas.openxmlformats.org/officeDocument/2006/relationships" xmlns:m="http://schemas.openxmlformats.org/officeDocument/2006/math" xmlns:v="urn:schemas-microsoft-com:vml" xmlns:wp14="http://schemas.microsoft.com/office/word/2010/wordprocessingDrawing" xmlns:wp="http://schemas.openxmlformats.org/drawingml/2006/wordprocessingDrawing" xmlns:w10="urn:schemas-microsoft-com:office:word" xmlns:w="http://schemas.openxmlformats.org/wordprocessingml/2006/main" xmlns:w14="http://schemas.microsoft.com/office/word/2010/wordml" xmlns:w15="http://schemas.microsoft.com/office/word/2012/wordml" xmlns:w16cex="http://schemas.microsoft.com/office/word/2018/wordml/cex" xmlns:w16cid="http://schemas.microsoft.com/office/word/2016/wordml/cid" xmlns:w16="http://schemas.microsoft.com/office/word/2018/wordml" xmlns:w16sdtdh="http://schemas.microsoft.com/office/word/2020/wordml/sdtdatahash" xmlns:w16se="http://schemas.microsoft.com/office/word/2015/wordml/symex" xmlns:wpg="http://schemas.microsoft.com/office/word/2010/wordprocessingGroup" xmlns:wpi="http://schemas.microsoft.com/office/word/2010/wordprocessingInk" xmlns:wne="http://schemas.microsoft.com/office/word/2006/wordml" xmlns:wps="http://schemas.microsoft.com/office/word/2010/wordprocessingShape" mc:Ignorable="w14 w15 w16se w16cid w16 w16cex w16sdtdh wp14">
+<w:ftr xmlns:wpc="http://schemas.microsoft.com/office/word/2010/wordprocessingCanvas" xmlns:cx="http://schemas.microsoft.com/office/drawing/2014/chartex" xmlns:cx1="http://schemas.microsoft.com/office/drawing/2015/9/8/chartex" xmlns:cx2="http://schemas.microsoft.com/office/drawing/2015/10/21/chartex" xmlns:cx3="http://schemas.microsoft.com/office/drawing/2016/5/9/chartex" xmlns:cx4="http://schemas.microsoft.com/office/drawing/2016/5/10/chartex" xmlns:cx5="http://schemas.microsoft.com/office/drawing/2016/5/11/chartex" xmlns:cx6="http://schemas.microsoft.com/office/drawing/2016/5/12/chartex" xmlns:cx7="http://schemas.microsoft.com/office/drawing/2016/5/13/chartex" xmlns:cx8="http://schemas.microsoft.com/office/drawing/2016/5/14/chartex" xmlns:mc="http://schemas.openxmlformats.org/markup-compatibility/2006" xmlns:aink="http://schemas.microsoft.com/office/drawing/2016/ink" xmlns:am3d="http://schemas.microsoft.com/office/drawing/2017/model3d" xmlns:o="urn:schemas-microsoft-com:office:office" xmlns:oel="http://schemas.microsoft.com/office/2019/extlst" xmlns:r="http://schemas.openxmlformats.org/officeDocument/2006/relationships" xmlns:m="http://schemas.openxmlformats.org/officeDocument/2006/math" xmlns:v="urn:schemas-microsoft-com:vml" xmlns:wp14="http://schemas.microsoft.com/office/word/2010/wordprocessingDrawing" xmlns:wp="http://schemas.openxmlformats.org/drawingml/2006/wordprocessingDrawing" xmlns:w10="urn:schemas-microsoft-com:office:word" xmlns:w="http://schemas.openxmlformats.org/wordprocessingml/2006/main" xmlns:w14="http://schemas.microsoft.com/office/word/2010/wordml" xmlns:w15="http://schemas.microsoft.com/office/word/2012/wordml" xmlns:w16cex="http://schemas.microsoft.com/office/word/2018/wordml/cex" xmlns:w16cid="http://schemas.microsoft.com/office/word/2016/wordml/cid" xmlns:w16="http://schemas.microsoft.com/office/word/2018/wordml" xmlns:w16sdtdh="http://schemas.microsoft.com/office/word/2020/wordml/sdtdatahash" xmlns:w16se="http://schemas.microsoft.com/office/word/2015/wordml/symex" xmlns:wpg="http://schemas.microsoft.com/office/word/2010/wordprocessingGroup" xmlns:wpi="http://schemas.microsoft.com/office/word/2010/wordprocessingInk" xmlns:wne="http://schemas.microsoft.com/office/word/2006/wordml" xmlns:wps="http://schemas.microsoft.com/office/word/2010/wordprocessingShape" mc:Ignorable="w14 w15 w16se w16cid w16 w16cex w16sdtdh wp14">
   <w:p>
     <w:pPr>
-      <w:pStyle w:val="a5"/>
+      <w:pStyle w:val="a7"/>
       <w:ind w:right="360"/>
     </w:pPr>
   </w:p>
@@ -10349,398 +9427,71 @@
 </file>
 
 <file path=word/footer3.xml><?xml version="1.0" encoding="utf-8"?>
-<w:ftr xmlns:wpc="http://schemas.microsoft.com/office/word/2010/wordprocessingCanvas" xmlns:cx="http://schemas.microsoft.com/office/drawing/2014/chartex" xmlns:cx1="http://schemas.microsoft.com/office/drawing/2015/9/8/chartex" xmlns:cx2="http://schemas.microsoft.com/office/drawing/2015/10/21/chartex" xmlns:cx3="http://schemas.microsoft.com/office/drawing/2016/5/9/chartex" xmlns:cx4="http://schemas.microsoft.com/office/drawing/2016/5/10/chartex" xmlns:cx5="http://schemas.microsoft.com/office/drawing/2016/5/11/chartex" xmlns:cx6="http://schemas.microsoft.com/office/drawing/2016/5/12/chartex" xmlns:cx7="http://schemas.microsoft.com/office/drawing/2016/5/13/chartex" xmlns:cx8="http://schemas.microsoft.com/office/drawing/2016/5/14/chartex" xmlns:mc="http://schemas.openxmlformats.org/markup-compatibility/2006" xmlns:aink="http://schemas.microsoft.com/office/drawing/2016/ink" xmlns:am3d="http://schemas.microsoft.com/office/drawing/2017/model3d" xmlns:o="urn:schemas-microsoft-com:office:office" xmlns:r="http://schemas.openxmlformats.org/officeDocument/2006/relationships" xmlns:m="http://schemas.openxmlformats.org/officeDocument/2006/math" xmlns:v="urn:schemas-microsoft-com:vml" xmlns:wp14="http://schemas.microsoft.com/office/word/2010/wordprocessingDrawing" xmlns:wp="http://schemas.openxmlformats.org/drawingml/2006/wordprocessingDrawing" xmlns:w10="urn:schemas-microsoft-com:office:word" xmlns:w="http://schemas.openxmlformats.org/wordprocessingml/2006/main" xmlns:w14="http://schemas.microsoft.com/office/word/2010/wordml" xmlns:w15="http://schemas.microsoft.com/office/word/2012/wordml" xmlns:w16cex="http://schemas.microsoft.com/office/word/2018/wordml/cex" xmlns:w16cid="http://schemas.microsoft.com/office/word/2016/wordml/cid" xmlns:w16="http://schemas.microsoft.com/office/word/2018/wordml" xmlns:w16sdtdh="http://schemas.microsoft.com/office/word/2020/wordml/sdtdatahash" xmlns:w16se="http://schemas.microsoft.com/office/word/2015/wordml/symex" xmlns:wpg="http://schemas.microsoft.com/office/word/2010/wordprocessingGroup" xmlns:wpi="http://schemas.microsoft.com/office/word/2010/wordprocessingInk" xmlns:wne="http://schemas.microsoft.com/office/word/2006/wordml" xmlns:wps="http://schemas.microsoft.com/office/word/2010/wordprocessingShape" mc:Ignorable="w14 w15 w16se w16cid w16 w16cex w16sdtdh wp14">
+<w:ftr xmlns:wpc="http://schemas.microsoft.com/office/word/2010/wordprocessingCanvas" xmlns:cx="http://schemas.microsoft.com/office/drawing/2014/chartex" xmlns:cx1="http://schemas.microsoft.com/office/drawing/2015/9/8/chartex" xmlns:cx2="http://schemas.microsoft.com/office/drawing/2015/10/21/chartex" xmlns:cx3="http://schemas.microsoft.com/office/drawing/2016/5/9/chartex" xmlns:cx4="http://schemas.microsoft.com/office/drawing/2016/5/10/chartex" xmlns:cx5="http://schemas.microsoft.com/office/drawing/2016/5/11/chartex" xmlns:cx6="http://schemas.microsoft.com/office/drawing/2016/5/12/chartex" xmlns:cx7="http://schemas.microsoft.com/office/drawing/2016/5/13/chartex" xmlns:cx8="http://schemas.microsoft.com/office/drawing/2016/5/14/chartex" xmlns:mc="http://schemas.openxmlformats.org/markup-compatibility/2006" xmlns:aink="http://schemas.microsoft.com/office/drawing/2016/ink" xmlns:am3d="http://schemas.microsoft.com/office/drawing/2017/model3d" xmlns:o="urn:schemas-microsoft-com:office:office" xmlns:oel="http://schemas.microsoft.com/office/2019/extlst" xmlns:r="http://schemas.openxmlformats.org/officeDocument/2006/relationships" xmlns:m="http://schemas.openxmlformats.org/officeDocument/2006/math" xmlns:v="urn:schemas-microsoft-com:vml" xmlns:wp14="http://schemas.microsoft.com/office/word/2010/wordprocessingDrawing" xmlns:wp="http://schemas.openxmlformats.org/drawingml/2006/wordprocessingDrawing" xmlns:w10="urn:schemas-microsoft-com:office:word" xmlns:w="http://schemas.openxmlformats.org/wordprocessingml/2006/main" xmlns:w14="http://schemas.microsoft.com/office/word/2010/wordml" xmlns:w15="http://schemas.microsoft.com/office/word/2012/wordml" xmlns:w16cex="http://schemas.microsoft.com/office/word/2018/wordml/cex" xmlns:w16cid="http://schemas.microsoft.com/office/word/2016/wordml/cid" xmlns:w16="http://schemas.microsoft.com/office/word/2018/wordml" xmlns:w16sdtdh="http://schemas.microsoft.com/office/word/2020/wordml/sdtdatahash" xmlns:w16se="http://schemas.microsoft.com/office/word/2015/wordml/symex" xmlns:wpg="http://schemas.microsoft.com/office/word/2010/wordprocessingGroup" xmlns:wpi="http://schemas.microsoft.com/office/word/2010/wordprocessingInk" xmlns:wne="http://schemas.microsoft.com/office/word/2006/wordml" xmlns:wps="http://schemas.microsoft.com/office/word/2010/wordprocessingShape" mc:Ignorable="w14 w15 w16se w16cid w16 w16cex w16sdtdh wp14">
   <w:p>
     <w:pPr>
-      <w:pStyle w:val="a5"/>
-      <w:jc w:val="center"/>
-      <w:rPr>
-        <w:b/>
-        <w:bCs/>
-        <w:sz w:val="28"/>
-        <w:szCs w:val="28"/>
-        <w:lang w:val="en-US"/>
-      </w:rPr>
+      <w:pStyle w:val="a7"/>
     </w:pPr>
     <w:r>
-      <w:rPr>
-        <w:b/>
-        <w:bCs/>
-        <w:sz w:val="28"/>
-        <w:szCs w:val="28"/>
-      </w:rPr>
-      <w:t>20</w:t>
+      <w:t>&lt;</w:t>
     </w:r>
+    <w:proofErr w:type="spellStart"/>
     <w:r>
-      <w:rPr>
-        <w:b/>
-        <w:bCs/>
-        <w:sz w:val="28"/>
-        <w:szCs w:val="28"/>
-        <w:lang w:val="en-US"/>
-      </w:rPr>
-      <w:t>24</w:t>
+      <w:t>data</w:t>
+    </w:r>
+    <w:proofErr w:type="spellEnd"/>
+    <w:r>
+      <w:t>&gt;</w:t>
     </w:r>
   </w:p>
 </w:ftr>
 </file>
 
 <file path=word/footer4.xml><?xml version="1.0" encoding="utf-8"?>
-<w:ftr xmlns:wpc="http://schemas.microsoft.com/office/word/2010/wordprocessingCanvas" xmlns:cx="http://schemas.microsoft.com/office/drawing/2014/chartex" xmlns:cx1="http://schemas.microsoft.com/office/drawing/2015/9/8/chartex" xmlns:cx2="http://schemas.microsoft.com/office/drawing/2015/10/21/chartex" xmlns:cx3="http://schemas.microsoft.com/office/drawing/2016/5/9/chartex" xmlns:cx4="http://schemas.microsoft.com/office/drawing/2016/5/10/chartex" xmlns:cx5="http://schemas.microsoft.com/office/drawing/2016/5/11/chartex" xmlns:cx6="http://schemas.microsoft.com/office/drawing/2016/5/12/chartex" xmlns:cx7="http://schemas.microsoft.com/office/drawing/2016/5/13/chartex" xmlns:cx8="http://schemas.microsoft.com/office/drawing/2016/5/14/chartex" xmlns:mc="http://schemas.openxmlformats.org/markup-compatibility/2006" xmlns:aink="http://schemas.microsoft.com/office/drawing/2016/ink" xmlns:am3d="http://schemas.microsoft.com/office/drawing/2017/model3d" xmlns:o="urn:schemas-microsoft-com:office:office" xmlns:r="http://schemas.openxmlformats.org/officeDocument/2006/relationships" xmlns:m="http://schemas.openxmlformats.org/officeDocument/2006/math" xmlns:v="urn:schemas-microsoft-com:vml" xmlns:wp14="http://schemas.microsoft.com/office/word/2010/wordprocessingDrawing" xmlns:wp="http://schemas.openxmlformats.org/drawingml/2006/wordprocessingDrawing" xmlns:w10="urn:schemas-microsoft-com:office:word" xmlns:w="http://schemas.openxmlformats.org/wordprocessingml/2006/main" xmlns:w14="http://schemas.microsoft.com/office/word/2010/wordml" xmlns:w15="http://schemas.microsoft.com/office/word/2012/wordml" xmlns:w16cex="http://schemas.microsoft.com/office/word/2018/wordml/cex" xmlns:w16cid="http://schemas.microsoft.com/office/word/2016/wordml/cid" xmlns:w16="http://schemas.microsoft.com/office/word/2018/wordml" xmlns:w16sdtdh="http://schemas.microsoft.com/office/word/2020/wordml/sdtdatahash" xmlns:w16se="http://schemas.microsoft.com/office/word/2015/wordml/symex" xmlns:wpg="http://schemas.microsoft.com/office/word/2010/wordprocessingGroup" xmlns:wpi="http://schemas.microsoft.com/office/word/2010/wordprocessingInk" xmlns:wne="http://schemas.microsoft.com/office/word/2006/wordml" xmlns:wps="http://schemas.microsoft.com/office/word/2010/wordprocessingShape" mc:Ignorable="w14 w15 w16se w16cid w16 w16cex w16sdtdh wp14">
+<w:ftr xmlns:wpc="http://schemas.microsoft.com/office/word/2010/wordprocessingCanvas" xmlns:cx="http://schemas.microsoft.com/office/drawing/2014/chartex" xmlns:cx1="http://schemas.microsoft.com/office/drawing/2015/9/8/chartex" xmlns:cx2="http://schemas.microsoft.com/office/drawing/2015/10/21/chartex" xmlns:cx3="http://schemas.microsoft.com/office/drawing/2016/5/9/chartex" xmlns:cx4="http://schemas.microsoft.com/office/drawing/2016/5/10/chartex" xmlns:cx5="http://schemas.microsoft.com/office/drawing/2016/5/11/chartex" xmlns:cx6="http://schemas.microsoft.com/office/drawing/2016/5/12/chartex" xmlns:cx7="http://schemas.microsoft.com/office/drawing/2016/5/13/chartex" xmlns:cx8="http://schemas.microsoft.com/office/drawing/2016/5/14/chartex" xmlns:mc="http://schemas.openxmlformats.org/markup-compatibility/2006" xmlns:aink="http://schemas.microsoft.com/office/drawing/2016/ink" xmlns:am3d="http://schemas.microsoft.com/office/drawing/2017/model3d" xmlns:o="urn:schemas-microsoft-com:office:office" xmlns:oel="http://schemas.microsoft.com/office/2019/extlst" xmlns:r="http://schemas.openxmlformats.org/officeDocument/2006/relationships" xmlns:m="http://schemas.openxmlformats.org/officeDocument/2006/math" xmlns:v="urn:schemas-microsoft-com:vml" xmlns:wp14="http://schemas.microsoft.com/office/word/2010/wordprocessingDrawing" xmlns:wp="http://schemas.openxmlformats.org/drawingml/2006/wordprocessingDrawing" xmlns:w10="urn:schemas-microsoft-com:office:word" xmlns:w="http://schemas.openxmlformats.org/wordprocessingml/2006/main" xmlns:w14="http://schemas.microsoft.com/office/word/2010/wordml" xmlns:w15="http://schemas.microsoft.com/office/word/2012/wordml" xmlns:w16cex="http://schemas.microsoft.com/office/word/2018/wordml/cex" xmlns:w16cid="http://schemas.microsoft.com/office/word/2016/wordml/cid" xmlns:w16="http://schemas.microsoft.com/office/word/2018/wordml" xmlns:w16sdtdh="http://schemas.microsoft.com/office/word/2020/wordml/sdtdatahash" xmlns:w16se="http://schemas.microsoft.com/office/word/2015/wordml/symex" xmlns:wpg="http://schemas.microsoft.com/office/word/2010/wordprocessingGroup" xmlns:wpi="http://schemas.microsoft.com/office/word/2010/wordprocessingInk" xmlns:wne="http://schemas.microsoft.com/office/word/2006/wordml" xmlns:wps="http://schemas.microsoft.com/office/word/2010/wordprocessingShape" mc:Ignorable="w14 w15 w16se w16cid w16 w16cex w16sdtdh wp14">
   <w:p>
     <w:pPr>
-      <w:pStyle w:val="a5"/>
-      <w:jc w:val="center"/>
-      <w:rPr>
-        <w:b/>
-        <w:bCs/>
-        <w:sz w:val="36"/>
-        <w:szCs w:val="36"/>
-      </w:rPr>
+      <w:pStyle w:val="a7"/>
+    </w:pPr>
+  </w:p>
+  <w:p/>
+</w:ftr>
+</file>
+
+<file path=word/footer5.xml><?xml version="1.0" encoding="utf-8"?>
+<w:ftr xmlns:wpc="http://schemas.microsoft.com/office/word/2010/wordprocessingCanvas" xmlns:cx="http://schemas.microsoft.com/office/drawing/2014/chartex" xmlns:cx1="http://schemas.microsoft.com/office/drawing/2015/9/8/chartex" xmlns:cx2="http://schemas.microsoft.com/office/drawing/2015/10/21/chartex" xmlns:cx3="http://schemas.microsoft.com/office/drawing/2016/5/9/chartex" xmlns:cx4="http://schemas.microsoft.com/office/drawing/2016/5/10/chartex" xmlns:cx5="http://schemas.microsoft.com/office/drawing/2016/5/11/chartex" xmlns:cx6="http://schemas.microsoft.com/office/drawing/2016/5/12/chartex" xmlns:cx7="http://schemas.microsoft.com/office/drawing/2016/5/13/chartex" xmlns:cx8="http://schemas.microsoft.com/office/drawing/2016/5/14/chartex" xmlns:mc="http://schemas.openxmlformats.org/markup-compatibility/2006" xmlns:aink="http://schemas.microsoft.com/office/drawing/2016/ink" xmlns:am3d="http://schemas.microsoft.com/office/drawing/2017/model3d" xmlns:o="urn:schemas-microsoft-com:office:office" xmlns:oel="http://schemas.microsoft.com/office/2019/extlst" xmlns:r="http://schemas.openxmlformats.org/officeDocument/2006/relationships" xmlns:m="http://schemas.openxmlformats.org/officeDocument/2006/math" xmlns:v="urn:schemas-microsoft-com:vml" xmlns:wp14="http://schemas.microsoft.com/office/word/2010/wordprocessingDrawing" xmlns:wp="http://schemas.openxmlformats.org/drawingml/2006/wordprocessingDrawing" xmlns:w10="urn:schemas-microsoft-com:office:word" xmlns:w="http://schemas.openxmlformats.org/wordprocessingml/2006/main" xmlns:w14="http://schemas.microsoft.com/office/word/2010/wordml" xmlns:w15="http://schemas.microsoft.com/office/word/2012/wordml" xmlns:w16cex="http://schemas.microsoft.com/office/word/2018/wordml/cex" xmlns:w16cid="http://schemas.microsoft.com/office/word/2016/wordml/cid" xmlns:w16="http://schemas.microsoft.com/office/word/2018/wordml" xmlns:w16sdtdh="http://schemas.microsoft.com/office/word/2020/wordml/sdtdatahash" xmlns:w16se="http://schemas.microsoft.com/office/word/2015/wordml/symex" xmlns:wpg="http://schemas.microsoft.com/office/word/2010/wordprocessingGroup" xmlns:wpi="http://schemas.microsoft.com/office/word/2010/wordprocessingInk" xmlns:wne="http://schemas.microsoft.com/office/word/2006/wordml" xmlns:wps="http://schemas.microsoft.com/office/word/2010/wordprocessingShape" mc:Ignorable="w14 w15 w16se w16cid w16 w16cex w16sdtdh wp14">
+  <w:p>
+    <w:pPr>
+      <w:pStyle w:val="a7"/>
+    </w:pPr>
+  </w:p>
+  <w:p/>
+</w:ftr>
+</file>
+
+<file path=word/footer6.xml><?xml version="1.0" encoding="utf-8"?>
+<w:ftr xmlns:wpc="http://schemas.microsoft.com/office/word/2010/wordprocessingCanvas" xmlns:cx="http://schemas.microsoft.com/office/drawing/2014/chartex" xmlns:cx1="http://schemas.microsoft.com/office/drawing/2015/9/8/chartex" xmlns:cx2="http://schemas.microsoft.com/office/drawing/2015/10/21/chartex" xmlns:cx3="http://schemas.microsoft.com/office/drawing/2016/5/9/chartex" xmlns:cx4="http://schemas.microsoft.com/office/drawing/2016/5/10/chartex" xmlns:cx5="http://schemas.microsoft.com/office/drawing/2016/5/11/chartex" xmlns:cx6="http://schemas.microsoft.com/office/drawing/2016/5/12/chartex" xmlns:cx7="http://schemas.microsoft.com/office/drawing/2016/5/13/chartex" xmlns:cx8="http://schemas.microsoft.com/office/drawing/2016/5/14/chartex" xmlns:mc="http://schemas.openxmlformats.org/markup-compatibility/2006" xmlns:aink="http://schemas.microsoft.com/office/drawing/2016/ink" xmlns:am3d="http://schemas.microsoft.com/office/drawing/2017/model3d" xmlns:o="urn:schemas-microsoft-com:office:office" xmlns:oel="http://schemas.microsoft.com/office/2019/extlst" xmlns:r="http://schemas.openxmlformats.org/officeDocument/2006/relationships" xmlns:m="http://schemas.openxmlformats.org/officeDocument/2006/math" xmlns:v="urn:schemas-microsoft-com:vml" xmlns:wp14="http://schemas.microsoft.com/office/word/2010/wordprocessingDrawing" xmlns:wp="http://schemas.openxmlformats.org/drawingml/2006/wordprocessingDrawing" xmlns:w10="urn:schemas-microsoft-com:office:word" xmlns:w="http://schemas.openxmlformats.org/wordprocessingml/2006/main" xmlns:w14="http://schemas.microsoft.com/office/word/2010/wordml" xmlns:w15="http://schemas.microsoft.com/office/word/2012/wordml" xmlns:w16cex="http://schemas.microsoft.com/office/word/2018/wordml/cex" xmlns:w16cid="http://schemas.microsoft.com/office/word/2016/wordml/cid" xmlns:w16="http://schemas.microsoft.com/office/word/2018/wordml" xmlns:w16sdtdh="http://schemas.microsoft.com/office/word/2020/wordml/sdtdatahash" xmlns:w16se="http://schemas.microsoft.com/office/word/2015/wordml/symex" xmlns:wpg="http://schemas.microsoft.com/office/word/2010/wordprocessingGroup" xmlns:wpi="http://schemas.microsoft.com/office/word/2010/wordprocessingInk" xmlns:wne="http://schemas.microsoft.com/office/word/2006/wordml" xmlns:wps="http://schemas.microsoft.com/office/word/2010/wordprocessingShape" mc:Ignorable="w14 w15 w16se w16cid w16 w16cex w16sdtdh wp14">
+  <w:p>
+    <w:pPr>
+      <w:pStyle w:val="a7"/>
     </w:pPr>
     <w:r>
-      <w:rPr>
-        <w:caps/>
-        <w:sz w:val="36"/>
-        <w:szCs w:val="36"/>
-      </w:rPr>
-      <w:t>Л</w:t>
+      <w:t>&lt;</w:t>
     </w:r>
+    <w:proofErr w:type="spellStart"/>
     <w:r>
-      <w:rPr>
-        <w:b/>
-        <w:bCs/>
-        <w:caps/>
-      </w:rPr>
-      <w:t>истов</w:t>
+      <w:t>data</w:t>
     </w:r>
+    <w:proofErr w:type="spellEnd"/>
     <w:r>
-      <w:rPr>
-        <w:b/>
-        <w:bCs/>
-        <w:caps/>
-        <w:sz w:val="36"/>
-        <w:szCs w:val="36"/>
-      </w:rPr>
-      <w:t xml:space="preserve"> </w:t>
-    </w:r>
-    <w:r>
-      <w:rPr>
-        <w:sz w:val="36"/>
-      </w:rPr>
-      <w:fldChar w:fldCharType="begin"/>
-    </w:r>
-    <w:r>
-      <w:rPr>
-        <w:sz w:val="36"/>
-      </w:rPr>
-      <w:instrText xml:space="preserve"> = </w:instrText>
-    </w:r>
-    <w:r>
-      <w:rPr>
-        <w:sz w:val="36"/>
-      </w:rPr>
-      <w:fldChar w:fldCharType="begin"/>
-    </w:r>
-    <w:r>
-      <w:rPr>
-        <w:sz w:val="36"/>
-      </w:rPr>
-      <w:instrText xml:space="preserve"> NUMPAGES  \* MERGEFORMAT </w:instrText>
-    </w:r>
-    <w:r>
-      <w:rPr>
-        <w:sz w:val="36"/>
-      </w:rPr>
-      <w:fldChar w:fldCharType="separate"/>
-    </w:r>
-    <w:r>
-      <w:rPr>
-        <w:noProof/>
-        <w:sz w:val="36"/>
-      </w:rPr>
-      <w:instrText>6</w:instrText>
-    </w:r>
-    <w:r>
-      <w:rPr>
-        <w:sz w:val="36"/>
-      </w:rPr>
-      <w:fldChar w:fldCharType="end"/>
-    </w:r>
-    <w:r>
-      <w:rPr>
-        <w:sz w:val="36"/>
-      </w:rPr>
-      <w:instrText xml:space="preserve">-1 \* MERGEFORMAT </w:instrText>
-    </w:r>
-    <w:r>
-      <w:rPr>
-        <w:sz w:val="36"/>
-      </w:rPr>
-      <w:fldChar w:fldCharType="separate"/>
-    </w:r>
-    <w:r>
-      <w:rPr>
-        <w:noProof/>
-        <w:sz w:val="36"/>
-      </w:rPr>
-      <w:t>5</w:t>
-    </w:r>
-    <w:r>
-      <w:rPr>
-        <w:sz w:val="36"/>
-      </w:rPr>
-      <w:fldChar w:fldCharType="end"/>
-    </w:r>
-  </w:p>
-  <w:p>
-    <w:pPr>
-      <w:pStyle w:val="a5"/>
-      <w:jc w:val="center"/>
-      <w:rPr>
-        <w:b/>
-        <w:bCs/>
-        <w:sz w:val="28"/>
-        <w:szCs w:val="28"/>
-      </w:rPr>
-    </w:pPr>
-  </w:p>
-  <w:p>
-    <w:pPr>
-      <w:pStyle w:val="a5"/>
-      <w:jc w:val="center"/>
-      <w:rPr>
-        <w:b/>
-        <w:bCs/>
-        <w:sz w:val="28"/>
-        <w:szCs w:val="28"/>
-      </w:rPr>
-    </w:pPr>
-  </w:p>
-  <w:p>
-    <w:pPr>
-      <w:pStyle w:val="a5"/>
-      <w:jc w:val="center"/>
-      <w:rPr>
-        <w:b/>
-        <w:bCs/>
-        <w:sz w:val="28"/>
-        <w:szCs w:val="28"/>
-      </w:rPr>
-    </w:pPr>
-  </w:p>
-  <w:p>
-    <w:pPr>
-      <w:pStyle w:val="a5"/>
-      <w:jc w:val="center"/>
-      <w:rPr>
-        <w:b/>
-        <w:bCs/>
-        <w:sz w:val="28"/>
-        <w:szCs w:val="28"/>
-      </w:rPr>
-    </w:pPr>
-  </w:p>
-  <w:p>
-    <w:pPr>
-      <w:pStyle w:val="a5"/>
-      <w:jc w:val="center"/>
-      <w:rPr>
-        <w:b/>
-        <w:bCs/>
-        <w:sz w:val="28"/>
-        <w:szCs w:val="28"/>
-      </w:rPr>
-    </w:pPr>
-  </w:p>
-  <w:p>
-    <w:pPr>
-      <w:pStyle w:val="a5"/>
-      <w:jc w:val="center"/>
-      <w:rPr>
-        <w:b/>
-        <w:bCs/>
-        <w:sz w:val="28"/>
-        <w:szCs w:val="28"/>
-      </w:rPr>
-    </w:pPr>
-  </w:p>
-  <w:p>
-    <w:pPr>
-      <w:pStyle w:val="a5"/>
-      <w:jc w:val="center"/>
-      <w:rPr>
-        <w:b/>
-        <w:bCs/>
-        <w:sz w:val="28"/>
-        <w:szCs w:val="28"/>
-      </w:rPr>
-    </w:pPr>
-  </w:p>
-  <w:p>
-    <w:pPr>
-      <w:pStyle w:val="a5"/>
-      <w:jc w:val="center"/>
-      <w:rPr>
-        <w:b/>
-        <w:bCs/>
-        <w:sz w:val="28"/>
-        <w:szCs w:val="28"/>
-      </w:rPr>
-    </w:pPr>
-  </w:p>
-  <w:p>
-    <w:pPr>
-      <w:pStyle w:val="a5"/>
-      <w:jc w:val="center"/>
-      <w:rPr>
-        <w:b/>
-        <w:bCs/>
-        <w:sz w:val="28"/>
-        <w:szCs w:val="28"/>
-      </w:rPr>
-    </w:pPr>
-  </w:p>
-  <w:p>
-    <w:pPr>
-      <w:pStyle w:val="a5"/>
-      <w:jc w:val="center"/>
-      <w:rPr>
-        <w:b/>
-        <w:bCs/>
-        <w:sz w:val="28"/>
-        <w:szCs w:val="28"/>
-      </w:rPr>
-    </w:pPr>
-  </w:p>
-  <w:p>
-    <w:pPr>
-      <w:pStyle w:val="a5"/>
-      <w:jc w:val="center"/>
-      <w:rPr>
-        <w:b/>
-        <w:bCs/>
-        <w:sz w:val="28"/>
-        <w:szCs w:val="28"/>
-      </w:rPr>
-    </w:pPr>
-  </w:p>
-  <w:p>
-    <w:pPr>
-      <w:pStyle w:val="a5"/>
-      <w:jc w:val="center"/>
-      <w:rPr>
-        <w:b/>
-        <w:bCs/>
-        <w:sz w:val="28"/>
-        <w:szCs w:val="28"/>
-      </w:rPr>
-    </w:pPr>
-  </w:p>
-  <w:p>
-    <w:pPr>
-      <w:pStyle w:val="a5"/>
-      <w:jc w:val="center"/>
-      <w:rPr>
-        <w:b/>
-        <w:bCs/>
-        <w:sz w:val="28"/>
-        <w:szCs w:val="28"/>
-      </w:rPr>
-    </w:pPr>
-  </w:p>
-  <w:p>
-    <w:pPr>
-      <w:pStyle w:val="a5"/>
-      <w:jc w:val="center"/>
-      <w:rPr>
-        <w:b/>
-        <w:bCs/>
-        <w:sz w:val="28"/>
-        <w:szCs w:val="28"/>
-      </w:rPr>
-    </w:pPr>
-  </w:p>
-  <w:p>
-    <w:pPr>
-      <w:pStyle w:val="a5"/>
-      <w:jc w:val="center"/>
-      <w:rPr>
-        <w:b/>
-        <w:bCs/>
-        <w:sz w:val="28"/>
-        <w:szCs w:val="28"/>
-      </w:rPr>
-    </w:pPr>
-  </w:p>
-  <w:p>
-    <w:pPr>
-      <w:pStyle w:val="a5"/>
-      <w:jc w:val="center"/>
-      <w:rPr>
-        <w:b/>
-        <w:bCs/>
-        <w:sz w:val="28"/>
-        <w:szCs w:val="28"/>
-      </w:rPr>
-    </w:pPr>
-  </w:p>
-  <w:p>
-    <w:pPr>
-      <w:pStyle w:val="a5"/>
-      <w:jc w:val="center"/>
-      <w:rPr>
-        <w:b/>
-        <w:bCs/>
-        <w:sz w:val="28"/>
-        <w:szCs w:val="28"/>
-      </w:rPr>
-    </w:pPr>
-  </w:p>
-  <w:p>
-    <w:pPr>
-      <w:pStyle w:val="a5"/>
-      <w:jc w:val="center"/>
-      <w:rPr>
-        <w:b/>
-        <w:bCs/>
-        <w:sz w:val="28"/>
-        <w:szCs w:val="28"/>
-      </w:rPr>
-    </w:pPr>
-    <w:r>
-      <w:rPr>
-        <w:b/>
-        <w:bCs/>
-        <w:sz w:val="28"/>
-        <w:szCs w:val="28"/>
-      </w:rPr>
-      <w:t>20</w:t>
-    </w:r>
-    <w:r>
-      <w:rPr>
-        <w:b/>
-        <w:bCs/>
-        <w:sz w:val="28"/>
-        <w:szCs w:val="28"/>
-      </w:rPr>
-      <w:t>24</w:t>
-    </w:r>
-    <w:r>
-      <w:rPr>
-        <w:b/>
-        <w:bCs/>
-        <w:sz w:val="28"/>
-        <w:szCs w:val="28"/>
-      </w:rPr>
-      <w:t xml:space="preserve"> </w:t>
+      <w:t>&gt;</w:t>
     </w:r>
   </w:p>
 </w:ftr>
 </file>
 
 <file path=word/footnotes.xml><?xml version="1.0" encoding="utf-8"?>
-<w:footnotes xmlns:wpc="http://schemas.microsoft.com/office/word/2010/wordprocessingCanvas" xmlns:cx="http://schemas.microsoft.com/office/drawing/2014/chartex" xmlns:cx1="http://schemas.microsoft.com/office/drawing/2015/9/8/chartex" xmlns:cx2="http://schemas.microsoft.com/office/drawing/2015/10/21/chartex" xmlns:cx3="http://schemas.microsoft.com/office/drawing/2016/5/9/chartex" xmlns:cx4="http://schemas.microsoft.com/office/drawing/2016/5/10/chartex" xmlns:cx5="http://schemas.microsoft.com/office/drawing/2016/5/11/chartex" xmlns:cx6="http://schemas.microsoft.com/office/drawing/2016/5/12/chartex" xmlns:cx7="http://schemas.microsoft.com/office/drawing/2016/5/13/chartex" xmlns:cx8="http://schemas.microsoft.com/office/drawing/2016/5/14/chartex" xmlns:mc="http://schemas.openxmlformats.org/markup-compatibility/2006" xmlns:aink="http://schemas.microsoft.com/office/drawing/2016/ink" xmlns:am3d="http://schemas.microsoft.com/office/drawing/2017/model3d" xmlns:o="urn:schemas-microsoft-com:office:office" xmlns:r="http://schemas.openxmlformats.org/officeDocument/2006/relationships" xmlns:m="http://schemas.openxmlformats.org/officeDocument/2006/math" xmlns:v="urn:schemas-microsoft-com:vml" xmlns:wp14="http://schemas.microsoft.com/office/word/2010/wordprocessingDrawing" xmlns:wp="http://schemas.openxmlformats.org/drawingml/2006/wordprocessingDrawing" xmlns:w10="urn:schemas-microsoft-com:office:word" xmlns:w="http://schemas.openxmlformats.org/wordprocessingml/2006/main" xmlns:w14="http://schemas.microsoft.com/office/word/2010/wordml" xmlns:w15="http://schemas.microsoft.com/office/word/2012/wordml" xmlns:w16cex="http://schemas.microsoft.com/office/word/2018/wordml/cex" xmlns:w16cid="http://schemas.microsoft.com/office/word/2016/wordml/cid" xmlns:w16="http://schemas.microsoft.com/office/word/2018/wordml" xmlns:w16sdtdh="http://schemas.microsoft.com/office/word/2020/wordml/sdtdatahash" xmlns:w16se="http://schemas.microsoft.com/office/word/2015/wordml/symex" xmlns:wpg="http://schemas.microsoft.com/office/word/2010/wordprocessingGroup" xmlns:wpi="http://schemas.microsoft.com/office/word/2010/wordprocessingInk" xmlns:wne="http://schemas.microsoft.com/office/word/2006/wordml" xmlns:wps="http://schemas.microsoft.com/office/word/2010/wordprocessingShape" mc:Ignorable="w14 w15 w16se w16cid w16 w16cex w16sdtdh wp14">
+<w:footnotes xmlns:wpc="http://schemas.microsoft.com/office/word/2010/wordprocessingCanvas" xmlns:cx="http://schemas.microsoft.com/office/drawing/2014/chartex" xmlns:cx1="http://schemas.microsoft.com/office/drawing/2015/9/8/chartex" xmlns:cx2="http://schemas.microsoft.com/office/drawing/2015/10/21/chartex" xmlns:cx3="http://schemas.microsoft.com/office/drawing/2016/5/9/chartex" xmlns:cx4="http://schemas.microsoft.com/office/drawing/2016/5/10/chartex" xmlns:cx5="http://schemas.microsoft.com/office/drawing/2016/5/11/chartex" xmlns:cx6="http://schemas.microsoft.com/office/drawing/2016/5/12/chartex" xmlns:cx7="http://schemas.microsoft.com/office/drawing/2016/5/13/chartex" xmlns:cx8="http://schemas.microsoft.com/office/drawing/2016/5/14/chartex" xmlns:mc="http://schemas.openxmlformats.org/markup-compatibility/2006" xmlns:aink="http://schemas.microsoft.com/office/drawing/2016/ink" xmlns:am3d="http://schemas.microsoft.com/office/drawing/2017/model3d" xmlns:o="urn:schemas-microsoft-com:office:office" xmlns:oel="http://schemas.microsoft.com/office/2019/extlst" xmlns:r="http://schemas.openxmlformats.org/officeDocument/2006/relationships" xmlns:m="http://schemas.openxmlformats.org/officeDocument/2006/math" xmlns:v="urn:schemas-microsoft-com:vml" xmlns:wp14="http://schemas.microsoft.com/office/word/2010/wordprocessingDrawing" xmlns:wp="http://schemas.openxmlformats.org/drawingml/2006/wordprocessingDrawing" xmlns:w10="urn:schemas-microsoft-com:office:word" xmlns:w="http://schemas.openxmlformats.org/wordprocessingml/2006/main" xmlns:w14="http://schemas.microsoft.com/office/word/2010/wordml" xmlns:w15="http://schemas.microsoft.com/office/word/2012/wordml" xmlns:w16cex="http://schemas.microsoft.com/office/word/2018/wordml/cex" xmlns:w16cid="http://schemas.microsoft.com/office/word/2016/wordml/cid" xmlns:w16="http://schemas.microsoft.com/office/word/2018/wordml" xmlns:w16sdtdh="http://schemas.microsoft.com/office/word/2020/wordml/sdtdatahash" xmlns:w16se="http://schemas.microsoft.com/office/word/2015/wordml/symex" xmlns:wpg="http://schemas.microsoft.com/office/word/2010/wordprocessingGroup" xmlns:wpi="http://schemas.microsoft.com/office/word/2010/wordprocessingInk" xmlns:wne="http://schemas.microsoft.com/office/word/2006/wordml" xmlns:wps="http://schemas.microsoft.com/office/word/2010/wordprocessingShape" mc:Ignorable="w14 w15 w16se w16cid w16 w16cex w16sdtdh wp14">
   <w:footnote w:type="separator" w:id="-1">
     <w:p>
       <w:r>
@@ -10758,14 +9509,14 @@
   <w:footnote w:id="1">
     <w:p>
       <w:pPr>
-        <w:pStyle w:val="a8"/>
+        <w:pStyle w:val="ab"/>
         <w:rPr>
           <w:sz w:val="22"/>
         </w:rPr>
       </w:pPr>
       <w:r>
         <w:rPr>
-          <w:rStyle w:val="ae"/>
+          <w:rStyle w:val="af2"/>
         </w:rPr>
         <w:t>1)</w:t>
       </w:r>
@@ -10773,18 +9524,32 @@
         <w:rPr>
           <w:sz w:val="22"/>
         </w:rPr>
-        <w:t xml:space="preserve"> ГОСТ 19.101-77  ЕСПД. Виды программ и программных документов</w:t>
+        <w:t xml:space="preserve"> ГОСТ 19.101-</w:t>
+      </w:r>
+      <w:proofErr w:type="gramStart"/>
+      <w:r>
+        <w:rPr>
+          <w:sz w:val="22"/>
+        </w:rPr>
+        <w:t>77  ЕСПД</w:t>
+      </w:r>
+      <w:proofErr w:type="gramEnd"/>
+      <w:r>
+        <w:rPr>
+          <w:sz w:val="22"/>
+        </w:rPr>
+        <w:t>. Виды программ и программных документов</w:t>
       </w:r>
     </w:p>
   </w:footnote>
   <w:footnote w:id="2">
     <w:p>
       <w:pPr>
-        <w:pStyle w:val="a8"/>
+        <w:pStyle w:val="ab"/>
       </w:pPr>
       <w:r>
         <w:rPr>
-          <w:rStyle w:val="ae"/>
+          <w:rStyle w:val="af2"/>
         </w:rPr>
         <w:t>2)</w:t>
       </w:r>
@@ -10795,21 +9560,35 @@
         <w:rPr>
           <w:sz w:val="22"/>
         </w:rPr>
-        <w:t>ГОСТ 19.103-77  ЕСПД. Обозначение программ и программных документов</w:t>
+        <w:t>ГОСТ 19.103-</w:t>
+      </w:r>
+      <w:proofErr w:type="gramStart"/>
+      <w:r>
+        <w:rPr>
+          <w:sz w:val="22"/>
+        </w:rPr>
+        <w:t>77  ЕСПД</w:t>
+      </w:r>
+      <w:proofErr w:type="gramEnd"/>
+      <w:r>
+        <w:rPr>
+          <w:sz w:val="22"/>
+        </w:rPr>
+        <w:t>. Обозначение программ и программных документов</w:t>
       </w:r>
     </w:p>
   </w:footnote>
   <w:footnote w:id="3">
     <w:p>
       <w:pPr>
-        <w:pStyle w:val="a8"/>
+        <w:pStyle w:val="ab"/>
         <w:rPr>
           <w:sz w:val="22"/>
         </w:rPr>
       </w:pPr>
       <w:r>
         <w:rPr>
-          <w:rStyle w:val="ae"/>
+          <w:rStyle w:val="af2"/>
         </w:rPr>
         <w:t>3)</w:t>
       </w:r>
@@ -10817,21 +9596,35 @@
         <w:rPr>
           <w:sz w:val="22"/>
         </w:rPr>
-        <w:t xml:space="preserve"> ГОСТ 19.104-78*  ЕСПД. Основные надписи</w:t>
+        <w:t xml:space="preserve"> ГОСТ 19.104-78</w:t>
+      </w:r>
+      <w:proofErr w:type="gramStart"/>
+      <w:r>
+        <w:rPr>
+          <w:sz w:val="22"/>
+        </w:rPr>
+        <w:t>*  ЕСПД</w:t>
+      </w:r>
+      <w:proofErr w:type="gramEnd"/>
+      <w:r>
+        <w:rPr>
+          <w:sz w:val="22"/>
+        </w:rPr>
+        <w:t>. Основные надписи</w:t>
       </w:r>
     </w:p>
   </w:footnote>
   <w:footnote w:id="4">
     <w:p>
       <w:pPr>
-        <w:pStyle w:val="a8"/>
+        <w:pStyle w:val="ab"/>
         <w:rPr>
           <w:sz w:val="22"/>
         </w:rPr>
       </w:pPr>
       <w:r>
         <w:rPr>
-          <w:rStyle w:val="ae"/>
+          <w:rStyle w:val="af2"/>
         </w:rPr>
         <w:t>4)</w:t>
       </w:r>
@@ -10839,21 +9632,35 @@
         <w:rPr>
           <w:sz w:val="22"/>
         </w:rPr>
-        <w:t xml:space="preserve"> ГОСТ 19.105-78*  ЕСПД. Общие требования к программным документам</w:t>
+        <w:t xml:space="preserve"> ГОСТ 19.105-78</w:t>
+      </w:r>
+      <w:proofErr w:type="gramStart"/>
+      <w:r>
+        <w:rPr>
+          <w:sz w:val="22"/>
+        </w:rPr>
+        <w:t>*  ЕСПД</w:t>
+      </w:r>
+      <w:proofErr w:type="gramEnd"/>
+      <w:r>
+        <w:rPr>
+          <w:sz w:val="22"/>
+        </w:rPr>
+        <w:t>. Общие требования к программным документам</w:t>
       </w:r>
     </w:p>
   </w:footnote>
   <w:footnote w:id="5">
     <w:p>
       <w:pPr>
-        <w:pStyle w:val="a8"/>
+        <w:pStyle w:val="ab"/>
         <w:rPr>
           <w:sz w:val="22"/>
         </w:rPr>
       </w:pPr>
       <w:r>
         <w:rPr>
-          <w:rStyle w:val="ae"/>
+          <w:rStyle w:val="af2"/>
         </w:rPr>
         <w:t>5)</w:t>
       </w:r>
@@ -10861,21 +9668,35 @@
         <w:rPr>
           <w:sz w:val="22"/>
         </w:rPr>
-        <w:t xml:space="preserve"> ГОСТ 19.106-78*  ЕСПД. Общие требования к программным документам, выполненным печатным способом</w:t>
+        <w:t xml:space="preserve"> ГОСТ 19.106-78</w:t>
+      </w:r>
+      <w:proofErr w:type="gramStart"/>
+      <w:r>
+        <w:rPr>
+          <w:sz w:val="22"/>
+        </w:rPr>
+        <w:t>*  ЕСПД</w:t>
+      </w:r>
+      <w:proofErr w:type="gramEnd"/>
+      <w:r>
+        <w:rPr>
+          <w:sz w:val="22"/>
+        </w:rPr>
+        <w:t>. Общие требования к программным документам, выполненным печатным способом</w:t>
       </w:r>
     </w:p>
   </w:footnote>
   <w:footnote w:id="6">
     <w:p>
       <w:pPr>
-        <w:pStyle w:val="a8"/>
+        <w:pStyle w:val="ab"/>
         <w:rPr>
           <w:sz w:val="22"/>
         </w:rPr>
       </w:pPr>
       <w:r>
         <w:rPr>
-          <w:rStyle w:val="ae"/>
+          <w:rStyle w:val="af2"/>
         </w:rPr>
         <w:t>6)</w:t>
       </w:r>
@@ -10883,18 +9704,32 @@
         <w:rPr>
           <w:sz w:val="22"/>
         </w:rPr>
-        <w:t xml:space="preserve"> ГОСТ 19.505-79*  ЕСПД. Руководство оператора. Требования к содержанию и оформлению</w:t>
+        <w:t xml:space="preserve"> ГОСТ 19.505-79</w:t>
+      </w:r>
+      <w:proofErr w:type="gramStart"/>
+      <w:r>
+        <w:rPr>
+          <w:sz w:val="22"/>
+        </w:rPr>
+        <w:t>*  ЕСПД</w:t>
+      </w:r>
+      <w:proofErr w:type="gramEnd"/>
+      <w:r>
+        <w:rPr>
+          <w:sz w:val="22"/>
+        </w:rPr>
+        <w:t>. Руководство оператора. Требования к содержанию и оформлению</w:t>
       </w:r>
     </w:p>
   </w:footnote>
   <w:footnote w:id="7">
     <w:p>
       <w:pPr>
-        <w:pStyle w:val="a8"/>
+        <w:pStyle w:val="ab"/>
       </w:pPr>
       <w:r>
         <w:rPr>
-          <w:rStyle w:val="ae"/>
+          <w:rStyle w:val="af2"/>
         </w:rPr>
         <w:t>7)</w:t>
       </w:r>
@@ -10902,7 +9737,21 @@
         <w:rPr>
           <w:sz w:val="22"/>
         </w:rPr>
-        <w:t xml:space="preserve"> ГОСТ 19.604-78*  ЕСПД. Правила внесения изменений в программные документы, выполненные печатным способом</w:t>
+        <w:t xml:space="preserve"> ГОСТ 19.604-78</w:t>
+      </w:r>
+      <w:proofErr w:type="gramStart"/>
+      <w:r>
+        <w:rPr>
+          <w:sz w:val="22"/>
+        </w:rPr>
+        <w:t>*  ЕСПД</w:t>
+      </w:r>
+      <w:proofErr w:type="gramEnd"/>
+      <w:r>
+        <w:rPr>
+          <w:sz w:val="22"/>
+        </w:rPr>
+        <w:t>. Правила внесения изменений в программные документы, выполненные печатным способом</w:t>
       </w:r>
     </w:p>
   </w:footnote>
@@ -10910,419 +9759,280 @@
 </file>
 
 <file path=word/header1.xml><?xml version="1.0" encoding="utf-8"?>
-<w:hdr xmlns:wpc="http://schemas.microsoft.com/office/word/2010/wordprocessingCanvas" xmlns:cx="http://schemas.microsoft.com/office/drawing/2014/chartex" xmlns:cx1="http://schemas.microsoft.com/office/drawing/2015/9/8/chartex" xmlns:cx2="http://schemas.microsoft.com/office/drawing/2015/10/21/chartex" xmlns:cx3="http://schemas.microsoft.com/office/drawing/2016/5/9/chartex" xmlns:cx4="http://schemas.microsoft.com/office/drawing/2016/5/10/chartex" xmlns:cx5="http://schemas.microsoft.com/office/drawing/2016/5/11/chartex" xmlns:cx6="http://schemas.microsoft.com/office/drawing/2016/5/12/chartex" xmlns:cx7="http://schemas.microsoft.com/office/drawing/2016/5/13/chartex" xmlns:cx8="http://schemas.microsoft.com/office/drawing/2016/5/14/chartex" xmlns:mc="http://schemas.openxmlformats.org/markup-compatibility/2006" xmlns:aink="http://schemas.microsoft.com/office/drawing/2016/ink" xmlns:am3d="http://schemas.microsoft.com/office/drawing/2017/model3d" xmlns:o="urn:schemas-microsoft-com:office:office" xmlns:r="http://schemas.openxmlformats.org/officeDocument/2006/relationships" xmlns:m="http://schemas.openxmlformats.org/officeDocument/2006/math" xmlns:v="urn:schemas-microsoft-com:vml" xmlns:wp14="http://schemas.microsoft.com/office/word/2010/wordprocessingDrawing" xmlns:wp="http://schemas.openxmlformats.org/drawingml/2006/wordprocessingDrawing" xmlns:w10="urn:schemas-microsoft-com:office:word" xmlns:w="http://schemas.openxmlformats.org/wordprocessingml/2006/main" xmlns:w14="http://schemas.microsoft.com/office/word/2010/wordml" xmlns:w15="http://schemas.microsoft.com/office/word/2012/wordml" xmlns:w16cex="http://schemas.microsoft.com/office/word/2018/wordml/cex" xmlns:w16cid="http://schemas.microsoft.com/office/word/2016/wordml/cid" xmlns:w16="http://schemas.microsoft.com/office/word/2018/wordml" xmlns:w16sdtdh="http://schemas.microsoft.com/office/word/2020/wordml/sdtdatahash" xmlns:w16se="http://schemas.microsoft.com/office/word/2015/wordml/symex" xmlns:wpg="http://schemas.microsoft.com/office/word/2010/wordprocessingGroup" xmlns:wpi="http://schemas.microsoft.com/office/word/2010/wordprocessingInk" xmlns:wne="http://schemas.microsoft.com/office/word/2006/wordml" xmlns:wps="http://schemas.microsoft.com/office/word/2010/wordprocessingShape" mc:Ignorable="w14 w15 w16se w16cid w16 w16cex w16sdtdh wp14">
+<w:hdr xmlns:wpc="http://schemas.microsoft.com/office/word/2010/wordprocessingCanvas" xmlns:cx="http://schemas.microsoft.com/office/drawing/2014/chartex" xmlns:cx1="http://schemas.microsoft.com/office/drawing/2015/9/8/chartex" xmlns:cx2="http://schemas.microsoft.com/office/drawing/2015/10/21/chartex" xmlns:cx3="http://schemas.microsoft.com/office/drawing/2016/5/9/chartex" xmlns:cx4="http://schemas.microsoft.com/office/drawing/2016/5/10/chartex" xmlns:cx5="http://schemas.microsoft.com/office/drawing/2016/5/11/chartex" xmlns:cx6="http://schemas.microsoft.com/office/drawing/2016/5/12/chartex" xmlns:cx7="http://schemas.microsoft.com/office/drawing/2016/5/13/chartex" xmlns:cx8="http://schemas.microsoft.com/office/drawing/2016/5/14/chartex" xmlns:mc="http://schemas.openxmlformats.org/markup-compatibility/2006" xmlns:aink="http://schemas.microsoft.com/office/drawing/2016/ink" xmlns:am3d="http://schemas.microsoft.com/office/drawing/2017/model3d" xmlns:o="urn:schemas-microsoft-com:office:office" xmlns:oel="http://schemas.microsoft.com/office/2019/extlst" xmlns:r="http://schemas.openxmlformats.org/officeDocument/2006/relationships" xmlns:m="http://schemas.openxmlformats.org/officeDocument/2006/math" xmlns:v="urn:schemas-microsoft-com:vml" xmlns:wp14="http://schemas.microsoft.com/office/word/2010/wordprocessingDrawing" xmlns:wp="http://schemas.openxmlformats.org/drawingml/2006/wordprocessingDrawing" xmlns:w10="urn:schemas-microsoft-com:office:word" xmlns:w="http://schemas.openxmlformats.org/wordprocessingml/2006/main" xmlns:w14="http://schemas.microsoft.com/office/word/2010/wordml" xmlns:w15="http://schemas.microsoft.com/office/word/2012/wordml" xmlns:w16cex="http://schemas.microsoft.com/office/word/2018/wordml/cex" xmlns:w16cid="http://schemas.microsoft.com/office/word/2016/wordml/cid" xmlns:w16="http://schemas.microsoft.com/office/word/2018/wordml" xmlns:w16sdtdh="http://schemas.microsoft.com/office/word/2020/wordml/sdtdatahash" xmlns:w16se="http://schemas.microsoft.com/office/word/2015/wordml/symex" xmlns:wpg="http://schemas.microsoft.com/office/word/2010/wordprocessingGroup" xmlns:wpi="http://schemas.microsoft.com/office/word/2010/wordprocessingInk" xmlns:wne="http://schemas.microsoft.com/office/word/2006/wordml" xmlns:wps="http://schemas.microsoft.com/office/word/2010/wordprocessingShape" mc:Ignorable="w14 w15 w16se w16cid w16 w16cex w16sdtdh wp14">
   <w:p>
     <w:pPr>
-      <w:pStyle w:val="a3"/>
-      <w:jc w:val="center"/>
+      <w:pStyle w:val="a4"/>
+    </w:pPr>
+  </w:p>
+  <w:p/>
+</w:hdr>
+</file>
+
+<file path=word/header2.xml><?xml version="1.0" encoding="utf-8"?>
+<w:hdr xmlns:wpc="http://schemas.microsoft.com/office/word/2010/wordprocessingCanvas" xmlns:cx="http://schemas.microsoft.com/office/drawing/2014/chartex" xmlns:cx1="http://schemas.microsoft.com/office/drawing/2015/9/8/chartex" xmlns:cx2="http://schemas.microsoft.com/office/drawing/2015/10/21/chartex" xmlns:cx3="http://schemas.microsoft.com/office/drawing/2016/5/9/chartex" xmlns:cx4="http://schemas.microsoft.com/office/drawing/2016/5/10/chartex" xmlns:cx5="http://schemas.microsoft.com/office/drawing/2016/5/11/chartex" xmlns:cx6="http://schemas.microsoft.com/office/drawing/2016/5/12/chartex" xmlns:cx7="http://schemas.microsoft.com/office/drawing/2016/5/13/chartex" xmlns:cx8="http://schemas.microsoft.com/office/drawing/2016/5/14/chartex" xmlns:mc="http://schemas.openxmlformats.org/markup-compatibility/2006" xmlns:aink="http://schemas.microsoft.com/office/drawing/2016/ink" xmlns:am3d="http://schemas.microsoft.com/office/drawing/2017/model3d" xmlns:o="urn:schemas-microsoft-com:office:office" xmlns:oel="http://schemas.microsoft.com/office/2019/extlst" xmlns:r="http://schemas.openxmlformats.org/officeDocument/2006/relationships" xmlns:m="http://schemas.openxmlformats.org/officeDocument/2006/math" xmlns:v="urn:schemas-microsoft-com:vml" xmlns:wp14="http://schemas.microsoft.com/office/word/2010/wordprocessingDrawing" xmlns:wp="http://schemas.openxmlformats.org/drawingml/2006/wordprocessingDrawing" xmlns:w10="urn:schemas-microsoft-com:office:word" xmlns:w="http://schemas.openxmlformats.org/wordprocessingml/2006/main" xmlns:w14="http://schemas.microsoft.com/office/word/2010/wordml" xmlns:w15="http://schemas.microsoft.com/office/word/2012/wordml" xmlns:w16cex="http://schemas.microsoft.com/office/word/2018/wordml/cex" xmlns:w16cid="http://schemas.microsoft.com/office/word/2016/wordml/cid" xmlns:w16="http://schemas.microsoft.com/office/word/2018/wordml" xmlns:w16sdtdh="http://schemas.microsoft.com/office/word/2020/wordml/sdtdatahash" xmlns:w16se="http://schemas.microsoft.com/office/word/2015/wordml/symex" xmlns:wpg="http://schemas.microsoft.com/office/word/2010/wordprocessingGroup" xmlns:wpi="http://schemas.microsoft.com/office/word/2010/wordprocessingInk" xmlns:wne="http://schemas.microsoft.com/office/word/2006/wordml" xmlns:wps="http://schemas.microsoft.com/office/word/2010/wordprocessingShape" mc:Ignorable="w14 w15 w16se w16cid w16 w16cex w16sdtdh wp14">
+  <w:sdt>
+    <w:sdtPr>
+      <w:id w:val="-63487230"/>
+      <w:docPartObj>
+        <w:docPartGallery w:val="Page Numbers (Top of Page)"/>
+        <w:docPartUnique/>
+      </w:docPartObj>
+    </w:sdtPr>
+    <w:sdtContent>
+      <w:p>
+        <w:pPr>
+          <w:pStyle w:val="a4"/>
+        </w:pPr>
+        <w:r>
+          <w:fldChar w:fldCharType="begin"/>
+        </w:r>
+        <w:r>
+          <w:instrText>PAGE   \* MERGEFORMAT</w:instrText>
+        </w:r>
+        <w:r>
+          <w:fldChar w:fldCharType="separate"/>
+        </w:r>
+        <w:r>
+          <w:t>2</w:t>
+        </w:r>
+        <w:r>
+          <w:fldChar w:fldCharType="end"/>
+        </w:r>
+      </w:p>
+    </w:sdtContent>
+  </w:sdt>
+  <w:p>
+    <w:pPr>
+      <w:pStyle w:val="a4"/>
       <w:rPr>
-        <w:b/>
-        <w:bCs/>
-        <w:sz w:val="32"/>
-        <w:szCs w:val="32"/>
+        <w:lang w:val="en-US"/>
+      </w:rPr>
+    </w:pPr>
+    <w:r>
+      <w:t>&lt;НОМЕР_ВХ&gt;</w:t>
+    </w:r>
+  </w:p>
+  <w:p>
+    <w:pPr>
+      <w:pStyle w:val="a4"/>
+      <w:rPr>
+        <w:lang w:val="en-US"/>
       </w:rPr>
     </w:pPr>
   </w:p>
 </w:hdr>
 </file>
 
-<file path=word/header2.xml><?xml version="1.0" encoding="utf-8"?>
-<w:hdr xmlns:wpc="http://schemas.microsoft.com/office/word/2010/wordprocessingCanvas" xmlns:cx="http://schemas.microsoft.com/office/drawing/2014/chartex" xmlns:cx1="http://schemas.microsoft.com/office/drawing/2015/9/8/chartex" xmlns:cx2="http://schemas.microsoft.com/office/drawing/2015/10/21/chartex" xmlns:cx3="http://schemas.microsoft.com/office/drawing/2016/5/9/chartex" xmlns:cx4="http://schemas.microsoft.com/office/drawing/2016/5/10/chartex" xmlns:cx5="http://schemas.microsoft.com/office/drawing/2016/5/11/chartex" xmlns:cx6="http://schemas.microsoft.com/office/drawing/2016/5/12/chartex" xmlns:cx7="http://schemas.microsoft.com/office/drawing/2016/5/13/chartex" xmlns:cx8="http://schemas.microsoft.com/office/drawing/2016/5/14/chartex" xmlns:mc="http://schemas.openxmlformats.org/markup-compatibility/2006" xmlns:aink="http://schemas.microsoft.com/office/drawing/2016/ink" xmlns:am3d="http://schemas.microsoft.com/office/drawing/2017/model3d" xmlns:o="urn:schemas-microsoft-com:office:office" xmlns:r="http://schemas.openxmlformats.org/officeDocument/2006/relationships" xmlns:m="http://schemas.openxmlformats.org/officeDocument/2006/math" xmlns:v="urn:schemas-microsoft-com:vml" xmlns:wp14="http://schemas.microsoft.com/office/word/2010/wordprocessingDrawing" xmlns:wp="http://schemas.openxmlformats.org/drawingml/2006/wordprocessingDrawing" xmlns:w10="urn:schemas-microsoft-com:office:word" xmlns:w="http://schemas.openxmlformats.org/wordprocessingml/2006/main" xmlns:w14="http://schemas.microsoft.com/office/word/2010/wordml" xmlns:w15="http://schemas.microsoft.com/office/word/2012/wordml" xmlns:w16cex="http://schemas.microsoft.com/office/word/2018/wordml/cex" xmlns:w16cid="http://schemas.microsoft.com/office/word/2016/wordml/cid" xmlns:w16="http://schemas.microsoft.com/office/word/2018/wordml" xmlns:w16sdtdh="http://schemas.microsoft.com/office/word/2020/wordml/sdtdatahash" xmlns:w16se="http://schemas.microsoft.com/office/word/2015/wordml/symex" xmlns:wpg="http://schemas.microsoft.com/office/word/2010/wordprocessingGroup" xmlns:wpi="http://schemas.microsoft.com/office/word/2010/wordprocessingInk" xmlns:wne="http://schemas.microsoft.com/office/word/2006/wordml" xmlns:wps="http://schemas.microsoft.com/office/word/2010/wordprocessingShape" mc:Ignorable="w14 w15 w16se w16cid w16 w16cex w16sdtdh wp14">
+<file path=word/header3.xml><?xml version="1.0" encoding="utf-8"?>
+<w:hdr xmlns:wpc="http://schemas.microsoft.com/office/word/2010/wordprocessingCanvas" xmlns:cx="http://schemas.microsoft.com/office/drawing/2014/chartex" xmlns:cx1="http://schemas.microsoft.com/office/drawing/2015/9/8/chartex" xmlns:cx2="http://schemas.microsoft.com/office/drawing/2015/10/21/chartex" xmlns:cx3="http://schemas.microsoft.com/office/drawing/2016/5/9/chartex" xmlns:cx4="http://schemas.microsoft.com/office/drawing/2016/5/10/chartex" xmlns:cx5="http://schemas.microsoft.com/office/drawing/2016/5/11/chartex" xmlns:cx6="http://schemas.microsoft.com/office/drawing/2016/5/12/chartex" xmlns:cx7="http://schemas.microsoft.com/office/drawing/2016/5/13/chartex" xmlns:cx8="http://schemas.microsoft.com/office/drawing/2016/5/14/chartex" xmlns:mc="http://schemas.openxmlformats.org/markup-compatibility/2006" xmlns:aink="http://schemas.microsoft.com/office/drawing/2016/ink" xmlns:am3d="http://schemas.microsoft.com/office/drawing/2017/model3d" xmlns:o="urn:schemas-microsoft-com:office:office" xmlns:oel="http://schemas.microsoft.com/office/2019/extlst" xmlns:r="http://schemas.openxmlformats.org/officeDocument/2006/relationships" xmlns:m="http://schemas.openxmlformats.org/officeDocument/2006/math" xmlns:v="urn:schemas-microsoft-com:vml" xmlns:wp14="http://schemas.microsoft.com/office/word/2010/wordprocessingDrawing" xmlns:wp="http://schemas.openxmlformats.org/drawingml/2006/wordprocessingDrawing" xmlns:w10="urn:schemas-microsoft-com:office:word" xmlns:w="http://schemas.openxmlformats.org/wordprocessingml/2006/main" xmlns:w14="http://schemas.microsoft.com/office/word/2010/wordml" xmlns:w15="http://schemas.microsoft.com/office/word/2012/wordml" xmlns:w16cex="http://schemas.microsoft.com/office/word/2018/wordml/cex" xmlns:w16cid="http://schemas.microsoft.com/office/word/2016/wordml/cid" xmlns:w16="http://schemas.microsoft.com/office/word/2018/wordml" xmlns:w16sdtdh="http://schemas.microsoft.com/office/word/2020/wordml/sdtdatahash" xmlns:w16se="http://schemas.microsoft.com/office/word/2015/wordml/symex" xmlns:wpg="http://schemas.microsoft.com/office/word/2010/wordprocessingGroup" xmlns:wpi="http://schemas.microsoft.com/office/word/2010/wordprocessingInk" xmlns:wne="http://schemas.microsoft.com/office/word/2006/wordml" xmlns:wps="http://schemas.microsoft.com/office/word/2010/wordprocessingShape" mc:Ignorable="w14 w15 w16se w16cid w16 w16cex w16sdtdh wp14">
   <w:p>
     <w:pPr>
-      <w:pStyle w:val="a3"/>
+      <w:pStyle w:val="a4"/>
     </w:pPr>
   </w:p>
 </w:hdr>
 </file>
 
-<file path=word/header3.xml><?xml version="1.0" encoding="utf-8"?>
-<w:hdr xmlns:wpc="http://schemas.microsoft.com/office/word/2010/wordprocessingCanvas" xmlns:cx="http://schemas.microsoft.com/office/drawing/2014/chartex" xmlns:cx1="http://schemas.microsoft.com/office/drawing/2015/9/8/chartex" xmlns:cx2="http://schemas.microsoft.com/office/drawing/2015/10/21/chartex" xmlns:cx3="http://schemas.microsoft.com/office/drawing/2016/5/9/chartex" xmlns:cx4="http://schemas.microsoft.com/office/drawing/2016/5/10/chartex" xmlns:cx5="http://schemas.microsoft.com/office/drawing/2016/5/11/chartex" xmlns:cx6="http://schemas.microsoft.com/office/drawing/2016/5/12/chartex" xmlns:cx7="http://schemas.microsoft.com/office/drawing/2016/5/13/chartex" xmlns:cx8="http://schemas.microsoft.com/office/drawing/2016/5/14/chartex" xmlns:mc="http://schemas.openxmlformats.org/markup-compatibility/2006" xmlns:aink="http://schemas.microsoft.com/office/drawing/2016/ink" xmlns:am3d="http://schemas.microsoft.com/office/drawing/2017/model3d" xmlns:o="urn:schemas-microsoft-com:office:office" xmlns:r="http://schemas.openxmlformats.org/officeDocument/2006/relationships" xmlns:m="http://schemas.openxmlformats.org/officeDocument/2006/math" xmlns:v="urn:schemas-microsoft-com:vml" xmlns:wp14="http://schemas.microsoft.com/office/word/2010/wordprocessingDrawing" xmlns:wp="http://schemas.openxmlformats.org/drawingml/2006/wordprocessingDrawing" xmlns:w10="urn:schemas-microsoft-com:office:word" xmlns:w="http://schemas.openxmlformats.org/wordprocessingml/2006/main" xmlns:w14="http://schemas.microsoft.com/office/word/2010/wordml" xmlns:w15="http://schemas.microsoft.com/office/word/2012/wordml" xmlns:w16cex="http://schemas.microsoft.com/office/word/2018/wordml/cex" xmlns:w16cid="http://schemas.microsoft.com/office/word/2016/wordml/cid" xmlns:w16="http://schemas.microsoft.com/office/word/2018/wordml" xmlns:w16sdtdh="http://schemas.microsoft.com/office/word/2020/wordml/sdtdatahash" xmlns:w16se="http://schemas.microsoft.com/office/word/2015/wordml/symex" xmlns:wpg="http://schemas.microsoft.com/office/word/2010/wordprocessingGroup" xmlns:wpi="http://schemas.microsoft.com/office/word/2010/wordprocessingInk" xmlns:wne="http://schemas.microsoft.com/office/word/2006/wordml" xmlns:wps="http://schemas.microsoft.com/office/word/2010/wordprocessingShape" mc:Ignorable="w14 w15 w16se w16cid w16 w16cex w16sdtdh wp14">
-  <w:p>
-    <w:pPr>
-      <w:pStyle w:val="a3"/>
-      <w:framePr w:wrap="auto" w:vAnchor="text" w:hAnchor="page" w:x="6151" w:y="-6"/>
-      <w:rPr>
-        <w:rStyle w:val="a4"/>
-        <w:b/>
-        <w:bCs/>
-        <w:sz w:val="32"/>
-        <w:szCs w:val="32"/>
-      </w:rPr>
-    </w:pPr>
-    <w:r>
-      <w:rPr>
-        <w:rStyle w:val="a4"/>
-        <w:b/>
-        <w:bCs/>
-        <w:sz w:val="32"/>
-        <w:szCs w:val="32"/>
-      </w:rPr>
-      <w:fldChar w:fldCharType="begin"/>
-    </w:r>
-    <w:r>
-      <w:rPr>
-        <w:rStyle w:val="a4"/>
-        <w:b/>
-        <w:bCs/>
-        <w:sz w:val="32"/>
-        <w:szCs w:val="32"/>
-      </w:rPr>
-      <w:instrText xml:space="preserve">PAGE  </w:instrText>
-    </w:r>
-    <w:r>
-      <w:rPr>
-        <w:rStyle w:val="a4"/>
-        <w:b/>
-        <w:bCs/>
-        <w:sz w:val="32"/>
-        <w:szCs w:val="32"/>
-      </w:rPr>
-      <w:fldChar w:fldCharType="separate"/>
-    </w:r>
-    <w:r>
-      <w:rPr>
-        <w:rStyle w:val="a4"/>
-        <w:b/>
-        <w:bCs/>
-        <w:noProof/>
-        <w:sz w:val="32"/>
-        <w:szCs w:val="32"/>
-      </w:rPr>
-      <w:t>8</w:t>
-    </w:r>
-    <w:r>
-      <w:rPr>
-        <w:rStyle w:val="a4"/>
-        <w:b/>
-        <w:bCs/>
-        <w:sz w:val="32"/>
-        <w:szCs w:val="32"/>
-      </w:rPr>
-      <w:fldChar w:fldCharType="end"/>
-    </w:r>
-  </w:p>
-  <w:p>
-    <w:pPr>
-      <w:pStyle w:val="a3"/>
-      <w:rPr>
-        <w:sz w:val="32"/>
-        <w:szCs w:val="32"/>
-      </w:rPr>
-    </w:pPr>
-  </w:p>
-  <w:p>
-    <w:pPr>
-      <w:pStyle w:val="a3"/>
-      <w:jc w:val="center"/>
-      <w:rPr>
-        <w:b/>
-        <w:bCs/>
-        <w:sz w:val="32"/>
-        <w:szCs w:val="32"/>
-      </w:rPr>
-    </w:pPr>
-    <w:r>
-      <w:rPr>
-        <w:b/>
-        <w:bCs/>
-        <w:sz w:val="32"/>
-      </w:rPr>
-      <w:fldChar w:fldCharType="begin"/>
-    </w:r>
-    <w:r>
-      <w:rPr>
-        <w:b/>
-        <w:bCs/>
-        <w:sz w:val="32"/>
-      </w:rPr>
-      <w:instrText xml:space="preserve"> REF </w:instrText>
-    </w:r>
-    <w:r>
-      <w:rPr>
-        <w:b/>
-        <w:bCs/>
-        <w:i/>
-        <w:iCs/>
-        <w:sz w:val="32"/>
-      </w:rPr>
-      <w:instrText>ДецНомер</w:instrText>
-    </w:r>
-    <w:r>
-      <w:rPr>
-        <w:b/>
-        <w:bCs/>
-        <w:sz w:val="32"/>
-      </w:rPr>
-      <w:instrText xml:space="preserve">  \* MERGEFORMAT </w:instrText>
-    </w:r>
-    <w:r>
-      <w:rPr>
-        <w:b/>
-        <w:bCs/>
-        <w:sz w:val="32"/>
-      </w:rPr>
-      <w:fldChar w:fldCharType="separate"/>
-    </w:r>
-    <w:r>
-      <w:t xml:space="preserve"> </w:t>
-    </w:r>
-    <w:r>
-      <w:rPr>
-        <w:b/>
-        <w:bCs/>
-        <w:sz w:val="32"/>
-      </w:rPr>
-      <w:t>643.</w:t>
-    </w:r>
-    <w:r>
-      <w:rPr>
-        <w:b/>
-        <w:bCs/>
-        <w:sz w:val="32"/>
-      </w:rPr>
-      <w:t>ХХХХ.ХХХХХ</w:t>
-    </w:r>
-    <w:r>
-      <w:rPr>
-        <w:b/>
-        <w:bCs/>
-        <w:sz w:val="32"/>
-      </w:rPr>
-      <w:t xml:space="preserve">-01 </w:t>
-    </w:r>
-    <w:r>
-      <w:rPr>
-        <w:b/>
-        <w:bCs/>
-        <w:sz w:val="32"/>
-      </w:rPr>
-      <w:t>12</w:t>
-    </w:r>
-    <w:r>
-      <w:rPr>
-        <w:b/>
-        <w:bCs/>
-        <w:sz w:val="32"/>
-      </w:rPr>
-      <w:t xml:space="preserve"> 01</w:t>
-    </w:r>
-    <w:r>
-      <w:rPr>
-        <w:b/>
-        <w:bCs/>
-        <w:sz w:val="32"/>
-      </w:rPr>
-      <w:fldChar w:fldCharType="end"/>
-    </w:r>
-  </w:p>
-</w:hdr>
-</file>
-
 <file path=word/numbering.xml><?xml version="1.0" encoding="utf-8"?>
-<w:numbering xmlns:wpc="http://schemas.microsoft.com/office/word/2010/wordprocessingCanvas" xmlns:cx="http://schemas.microsoft.com/office/drawing/2014/chartex" xmlns:cx1="http://schemas.microsoft.com/office/drawing/2015/9/8/chartex" xmlns:cx2="http://schemas.microsoft.com/office/drawing/2015/10/21/chartex" xmlns:cx3="http://schemas.microsoft.com/office/drawing/2016/5/9/chartex" xmlns:cx4="http://schemas.microsoft.com/office/drawing/2016/5/10/chartex" xmlns:cx5="http://schemas.microsoft.com/office/drawing/2016/5/11/chartex" xmlns:cx6="http://schemas.microsoft.com/office/drawing/2016/5/12/chartex" xmlns:cx7="http://schemas.microsoft.com/office/drawing/2016/5/13/chartex" xmlns:cx8="http://schemas.microsoft.com/office/drawing/2016/5/14/chartex" xmlns:mc="http://schemas.openxmlformats.org/markup-compatibility/2006" xmlns:aink="http://schemas.microsoft.com/office/drawing/2016/ink" xmlns:am3d="http://schemas.microsoft.com/office/drawing/2017/model3d" xmlns:o="urn:schemas-microsoft-com:office:office" xmlns:r="http://schemas.openxmlformats.org/officeDocument/2006/relationships" xmlns:m="http://schemas.openxmlformats.org/officeDocument/2006/math" xmlns:v="urn:schemas-microsoft-com:vml" xmlns:wp14="http://schemas.microsoft.com/office/word/2010/wordprocessingDrawing" xmlns:wp="http://schemas.openxmlformats.org/drawingml/2006/wordprocessingDrawing" xmlns:w10="urn:schemas-microsoft-com:office:word" xmlns:w="http://schemas.openxmlformats.org/wordprocessingml/2006/main" xmlns:w14="http://schemas.microsoft.com/office/word/2010/wordml" xmlns:w15="http://schemas.microsoft.com/office/word/2012/wordml" xmlns:w16cex="http://schemas.microsoft.com/office/word/2018/wordml/cex" xmlns:w16cid="http://schemas.microsoft.com/office/word/2016/wordml/cid" xmlns:w16="http://schemas.microsoft.com/office/word/2018/wordml" xmlns:w16sdtdh="http://schemas.microsoft.com/office/word/2020/wordml/sdtdatahash" xmlns:w16se="http://schemas.microsoft.com/office/word/2015/wordml/symex" xmlns:wpg="http://schemas.microsoft.com/office/word/2010/wordprocessingGroup" xmlns:wpi="http://schemas.microsoft.com/office/word/2010/wordprocessingInk" xmlns:wne="http://schemas.microsoft.com/office/word/2006/wordml" xmlns:wps="http://schemas.microsoft.com/office/word/2010/wordprocessingShape" mc:Ignorable="w14 w15 w16se w16cid w16 w16cex w16sdtdh wp14">
+<w:numbering xmlns:wpc="http://schemas.microsoft.com/office/word/2010/wordprocessingCanvas" xmlns:cx="http://schemas.microsoft.com/office/drawing/2014/chartex" xmlns:cx1="http://schemas.microsoft.com/office/drawing/2015/9/8/chartex" xmlns:cx2="http://schemas.microsoft.com/office/drawing/2015/10/21/chartex" xmlns:cx3="http://schemas.microsoft.com/office/drawing/2016/5/9/chartex" xmlns:cx4="http://schemas.microsoft.com/office/drawing/2016/5/10/chartex" xmlns:cx5="http://schemas.microsoft.com/office/drawing/2016/5/11/chartex" xmlns:cx6="http://schemas.microsoft.com/office/drawing/2016/5/12/chartex" xmlns:cx7="http://schemas.microsoft.com/office/drawing/2016/5/13/chartex" xmlns:cx8="http://schemas.microsoft.com/office/drawing/2016/5/14/chartex" xmlns:mc="http://schemas.openxmlformats.org/markup-compatibility/2006" xmlns:aink="http://schemas.microsoft.com/office/drawing/2016/ink" xmlns:am3d="http://schemas.microsoft.com/office/drawing/2017/model3d" xmlns:o="urn:schemas-microsoft-com:office:office" xmlns:oel="http://schemas.microsoft.com/office/2019/extlst" xmlns:r="http://schemas.openxmlformats.org/officeDocument/2006/relationships" xmlns:m="http://schemas.openxmlformats.org/officeDocument/2006/math" xmlns:v="urn:schemas-microsoft-com:vml" xmlns:wp14="http://schemas.microsoft.com/office/word/2010/wordprocessingDrawing" xmlns:wp="http://schemas.openxmlformats.org/drawingml/2006/wordprocessingDrawing" xmlns:w10="urn:schemas-microsoft-com:office:word" xmlns:w="http://schemas.openxmlformats.org/wordprocessingml/2006/main" xmlns:w14="http://schemas.microsoft.com/office/word/2010/wordml" xmlns:w15="http://schemas.microsoft.com/office/word/2012/wordml" xmlns:w16cex="http://schemas.microsoft.com/office/word/2018/wordml/cex" xmlns:w16cid="http://schemas.microsoft.com/office/word/2016/wordml/cid" xmlns:w16="http://schemas.microsoft.com/office/word/2018/wordml" xmlns:w16sdtdh="http://schemas.microsoft.com/office/word/2020/wordml/sdtdatahash" xmlns:w16se="http://schemas.microsoft.com/office/word/2015/wordml/symex" xmlns:wpg="http://schemas.microsoft.com/office/word/2010/wordprocessingGroup" xmlns:wpi="http://schemas.microsoft.com/office/word/2010/wordprocessingInk" xmlns:wne="http://schemas.microsoft.com/office/word/2006/wordml" xmlns:wps="http://schemas.microsoft.com/office/word/2010/wordprocessingShape" mc:Ignorable="w14 w15 w16se w16cid w16 w16cex w16sdtdh wp14">
   <w:abstractNum w:abstractNumId="0" w15:restartNumberingAfterBreak="0">
-    <w:nsid w:val="FFFFFF7C"/>
-    <w:multiLevelType w:val="singleLevel"/>
-    <w:tmpl w:val="E48696D6"/>
-    <w:lvl w:ilvl="0">
+    <w:nsid w:val="15E3545F"/>
+    <w:multiLevelType w:val="hybridMultilevel"/>
+    <w:tmpl w:val="D68A12D8"/>
+    <w:lvl w:ilvl="0" w:tplc="4D70361C">
       <w:start w:val="1"/>
       <w:numFmt w:val="decimal"/>
       <w:lvlText w:val="%1."/>
       <w:lvlJc w:val="left"/>
       <w:pPr>
-        <w:tabs>
-          <w:tab w:val="num" w:pos="1492"/>
-        </w:tabs>
-        <w:ind w:left="1492" w:hanging="360"/>
+        <w:ind w:left="720" w:hanging="360"/>
+      </w:pPr>
+      <w:rPr>
+        <w:rFonts w:ascii="Times New Roman" w:eastAsia="Times New Roman" w:hAnsi="Times New Roman" w:cs="Times New Roman"/>
+        <w:b w:val="0"/>
+        <w:i w:val="0"/>
+        <w:strike w:val="0"/>
+        <w:dstrike w:val="0"/>
+        <w:color w:val="000000"/>
+        <w:sz w:val="28"/>
+        <w:szCs w:val="26"/>
+        <w:u w:val="none" w:color="000000"/>
+        <w:vertAlign w:val="baseline"/>
+      </w:rPr>
+    </w:lvl>
+    <w:lvl w:ilvl="1" w:tplc="04190019" w:tentative="1">
+      <w:start w:val="1"/>
+      <w:numFmt w:val="lowerLetter"/>
+      <w:lvlText w:val="%2."/>
+      <w:lvlJc w:val="left"/>
+      <w:pPr>
+        <w:ind w:left="1440" w:hanging="360"/>
+      </w:pPr>
+    </w:lvl>
+    <w:lvl w:ilvl="2" w:tplc="0419001B" w:tentative="1">
+      <w:start w:val="1"/>
+      <w:numFmt w:val="lowerRoman"/>
+      <w:lvlText w:val="%3."/>
+      <w:lvlJc w:val="right"/>
+      <w:pPr>
+        <w:ind w:left="2160" w:hanging="180"/>
+      </w:pPr>
+    </w:lvl>
+    <w:lvl w:ilvl="3" w:tplc="0419000F" w:tentative="1">
+      <w:start w:val="1"/>
+      <w:numFmt w:val="decimal"/>
+      <w:lvlText w:val="%4."/>
+      <w:lvlJc w:val="left"/>
+      <w:pPr>
+        <w:ind w:left="2880" w:hanging="360"/>
+      </w:pPr>
+    </w:lvl>
+    <w:lvl w:ilvl="4" w:tplc="04190019" w:tentative="1">
+      <w:start w:val="1"/>
+      <w:numFmt w:val="lowerLetter"/>
+      <w:lvlText w:val="%5."/>
+      <w:lvlJc w:val="left"/>
+      <w:pPr>
+        <w:ind w:left="3600" w:hanging="360"/>
+      </w:pPr>
+    </w:lvl>
+    <w:lvl w:ilvl="5" w:tplc="0419001B" w:tentative="1">
+      <w:start w:val="1"/>
+      <w:numFmt w:val="lowerRoman"/>
+      <w:lvlText w:val="%6."/>
+      <w:lvlJc w:val="right"/>
+      <w:pPr>
+        <w:ind w:left="4320" w:hanging="180"/>
+      </w:pPr>
+    </w:lvl>
+    <w:lvl w:ilvl="6" w:tplc="0419000F" w:tentative="1">
+      <w:start w:val="1"/>
+      <w:numFmt w:val="decimal"/>
+      <w:lvlText w:val="%7."/>
+      <w:lvlJc w:val="left"/>
+      <w:pPr>
+        <w:ind w:left="5040" w:hanging="360"/>
+      </w:pPr>
+    </w:lvl>
+    <w:lvl w:ilvl="7" w:tplc="04190019" w:tentative="1">
+      <w:start w:val="1"/>
+      <w:numFmt w:val="lowerLetter"/>
+      <w:lvlText w:val="%8."/>
+      <w:lvlJc w:val="left"/>
+      <w:pPr>
+        <w:ind w:left="5760" w:hanging="360"/>
+      </w:pPr>
+    </w:lvl>
+    <w:lvl w:ilvl="8" w:tplc="0419001B" w:tentative="1">
+      <w:start w:val="1"/>
+      <w:numFmt w:val="lowerRoman"/>
+      <w:lvlText w:val="%9."/>
+      <w:lvlJc w:val="right"/>
+      <w:pPr>
+        <w:ind w:left="6480" w:hanging="180"/>
       </w:pPr>
     </w:lvl>
   </w:abstractNum>
   <w:abstractNum w:abstractNumId="1" w15:restartNumberingAfterBreak="0">
-    <w:nsid w:val="FFFFFF7D"/>
-    <w:multiLevelType w:val="singleLevel"/>
-    <w:tmpl w:val="522250D8"/>
-    <w:lvl w:ilvl="0">
+    <w:nsid w:val="2E937D8E"/>
+    <w:multiLevelType w:val="hybridMultilevel"/>
+    <w:tmpl w:val="24A654E8"/>
+    <w:lvl w:ilvl="0" w:tplc="0419000F">
       <w:start w:val="1"/>
       <w:numFmt w:val="decimal"/>
       <w:lvlText w:val="%1."/>
       <w:lvlJc w:val="left"/>
       <w:pPr>
-        <w:tabs>
-          <w:tab w:val="num" w:pos="1209"/>
-        </w:tabs>
-        <w:ind w:left="1209" w:hanging="360"/>
+        <w:ind w:left="1571" w:hanging="360"/>
+      </w:pPr>
+    </w:lvl>
+    <w:lvl w:ilvl="1" w:tplc="04190019" w:tentative="1">
+      <w:start w:val="1"/>
+      <w:numFmt w:val="lowerLetter"/>
+      <w:lvlText w:val="%2."/>
+      <w:lvlJc w:val="left"/>
+      <w:pPr>
+        <w:ind w:left="2291" w:hanging="360"/>
+      </w:pPr>
+    </w:lvl>
+    <w:lvl w:ilvl="2" w:tplc="0419001B" w:tentative="1">
+      <w:start w:val="1"/>
+      <w:numFmt w:val="lowerRoman"/>
+      <w:lvlText w:val="%3."/>
+      <w:lvlJc w:val="right"/>
+      <w:pPr>
+        <w:ind w:left="3011" w:hanging="180"/>
+      </w:pPr>
+    </w:lvl>
+    <w:lvl w:ilvl="3" w:tplc="0419000F" w:tentative="1">
+      <w:start w:val="1"/>
+      <w:numFmt w:val="decimal"/>
+      <w:lvlText w:val="%4."/>
+      <w:lvlJc w:val="left"/>
+      <w:pPr>
+        <w:ind w:left="3731" w:hanging="360"/>
+      </w:pPr>
+    </w:lvl>
+    <w:lvl w:ilvl="4" w:tplc="04190019" w:tentative="1">
+      <w:start w:val="1"/>
+      <w:numFmt w:val="lowerLetter"/>
+      <w:lvlText w:val="%5."/>
+      <w:lvlJc w:val="left"/>
+      <w:pPr>
+        <w:ind w:left="4451" w:hanging="360"/>
+      </w:pPr>
+    </w:lvl>
+    <w:lvl w:ilvl="5" w:tplc="0419001B" w:tentative="1">
+      <w:start w:val="1"/>
+      <w:numFmt w:val="lowerRoman"/>
+      <w:lvlText w:val="%6."/>
+      <w:lvlJc w:val="right"/>
+      <w:pPr>
+        <w:ind w:left="5171" w:hanging="180"/>
+      </w:pPr>
+    </w:lvl>
+    <w:lvl w:ilvl="6" w:tplc="0419000F" w:tentative="1">
+      <w:start w:val="1"/>
+      <w:numFmt w:val="decimal"/>
+      <w:lvlText w:val="%7."/>
+      <w:lvlJc w:val="left"/>
+      <w:pPr>
+        <w:ind w:left="5891" w:hanging="360"/>
+      </w:pPr>
+    </w:lvl>
+    <w:lvl w:ilvl="7" w:tplc="04190019" w:tentative="1">
+      <w:start w:val="1"/>
+      <w:numFmt w:val="lowerLetter"/>
+      <w:lvlText w:val="%8."/>
+      <w:lvlJc w:val="left"/>
+      <w:pPr>
+        <w:ind w:left="6611" w:hanging="360"/>
+      </w:pPr>
+    </w:lvl>
+    <w:lvl w:ilvl="8" w:tplc="0419001B" w:tentative="1">
+      <w:start w:val="1"/>
+      <w:numFmt w:val="lowerRoman"/>
+      <w:lvlText w:val="%9."/>
+      <w:lvlJc w:val="right"/>
+      <w:pPr>
+        <w:ind w:left="7331" w:hanging="180"/>
       </w:pPr>
     </w:lvl>
   </w:abstractNum>
   <w:abstractNum w:abstractNumId="2" w15:restartNumberingAfterBreak="0">
-    <w:nsid w:val="FFFFFF7E"/>
-    <w:multiLevelType w:val="singleLevel"/>
-    <w:tmpl w:val="D004B676"/>
-    <w:lvl w:ilvl="0">
-      <w:start w:val="1"/>
-      <w:numFmt w:val="decimal"/>
-      <w:lvlText w:val="%1."/>
+    <w:nsid w:val="325A5F9B"/>
+    <w:multiLevelType w:val="hybridMultilevel"/>
+    <w:tmpl w:val="494C638A"/>
+    <w:lvl w:ilvl="0" w:tplc="C004EEBC">
+      <w:numFmt w:val="bullet"/>
+      <w:lvlText w:val="-"/>
       <w:lvlJc w:val="left"/>
       <w:pPr>
-        <w:tabs>
-          <w:tab w:val="num" w:pos="926"/>
-        </w:tabs>
-        <w:ind w:left="926" w:hanging="360"/>
-      </w:pPr>
-    </w:lvl>
-  </w:abstractNum>
-  <w:abstractNum w:abstractNumId="3" w15:restartNumberingAfterBreak="0">
-    <w:nsid w:val="FFFFFF7F"/>
-    <w:multiLevelType w:val="singleLevel"/>
-    <w:tmpl w:val="9098BEBC"/>
-    <w:lvl w:ilvl="0">
-      <w:start w:val="1"/>
-      <w:numFmt w:val="decimal"/>
-      <w:lvlText w:val="%1."/>
-      <w:lvlJc w:val="left"/>
-      <w:pPr>
-        <w:tabs>
-          <w:tab w:val="num" w:pos="643"/>
-        </w:tabs>
-        <w:ind w:left="643" w:hanging="360"/>
-      </w:pPr>
-    </w:lvl>
-  </w:abstractNum>
-  <w:abstractNum w:abstractNumId="4" w15:restartNumberingAfterBreak="0">
-    <w:nsid w:val="FFFFFF80"/>
-    <w:multiLevelType w:val="singleLevel"/>
-    <w:tmpl w:val="FA88CC50"/>
-    <w:lvl w:ilvl="0">
-      <w:start w:val="1"/>
-      <w:numFmt w:val="bullet"/>
-      <w:lvlText w:val=""/>
-      <w:lvlJc w:val="left"/>
-      <w:pPr>
-        <w:tabs>
-          <w:tab w:val="num" w:pos="1492"/>
-        </w:tabs>
-        <w:ind w:left="1492" w:hanging="360"/>
+        <w:ind w:left="720" w:hanging="360"/>
       </w:pPr>
       <w:rPr>
-        <w:rFonts w:ascii="Symbol" w:hAnsi="Symbol" w:hint="default"/>
-      </w:rPr>
-    </w:lvl>
-  </w:abstractNum>
-  <w:abstractNum w:abstractNumId="5" w15:restartNumberingAfterBreak="0">
-    <w:nsid w:val="FFFFFF81"/>
-    <w:multiLevelType w:val="singleLevel"/>
-    <w:tmpl w:val="85B4CCDE"/>
-    <w:lvl w:ilvl="0">
-      <w:start w:val="1"/>
-      <w:numFmt w:val="bullet"/>
-      <w:lvlText w:val=""/>
-      <w:lvlJc w:val="left"/>
-      <w:pPr>
-        <w:tabs>
-          <w:tab w:val="num" w:pos="1209"/>
-        </w:tabs>
-        <w:ind w:left="1209" w:hanging="360"/>
-      </w:pPr>
-      <w:rPr>
-        <w:rFonts w:ascii="Symbol" w:hAnsi="Symbol" w:hint="default"/>
-      </w:rPr>
-    </w:lvl>
-  </w:abstractNum>
-  <w:abstractNum w:abstractNumId="6" w15:restartNumberingAfterBreak="0">
-    <w:nsid w:val="FFFFFF82"/>
-    <w:multiLevelType w:val="singleLevel"/>
-    <w:tmpl w:val="B2306BA2"/>
-    <w:lvl w:ilvl="0">
-      <w:start w:val="1"/>
-      <w:numFmt w:val="bullet"/>
-      <w:lvlText w:val=""/>
-      <w:lvlJc w:val="left"/>
-      <w:pPr>
-        <w:tabs>
-          <w:tab w:val="num" w:pos="926"/>
-        </w:tabs>
-        <w:ind w:left="926" w:hanging="360"/>
-      </w:pPr>
-      <w:rPr>
-        <w:rFonts w:ascii="Symbol" w:hAnsi="Symbol" w:hint="default"/>
-      </w:rPr>
-    </w:lvl>
-  </w:abstractNum>
-  <w:abstractNum w:abstractNumId="7" w15:restartNumberingAfterBreak="0">
-    <w:nsid w:val="FFFFFF83"/>
-    <w:multiLevelType w:val="singleLevel"/>
-    <w:tmpl w:val="9088336A"/>
-    <w:lvl w:ilvl="0">
-      <w:start w:val="1"/>
-      <w:numFmt w:val="bullet"/>
-      <w:lvlText w:val=""/>
-      <w:lvlJc w:val="left"/>
-      <w:pPr>
-        <w:tabs>
-          <w:tab w:val="num" w:pos="643"/>
-        </w:tabs>
-        <w:ind w:left="643" w:hanging="360"/>
-      </w:pPr>
-      <w:rPr>
-        <w:rFonts w:ascii="Symbol" w:hAnsi="Symbol" w:hint="default"/>
-      </w:rPr>
-    </w:lvl>
-  </w:abstractNum>
-  <w:abstractNum w:abstractNumId="8" w15:restartNumberingAfterBreak="0">
-    <w:nsid w:val="FFFFFF88"/>
-    <w:multiLevelType w:val="singleLevel"/>
-    <w:tmpl w:val="B77471A0"/>
-    <w:lvl w:ilvl="0">
-      <w:start w:val="1"/>
-      <w:numFmt w:val="decimal"/>
-      <w:lvlText w:val="%1."/>
-      <w:lvlJc w:val="left"/>
-      <w:pPr>
-        <w:tabs>
-          <w:tab w:val="num" w:pos="360"/>
-        </w:tabs>
-        <w:ind w:left="360" w:hanging="360"/>
-      </w:pPr>
-    </w:lvl>
-  </w:abstractNum>
-  <w:abstractNum w:abstractNumId="9" w15:restartNumberingAfterBreak="0">
-    <w:nsid w:val="FFFFFF89"/>
-    <w:multiLevelType w:val="singleLevel"/>
-    <w:tmpl w:val="39AA85E2"/>
-    <w:lvl w:ilvl="0">
-      <w:start w:val="1"/>
-      <w:numFmt w:val="bullet"/>
-      <w:lvlText w:val=""/>
-      <w:lvlJc w:val="left"/>
-      <w:pPr>
-        <w:tabs>
-          <w:tab w:val="num" w:pos="360"/>
-        </w:tabs>
-        <w:ind w:left="360" w:hanging="360"/>
-      </w:pPr>
-      <w:rPr>
-        <w:rFonts w:ascii="Symbol" w:hAnsi="Symbol" w:hint="default"/>
-      </w:rPr>
-    </w:lvl>
-  </w:abstractNum>
-  <w:abstractNum w:abstractNumId="10" w15:restartNumberingAfterBreak="0">
-    <w:nsid w:val="075F0538"/>
-    <w:multiLevelType w:val="hybridMultilevel"/>
-    <w:tmpl w:val="B07C230A"/>
-    <w:lvl w:ilvl="0" w:tplc="04190001">
-      <w:start w:val="1"/>
-      <w:numFmt w:val="bullet"/>
-      <w:lvlText w:val=""/>
-      <w:lvlJc w:val="left"/>
-      <w:pPr>
-        <w:tabs>
-          <w:tab w:val="num" w:pos="720"/>
-        </w:tabs>
-        <w:ind w:left="720" w:hanging="360"/>
-      </w:pPr>
-      <w:rPr>
-        <w:rFonts w:ascii="Symbol" w:hAnsi="Symbol" w:hint="default"/>
+        <w:rFonts w:ascii="Times New Roman" w:eastAsia="Times New Roman" w:hAnsi="Times New Roman" w:cs="Times New Roman" w:hint="default"/>
       </w:rPr>
     </w:lvl>
     <w:lvl w:ilvl="1" w:tplc="04190003" w:tentative="1">
@@ -11331,13 +10041,10 @@
       <w:lvlText w:val="o"/>
       <w:lvlJc w:val="left"/>
       <w:pPr>
-        <w:tabs>
-          <w:tab w:val="num" w:pos="1440"/>
-        </w:tabs>
         <w:ind w:left="1440" w:hanging="360"/>
       </w:pPr>
       <w:rPr>
-        <w:rFonts w:ascii="Courier New" w:hAnsi="Courier New" w:hint="default"/>
+        <w:rFonts w:ascii="Courier New" w:hAnsi="Courier New" w:cs="Courier New" w:hint="default"/>
       </w:rPr>
     </w:lvl>
     <w:lvl w:ilvl="2" w:tplc="04190005" w:tentative="1">
@@ -11346,9 +10053,6 @@
       <w:lvlText w:val=""/>
       <w:lvlJc w:val="left"/>
       <w:pPr>
-        <w:tabs>
-          <w:tab w:val="num" w:pos="2160"/>
-        </w:tabs>
         <w:ind w:left="2160" w:hanging="360"/>
       </w:pPr>
       <w:rPr>
@@ -11361,9 +10065,6 @@
       <w:lvlText w:val=""/>
       <w:lvlJc w:val="left"/>
       <w:pPr>
-        <w:tabs>
-          <w:tab w:val="num" w:pos="2880"/>
-        </w:tabs>
         <w:ind w:left="2880" w:hanging="360"/>
       </w:pPr>
       <w:rPr>
@@ -11376,13 +10077,10 @@
       <w:lvlText w:val="o"/>
       <w:lvlJc w:val="left"/>
       <w:pPr>
-        <w:tabs>
-          <w:tab w:val="num" w:pos="3600"/>
-        </w:tabs>
         <w:ind w:left="3600" w:hanging="360"/>
       </w:pPr>
       <w:rPr>
-        <w:rFonts w:ascii="Courier New" w:hAnsi="Courier New" w:hint="default"/>
+        <w:rFonts w:ascii="Courier New" w:hAnsi="Courier New" w:cs="Courier New" w:hint="default"/>
       </w:rPr>
     </w:lvl>
     <w:lvl w:ilvl="5" w:tplc="04190005" w:tentative="1">
@@ -11391,9 +10089,6 @@
       <w:lvlText w:val=""/>
       <w:lvlJc w:val="left"/>
       <w:pPr>
-        <w:tabs>
-          <w:tab w:val="num" w:pos="4320"/>
-        </w:tabs>
         <w:ind w:left="4320" w:hanging="360"/>
       </w:pPr>
       <w:rPr>
@@ -11406,9 +10101,6 @@
       <w:lvlText w:val=""/>
       <w:lvlJc w:val="left"/>
       <w:pPr>
-        <w:tabs>
-          <w:tab w:val="num" w:pos="5040"/>
-        </w:tabs>
         <w:ind w:left="5040" w:hanging="360"/>
       </w:pPr>
       <w:rPr>
@@ -11421,244 +10113,6 @@
       <w:lvlText w:val="o"/>
       <w:lvlJc w:val="left"/>
       <w:pPr>
-        <w:tabs>
-          <w:tab w:val="num" w:pos="5760"/>
-        </w:tabs>
-        <w:ind w:left="5760" w:hanging="360"/>
-      </w:pPr>
-      <w:rPr>
-        <w:rFonts w:ascii="Courier New" w:hAnsi="Courier New" w:hint="default"/>
-      </w:rPr>
-    </w:lvl>
-    <w:lvl w:ilvl="8" w:tplc="04190005" w:tentative="1">
-      <w:start w:val="1"/>
-      <w:numFmt w:val="bullet"/>
-      <w:lvlText w:val=""/>
-      <w:lvlJc w:val="left"/>
-      <w:pPr>
-        <w:tabs>
-          <w:tab w:val="num" w:pos="6480"/>
-        </w:tabs>
-        <w:ind w:left="6480" w:hanging="360"/>
-      </w:pPr>
-      <w:rPr>
-        <w:rFonts w:ascii="Wingdings" w:hAnsi="Wingdings" w:hint="default"/>
-      </w:rPr>
-    </w:lvl>
-  </w:abstractNum>
-  <w:abstractNum w:abstractNumId="11" w15:restartNumberingAfterBreak="0">
-    <w:nsid w:val="08F841FE"/>
-    <w:multiLevelType w:val="hybridMultilevel"/>
-    <w:tmpl w:val="C128CF06"/>
-    <w:lvl w:ilvl="0" w:tplc="BF721738">
-      <w:start w:val="1"/>
-      <w:numFmt w:val="lowerLetter"/>
-      <w:lvlText w:val="%1."/>
-      <w:lvlJc w:val="left"/>
-      <w:pPr>
-        <w:tabs>
-          <w:tab w:val="num" w:pos="720"/>
-        </w:tabs>
-        <w:ind w:left="720" w:hanging="360"/>
-      </w:pPr>
-      <w:rPr>
-        <w:rFonts w:ascii="Times New Roman" w:hAnsi="Times New Roman" w:hint="default"/>
-        <w:b w:val="0"/>
-        <w:i w:val="0"/>
-        <w:sz w:val="24"/>
-      </w:rPr>
-    </w:lvl>
-    <w:lvl w:ilvl="1" w:tplc="04190019" w:tentative="1">
-      <w:start w:val="1"/>
-      <w:numFmt w:val="lowerLetter"/>
-      <w:lvlText w:val="%2."/>
-      <w:lvlJc w:val="left"/>
-      <w:pPr>
-        <w:tabs>
-          <w:tab w:val="num" w:pos="1440"/>
-        </w:tabs>
-        <w:ind w:left="1440" w:hanging="360"/>
-      </w:pPr>
-    </w:lvl>
-    <w:lvl w:ilvl="2" w:tplc="0419001B" w:tentative="1">
-      <w:start w:val="1"/>
-      <w:numFmt w:val="lowerRoman"/>
-      <w:lvlText w:val="%3."/>
-      <w:lvlJc w:val="right"/>
-      <w:pPr>
-        <w:tabs>
-          <w:tab w:val="num" w:pos="2160"/>
-        </w:tabs>
-        <w:ind w:left="2160" w:hanging="180"/>
-      </w:pPr>
-    </w:lvl>
-    <w:lvl w:ilvl="3" w:tplc="0419000F" w:tentative="1">
-      <w:start w:val="1"/>
-      <w:numFmt w:val="decimal"/>
-      <w:lvlText w:val="%4."/>
-      <w:lvlJc w:val="left"/>
-      <w:pPr>
-        <w:tabs>
-          <w:tab w:val="num" w:pos="2880"/>
-        </w:tabs>
-        <w:ind w:left="2880" w:hanging="360"/>
-      </w:pPr>
-    </w:lvl>
-    <w:lvl w:ilvl="4" w:tplc="04190019" w:tentative="1">
-      <w:start w:val="1"/>
-      <w:numFmt w:val="lowerLetter"/>
-      <w:lvlText w:val="%5."/>
-      <w:lvlJc w:val="left"/>
-      <w:pPr>
-        <w:tabs>
-          <w:tab w:val="num" w:pos="3600"/>
-        </w:tabs>
-        <w:ind w:left="3600" w:hanging="360"/>
-      </w:pPr>
-    </w:lvl>
-    <w:lvl w:ilvl="5" w:tplc="0419001B" w:tentative="1">
-      <w:start w:val="1"/>
-      <w:numFmt w:val="lowerRoman"/>
-      <w:lvlText w:val="%6."/>
-      <w:lvlJc w:val="right"/>
-      <w:pPr>
-        <w:tabs>
-          <w:tab w:val="num" w:pos="4320"/>
-        </w:tabs>
-        <w:ind w:left="4320" w:hanging="180"/>
-      </w:pPr>
-    </w:lvl>
-    <w:lvl w:ilvl="6" w:tplc="0419000F" w:tentative="1">
-      <w:start w:val="1"/>
-      <w:numFmt w:val="decimal"/>
-      <w:lvlText w:val="%7."/>
-      <w:lvlJc w:val="left"/>
-      <w:pPr>
-        <w:tabs>
-          <w:tab w:val="num" w:pos="5040"/>
-        </w:tabs>
-        <w:ind w:left="5040" w:hanging="360"/>
-      </w:pPr>
-    </w:lvl>
-    <w:lvl w:ilvl="7" w:tplc="04190019" w:tentative="1">
-      <w:start w:val="1"/>
-      <w:numFmt w:val="lowerLetter"/>
-      <w:lvlText w:val="%8."/>
-      <w:lvlJc w:val="left"/>
-      <w:pPr>
-        <w:tabs>
-          <w:tab w:val="num" w:pos="5760"/>
-        </w:tabs>
-        <w:ind w:left="5760" w:hanging="360"/>
-      </w:pPr>
-    </w:lvl>
-    <w:lvl w:ilvl="8" w:tplc="0419001B" w:tentative="1">
-      <w:start w:val="1"/>
-      <w:numFmt w:val="lowerRoman"/>
-      <w:lvlText w:val="%9."/>
-      <w:lvlJc w:val="right"/>
-      <w:pPr>
-        <w:tabs>
-          <w:tab w:val="num" w:pos="6480"/>
-        </w:tabs>
-        <w:ind w:left="6480" w:hanging="180"/>
-      </w:pPr>
-    </w:lvl>
-  </w:abstractNum>
-  <w:abstractNum w:abstractNumId="12" w15:restartNumberingAfterBreak="0">
-    <w:nsid w:val="175E2BD7"/>
-    <w:multiLevelType w:val="hybridMultilevel"/>
-    <w:tmpl w:val="18968558"/>
-    <w:lvl w:ilvl="0" w:tplc="1CCC4988">
-      <w:start w:val="1"/>
-      <w:numFmt w:val="bullet"/>
-      <w:lvlText w:val=""/>
-      <w:lvlJc w:val="left"/>
-      <w:pPr>
-        <w:ind w:left="1353" w:hanging="360"/>
-      </w:pPr>
-      <w:rPr>
-        <w:rFonts w:ascii="Symbol" w:hAnsi="Symbol" w:hint="default"/>
-      </w:rPr>
-    </w:lvl>
-    <w:lvl w:ilvl="1" w:tplc="04190003" w:tentative="1">
-      <w:start w:val="1"/>
-      <w:numFmt w:val="bullet"/>
-      <w:lvlText w:val="o"/>
-      <w:lvlJc w:val="left"/>
-      <w:pPr>
-        <w:ind w:left="1440" w:hanging="360"/>
-      </w:pPr>
-      <w:rPr>
-        <w:rFonts w:ascii="Courier New" w:hAnsi="Courier New" w:cs="Courier New" w:hint="default"/>
-      </w:rPr>
-    </w:lvl>
-    <w:lvl w:ilvl="2" w:tplc="04190005" w:tentative="1">
-      <w:start w:val="1"/>
-      <w:numFmt w:val="bullet"/>
-      <w:lvlText w:val=""/>
-      <w:lvlJc w:val="left"/>
-      <w:pPr>
-        <w:ind w:left="2160" w:hanging="360"/>
-      </w:pPr>
-      <w:rPr>
-        <w:rFonts w:ascii="Wingdings" w:hAnsi="Wingdings" w:hint="default"/>
-      </w:rPr>
-    </w:lvl>
-    <w:lvl w:ilvl="3" w:tplc="04190001" w:tentative="1">
-      <w:start w:val="1"/>
-      <w:numFmt w:val="bullet"/>
-      <w:lvlText w:val=""/>
-      <w:lvlJc w:val="left"/>
-      <w:pPr>
-        <w:ind w:left="2880" w:hanging="360"/>
-      </w:pPr>
-      <w:rPr>
-        <w:rFonts w:ascii="Symbol" w:hAnsi="Symbol" w:hint="default"/>
-      </w:rPr>
-    </w:lvl>
-    <w:lvl w:ilvl="4" w:tplc="04190003" w:tentative="1">
-      <w:start w:val="1"/>
-      <w:numFmt w:val="bullet"/>
-      <w:lvlText w:val="o"/>
-      <w:lvlJc w:val="left"/>
-      <w:pPr>
-        <w:ind w:left="3600" w:hanging="360"/>
-      </w:pPr>
-      <w:rPr>
-        <w:rFonts w:ascii="Courier New" w:hAnsi="Courier New" w:cs="Courier New" w:hint="default"/>
-      </w:rPr>
-    </w:lvl>
-    <w:lvl w:ilvl="5" w:tplc="04190005" w:tentative="1">
-      <w:start w:val="1"/>
-      <w:numFmt w:val="bullet"/>
-      <w:lvlText w:val=""/>
-      <w:lvlJc w:val="left"/>
-      <w:pPr>
-        <w:ind w:left="4320" w:hanging="360"/>
-      </w:pPr>
-      <w:rPr>
-        <w:rFonts w:ascii="Wingdings" w:hAnsi="Wingdings" w:hint="default"/>
-      </w:rPr>
-    </w:lvl>
-    <w:lvl w:ilvl="6" w:tplc="04190001" w:tentative="1">
-      <w:start w:val="1"/>
-      <w:numFmt w:val="bullet"/>
-      <w:lvlText w:val=""/>
-      <w:lvlJc w:val="left"/>
-      <w:pPr>
-        <w:ind w:left="5040" w:hanging="360"/>
-      </w:pPr>
-      <w:rPr>
-        <w:rFonts w:ascii="Symbol" w:hAnsi="Symbol" w:hint="default"/>
-      </w:rPr>
-    </w:lvl>
-    <w:lvl w:ilvl="7" w:tplc="04190003" w:tentative="1">
-      <w:start w:val="1"/>
-      <w:numFmt w:val="bullet"/>
-      <w:lvlText w:val="o"/>
-      <w:lvlJc w:val="left"/>
-      <w:pPr>
         <w:ind w:left="5760" w:hanging="360"/>
       </w:pPr>
       <w:rPr>
@@ -11678,24 +10132,106 @@
       </w:rPr>
     </w:lvl>
   </w:abstractNum>
-  <w:abstractNum w:abstractNumId="13" w15:restartNumberingAfterBreak="0">
-    <w:nsid w:val="21586AB2"/>
-    <w:multiLevelType w:val="hybridMultilevel"/>
-    <w:tmpl w:val="103AE8A6"/>
-    <w:lvl w:ilvl="0" w:tplc="3BE2A646">
+  <w:abstractNum w:abstractNumId="3" w15:restartNumberingAfterBreak="0">
+    <w:nsid w:val="393C70EF"/>
+    <w:multiLevelType w:val="multilevel"/>
+    <w:tmpl w:val="0419001D"/>
+    <w:lvl w:ilvl="0">
       <w:start w:val="1"/>
       <w:numFmt w:val="decimal"/>
       <w:lvlText w:val="%1)"/>
       <w:lvlJc w:val="left"/>
       <w:pPr>
-        <w:tabs>
-          <w:tab w:val="num" w:pos="567"/>
-        </w:tabs>
-        <w:ind w:left="567" w:hanging="567"/>
+        <w:ind w:left="360" w:hanging="360"/>
+      </w:pPr>
+    </w:lvl>
+    <w:lvl w:ilvl="1">
+      <w:start w:val="1"/>
+      <w:numFmt w:val="lowerLetter"/>
+      <w:lvlText w:val="%2)"/>
+      <w:lvlJc w:val="left"/>
+      <w:pPr>
+        <w:ind w:left="720" w:hanging="360"/>
+      </w:pPr>
+    </w:lvl>
+    <w:lvl w:ilvl="2">
+      <w:start w:val="1"/>
+      <w:numFmt w:val="lowerRoman"/>
+      <w:lvlText w:val="%3)"/>
+      <w:lvlJc w:val="left"/>
+      <w:pPr>
+        <w:ind w:left="1080" w:hanging="360"/>
+      </w:pPr>
+    </w:lvl>
+    <w:lvl w:ilvl="3">
+      <w:start w:val="1"/>
+      <w:numFmt w:val="decimal"/>
+      <w:lvlText w:val="(%4)"/>
+      <w:lvlJc w:val="left"/>
+      <w:pPr>
+        <w:ind w:left="1440" w:hanging="360"/>
+      </w:pPr>
+    </w:lvl>
+    <w:lvl w:ilvl="4">
+      <w:start w:val="1"/>
+      <w:numFmt w:val="lowerLetter"/>
+      <w:lvlText w:val="(%5)"/>
+      <w:lvlJc w:val="left"/>
+      <w:pPr>
+        <w:ind w:left="1800" w:hanging="360"/>
+      </w:pPr>
+    </w:lvl>
+    <w:lvl w:ilvl="5">
+      <w:start w:val="1"/>
+      <w:numFmt w:val="lowerRoman"/>
+      <w:lvlText w:val="(%6)"/>
+      <w:lvlJc w:val="left"/>
+      <w:pPr>
+        <w:ind w:left="2160" w:hanging="360"/>
+      </w:pPr>
+    </w:lvl>
+    <w:lvl w:ilvl="6">
+      <w:start w:val="1"/>
+      <w:numFmt w:val="decimal"/>
+      <w:lvlText w:val="%7."/>
+      <w:lvlJc w:val="left"/>
+      <w:pPr>
+        <w:ind w:left="2520" w:hanging="360"/>
+      </w:pPr>
+    </w:lvl>
+    <w:lvl w:ilvl="7">
+      <w:start w:val="1"/>
+      <w:numFmt w:val="lowerLetter"/>
+      <w:lvlText w:val="%8."/>
+      <w:lvlJc w:val="left"/>
+      <w:pPr>
+        <w:ind w:left="2880" w:hanging="360"/>
+      </w:pPr>
+    </w:lvl>
+    <w:lvl w:ilvl="8">
+      <w:start w:val="1"/>
+      <w:numFmt w:val="lowerRoman"/>
+      <w:lvlText w:val="%9."/>
+      <w:lvlJc w:val="left"/>
+      <w:pPr>
+        <w:ind w:left="3240" w:hanging="360"/>
+      </w:pPr>
+    </w:lvl>
+  </w:abstractNum>
+  <w:abstractNum w:abstractNumId="4" w15:restartNumberingAfterBreak="0">
+    <w:nsid w:val="3F2A7E74"/>
+    <w:multiLevelType w:val="hybridMultilevel"/>
+    <w:tmpl w:val="87D43ADA"/>
+    <w:lvl w:ilvl="0" w:tplc="3580EB08">
+      <w:start w:val="1"/>
+      <w:numFmt w:val="decimal"/>
+      <w:lvlText w:val="%1."/>
+      <w:lvlJc w:val="left"/>
+      <w:pPr>
+        <w:ind w:left="360" w:hanging="360"/>
       </w:pPr>
       <w:rPr>
-        <w:rFonts w:ascii="Times New Roman" w:hAnsi="Times New Roman" w:hint="default"/>
-        <w:sz w:val="24"/>
+        <w:lang w:val="ru-RU"/>
       </w:rPr>
     </w:lvl>
     <w:lvl w:ilvl="1" w:tplc="04190019" w:tentative="1">
@@ -11704,10 +10240,7 @@
       <w:lvlText w:val="%2."/>
       <w:lvlJc w:val="left"/>
       <w:pPr>
-        <w:tabs>
-          <w:tab w:val="num" w:pos="1440"/>
-        </w:tabs>
-        <w:ind w:left="1440" w:hanging="360"/>
+        <w:ind w:left="1080" w:hanging="360"/>
       </w:pPr>
     </w:lvl>
     <w:lvl w:ilvl="2" w:tplc="0419001B" w:tentative="1">
@@ -11716,10 +10249,7 @@
       <w:lvlText w:val="%3."/>
       <w:lvlJc w:val="right"/>
       <w:pPr>
-        <w:tabs>
-          <w:tab w:val="num" w:pos="2160"/>
-        </w:tabs>
-        <w:ind w:left="2160" w:hanging="180"/>
+        <w:ind w:left="1800" w:hanging="180"/>
       </w:pPr>
     </w:lvl>
     <w:lvl w:ilvl="3" w:tplc="0419000F" w:tentative="1">
@@ -11728,10 +10258,7 @@
       <w:lvlText w:val="%4."/>
       <w:lvlJc w:val="left"/>
       <w:pPr>
-        <w:tabs>
-          <w:tab w:val="num" w:pos="2880"/>
-        </w:tabs>
-        <w:ind w:left="2880" w:hanging="360"/>
+        <w:ind w:left="2520" w:hanging="360"/>
       </w:pPr>
     </w:lvl>
     <w:lvl w:ilvl="4" w:tplc="04190019" w:tentative="1">
@@ -11740,10 +10267,7 @@
       <w:lvlText w:val="%5."/>
       <w:lvlJc w:val="left"/>
       <w:pPr>
-        <w:tabs>
-          <w:tab w:val="num" w:pos="3600"/>
-        </w:tabs>
-        <w:ind w:left="3600" w:hanging="360"/>
+        <w:ind w:left="3240" w:hanging="360"/>
       </w:pPr>
     </w:lvl>
     <w:lvl w:ilvl="5" w:tplc="0419001B" w:tentative="1">
@@ -11752,10 +10276,7 @@
       <w:lvlText w:val="%6."/>
       <w:lvlJc w:val="right"/>
       <w:pPr>
-        <w:tabs>
-          <w:tab w:val="num" w:pos="4320"/>
-        </w:tabs>
-        <w:ind w:left="4320" w:hanging="180"/>
+        <w:ind w:left="3960" w:hanging="180"/>
       </w:pPr>
     </w:lvl>
     <w:lvl w:ilvl="6" w:tplc="0419000F" w:tentative="1">
@@ -11764,10 +10285,7 @@
       <w:lvlText w:val="%7."/>
       <w:lvlJc w:val="left"/>
       <w:pPr>
-        <w:tabs>
-          <w:tab w:val="num" w:pos="5040"/>
-        </w:tabs>
-        <w:ind w:left="5040" w:hanging="360"/>
+        <w:ind w:left="4680" w:hanging="360"/>
       </w:pPr>
     </w:lvl>
     <w:lvl w:ilvl="7" w:tplc="04190019" w:tentative="1">
@@ -11776,10 +10294,7 @@
       <w:lvlText w:val="%8."/>
       <w:lvlJc w:val="left"/>
       <w:pPr>
-        <w:tabs>
-          <w:tab w:val="num" w:pos="5760"/>
-        </w:tabs>
-        <w:ind w:left="5760" w:hanging="360"/>
+        <w:ind w:left="5400" w:hanging="360"/>
       </w:pPr>
     </w:lvl>
     <w:lvl w:ilvl="8" w:tplc="0419001B" w:tentative="1">
@@ -11788,535 +10303,33 @@
       <w:lvlText w:val="%9."/>
       <w:lvlJc w:val="right"/>
       <w:pPr>
-        <w:tabs>
-          <w:tab w:val="num" w:pos="6480"/>
-        </w:tabs>
-        <w:ind w:left="6480" w:hanging="180"/>
+        <w:ind w:left="6120" w:hanging="180"/>
       </w:pPr>
     </w:lvl>
   </w:abstractNum>
-  <w:abstractNum w:abstractNumId="14" w15:restartNumberingAfterBreak="0">
-    <w:nsid w:val="342830B7"/>
+  <w:abstractNum w:abstractNumId="5" w15:restartNumberingAfterBreak="0">
+    <w:nsid w:val="4B401F83"/>
     <w:multiLevelType w:val="hybridMultilevel"/>
-    <w:tmpl w:val="384AF670"/>
-    <w:lvl w:ilvl="0" w:tplc="04190001">
-      <w:start w:val="1"/>
-      <w:numFmt w:val="bullet"/>
-      <w:lvlText w:val=""/>
-      <w:lvlJc w:val="left"/>
-      <w:pPr>
-        <w:tabs>
-          <w:tab w:val="num" w:pos="720"/>
-        </w:tabs>
-        <w:ind w:left="720" w:hanging="360"/>
-      </w:pPr>
-      <w:rPr>
-        <w:rFonts w:ascii="Symbol" w:hAnsi="Symbol" w:hint="default"/>
-      </w:rPr>
-    </w:lvl>
-    <w:lvl w:ilvl="1" w:tplc="04190003" w:tentative="1">
-      <w:start w:val="1"/>
-      <w:numFmt w:val="bullet"/>
-      <w:lvlText w:val="o"/>
-      <w:lvlJc w:val="left"/>
-      <w:pPr>
-        <w:tabs>
-          <w:tab w:val="num" w:pos="1440"/>
-        </w:tabs>
-        <w:ind w:left="1440" w:hanging="360"/>
-      </w:pPr>
-      <w:rPr>
-        <w:rFonts w:ascii="Courier New" w:hAnsi="Courier New" w:hint="default"/>
-      </w:rPr>
-    </w:lvl>
-    <w:lvl w:ilvl="2" w:tplc="04190005" w:tentative="1">
-      <w:start w:val="1"/>
-      <w:numFmt w:val="bullet"/>
-      <w:lvlText w:val=""/>
-      <w:lvlJc w:val="left"/>
-      <w:pPr>
-        <w:tabs>
-          <w:tab w:val="num" w:pos="2160"/>
-        </w:tabs>
-        <w:ind w:left="2160" w:hanging="360"/>
-      </w:pPr>
-      <w:rPr>
-        <w:rFonts w:ascii="Wingdings" w:hAnsi="Wingdings" w:hint="default"/>
-      </w:rPr>
-    </w:lvl>
-    <w:lvl w:ilvl="3" w:tplc="04190001" w:tentative="1">
-      <w:start w:val="1"/>
-      <w:numFmt w:val="bullet"/>
-      <w:lvlText w:val=""/>
-      <w:lvlJc w:val="left"/>
-      <w:pPr>
-        <w:tabs>
-          <w:tab w:val="num" w:pos="2880"/>
-        </w:tabs>
-        <w:ind w:left="2880" w:hanging="360"/>
-      </w:pPr>
-      <w:rPr>
-        <w:rFonts w:ascii="Symbol" w:hAnsi="Symbol" w:hint="default"/>
-      </w:rPr>
-    </w:lvl>
-    <w:lvl w:ilvl="4" w:tplc="04190003" w:tentative="1">
-      <w:start w:val="1"/>
-      <w:numFmt w:val="bullet"/>
-      <w:lvlText w:val="o"/>
-      <w:lvlJc w:val="left"/>
-      <w:pPr>
-        <w:tabs>
-          <w:tab w:val="num" w:pos="3600"/>
-        </w:tabs>
-        <w:ind w:left="3600" w:hanging="360"/>
-      </w:pPr>
-      <w:rPr>
-        <w:rFonts w:ascii="Courier New" w:hAnsi="Courier New" w:hint="default"/>
-      </w:rPr>
-    </w:lvl>
-    <w:lvl w:ilvl="5" w:tplc="04190005" w:tentative="1">
-      <w:start w:val="1"/>
-      <w:numFmt w:val="bullet"/>
-      <w:lvlText w:val=""/>
-      <w:lvlJc w:val="left"/>
-      <w:pPr>
-        <w:tabs>
-          <w:tab w:val="num" w:pos="4320"/>
-        </w:tabs>
-        <w:ind w:left="4320" w:hanging="360"/>
-      </w:pPr>
-      <w:rPr>
-        <w:rFonts w:ascii="Wingdings" w:hAnsi="Wingdings" w:hint="default"/>
-      </w:rPr>
-    </w:lvl>
-    <w:lvl w:ilvl="6" w:tplc="04190001" w:tentative="1">
-      <w:start w:val="1"/>
-      <w:numFmt w:val="bullet"/>
-      <w:lvlText w:val=""/>
-      <w:lvlJc w:val="left"/>
-      <w:pPr>
-        <w:tabs>
-          <w:tab w:val="num" w:pos="5040"/>
-        </w:tabs>
-        <w:ind w:left="5040" w:hanging="360"/>
-      </w:pPr>
-      <w:rPr>
-        <w:rFonts w:ascii="Symbol" w:hAnsi="Symbol" w:hint="default"/>
-      </w:rPr>
-    </w:lvl>
-    <w:lvl w:ilvl="7" w:tplc="04190003" w:tentative="1">
-      <w:start w:val="1"/>
-      <w:numFmt w:val="bullet"/>
-      <w:lvlText w:val="o"/>
-      <w:lvlJc w:val="left"/>
-      <w:pPr>
-        <w:tabs>
-          <w:tab w:val="num" w:pos="5760"/>
-        </w:tabs>
-        <w:ind w:left="5760" w:hanging="360"/>
-      </w:pPr>
-      <w:rPr>
-        <w:rFonts w:ascii="Courier New" w:hAnsi="Courier New" w:hint="default"/>
-      </w:rPr>
-    </w:lvl>
-    <w:lvl w:ilvl="8" w:tplc="04190005" w:tentative="1">
-      <w:start w:val="1"/>
-      <w:numFmt w:val="bullet"/>
-      <w:lvlText w:val=""/>
-      <w:lvlJc w:val="left"/>
-      <w:pPr>
-        <w:tabs>
-          <w:tab w:val="num" w:pos="6480"/>
-        </w:tabs>
-        <w:ind w:left="6480" w:hanging="360"/>
-      </w:pPr>
-      <w:rPr>
-        <w:rFonts w:ascii="Wingdings" w:hAnsi="Wingdings" w:hint="default"/>
-      </w:rPr>
-    </w:lvl>
-  </w:abstractNum>
-  <w:abstractNum w:abstractNumId="15" w15:restartNumberingAfterBreak="0">
-    <w:nsid w:val="403D2680"/>
-    <w:multiLevelType w:val="hybridMultilevel"/>
-    <w:tmpl w:val="CDFE22CE"/>
-    <w:lvl w:ilvl="0" w:tplc="C1E857E0">
-      <w:numFmt w:val="bullet"/>
-      <w:lvlText w:val="•"/>
-      <w:lvlJc w:val="left"/>
-      <w:pPr>
-        <w:ind w:left="1353" w:hanging="360"/>
-      </w:pPr>
-      <w:rPr>
-        <w:rFonts w:ascii="Times New Roman" w:eastAsia="Times New Roman" w:hAnsi="Times New Roman" w:cs="Times New Roman" w:hint="default"/>
-      </w:rPr>
-    </w:lvl>
-    <w:lvl w:ilvl="1" w:tplc="04190003" w:tentative="1">
-      <w:start w:val="1"/>
-      <w:numFmt w:val="bullet"/>
-      <w:lvlText w:val="o"/>
-      <w:lvlJc w:val="left"/>
-      <w:pPr>
-        <w:ind w:left="2073" w:hanging="360"/>
-      </w:pPr>
-      <w:rPr>
-        <w:rFonts w:ascii="Courier New" w:hAnsi="Courier New" w:cs="Courier New" w:hint="default"/>
-      </w:rPr>
-    </w:lvl>
-    <w:lvl w:ilvl="2" w:tplc="04190005" w:tentative="1">
-      <w:start w:val="1"/>
-      <w:numFmt w:val="bullet"/>
-      <w:lvlText w:val=""/>
-      <w:lvlJc w:val="left"/>
-      <w:pPr>
-        <w:ind w:left="2793" w:hanging="360"/>
-      </w:pPr>
-      <w:rPr>
-        <w:rFonts w:ascii="Wingdings" w:hAnsi="Wingdings" w:hint="default"/>
-      </w:rPr>
-    </w:lvl>
-    <w:lvl w:ilvl="3" w:tplc="04190001" w:tentative="1">
-      <w:start w:val="1"/>
-      <w:numFmt w:val="bullet"/>
-      <w:lvlText w:val=""/>
-      <w:lvlJc w:val="left"/>
-      <w:pPr>
-        <w:ind w:left="3513" w:hanging="360"/>
-      </w:pPr>
-      <w:rPr>
-        <w:rFonts w:ascii="Symbol" w:hAnsi="Symbol" w:hint="default"/>
-      </w:rPr>
-    </w:lvl>
-    <w:lvl w:ilvl="4" w:tplc="04190003" w:tentative="1">
-      <w:start w:val="1"/>
-      <w:numFmt w:val="bullet"/>
-      <w:lvlText w:val="o"/>
-      <w:lvlJc w:val="left"/>
-      <w:pPr>
-        <w:ind w:left="4233" w:hanging="360"/>
-      </w:pPr>
-      <w:rPr>
-        <w:rFonts w:ascii="Courier New" w:hAnsi="Courier New" w:cs="Courier New" w:hint="default"/>
-      </w:rPr>
-    </w:lvl>
-    <w:lvl w:ilvl="5" w:tplc="04190005" w:tentative="1">
-      <w:start w:val="1"/>
-      <w:numFmt w:val="bullet"/>
-      <w:lvlText w:val=""/>
-      <w:lvlJc w:val="left"/>
-      <w:pPr>
-        <w:ind w:left="4953" w:hanging="360"/>
-      </w:pPr>
-      <w:rPr>
-        <w:rFonts w:ascii="Wingdings" w:hAnsi="Wingdings" w:hint="default"/>
-      </w:rPr>
-    </w:lvl>
-    <w:lvl w:ilvl="6" w:tplc="04190001" w:tentative="1">
-      <w:start w:val="1"/>
-      <w:numFmt w:val="bullet"/>
-      <w:lvlText w:val=""/>
-      <w:lvlJc w:val="left"/>
-      <w:pPr>
-        <w:ind w:left="5673" w:hanging="360"/>
-      </w:pPr>
-      <w:rPr>
-        <w:rFonts w:ascii="Symbol" w:hAnsi="Symbol" w:hint="default"/>
-      </w:rPr>
-    </w:lvl>
-    <w:lvl w:ilvl="7" w:tplc="04190003" w:tentative="1">
-      <w:start w:val="1"/>
-      <w:numFmt w:val="bullet"/>
-      <w:lvlText w:val="o"/>
-      <w:lvlJc w:val="left"/>
-      <w:pPr>
-        <w:ind w:left="6393" w:hanging="360"/>
-      </w:pPr>
-      <w:rPr>
-        <w:rFonts w:ascii="Courier New" w:hAnsi="Courier New" w:cs="Courier New" w:hint="default"/>
-      </w:rPr>
-    </w:lvl>
-    <w:lvl w:ilvl="8" w:tplc="04190005" w:tentative="1">
-      <w:start w:val="1"/>
-      <w:numFmt w:val="bullet"/>
-      <w:lvlText w:val=""/>
-      <w:lvlJc w:val="left"/>
-      <w:pPr>
-        <w:ind w:left="7113" w:hanging="360"/>
-      </w:pPr>
-      <w:rPr>
-        <w:rFonts w:ascii="Wingdings" w:hAnsi="Wingdings" w:hint="default"/>
-      </w:rPr>
-    </w:lvl>
-  </w:abstractNum>
-  <w:abstractNum w:abstractNumId="16" w15:restartNumberingAfterBreak="0">
-    <w:nsid w:val="48C20F7E"/>
-    <w:multiLevelType w:val="hybridMultilevel"/>
-    <w:tmpl w:val="0C402E56"/>
-    <w:lvl w:ilvl="0" w:tplc="C1E857E0">
-      <w:numFmt w:val="bullet"/>
-      <w:lvlText w:val="•"/>
-      <w:lvlJc w:val="left"/>
-      <w:pPr>
-        <w:ind w:left="720" w:hanging="360"/>
-      </w:pPr>
-      <w:rPr>
-        <w:rFonts w:ascii="Times New Roman" w:eastAsia="Times New Roman" w:hAnsi="Times New Roman" w:cs="Times New Roman" w:hint="default"/>
-      </w:rPr>
-    </w:lvl>
-    <w:lvl w:ilvl="1" w:tplc="04190003" w:tentative="1">
-      <w:start w:val="1"/>
-      <w:numFmt w:val="bullet"/>
-      <w:lvlText w:val="o"/>
-      <w:lvlJc w:val="left"/>
-      <w:pPr>
-        <w:ind w:left="1440" w:hanging="360"/>
-      </w:pPr>
-      <w:rPr>
-        <w:rFonts w:ascii="Courier New" w:hAnsi="Courier New" w:cs="Courier New" w:hint="default"/>
-      </w:rPr>
-    </w:lvl>
-    <w:lvl w:ilvl="2" w:tplc="04190005" w:tentative="1">
-      <w:start w:val="1"/>
-      <w:numFmt w:val="bullet"/>
-      <w:lvlText w:val=""/>
-      <w:lvlJc w:val="left"/>
-      <w:pPr>
-        <w:ind w:left="2160" w:hanging="360"/>
-      </w:pPr>
-      <w:rPr>
-        <w:rFonts w:ascii="Wingdings" w:hAnsi="Wingdings" w:hint="default"/>
-      </w:rPr>
-    </w:lvl>
-    <w:lvl w:ilvl="3" w:tplc="04190001" w:tentative="1">
-      <w:start w:val="1"/>
-      <w:numFmt w:val="bullet"/>
-      <w:lvlText w:val=""/>
-      <w:lvlJc w:val="left"/>
-      <w:pPr>
-        <w:ind w:left="2880" w:hanging="360"/>
-      </w:pPr>
-      <w:rPr>
-        <w:rFonts w:ascii="Symbol" w:hAnsi="Symbol" w:hint="default"/>
-      </w:rPr>
-    </w:lvl>
-    <w:lvl w:ilvl="4" w:tplc="04190003" w:tentative="1">
-      <w:start w:val="1"/>
-      <w:numFmt w:val="bullet"/>
-      <w:lvlText w:val="o"/>
-      <w:lvlJc w:val="left"/>
-      <w:pPr>
-        <w:ind w:left="3600" w:hanging="360"/>
-      </w:pPr>
-      <w:rPr>
-        <w:rFonts w:ascii="Courier New" w:hAnsi="Courier New" w:cs="Courier New" w:hint="default"/>
-      </w:rPr>
-    </w:lvl>
-    <w:lvl w:ilvl="5" w:tplc="04190005" w:tentative="1">
-      <w:start w:val="1"/>
-      <w:numFmt w:val="bullet"/>
-      <w:lvlText w:val=""/>
-      <w:lvlJc w:val="left"/>
-      <w:pPr>
-        <w:ind w:left="4320" w:hanging="360"/>
-      </w:pPr>
-      <w:rPr>
-        <w:rFonts w:ascii="Wingdings" w:hAnsi="Wingdings" w:hint="default"/>
-      </w:rPr>
-    </w:lvl>
-    <w:lvl w:ilvl="6" w:tplc="04190001" w:tentative="1">
-      <w:start w:val="1"/>
-      <w:numFmt w:val="bullet"/>
-      <w:lvlText w:val=""/>
-      <w:lvlJc w:val="left"/>
-      <w:pPr>
-        <w:ind w:left="5040" w:hanging="360"/>
-      </w:pPr>
-      <w:rPr>
-        <w:rFonts w:ascii="Symbol" w:hAnsi="Symbol" w:hint="default"/>
-      </w:rPr>
-    </w:lvl>
-    <w:lvl w:ilvl="7" w:tplc="04190003" w:tentative="1">
-      <w:start w:val="1"/>
-      <w:numFmt w:val="bullet"/>
-      <w:lvlText w:val="o"/>
-      <w:lvlJc w:val="left"/>
-      <w:pPr>
-        <w:ind w:left="5760" w:hanging="360"/>
-      </w:pPr>
-      <w:rPr>
-        <w:rFonts w:ascii="Courier New" w:hAnsi="Courier New" w:cs="Courier New" w:hint="default"/>
-      </w:rPr>
-    </w:lvl>
-    <w:lvl w:ilvl="8" w:tplc="04190005" w:tentative="1">
-      <w:start w:val="1"/>
-      <w:numFmt w:val="bullet"/>
-      <w:lvlText w:val=""/>
-      <w:lvlJc w:val="left"/>
-      <w:pPr>
-        <w:ind w:left="6480" w:hanging="360"/>
-      </w:pPr>
-      <w:rPr>
-        <w:rFonts w:ascii="Wingdings" w:hAnsi="Wingdings" w:hint="default"/>
-      </w:rPr>
-    </w:lvl>
-  </w:abstractNum>
-  <w:abstractNum w:abstractNumId="17" w15:restartNumberingAfterBreak="0">
-    <w:nsid w:val="57AF09F0"/>
-    <w:multiLevelType w:val="hybridMultilevel"/>
-    <w:tmpl w:val="DDE4FF98"/>
-    <w:lvl w:ilvl="0" w:tplc="04190001">
-      <w:start w:val="1"/>
-      <w:numFmt w:val="bullet"/>
-      <w:lvlText w:val=""/>
-      <w:lvlJc w:val="left"/>
-      <w:pPr>
-        <w:tabs>
-          <w:tab w:val="num" w:pos="720"/>
-        </w:tabs>
-        <w:ind w:left="720" w:hanging="360"/>
-      </w:pPr>
-      <w:rPr>
-        <w:rFonts w:ascii="Symbol" w:hAnsi="Symbol" w:hint="default"/>
-      </w:rPr>
-    </w:lvl>
-    <w:lvl w:ilvl="1" w:tplc="04190003" w:tentative="1">
-      <w:start w:val="1"/>
-      <w:numFmt w:val="bullet"/>
-      <w:lvlText w:val="o"/>
-      <w:lvlJc w:val="left"/>
-      <w:pPr>
-        <w:tabs>
-          <w:tab w:val="num" w:pos="1440"/>
-        </w:tabs>
-        <w:ind w:left="1440" w:hanging="360"/>
-      </w:pPr>
-      <w:rPr>
-        <w:rFonts w:ascii="Courier New" w:hAnsi="Courier New" w:hint="default"/>
-      </w:rPr>
-    </w:lvl>
-    <w:lvl w:ilvl="2" w:tplc="04190005" w:tentative="1">
-      <w:start w:val="1"/>
-      <w:numFmt w:val="bullet"/>
-      <w:lvlText w:val=""/>
-      <w:lvlJc w:val="left"/>
-      <w:pPr>
-        <w:tabs>
-          <w:tab w:val="num" w:pos="2160"/>
-        </w:tabs>
-        <w:ind w:left="2160" w:hanging="360"/>
-      </w:pPr>
-      <w:rPr>
-        <w:rFonts w:ascii="Wingdings" w:hAnsi="Wingdings" w:hint="default"/>
-      </w:rPr>
-    </w:lvl>
-    <w:lvl w:ilvl="3" w:tplc="04190001" w:tentative="1">
-      <w:start w:val="1"/>
-      <w:numFmt w:val="bullet"/>
-      <w:lvlText w:val=""/>
-      <w:lvlJc w:val="left"/>
-      <w:pPr>
-        <w:tabs>
-          <w:tab w:val="num" w:pos="2880"/>
-        </w:tabs>
-        <w:ind w:left="2880" w:hanging="360"/>
-      </w:pPr>
-      <w:rPr>
-        <w:rFonts w:ascii="Symbol" w:hAnsi="Symbol" w:hint="default"/>
-      </w:rPr>
-    </w:lvl>
-    <w:lvl w:ilvl="4" w:tplc="04190003" w:tentative="1">
-      <w:start w:val="1"/>
-      <w:numFmt w:val="bullet"/>
-      <w:lvlText w:val="o"/>
-      <w:lvlJc w:val="left"/>
-      <w:pPr>
-        <w:tabs>
-          <w:tab w:val="num" w:pos="3600"/>
-        </w:tabs>
-        <w:ind w:left="3600" w:hanging="360"/>
-      </w:pPr>
-      <w:rPr>
-        <w:rFonts w:ascii="Courier New" w:hAnsi="Courier New" w:hint="default"/>
-      </w:rPr>
-    </w:lvl>
-    <w:lvl w:ilvl="5" w:tplc="04190005" w:tentative="1">
-      <w:start w:val="1"/>
-      <w:numFmt w:val="bullet"/>
-      <w:lvlText w:val=""/>
-      <w:lvlJc w:val="left"/>
-      <w:pPr>
-        <w:tabs>
-          <w:tab w:val="num" w:pos="4320"/>
-        </w:tabs>
-        <w:ind w:left="4320" w:hanging="360"/>
-      </w:pPr>
-      <w:rPr>
-        <w:rFonts w:ascii="Wingdings" w:hAnsi="Wingdings" w:hint="default"/>
-      </w:rPr>
-    </w:lvl>
-    <w:lvl w:ilvl="6" w:tplc="04190001" w:tentative="1">
-      <w:start w:val="1"/>
-      <w:numFmt w:val="bullet"/>
-      <w:lvlText w:val=""/>
-      <w:lvlJc w:val="left"/>
-      <w:pPr>
-        <w:tabs>
-          <w:tab w:val="num" w:pos="5040"/>
-        </w:tabs>
-        <w:ind w:left="5040" w:hanging="360"/>
-      </w:pPr>
-      <w:rPr>
-        <w:rFonts w:ascii="Symbol" w:hAnsi="Symbol" w:hint="default"/>
-      </w:rPr>
-    </w:lvl>
-    <w:lvl w:ilvl="7" w:tplc="04190003" w:tentative="1">
-      <w:start w:val="1"/>
-      <w:numFmt w:val="bullet"/>
-      <w:lvlText w:val="o"/>
-      <w:lvlJc w:val="left"/>
-      <w:pPr>
-        <w:tabs>
-          <w:tab w:val="num" w:pos="5760"/>
-        </w:tabs>
-        <w:ind w:left="5760" w:hanging="360"/>
-      </w:pPr>
-      <w:rPr>
-        <w:rFonts w:ascii="Courier New" w:hAnsi="Courier New" w:hint="default"/>
-      </w:rPr>
-    </w:lvl>
-    <w:lvl w:ilvl="8" w:tplc="04190005" w:tentative="1">
-      <w:start w:val="1"/>
-      <w:numFmt w:val="bullet"/>
-      <w:lvlText w:val=""/>
-      <w:lvlJc w:val="left"/>
-      <w:pPr>
-        <w:tabs>
-          <w:tab w:val="num" w:pos="6480"/>
-        </w:tabs>
-        <w:ind w:left="6480" w:hanging="360"/>
-      </w:pPr>
-      <w:rPr>
-        <w:rFonts w:ascii="Wingdings" w:hAnsi="Wingdings" w:hint="default"/>
-      </w:rPr>
-    </w:lvl>
-  </w:abstractNum>
-  <w:abstractNum w:abstractNumId="18" w15:restartNumberingAfterBreak="0">
-    <w:nsid w:val="5F34202A"/>
-    <w:multiLevelType w:val="hybridMultilevel"/>
-    <w:tmpl w:val="563213C8"/>
-    <w:lvl w:ilvl="0" w:tplc="3BE2A646">
+    <w:tmpl w:val="DC6A6FBE"/>
+    <w:lvl w:ilvl="0" w:tplc="4614CA8A">
       <w:start w:val="1"/>
       <w:numFmt w:val="decimal"/>
-      <w:lvlText w:val="%1)"/>
+      <w:lvlText w:val="%1."/>
       <w:lvlJc w:val="left"/>
       <w:pPr>
-        <w:tabs>
-          <w:tab w:val="num" w:pos="567"/>
-        </w:tabs>
-        <w:ind w:left="567" w:hanging="567"/>
+        <w:ind w:left="720" w:hanging="360"/>
       </w:pPr>
       <w:rPr>
-        <w:rFonts w:ascii="Times New Roman" w:hAnsi="Times New Roman" w:hint="default"/>
-        <w:sz w:val="24"/>
+        <w:rFonts w:ascii="Times New Roman" w:eastAsia="Times New Roman" w:hAnsi="Times New Roman" w:cs="Times New Roman"/>
+        <w:b w:val="0"/>
+        <w:i w:val="0"/>
+        <w:strike w:val="0"/>
+        <w:dstrike w:val="0"/>
+        <w:color w:val="000000"/>
+        <w:sz w:val="28"/>
+        <w:szCs w:val="26"/>
+        <w:u w:val="none" w:color="000000"/>
+        <w:vertAlign w:val="baseline"/>
       </w:rPr>
     </w:lvl>
     <w:lvl w:ilvl="1" w:tplc="04190019" w:tentative="1">
@@ -12325,9 +10338,6 @@
       <w:lvlText w:val="%2."/>
       <w:lvlJc w:val="left"/>
       <w:pPr>
-        <w:tabs>
-          <w:tab w:val="num" w:pos="1440"/>
-        </w:tabs>
         <w:ind w:left="1440" w:hanging="360"/>
       </w:pPr>
     </w:lvl>
@@ -12337,9 +10347,6 @@
       <w:lvlText w:val="%3."/>
       <w:lvlJc w:val="right"/>
       <w:pPr>
-        <w:tabs>
-          <w:tab w:val="num" w:pos="2160"/>
-        </w:tabs>
         <w:ind w:left="2160" w:hanging="180"/>
       </w:pPr>
     </w:lvl>
@@ -12349,9 +10356,6 @@
       <w:lvlText w:val="%4."/>
       <w:lvlJc w:val="left"/>
       <w:pPr>
-        <w:tabs>
-          <w:tab w:val="num" w:pos="2880"/>
-        </w:tabs>
         <w:ind w:left="2880" w:hanging="360"/>
       </w:pPr>
     </w:lvl>
@@ -12361,9 +10365,6 @@
       <w:lvlText w:val="%5."/>
       <w:lvlJc w:val="left"/>
       <w:pPr>
-        <w:tabs>
-          <w:tab w:val="num" w:pos="3600"/>
-        </w:tabs>
         <w:ind w:left="3600" w:hanging="360"/>
       </w:pPr>
     </w:lvl>
@@ -12373,9 +10374,6 @@
       <w:lvlText w:val="%6."/>
       <w:lvlJc w:val="right"/>
       <w:pPr>
-        <w:tabs>
-          <w:tab w:val="num" w:pos="4320"/>
-        </w:tabs>
         <w:ind w:left="4320" w:hanging="180"/>
       </w:pPr>
     </w:lvl>
@@ -12385,9 +10383,6 @@
       <w:lvlText w:val="%7."/>
       <w:lvlJc w:val="left"/>
       <w:pPr>
-        <w:tabs>
-          <w:tab w:val="num" w:pos="5040"/>
-        </w:tabs>
         <w:ind w:left="5040" w:hanging="360"/>
       </w:pPr>
     </w:lvl>
@@ -12397,9 +10392,6 @@
       <w:lvlText w:val="%8."/>
       <w:lvlJc w:val="left"/>
       <w:pPr>
-        <w:tabs>
-          <w:tab w:val="num" w:pos="5760"/>
-        </w:tabs>
         <w:ind w:left="5760" w:hanging="360"/>
       </w:pPr>
     </w:lvl>
@@ -12409,37 +10401,351 @@
       <w:lvlText w:val="%9."/>
       <w:lvlJc w:val="right"/>
       <w:pPr>
-        <w:tabs>
-          <w:tab w:val="num" w:pos="6480"/>
-        </w:tabs>
         <w:ind w:left="6480" w:hanging="180"/>
       </w:pPr>
     </w:lvl>
   </w:abstractNum>
-  <w:abstractNum w:abstractNumId="19" w15:restartNumberingAfterBreak="0">
+  <w:abstractNum w:abstractNumId="6" w15:restartNumberingAfterBreak="0">
+    <w:nsid w:val="4FF062AF"/>
+    <w:multiLevelType w:val="hybridMultilevel"/>
+    <w:tmpl w:val="680609EE"/>
+    <w:lvl w:ilvl="0" w:tplc="49F4666C">
+      <w:start w:val="1"/>
+      <w:numFmt w:val="decimal"/>
+      <w:lvlText w:val="%1."/>
+      <w:lvlJc w:val="left"/>
+      <w:pPr>
+        <w:ind w:left="1571" w:hanging="360"/>
+      </w:pPr>
+      <w:rPr>
+        <w:rFonts w:ascii="Times New Roman" w:eastAsia="Times New Roman" w:hAnsi="Times New Roman" w:cs="Times New Roman"/>
+        <w:b w:val="0"/>
+        <w:i w:val="0"/>
+        <w:strike w:val="0"/>
+        <w:dstrike w:val="0"/>
+        <w:color w:val="000000"/>
+        <w:sz w:val="28"/>
+        <w:szCs w:val="26"/>
+        <w:u w:val="none" w:color="000000"/>
+        <w:vertAlign w:val="baseline"/>
+      </w:rPr>
+    </w:lvl>
+    <w:lvl w:ilvl="1" w:tplc="04190019" w:tentative="1">
+      <w:start w:val="1"/>
+      <w:numFmt w:val="lowerLetter"/>
+      <w:lvlText w:val="%2."/>
+      <w:lvlJc w:val="left"/>
+      <w:pPr>
+        <w:ind w:left="2291" w:hanging="360"/>
+      </w:pPr>
+    </w:lvl>
+    <w:lvl w:ilvl="2" w:tplc="0419001B" w:tentative="1">
+      <w:start w:val="1"/>
+      <w:numFmt w:val="lowerRoman"/>
+      <w:lvlText w:val="%3."/>
+      <w:lvlJc w:val="right"/>
+      <w:pPr>
+        <w:ind w:left="3011" w:hanging="180"/>
+      </w:pPr>
+    </w:lvl>
+    <w:lvl w:ilvl="3" w:tplc="0419000F" w:tentative="1">
+      <w:start w:val="1"/>
+      <w:numFmt w:val="decimal"/>
+      <w:lvlText w:val="%4."/>
+      <w:lvlJc w:val="left"/>
+      <w:pPr>
+        <w:ind w:left="3731" w:hanging="360"/>
+      </w:pPr>
+    </w:lvl>
+    <w:lvl w:ilvl="4" w:tplc="04190019" w:tentative="1">
+      <w:start w:val="1"/>
+      <w:numFmt w:val="lowerLetter"/>
+      <w:lvlText w:val="%5."/>
+      <w:lvlJc w:val="left"/>
+      <w:pPr>
+        <w:ind w:left="4451" w:hanging="360"/>
+      </w:pPr>
+    </w:lvl>
+    <w:lvl w:ilvl="5" w:tplc="0419001B" w:tentative="1">
+      <w:start w:val="1"/>
+      <w:numFmt w:val="lowerRoman"/>
+      <w:lvlText w:val="%6."/>
+      <w:lvlJc w:val="right"/>
+      <w:pPr>
+        <w:ind w:left="5171" w:hanging="180"/>
+      </w:pPr>
+    </w:lvl>
+    <w:lvl w:ilvl="6" w:tplc="0419000F" w:tentative="1">
+      <w:start w:val="1"/>
+      <w:numFmt w:val="decimal"/>
+      <w:lvlText w:val="%7."/>
+      <w:lvlJc w:val="left"/>
+      <w:pPr>
+        <w:ind w:left="5891" w:hanging="360"/>
+      </w:pPr>
+    </w:lvl>
+    <w:lvl w:ilvl="7" w:tplc="04190019" w:tentative="1">
+      <w:start w:val="1"/>
+      <w:numFmt w:val="lowerLetter"/>
+      <w:lvlText w:val="%8."/>
+      <w:lvlJc w:val="left"/>
+      <w:pPr>
+        <w:ind w:left="6611" w:hanging="360"/>
+      </w:pPr>
+    </w:lvl>
+    <w:lvl w:ilvl="8" w:tplc="0419001B" w:tentative="1">
+      <w:start w:val="1"/>
+      <w:numFmt w:val="lowerRoman"/>
+      <w:lvlText w:val="%9."/>
+      <w:lvlJc w:val="right"/>
+      <w:pPr>
+        <w:ind w:left="7331" w:hanging="180"/>
+      </w:pPr>
+    </w:lvl>
+  </w:abstractNum>
+  <w:abstractNum w:abstractNumId="7" w15:restartNumberingAfterBreak="0">
+    <w:nsid w:val="57452D4A"/>
+    <w:multiLevelType w:val="hybridMultilevel"/>
+    <w:tmpl w:val="0C3246D8"/>
+    <w:lvl w:ilvl="0" w:tplc="25D01714">
+      <w:start w:val="1"/>
+      <w:numFmt w:val="decimal"/>
+      <w:lvlText w:val="%1."/>
+      <w:lvlJc w:val="left"/>
+      <w:pPr>
+        <w:ind w:left="1429" w:hanging="360"/>
+      </w:pPr>
+      <w:rPr>
+        <w:rFonts w:ascii="Times New Roman" w:eastAsia="Times New Roman" w:hAnsi="Times New Roman" w:cs="Times New Roman"/>
+        <w:b w:val="0"/>
+        <w:i w:val="0"/>
+        <w:strike w:val="0"/>
+        <w:dstrike w:val="0"/>
+        <w:color w:val="000000"/>
+        <w:sz w:val="28"/>
+        <w:szCs w:val="26"/>
+        <w:u w:val="none" w:color="000000"/>
+        <w:vertAlign w:val="baseline"/>
+      </w:rPr>
+    </w:lvl>
+    <w:lvl w:ilvl="1" w:tplc="04190019" w:tentative="1">
+      <w:start w:val="1"/>
+      <w:numFmt w:val="lowerLetter"/>
+      <w:lvlText w:val="%2."/>
+      <w:lvlJc w:val="left"/>
+      <w:pPr>
+        <w:ind w:left="2149" w:hanging="360"/>
+      </w:pPr>
+    </w:lvl>
+    <w:lvl w:ilvl="2" w:tplc="0419001B" w:tentative="1">
+      <w:start w:val="1"/>
+      <w:numFmt w:val="lowerRoman"/>
+      <w:lvlText w:val="%3."/>
+      <w:lvlJc w:val="right"/>
+      <w:pPr>
+        <w:ind w:left="2869" w:hanging="180"/>
+      </w:pPr>
+    </w:lvl>
+    <w:lvl w:ilvl="3" w:tplc="0419000F" w:tentative="1">
+      <w:start w:val="1"/>
+      <w:numFmt w:val="decimal"/>
+      <w:lvlText w:val="%4."/>
+      <w:lvlJc w:val="left"/>
+      <w:pPr>
+        <w:ind w:left="3589" w:hanging="360"/>
+      </w:pPr>
+    </w:lvl>
+    <w:lvl w:ilvl="4" w:tplc="04190019" w:tentative="1">
+      <w:start w:val="1"/>
+      <w:numFmt w:val="lowerLetter"/>
+      <w:lvlText w:val="%5."/>
+      <w:lvlJc w:val="left"/>
+      <w:pPr>
+        <w:ind w:left="4309" w:hanging="360"/>
+      </w:pPr>
+    </w:lvl>
+    <w:lvl w:ilvl="5" w:tplc="0419001B" w:tentative="1">
+      <w:start w:val="1"/>
+      <w:numFmt w:val="lowerRoman"/>
+      <w:lvlText w:val="%6."/>
+      <w:lvlJc w:val="right"/>
+      <w:pPr>
+        <w:ind w:left="5029" w:hanging="180"/>
+      </w:pPr>
+    </w:lvl>
+    <w:lvl w:ilvl="6" w:tplc="0419000F" w:tentative="1">
+      <w:start w:val="1"/>
+      <w:numFmt w:val="decimal"/>
+      <w:lvlText w:val="%7."/>
+      <w:lvlJc w:val="left"/>
+      <w:pPr>
+        <w:ind w:left="5749" w:hanging="360"/>
+      </w:pPr>
+    </w:lvl>
+    <w:lvl w:ilvl="7" w:tplc="04190019" w:tentative="1">
+      <w:start w:val="1"/>
+      <w:numFmt w:val="lowerLetter"/>
+      <w:lvlText w:val="%8."/>
+      <w:lvlJc w:val="left"/>
+      <w:pPr>
+        <w:ind w:left="6469" w:hanging="360"/>
+      </w:pPr>
+    </w:lvl>
+    <w:lvl w:ilvl="8" w:tplc="0419001B" w:tentative="1">
+      <w:start w:val="1"/>
+      <w:numFmt w:val="lowerRoman"/>
+      <w:lvlText w:val="%9."/>
+      <w:lvlJc w:val="right"/>
+      <w:pPr>
+        <w:ind w:left="7189" w:hanging="180"/>
+      </w:pPr>
+    </w:lvl>
+  </w:abstractNum>
+  <w:abstractNum w:abstractNumId="8" w15:restartNumberingAfterBreak="0">
+    <w:nsid w:val="5E077E82"/>
+    <w:multiLevelType w:val="multilevel"/>
+    <w:tmpl w:val="F9F48BC8"/>
+    <w:lvl w:ilvl="0">
+      <w:start w:val="1"/>
+      <w:numFmt w:val="decimal"/>
+      <w:lvlText w:val="%1."/>
+      <w:lvlJc w:val="left"/>
+      <w:pPr>
+        <w:ind w:left="1145" w:hanging="360"/>
+      </w:pPr>
+      <w:rPr>
+        <w:rFonts w:hint="default"/>
+      </w:rPr>
+    </w:lvl>
+    <w:lvl w:ilvl="1">
+      <w:start w:val="8"/>
+      <w:numFmt w:val="decimalZero"/>
+      <w:isLgl/>
+      <w:lvlText w:val="%1.%2"/>
+      <w:lvlJc w:val="left"/>
+      <w:pPr>
+        <w:ind w:left="1349" w:hanging="564"/>
+      </w:pPr>
+      <w:rPr>
+        <w:rFonts w:hint="default"/>
+      </w:rPr>
+    </w:lvl>
+    <w:lvl w:ilvl="2">
+      <w:start w:val="1"/>
+      <w:numFmt w:val="decimal"/>
+      <w:isLgl/>
+      <w:lvlText w:val="%1.%2.%3"/>
+      <w:lvlJc w:val="left"/>
+      <w:pPr>
+        <w:ind w:left="1505" w:hanging="720"/>
+      </w:pPr>
+      <w:rPr>
+        <w:rFonts w:hint="default"/>
+      </w:rPr>
+    </w:lvl>
+    <w:lvl w:ilvl="3">
+      <w:start w:val="1"/>
+      <w:numFmt w:val="decimal"/>
+      <w:isLgl/>
+      <w:lvlText w:val="%1.%2.%3.%4"/>
+      <w:lvlJc w:val="left"/>
+      <w:pPr>
+        <w:ind w:left="1865" w:hanging="1080"/>
+      </w:pPr>
+      <w:rPr>
+        <w:rFonts w:hint="default"/>
+      </w:rPr>
+    </w:lvl>
+    <w:lvl w:ilvl="4">
+      <w:start w:val="1"/>
+      <w:numFmt w:val="decimal"/>
+      <w:isLgl/>
+      <w:lvlText w:val="%1.%2.%3.%4.%5"/>
+      <w:lvlJc w:val="left"/>
+      <w:pPr>
+        <w:ind w:left="1865" w:hanging="1080"/>
+      </w:pPr>
+      <w:rPr>
+        <w:rFonts w:hint="default"/>
+      </w:rPr>
+    </w:lvl>
+    <w:lvl w:ilvl="5">
+      <w:start w:val="1"/>
+      <w:numFmt w:val="decimal"/>
+      <w:isLgl/>
+      <w:lvlText w:val="%1.%2.%3.%4.%5.%6"/>
+      <w:lvlJc w:val="left"/>
+      <w:pPr>
+        <w:ind w:left="2225" w:hanging="1440"/>
+      </w:pPr>
+      <w:rPr>
+        <w:rFonts w:hint="default"/>
+      </w:rPr>
+    </w:lvl>
+    <w:lvl w:ilvl="6">
+      <w:start w:val="1"/>
+      <w:numFmt w:val="decimal"/>
+      <w:isLgl/>
+      <w:lvlText w:val="%1.%2.%3.%4.%5.%6.%7"/>
+      <w:lvlJc w:val="left"/>
+      <w:pPr>
+        <w:ind w:left="2225" w:hanging="1440"/>
+      </w:pPr>
+      <w:rPr>
+        <w:rFonts w:hint="default"/>
+      </w:rPr>
+    </w:lvl>
+    <w:lvl w:ilvl="7">
+      <w:start w:val="1"/>
+      <w:numFmt w:val="decimal"/>
+      <w:isLgl/>
+      <w:lvlText w:val="%1.%2.%3.%4.%5.%6.%7.%8"/>
+      <w:lvlJc w:val="left"/>
+      <w:pPr>
+        <w:ind w:left="2585" w:hanging="1800"/>
+      </w:pPr>
+      <w:rPr>
+        <w:rFonts w:hint="default"/>
+      </w:rPr>
+    </w:lvl>
+    <w:lvl w:ilvl="8">
+      <w:start w:val="1"/>
+      <w:numFmt w:val="decimal"/>
+      <w:isLgl/>
+      <w:lvlText w:val="%1.%2.%3.%4.%5.%6.%7.%8.%9"/>
+      <w:lvlJc w:val="left"/>
+      <w:pPr>
+        <w:ind w:left="2945" w:hanging="2160"/>
+      </w:pPr>
+      <w:rPr>
+        <w:rFonts w:hint="default"/>
+      </w:rPr>
+    </w:lvl>
+  </w:abstractNum>
+  <w:abstractNum w:abstractNumId="9" w15:restartNumberingAfterBreak="0">
     <w:nsid w:val="64793C5D"/>
     <w:multiLevelType w:val="multilevel"/>
-    <w:tmpl w:val="B984A954"/>
+    <w:tmpl w:val="DBD2B2C4"/>
     <w:lvl w:ilvl="0">
       <w:start w:val="1"/>
       <w:numFmt w:val="decimal"/>
       <w:pStyle w:val="1"/>
       <w:suff w:val="space"/>
-      <w:lvlText w:val="%1."/>
+      <w:lvlText w:val="%1"/>
       <w:lvlJc w:val="left"/>
       <w:pPr>
-        <w:ind w:left="432" w:hanging="432"/>
+        <w:ind w:left="432" w:firstLine="277"/>
       </w:pPr>
       <w:rPr>
         <w:rFonts w:ascii="Times New Roman" w:hAnsi="Times New Roman" w:hint="default"/>
-        <w:b/>
+        <w:b w:val="0"/>
         <w:i w:val="0"/>
         <w:caps w:val="0"/>
         <w:strike w:val="0"/>
         <w:dstrike w:val="0"/>
         <w:vanish w:val="0"/>
         <w:color w:val="000000"/>
-        <w:sz w:val="32"/>
+        <w:sz w:val="28"/>
         <w:vertAlign w:val="baseline"/>
         <w14:shadow w14:blurRad="0" w14:dist="0" w14:dir="0" w14:sx="0" w14:sy="0" w14:kx="0" w14:ky="0" w14:algn="none">
           <w14:srgbClr w14:val="000000"/>
@@ -12457,21 +10763,21 @@
       <w:lvlRestart w:val="0"/>
       <w:pStyle w:val="2"/>
       <w:suff w:val="space"/>
-      <w:lvlText w:val="%1.%2."/>
+      <w:lvlText w:val="%1.%2"/>
       <w:lvlJc w:val="left"/>
       <w:pPr>
-        <w:ind w:left="576" w:hanging="576"/>
+        <w:ind w:left="576" w:firstLine="133"/>
       </w:pPr>
       <w:rPr>
         <w:rFonts w:ascii="Times New Roman" w:hAnsi="Times New Roman" w:hint="default"/>
-        <w:b/>
+        <w:b w:val="0"/>
         <w:i w:val="0"/>
         <w:caps w:val="0"/>
         <w:strike w:val="0"/>
         <w:dstrike w:val="0"/>
         <w:vanish w:val="0"/>
         <w:color w:val="000000"/>
-        <w:sz w:val="32"/>
+        <w:sz w:val="28"/>
         <w:vertAlign w:val="baseline"/>
         <w14:shadow w14:blurRad="0" w14:dist="0" w14:dir="0" w14:sx="0" w14:sy="0" w14:kx="0" w14:ky="0" w14:algn="none">
           <w14:srgbClr w14:val="000000"/>
@@ -12489,14 +10795,14 @@
       <w:lvlRestart w:val="0"/>
       <w:pStyle w:val="3"/>
       <w:suff w:val="space"/>
-      <w:lvlText w:val="%1.%2.%3."/>
+      <w:lvlText w:val="%1.%2.%3"/>
       <w:lvlJc w:val="left"/>
       <w:pPr>
-        <w:ind w:left="720" w:hanging="720"/>
+        <w:ind w:left="720" w:hanging="11"/>
       </w:pPr>
       <w:rPr>
         <w:rFonts w:ascii="Times New Roman" w:hAnsi="Times New Roman" w:hint="default"/>
-        <w:b/>
+        <w:b w:val="0"/>
         <w:i w:val="0"/>
         <w:caps w:val="0"/>
         <w:strike w:val="0"/>
@@ -12524,11 +10830,11 @@
       <w:lvlText w:val="%1.%2.%3.%4"/>
       <w:lvlJc w:val="left"/>
       <w:pPr>
-        <w:ind w:left="864" w:hanging="864"/>
+        <w:ind w:left="864" w:hanging="155"/>
       </w:pPr>
       <w:rPr>
         <w:rFonts w:ascii="Times New Roman" w:hAnsi="Times New Roman" w:hint="default"/>
-        <w:b/>
+        <w:b w:val="0"/>
         <w:i w:val="0"/>
         <w:caps w:val="0"/>
         <w:strike w:val="0"/>
@@ -12556,10 +10862,13 @@
       <w:lvlText w:val="%1.%2.%3.%4.%5"/>
       <w:lvlJc w:val="left"/>
       <w:pPr>
-        <w:ind w:left="1008" w:hanging="1008"/>
+        <w:ind w:left="1008" w:hanging="299"/>
       </w:pPr>
       <w:rPr>
-        <w:rFonts w:hint="default"/>
+        <w:rFonts w:ascii="Times New Roman" w:hAnsi="Times New Roman" w:hint="default"/>
+        <w:b w:val="0"/>
+        <w:i w:val="0"/>
+        <w:sz w:val="28"/>
       </w:rPr>
     </w:lvl>
     <w:lvl w:ilvl="5">
@@ -12626,255 +10935,283 @@
       </w:rPr>
     </w:lvl>
   </w:abstractNum>
-  <w:abstractNum w:abstractNumId="20" w15:restartNumberingAfterBreak="0">
-    <w:nsid w:val="657201D4"/>
+  <w:abstractNum w:abstractNumId="10" w15:restartNumberingAfterBreak="0">
+    <w:nsid w:val="68375AD2"/>
+    <w:multiLevelType w:val="multilevel"/>
+    <w:tmpl w:val="04190025"/>
+    <w:lvl w:ilvl="0">
+      <w:start w:val="1"/>
+      <w:numFmt w:val="decimal"/>
+      <w:lvlText w:val="%1"/>
+      <w:lvlJc w:val="left"/>
+      <w:pPr>
+        <w:ind w:left="432" w:hanging="432"/>
+      </w:pPr>
+    </w:lvl>
+    <w:lvl w:ilvl="1">
+      <w:start w:val="1"/>
+      <w:numFmt w:val="decimal"/>
+      <w:lvlText w:val="%1.%2"/>
+      <w:lvlJc w:val="left"/>
+      <w:pPr>
+        <w:ind w:left="576" w:hanging="576"/>
+      </w:pPr>
+    </w:lvl>
+    <w:lvl w:ilvl="2">
+      <w:start w:val="1"/>
+      <w:numFmt w:val="decimal"/>
+      <w:lvlText w:val="%1.%2.%3"/>
+      <w:lvlJc w:val="left"/>
+      <w:pPr>
+        <w:ind w:left="720" w:hanging="720"/>
+      </w:pPr>
+    </w:lvl>
+    <w:lvl w:ilvl="3">
+      <w:start w:val="1"/>
+      <w:numFmt w:val="decimal"/>
+      <w:lvlText w:val="%1.%2.%3.%4"/>
+      <w:lvlJc w:val="left"/>
+      <w:pPr>
+        <w:ind w:left="864" w:hanging="864"/>
+      </w:pPr>
+    </w:lvl>
+    <w:lvl w:ilvl="4">
+      <w:start w:val="1"/>
+      <w:numFmt w:val="decimal"/>
+      <w:lvlText w:val="%1.%2.%3.%4.%5"/>
+      <w:lvlJc w:val="left"/>
+      <w:pPr>
+        <w:ind w:left="1008" w:hanging="1008"/>
+      </w:pPr>
+    </w:lvl>
+    <w:lvl w:ilvl="5">
+      <w:start w:val="1"/>
+      <w:numFmt w:val="decimal"/>
+      <w:lvlText w:val="%1.%2.%3.%4.%5.%6"/>
+      <w:lvlJc w:val="left"/>
+      <w:pPr>
+        <w:ind w:left="1152" w:hanging="1152"/>
+      </w:pPr>
+    </w:lvl>
+    <w:lvl w:ilvl="6">
+      <w:start w:val="1"/>
+      <w:numFmt w:val="decimal"/>
+      <w:lvlText w:val="%1.%2.%3.%4.%5.%6.%7"/>
+      <w:lvlJc w:val="left"/>
+      <w:pPr>
+        <w:ind w:left="1296" w:hanging="1296"/>
+      </w:pPr>
+    </w:lvl>
+    <w:lvl w:ilvl="7">
+      <w:start w:val="1"/>
+      <w:numFmt w:val="decimal"/>
+      <w:lvlText w:val="%1.%2.%3.%4.%5.%6.%7.%8"/>
+      <w:lvlJc w:val="left"/>
+      <w:pPr>
+        <w:ind w:left="1440" w:hanging="1440"/>
+      </w:pPr>
+    </w:lvl>
+    <w:lvl w:ilvl="8">
+      <w:start w:val="1"/>
+      <w:numFmt w:val="decimal"/>
+      <w:lvlText w:val="%1.%2.%3.%4.%5.%6.%7.%8.%9"/>
+      <w:lvlJc w:val="left"/>
+      <w:pPr>
+        <w:ind w:left="1584" w:hanging="1584"/>
+      </w:pPr>
+    </w:lvl>
+  </w:abstractNum>
+  <w:abstractNum w:abstractNumId="11" w15:restartNumberingAfterBreak="0">
+    <w:nsid w:val="710E7327"/>
     <w:multiLevelType w:val="hybridMultilevel"/>
-    <w:tmpl w:val="AF84CD8A"/>
-    <w:lvl w:ilvl="0" w:tplc="C1E857E0">
-      <w:numFmt w:val="bullet"/>
-      <w:lvlText w:val="•"/>
+    <w:tmpl w:val="F490D4F6"/>
+    <w:lvl w:ilvl="0" w:tplc="0419000F">
+      <w:start w:val="1"/>
+      <w:numFmt w:val="decimal"/>
+      <w:lvlText w:val="%1."/>
       <w:lvlJc w:val="left"/>
       <w:pPr>
         <w:ind w:left="720" w:hanging="360"/>
       </w:pPr>
+    </w:lvl>
+    <w:lvl w:ilvl="1" w:tplc="04190019" w:tentative="1">
+      <w:start w:val="1"/>
+      <w:numFmt w:val="lowerLetter"/>
+      <w:lvlText w:val="%2."/>
+      <w:lvlJc w:val="left"/>
+      <w:pPr>
+        <w:ind w:left="1440" w:hanging="360"/>
+      </w:pPr>
+    </w:lvl>
+    <w:lvl w:ilvl="2" w:tplc="0419001B" w:tentative="1">
+      <w:start w:val="1"/>
+      <w:numFmt w:val="lowerRoman"/>
+      <w:lvlText w:val="%3."/>
+      <w:lvlJc w:val="right"/>
+      <w:pPr>
+        <w:ind w:left="2160" w:hanging="180"/>
+      </w:pPr>
+    </w:lvl>
+    <w:lvl w:ilvl="3" w:tplc="0419000F" w:tentative="1">
+      <w:start w:val="1"/>
+      <w:numFmt w:val="decimal"/>
+      <w:lvlText w:val="%4."/>
+      <w:lvlJc w:val="left"/>
+      <w:pPr>
+        <w:ind w:left="2880" w:hanging="360"/>
+      </w:pPr>
+    </w:lvl>
+    <w:lvl w:ilvl="4" w:tplc="04190019" w:tentative="1">
+      <w:start w:val="1"/>
+      <w:numFmt w:val="lowerLetter"/>
+      <w:lvlText w:val="%5."/>
+      <w:lvlJc w:val="left"/>
+      <w:pPr>
+        <w:ind w:left="3600" w:hanging="360"/>
+      </w:pPr>
+    </w:lvl>
+    <w:lvl w:ilvl="5" w:tplc="0419001B" w:tentative="1">
+      <w:start w:val="1"/>
+      <w:numFmt w:val="lowerRoman"/>
+      <w:lvlText w:val="%6."/>
+      <w:lvlJc w:val="right"/>
+      <w:pPr>
+        <w:ind w:left="4320" w:hanging="180"/>
+      </w:pPr>
+    </w:lvl>
+    <w:lvl w:ilvl="6" w:tplc="0419000F" w:tentative="1">
+      <w:start w:val="1"/>
+      <w:numFmt w:val="decimal"/>
+      <w:lvlText w:val="%7."/>
+      <w:lvlJc w:val="left"/>
+      <w:pPr>
+        <w:ind w:left="5040" w:hanging="360"/>
+      </w:pPr>
+    </w:lvl>
+    <w:lvl w:ilvl="7" w:tplc="04190019" w:tentative="1">
+      <w:start w:val="1"/>
+      <w:numFmt w:val="lowerLetter"/>
+      <w:lvlText w:val="%8."/>
+      <w:lvlJc w:val="left"/>
+      <w:pPr>
+        <w:ind w:left="5760" w:hanging="360"/>
+      </w:pPr>
+    </w:lvl>
+    <w:lvl w:ilvl="8" w:tplc="0419001B" w:tentative="1">
+      <w:start w:val="1"/>
+      <w:numFmt w:val="lowerRoman"/>
+      <w:lvlText w:val="%9."/>
+      <w:lvlJc w:val="right"/>
+      <w:pPr>
+        <w:ind w:left="6480" w:hanging="180"/>
+      </w:pPr>
+    </w:lvl>
+  </w:abstractNum>
+  <w:abstractNum w:abstractNumId="12" w15:restartNumberingAfterBreak="0">
+    <w:nsid w:val="76167DB3"/>
+    <w:multiLevelType w:val="hybridMultilevel"/>
+    <w:tmpl w:val="A96C3E46"/>
+    <w:lvl w:ilvl="0" w:tplc="04190011">
+      <w:start w:val="1"/>
+      <w:numFmt w:val="decimal"/>
+      <w:lvlText w:val="%1)"/>
+      <w:lvlJc w:val="left"/>
+      <w:pPr>
+        <w:ind w:left="720" w:hanging="360"/>
+      </w:pPr>
       <w:rPr>
-        <w:rFonts w:ascii="Times New Roman" w:eastAsia="Times New Roman" w:hAnsi="Times New Roman" w:cs="Times New Roman" w:hint="default"/>
+        <w:rFonts w:hint="default"/>
       </w:rPr>
     </w:lvl>
-    <w:lvl w:ilvl="1" w:tplc="04190003" w:tentative="1">
+    <w:lvl w:ilvl="1" w:tplc="04190019" w:tentative="1">
       <w:start w:val="1"/>
-      <w:numFmt w:val="bullet"/>
-      <w:lvlText w:val="o"/>
+      <w:numFmt w:val="lowerLetter"/>
+      <w:lvlText w:val="%2."/>
       <w:lvlJc w:val="left"/>
       <w:pPr>
         <w:ind w:left="1440" w:hanging="360"/>
       </w:pPr>
-      <w:rPr>
-        <w:rFonts w:ascii="Courier New" w:hAnsi="Courier New" w:cs="Courier New" w:hint="default"/>
-      </w:rPr>
     </w:lvl>
-    <w:lvl w:ilvl="2" w:tplc="04190005" w:tentative="1">
+    <w:lvl w:ilvl="2" w:tplc="0419001B" w:tentative="1">
       <w:start w:val="1"/>
-      <w:numFmt w:val="bullet"/>
-      <w:lvlText w:val=""/>
+      <w:numFmt w:val="lowerRoman"/>
+      <w:lvlText w:val="%3."/>
+      <w:lvlJc w:val="right"/>
+      <w:pPr>
+        <w:ind w:left="2160" w:hanging="180"/>
+      </w:pPr>
+    </w:lvl>
+    <w:lvl w:ilvl="3" w:tplc="0419000F" w:tentative="1">
+      <w:start w:val="1"/>
+      <w:numFmt w:val="decimal"/>
+      <w:lvlText w:val="%4."/>
       <w:lvlJc w:val="left"/>
       <w:pPr>
-        <w:ind w:left="2160" w:hanging="360"/>
-      </w:pPr>
-      <w:rPr>
-        <w:rFonts w:ascii="Wingdings" w:hAnsi="Wingdings" w:hint="default"/>
-      </w:rPr>
+        <w:ind w:left="2880" w:hanging="360"/>
+      </w:pPr>
     </w:lvl>
-    <w:lvl w:ilvl="3" w:tplc="04190001" w:tentative="1">
+    <w:lvl w:ilvl="4" w:tplc="04190019" w:tentative="1">
       <w:start w:val="1"/>
-      <w:numFmt w:val="bullet"/>
-      <w:lvlText w:val=""/>
+      <w:numFmt w:val="lowerLetter"/>
+      <w:lvlText w:val="%5."/>
       <w:lvlJc w:val="left"/>
       <w:pPr>
-        <w:ind w:left="2880" w:hanging="360"/>
-      </w:pPr>
-      <w:rPr>
-        <w:rFonts w:ascii="Symbol" w:hAnsi="Symbol" w:hint="default"/>
-      </w:rPr>
+        <w:ind w:left="3600" w:hanging="360"/>
+      </w:pPr>
     </w:lvl>
-    <w:lvl w:ilvl="4" w:tplc="04190003" w:tentative="1">
+    <w:lvl w:ilvl="5" w:tplc="0419001B" w:tentative="1">
       <w:start w:val="1"/>
-      <w:numFmt w:val="bullet"/>
-      <w:lvlText w:val="o"/>
+      <w:numFmt w:val="lowerRoman"/>
+      <w:lvlText w:val="%6."/>
+      <w:lvlJc w:val="right"/>
+      <w:pPr>
+        <w:ind w:left="4320" w:hanging="180"/>
+      </w:pPr>
+    </w:lvl>
+    <w:lvl w:ilvl="6" w:tplc="0419000F" w:tentative="1">
+      <w:start w:val="1"/>
+      <w:numFmt w:val="decimal"/>
+      <w:lvlText w:val="%7."/>
       <w:lvlJc w:val="left"/>
       <w:pPr>
-        <w:ind w:left="3600" w:hanging="360"/>
-      </w:pPr>
-      <w:rPr>
-        <w:rFonts w:ascii="Courier New" w:hAnsi="Courier New" w:cs="Courier New" w:hint="default"/>
-      </w:rPr>
+        <w:ind w:left="5040" w:hanging="360"/>
+      </w:pPr>
     </w:lvl>
-    <w:lvl w:ilvl="5" w:tplc="04190005" w:tentative="1">
+    <w:lvl w:ilvl="7" w:tplc="04190019" w:tentative="1">
       <w:start w:val="1"/>
-      <w:numFmt w:val="bullet"/>
-      <w:lvlText w:val=""/>
+      <w:numFmt w:val="lowerLetter"/>
+      <w:lvlText w:val="%8."/>
       <w:lvlJc w:val="left"/>
       <w:pPr>
-        <w:ind w:left="4320" w:hanging="360"/>
-      </w:pPr>
-      <w:rPr>
-        <w:rFonts w:ascii="Wingdings" w:hAnsi="Wingdings" w:hint="default"/>
-      </w:rPr>
+        <w:ind w:left="5760" w:hanging="360"/>
+      </w:pPr>
     </w:lvl>
-    <w:lvl w:ilvl="6" w:tplc="04190001" w:tentative="1">
+    <w:lvl w:ilvl="8" w:tplc="0419001B" w:tentative="1">
       <w:start w:val="1"/>
-      <w:numFmt w:val="bullet"/>
-      <w:lvlText w:val=""/>
-      <w:lvlJc w:val="left"/>
-      <w:pPr>
-        <w:ind w:left="5040" w:hanging="360"/>
-      </w:pPr>
-      <w:rPr>
-        <w:rFonts w:ascii="Symbol" w:hAnsi="Symbol" w:hint="default"/>
-      </w:rPr>
-    </w:lvl>
-    <w:lvl w:ilvl="7" w:tplc="04190003" w:tentative="1">
-      <w:start w:val="1"/>
-      <w:numFmt w:val="bullet"/>
-      <w:lvlText w:val="o"/>
-      <w:lvlJc w:val="left"/>
-      <w:pPr>
-        <w:ind w:left="5760" w:hanging="360"/>
-      </w:pPr>
-      <w:rPr>
-        <w:rFonts w:ascii="Courier New" w:hAnsi="Courier New" w:cs="Courier New" w:hint="default"/>
-      </w:rPr>
-    </w:lvl>
-    <w:lvl w:ilvl="8" w:tplc="04190005" w:tentative="1">
-      <w:start w:val="1"/>
-      <w:numFmt w:val="bullet"/>
-      <w:lvlText w:val=""/>
-      <w:lvlJc w:val="left"/>
-      <w:pPr>
-        <w:ind w:left="6480" w:hanging="360"/>
-      </w:pPr>
-      <w:rPr>
-        <w:rFonts w:ascii="Wingdings" w:hAnsi="Wingdings" w:hint="default"/>
-      </w:rPr>
+      <w:numFmt w:val="lowerRoman"/>
+      <w:lvlText w:val="%9."/>
+      <w:lvlJc w:val="right"/>
+      <w:pPr>
+        <w:ind w:left="6480" w:hanging="180"/>
+      </w:pPr>
     </w:lvl>
   </w:abstractNum>
-  <w:abstractNum w:abstractNumId="21" w15:restartNumberingAfterBreak="0">
-    <w:nsid w:val="77D86E18"/>
-    <w:multiLevelType w:val="hybridMultilevel"/>
-    <w:tmpl w:val="1FFA3346"/>
-    <w:lvl w:ilvl="0" w:tplc="C1E857E0">
-      <w:numFmt w:val="bullet"/>
-      <w:lvlText w:val="•"/>
-      <w:lvlJc w:val="left"/>
-      <w:pPr>
-        <w:ind w:left="720" w:hanging="360"/>
-      </w:pPr>
-      <w:rPr>
-        <w:rFonts w:ascii="Times New Roman" w:eastAsia="Times New Roman" w:hAnsi="Times New Roman" w:cs="Times New Roman" w:hint="default"/>
-      </w:rPr>
-    </w:lvl>
-    <w:lvl w:ilvl="1" w:tplc="04190003" w:tentative="1">
-      <w:start w:val="1"/>
-      <w:numFmt w:val="bullet"/>
-      <w:lvlText w:val="o"/>
-      <w:lvlJc w:val="left"/>
-      <w:pPr>
-        <w:ind w:left="1440" w:hanging="360"/>
-      </w:pPr>
-      <w:rPr>
-        <w:rFonts w:ascii="Courier New" w:hAnsi="Courier New" w:cs="Courier New" w:hint="default"/>
-      </w:rPr>
-    </w:lvl>
-    <w:lvl w:ilvl="2" w:tplc="04190005" w:tentative="1">
-      <w:start w:val="1"/>
-      <w:numFmt w:val="bullet"/>
-      <w:lvlText w:val=""/>
-      <w:lvlJc w:val="left"/>
-      <w:pPr>
-        <w:ind w:left="2160" w:hanging="360"/>
-      </w:pPr>
-      <w:rPr>
-        <w:rFonts w:ascii="Wingdings" w:hAnsi="Wingdings" w:hint="default"/>
-      </w:rPr>
-    </w:lvl>
-    <w:lvl w:ilvl="3" w:tplc="04190001" w:tentative="1">
-      <w:start w:val="1"/>
-      <w:numFmt w:val="bullet"/>
-      <w:lvlText w:val=""/>
-      <w:lvlJc w:val="left"/>
-      <w:pPr>
-        <w:ind w:left="2880" w:hanging="360"/>
-      </w:pPr>
-      <w:rPr>
-        <w:rFonts w:ascii="Symbol" w:hAnsi="Symbol" w:hint="default"/>
-      </w:rPr>
-    </w:lvl>
-    <w:lvl w:ilvl="4" w:tplc="04190003" w:tentative="1">
-      <w:start w:val="1"/>
-      <w:numFmt w:val="bullet"/>
-      <w:lvlText w:val="o"/>
-      <w:lvlJc w:val="left"/>
-      <w:pPr>
-        <w:ind w:left="3600" w:hanging="360"/>
-      </w:pPr>
-      <w:rPr>
-        <w:rFonts w:ascii="Courier New" w:hAnsi="Courier New" w:cs="Courier New" w:hint="default"/>
-      </w:rPr>
-    </w:lvl>
-    <w:lvl w:ilvl="5" w:tplc="04190005" w:tentative="1">
-      <w:start w:val="1"/>
-      <w:numFmt w:val="bullet"/>
-      <w:lvlText w:val=""/>
-      <w:lvlJc w:val="left"/>
-      <w:pPr>
-        <w:ind w:left="4320" w:hanging="360"/>
-      </w:pPr>
-      <w:rPr>
-        <w:rFonts w:ascii="Wingdings" w:hAnsi="Wingdings" w:hint="default"/>
-      </w:rPr>
-    </w:lvl>
-    <w:lvl w:ilvl="6" w:tplc="04190001" w:tentative="1">
-      <w:start w:val="1"/>
-      <w:numFmt w:val="bullet"/>
-      <w:lvlText w:val=""/>
-      <w:lvlJc w:val="left"/>
-      <w:pPr>
-        <w:ind w:left="5040" w:hanging="360"/>
-      </w:pPr>
-      <w:rPr>
-        <w:rFonts w:ascii="Symbol" w:hAnsi="Symbol" w:hint="default"/>
-      </w:rPr>
-    </w:lvl>
-    <w:lvl w:ilvl="7" w:tplc="04190003" w:tentative="1">
-      <w:start w:val="1"/>
-      <w:numFmt w:val="bullet"/>
-      <w:lvlText w:val="o"/>
-      <w:lvlJc w:val="left"/>
-      <w:pPr>
-        <w:ind w:left="5760" w:hanging="360"/>
-      </w:pPr>
-      <w:rPr>
-        <w:rFonts w:ascii="Courier New" w:hAnsi="Courier New" w:cs="Courier New" w:hint="default"/>
-      </w:rPr>
-    </w:lvl>
-    <w:lvl w:ilvl="8" w:tplc="04190005" w:tentative="1">
-      <w:start w:val="1"/>
-      <w:numFmt w:val="bullet"/>
-      <w:lvlText w:val=""/>
-      <w:lvlJc w:val="left"/>
-      <w:pPr>
-        <w:ind w:left="6480" w:hanging="360"/>
-      </w:pPr>
-      <w:rPr>
-        <w:rFonts w:ascii="Wingdings" w:hAnsi="Wingdings" w:hint="default"/>
-      </w:rPr>
-    </w:lvl>
-  </w:abstractNum>
-  <w:num w:numId="1">
-    <w:abstractNumId w:val="14"/>
+  <w:num w:numId="1" w16cid:durableId="1580405658">
+    <w:abstractNumId w:val="9"/>
   </w:num>
-  <w:num w:numId="2">
-    <w:abstractNumId w:val="17"/>
+  <w:num w:numId="2" w16cid:durableId="1846744334">
+    <w:abstractNumId w:val="1"/>
   </w:num>
-  <w:num w:numId="3">
-    <w:abstractNumId w:val="11"/>
-  </w:num>
-  <w:num w:numId="4">
+  <w:num w:numId="3" w16cid:durableId="259918628">
     <w:abstractNumId w:val="10"/>
   </w:num>
-  <w:num w:numId="5">
-    <w:abstractNumId w:val="18"/>
+  <w:num w:numId="4" w16cid:durableId="112940408">
+    <w:abstractNumId w:val="6"/>
   </w:num>
-  <w:num w:numId="6">
-    <w:abstractNumId w:val="13"/>
-  </w:num>
-  <w:num w:numId="7">
-    <w:abstractNumId w:val="19"/>
-  </w:num>
-  <w:num w:numId="8">
-    <w:abstractNumId w:val="19"/>
+  <w:num w:numId="5" w16cid:durableId="405802624">
+    <w:abstractNumId w:val="9"/>
     <w:lvlOverride w:ilvl="0">
-      <w:startOverride w:val="2"/>
+      <w:startOverride w:val="1"/>
     </w:lvlOverride>
     <w:lvlOverride w:ilvl="1">
       <w:startOverride w:val="1"/>
@@ -12901,10 +11238,10 @@
       <w:startOverride w:val="1"/>
     </w:lvlOverride>
   </w:num>
-  <w:num w:numId="9">
-    <w:abstractNumId w:val="19"/>
+  <w:num w:numId="6" w16cid:durableId="1953856372">
+    <w:abstractNumId w:val="9"/>
     <w:lvlOverride w:ilvl="0">
-      <w:startOverride w:val="3"/>
+      <w:startOverride w:val="1"/>
     </w:lvlOverride>
     <w:lvlOverride w:ilvl="1">
       <w:startOverride w:val="1"/>
@@ -12931,40 +11268,10 @@
       <w:startOverride w:val="1"/>
     </w:lvlOverride>
   </w:num>
-  <w:num w:numId="10">
-    <w:abstractNumId w:val="19"/>
+  <w:num w:numId="7" w16cid:durableId="1482887363">
+    <w:abstractNumId w:val="9"/>
     <w:lvlOverride w:ilvl="0">
-      <w:startOverride w:val="3"/>
-    </w:lvlOverride>
-    <w:lvlOverride w:ilvl="1">
-      <w:startOverride w:val="2"/>
-    </w:lvlOverride>
-    <w:lvlOverride w:ilvl="2">
       <w:startOverride w:val="1"/>
-    </w:lvlOverride>
-    <w:lvlOverride w:ilvl="3">
-      <w:startOverride w:val="1"/>
-    </w:lvlOverride>
-    <w:lvlOverride w:ilvl="4">
-      <w:startOverride w:val="1"/>
-    </w:lvlOverride>
-    <w:lvlOverride w:ilvl="5">
-      <w:startOverride w:val="1"/>
-    </w:lvlOverride>
-    <w:lvlOverride w:ilvl="6">
-      <w:startOverride w:val="1"/>
-    </w:lvlOverride>
-    <w:lvlOverride w:ilvl="7">
-      <w:startOverride w:val="1"/>
-    </w:lvlOverride>
-    <w:lvlOverride w:ilvl="8">
-      <w:startOverride w:val="1"/>
-    </w:lvlOverride>
-  </w:num>
-  <w:num w:numId="11">
-    <w:abstractNumId w:val="19"/>
-    <w:lvlOverride w:ilvl="0">
-      <w:startOverride w:val="4"/>
     </w:lvlOverride>
     <w:lvlOverride w:ilvl="1">
       <w:startOverride w:val="1"/>
@@ -12991,51 +11298,184 @@
       <w:startOverride w:val="1"/>
     </w:lvlOverride>
   </w:num>
-  <w:num w:numId="12">
-    <w:abstractNumId w:val="15"/>
+  <w:num w:numId="8" w16cid:durableId="1183979871">
+    <w:abstractNumId w:val="7"/>
   </w:num>
-  <w:num w:numId="13">
+  <w:num w:numId="9" w16cid:durableId="715467284">
+    <w:abstractNumId w:val="5"/>
+  </w:num>
+  <w:num w:numId="10" w16cid:durableId="758255385">
+    <w:abstractNumId w:val="9"/>
+    <w:lvlOverride w:ilvl="0">
+      <w:startOverride w:val="1"/>
+    </w:lvlOverride>
+    <w:lvlOverride w:ilvl="1">
+      <w:startOverride w:val="1"/>
+    </w:lvlOverride>
+    <w:lvlOverride w:ilvl="2">
+      <w:startOverride w:val="1"/>
+    </w:lvlOverride>
+    <w:lvlOverride w:ilvl="3">
+      <w:startOverride w:val="1"/>
+    </w:lvlOverride>
+    <w:lvlOverride w:ilvl="4">
+      <w:startOverride w:val="1"/>
+    </w:lvlOverride>
+    <w:lvlOverride w:ilvl="5">
+      <w:startOverride w:val="1"/>
+    </w:lvlOverride>
+    <w:lvlOverride w:ilvl="6">
+      <w:startOverride w:val="1"/>
+    </w:lvlOverride>
+    <w:lvlOverride w:ilvl="7">
+      <w:startOverride w:val="1"/>
+    </w:lvlOverride>
+    <w:lvlOverride w:ilvl="8">
+      <w:startOverride w:val="1"/>
+    </w:lvlOverride>
+  </w:num>
+  <w:num w:numId="11" w16cid:durableId="2019427006">
+    <w:abstractNumId w:val="4"/>
+  </w:num>
+  <w:num w:numId="12" w16cid:durableId="1835337708">
+    <w:abstractNumId w:val="0"/>
+  </w:num>
+  <w:num w:numId="13" w16cid:durableId="221720094">
+    <w:abstractNumId w:val="9"/>
+    <w:lvlOverride w:ilvl="0">
+      <w:startOverride w:val="1"/>
+    </w:lvlOverride>
+    <w:lvlOverride w:ilvl="1">
+      <w:startOverride w:val="1"/>
+    </w:lvlOverride>
+    <w:lvlOverride w:ilvl="2">
+      <w:startOverride w:val="1"/>
+    </w:lvlOverride>
+    <w:lvlOverride w:ilvl="3">
+      <w:startOverride w:val="1"/>
+    </w:lvlOverride>
+    <w:lvlOverride w:ilvl="4">
+      <w:startOverride w:val="1"/>
+    </w:lvlOverride>
+    <w:lvlOverride w:ilvl="5">
+      <w:startOverride w:val="1"/>
+    </w:lvlOverride>
+    <w:lvlOverride w:ilvl="6">
+      <w:startOverride w:val="1"/>
+    </w:lvlOverride>
+    <w:lvlOverride w:ilvl="7">
+      <w:startOverride w:val="1"/>
+    </w:lvlOverride>
+    <w:lvlOverride w:ilvl="8">
+      <w:startOverride w:val="1"/>
+    </w:lvlOverride>
+  </w:num>
+  <w:num w:numId="14" w16cid:durableId="1446390171">
+    <w:abstractNumId w:val="8"/>
+  </w:num>
+  <w:num w:numId="15" w16cid:durableId="479079041">
+    <w:abstractNumId w:val="9"/>
+    <w:lvlOverride w:ilvl="0">
+      <w:startOverride w:val="1"/>
+    </w:lvlOverride>
+    <w:lvlOverride w:ilvl="1">
+      <w:startOverride w:val="1"/>
+    </w:lvlOverride>
+    <w:lvlOverride w:ilvl="2">
+      <w:startOverride w:val="1"/>
+    </w:lvlOverride>
+    <w:lvlOverride w:ilvl="3">
+      <w:startOverride w:val="1"/>
+    </w:lvlOverride>
+    <w:lvlOverride w:ilvl="4">
+      <w:startOverride w:val="1"/>
+    </w:lvlOverride>
+    <w:lvlOverride w:ilvl="5">
+      <w:startOverride w:val="1"/>
+    </w:lvlOverride>
+    <w:lvlOverride w:ilvl="6">
+      <w:startOverride w:val="1"/>
+    </w:lvlOverride>
+    <w:lvlOverride w:ilvl="7">
+      <w:startOverride w:val="1"/>
+    </w:lvlOverride>
+    <w:lvlOverride w:ilvl="8">
+      <w:startOverride w:val="1"/>
+    </w:lvlOverride>
+  </w:num>
+  <w:num w:numId="16" w16cid:durableId="1544170648">
+    <w:abstractNumId w:val="3"/>
+  </w:num>
+  <w:num w:numId="17" w16cid:durableId="1107624145">
+    <w:abstractNumId w:val="9"/>
+    <w:lvlOverride w:ilvl="0">
+      <w:startOverride w:val="1"/>
+    </w:lvlOverride>
+    <w:lvlOverride w:ilvl="1">
+      <w:startOverride w:val="1"/>
+    </w:lvlOverride>
+    <w:lvlOverride w:ilvl="2">
+      <w:startOverride w:val="1"/>
+    </w:lvlOverride>
+    <w:lvlOverride w:ilvl="3">
+      <w:startOverride w:val="1"/>
+    </w:lvlOverride>
+    <w:lvlOverride w:ilvl="4">
+      <w:startOverride w:val="1"/>
+    </w:lvlOverride>
+    <w:lvlOverride w:ilvl="5">
+      <w:startOverride w:val="1"/>
+    </w:lvlOverride>
+    <w:lvlOverride w:ilvl="6">
+      <w:startOverride w:val="1"/>
+    </w:lvlOverride>
+    <w:lvlOverride w:ilvl="7">
+      <w:startOverride w:val="1"/>
+    </w:lvlOverride>
+    <w:lvlOverride w:ilvl="8">
+      <w:startOverride w:val="1"/>
+    </w:lvlOverride>
+  </w:num>
+  <w:num w:numId="18" w16cid:durableId="19669731">
+    <w:abstractNumId w:val="4"/>
+    <w:lvlOverride w:ilvl="0">
+      <w:startOverride w:val="1"/>
+    </w:lvlOverride>
+    <w:lvlOverride w:ilvl="1">
+      <w:startOverride w:val="1"/>
+    </w:lvlOverride>
+    <w:lvlOverride w:ilvl="2">
+      <w:startOverride w:val="1"/>
+    </w:lvlOverride>
+    <w:lvlOverride w:ilvl="3">
+      <w:startOverride w:val="1"/>
+    </w:lvlOverride>
+    <w:lvlOverride w:ilvl="4">
+      <w:startOverride w:val="1"/>
+    </w:lvlOverride>
+    <w:lvlOverride w:ilvl="5">
+      <w:startOverride w:val="1"/>
+    </w:lvlOverride>
+    <w:lvlOverride w:ilvl="6">
+      <w:startOverride w:val="1"/>
+    </w:lvlOverride>
+    <w:lvlOverride w:ilvl="7">
+      <w:startOverride w:val="1"/>
+    </w:lvlOverride>
+    <w:lvlOverride w:ilvl="8">
+      <w:startOverride w:val="1"/>
+    </w:lvlOverride>
+  </w:num>
+  <w:num w:numId="19" w16cid:durableId="1705515852">
+    <w:abstractNumId w:val="2"/>
+  </w:num>
+  <w:num w:numId="20" w16cid:durableId="226108620">
     <w:abstractNumId w:val="12"/>
   </w:num>
-  <w:num w:numId="14">
-    <w:abstractNumId w:val="20"/>
+  <w:num w:numId="21" w16cid:durableId="388965624">
+    <w:abstractNumId w:val="11"/>
   </w:num>
-  <w:num w:numId="15">
-    <w:abstractNumId w:val="21"/>
-  </w:num>
-  <w:num w:numId="16">
-    <w:abstractNumId w:val="16"/>
-  </w:num>
-  <w:num w:numId="17">
-    <w:abstractNumId w:val="9"/>
-  </w:num>
-  <w:num w:numId="18">
-    <w:abstractNumId w:val="8"/>
-  </w:num>
-  <w:num w:numId="19">
-    <w:abstractNumId w:val="7"/>
-  </w:num>
-  <w:num w:numId="20">
-    <w:abstractNumId w:val="6"/>
-  </w:num>
-  <w:num w:numId="21">
-    <w:abstractNumId w:val="5"/>
-  </w:num>
-  <w:num w:numId="22">
-    <w:abstractNumId w:val="4"/>
-  </w:num>
-  <w:num w:numId="23">
-    <w:abstractNumId w:val="3"/>
-  </w:num>
-  <w:num w:numId="24">
-    <w:abstractNumId w:val="2"/>
-  </w:num>
-  <w:num w:numId="25">
-    <w:abstractNumId w:val="1"/>
-  </w:num>
-  <w:num w:numId="26">
-    <w:abstractNumId w:val="0"/>
-  </w:num>
+  <w:numIdMacAtCleanup w:val="11"/>
 </w:numbering>
 </file>
 
@@ -13052,15 +11492,15 @@
   </w:docDefaults>
   <w:latentStyles w:defLockedState="0" w:defUIPriority="99" w:defSemiHidden="0" w:defUnhideWhenUsed="0" w:defQFormat="0" w:count="376">
     <w:lsdException w:name="Normal" w:uiPriority="0" w:qFormat="1"/>
-    <w:lsdException w:name="heading 1" w:uiPriority="9" w:qFormat="1"/>
-    <w:lsdException w:name="heading 2" w:uiPriority="9" w:qFormat="1"/>
-    <w:lsdException w:name="heading 3" w:uiPriority="9" w:qFormat="1"/>
-    <w:lsdException w:name="heading 4" w:uiPriority="9" w:qFormat="1"/>
-    <w:lsdException w:name="heading 5" w:uiPriority="9" w:qFormat="1"/>
-    <w:lsdException w:name="heading 6" w:uiPriority="9" w:qFormat="1"/>
-    <w:lsdException w:name="heading 7" w:uiPriority="9" w:qFormat="1"/>
-    <w:lsdException w:name="heading 8" w:uiPriority="9" w:qFormat="1"/>
-    <w:lsdException w:name="heading 9" w:uiPriority="9" w:qFormat="1"/>
+    <w:lsdException w:name="heading 1" w:uiPriority="1" w:qFormat="1"/>
+    <w:lsdException w:name="heading 2" w:uiPriority="2" w:qFormat="1"/>
+    <w:lsdException w:name="heading 3" w:uiPriority="3" w:qFormat="1"/>
+    <w:lsdException w:name="heading 4" w:uiPriority="4" w:qFormat="1"/>
+    <w:lsdException w:name="heading 5" w:uiPriority="4" w:qFormat="1"/>
+    <w:lsdException w:name="heading 6" w:uiPriority="4" w:qFormat="1"/>
+    <w:lsdException w:name="heading 7" w:uiPriority="4" w:qFormat="1"/>
+    <w:lsdException w:name="heading 8" w:uiPriority="4" w:qFormat="1"/>
+    <w:lsdException w:name="heading 9" w:uiPriority="4" w:qFormat="1"/>
     <w:lsdException w:name="index 1" w:semiHidden="1" w:unhideWhenUsed="1"/>
     <w:lsdException w:name="index 2" w:semiHidden="1" w:unhideWhenUsed="1"/>
     <w:lsdException w:name="index 3" w:semiHidden="1" w:unhideWhenUsed="1"/>
@@ -13083,9 +11523,9 @@
     <w:lsdException w:name="footnote text" w:semiHidden="1" w:unhideWhenUsed="1"/>
     <w:lsdException w:name="annotation text" w:semiHidden="1" w:unhideWhenUsed="1"/>
     <w:lsdException w:name="header" w:semiHidden="1" w:unhideWhenUsed="1"/>
-    <w:lsdException w:name="footer" w:semiHidden="1" w:unhideWhenUsed="1"/>
+    <w:lsdException w:name="footer" w:semiHidden="1" w:uiPriority="0" w:unhideWhenUsed="1"/>
     <w:lsdException w:name="index heading" w:semiHidden="1" w:unhideWhenUsed="1"/>
-    <w:lsdException w:name="caption" w:semiHidden="1" w:uiPriority="35" w:unhideWhenUsed="1" w:qFormat="1"/>
+    <w:lsdException w:name="caption" w:semiHidden="1" w:uiPriority="35" w:unhideWhenUsed="1"/>
     <w:lsdException w:name="table of figures" w:semiHidden="1" w:unhideWhenUsed="1"/>
     <w:lsdException w:name="envelope address" w:semiHidden="1" w:unhideWhenUsed="1"/>
     <w:lsdException w:name="envelope return" w:semiHidden="1" w:unhideWhenUsed="1"/>
@@ -13113,7 +11553,7 @@
     <w:lsdException w:name="List Number 3" w:semiHidden="1" w:unhideWhenUsed="1"/>
     <w:lsdException w:name="List Number 4" w:semiHidden="1" w:unhideWhenUsed="1"/>
     <w:lsdException w:name="List Number 5" w:semiHidden="1" w:unhideWhenUsed="1"/>
-    <w:lsdException w:name="Title" w:uiPriority="10" w:qFormat="1"/>
+    <w:lsdException w:name="Title" w:uiPriority="0" w:qFormat="1"/>
     <w:lsdException w:name="Closing" w:semiHidden="1" w:unhideWhenUsed="1"/>
     <w:lsdException w:name="Signature" w:semiHidden="1" w:unhideWhenUsed="1"/>
     <w:lsdException w:name="Default Paragraph Font" w:semiHidden="1" w:uiPriority="1" w:unhideWhenUsed="1"/>
@@ -13125,7 +11565,7 @@
     <w:lsdException w:name="List Continue 4" w:semiHidden="1" w:unhideWhenUsed="1"/>
     <w:lsdException w:name="List Continue 5" w:semiHidden="1" w:unhideWhenUsed="1"/>
     <w:lsdException w:name="Message Header" w:semiHidden="1" w:unhideWhenUsed="1"/>
-    <w:lsdException w:name="Subtitle" w:uiPriority="11" w:qFormat="1"/>
+    <w:lsdException w:name="Subtitle" w:uiPriority="11"/>
     <w:lsdException w:name="Salutation" w:semiHidden="1" w:unhideWhenUsed="1"/>
     <w:lsdException w:name="Date" w:semiHidden="1" w:unhideWhenUsed="1"/>
     <w:lsdException w:name="Body Text First Indent" w:semiHidden="1" w:unhideWhenUsed="1"/>
@@ -13138,8 +11578,8 @@
     <w:lsdException w:name="Block Text" w:semiHidden="1" w:unhideWhenUsed="1"/>
     <w:lsdException w:name="Hyperlink" w:semiHidden="1" w:unhideWhenUsed="1"/>
     <w:lsdException w:name="FollowedHyperlink" w:semiHidden="1" w:unhideWhenUsed="1"/>
-    <w:lsdException w:name="Strong" w:uiPriority="22" w:qFormat="1"/>
-    <w:lsdException w:name="Emphasis" w:uiPriority="20" w:qFormat="1"/>
+    <w:lsdException w:name="Strong" w:uiPriority="22"/>
+    <w:lsdException w:name="Emphasis" w:uiPriority="20"/>
     <w:lsdException w:name="Document Map" w:semiHidden="1" w:unhideWhenUsed="1"/>
     <w:lsdException w:name="Plain Text" w:semiHidden="1" w:unhideWhenUsed="1"/>
     <w:lsdException w:name="E-mail Signature" w:semiHidden="1" w:unhideWhenUsed="1"/>
@@ -13208,7 +11648,7 @@
     <w:lsdException w:name="Table Grid" w:uiPriority="39"/>
     <w:lsdException w:name="Table Theme" w:semiHidden="1" w:unhideWhenUsed="1"/>
     <w:lsdException w:name="Placeholder Text" w:semiHidden="1"/>
-    <w:lsdException w:name="No Spacing" w:uiPriority="1" w:qFormat="1"/>
+    <w:lsdException w:name="No Spacing" w:uiPriority="1"/>
     <w:lsdException w:name="Light Shading" w:uiPriority="60"/>
     <w:lsdException w:name="Light List" w:uiPriority="61"/>
     <w:lsdException w:name="Light Grid" w:uiPriority="62"/>
@@ -13231,8 +11671,8 @@
     <w:lsdException w:name="Medium List 1 Accent 1" w:uiPriority="65"/>
     <w:lsdException w:name="Revision" w:semiHidden="1"/>
     <w:lsdException w:name="List Paragraph" w:uiPriority="34" w:qFormat="1"/>
-    <w:lsdException w:name="Quote" w:uiPriority="29" w:qFormat="1"/>
-    <w:lsdException w:name="Intense Quote" w:uiPriority="30" w:qFormat="1"/>
+    <w:lsdException w:name="Quote" w:uiPriority="29"/>
+    <w:lsdException w:name="Intense Quote" w:uiPriority="30"/>
     <w:lsdException w:name="Medium List 2 Accent 1" w:uiPriority="66"/>
     <w:lsdException w:name="Medium Grid 1 Accent 1" w:uiPriority="67"/>
     <w:lsdException w:name="Medium Grid 2 Accent 1" w:uiPriority="68"/>
@@ -13311,10 +11751,10 @@
     <w:lsdException w:name="Colorful Shading Accent 6" w:uiPriority="71"/>
     <w:lsdException w:name="Colorful List Accent 6" w:uiPriority="72"/>
     <w:lsdException w:name="Colorful Grid Accent 6" w:uiPriority="73"/>
-    <w:lsdException w:name="Subtle Emphasis" w:uiPriority="19" w:qFormat="1"/>
-    <w:lsdException w:name="Intense Emphasis" w:uiPriority="21" w:qFormat="1"/>
-    <w:lsdException w:name="Subtle Reference" w:uiPriority="31" w:qFormat="1"/>
-    <w:lsdException w:name="Intense Reference" w:uiPriority="32" w:qFormat="1"/>
+    <w:lsdException w:name="Subtle Emphasis" w:uiPriority="19"/>
+    <w:lsdException w:name="Intense Emphasis" w:uiPriority="21"/>
+    <w:lsdException w:name="Subtle Reference" w:uiPriority="31"/>
+    <w:lsdException w:name="Intense Reference" w:uiPriority="32"/>
     <w:lsdException w:name="Book Title" w:uiPriority="33" w:qFormat="1"/>
     <w:lsdException w:name="Bibliography" w:semiHidden="1" w:uiPriority="37" w:unhideWhenUsed="1"/>
     <w:lsdException w:name="TOC Heading" w:semiHidden="1" w:uiPriority="39" w:unhideWhenUsed="1" w:qFormat="1"/>
@@ -13430,24 +11870,30 @@
   </w:latentStyles>
   <w:style w:type="paragraph" w:default="1" w:styleId="a">
     <w:name w:val="Normal"/>
+    <w:aliases w:val="Базовый"/>
+    <w:uiPriority w:val="7"/>
     <w:qFormat/>
-    <w:rsid w:val="00AF377A"/>
+    <w:rsid w:val="00C94346"/>
+    <w:pPr>
+      <w:ind w:firstLine="709"/>
+    </w:pPr>
     <w:rPr>
-      <w:sz w:val="24"/>
+      <w:sz w:val="28"/>
       <w:szCs w:val="24"/>
     </w:rPr>
   </w:style>
   <w:style w:type="paragraph" w:styleId="1">
     <w:name w:val="heading 1"/>
     <w:basedOn w:val="a"/>
-    <w:next w:val="a"/>
+    <w:next w:val="a0"/>
     <w:uiPriority w:val="1"/>
     <w:qFormat/>
-    <w:rsid w:val="00AA7A6D"/>
+    <w:rsid w:val="00792ACC"/>
     <w:pPr>
       <w:keepNext/>
+      <w:pageBreakBefore/>
       <w:numPr>
-        <w:numId w:val="7"/>
+        <w:numId w:val="1"/>
       </w:numPr>
       <w:tabs>
         <w:tab w:val="left" w:pos="5727"/>
@@ -13455,9 +11901,8 @@
       <w:outlineLvl w:val="0"/>
     </w:pPr>
     <w:rPr>
-      <w:b/>
       <w:bCs/>
-      <w:sz w:val="32"/>
+      <w:color w:val="000000" w:themeColor="text1"/>
       <w:szCs w:val="28"/>
     </w:rPr>
   </w:style>
@@ -13465,69 +11910,66 @@
     <w:name w:val="heading 2"/>
     <w:aliases w:val="Заголовок_2"/>
     <w:basedOn w:val="a"/>
-    <w:next w:val="a"/>
+    <w:next w:val="a0"/>
     <w:link w:val="20"/>
     <w:uiPriority w:val="2"/>
     <w:qFormat/>
-    <w:rsid w:val="00AA7A6D"/>
+    <w:rsid w:val="001F1CD0"/>
     <w:pPr>
       <w:keepNext/>
       <w:numPr>
         <w:ilvl w:val="1"/>
-        <w:numId w:val="7"/>
+        <w:numId w:val="1"/>
       </w:numPr>
       <w:tabs>
         <w:tab w:val="left" w:pos="5727"/>
       </w:tabs>
+      <w:spacing w:before="240"/>
+      <w:ind w:left="578" w:firstLine="130"/>
       <w:outlineLvl w:val="1"/>
     </w:pPr>
     <w:rPr>
-      <w:b/>
-      <w:sz w:val="32"/>
       <w:szCs w:val="28"/>
     </w:rPr>
   </w:style>
   <w:style w:type="paragraph" w:styleId="3">
     <w:name w:val="heading 3"/>
     <w:basedOn w:val="a"/>
-    <w:next w:val="a"/>
+    <w:next w:val="a0"/>
+    <w:link w:val="30"/>
     <w:uiPriority w:val="3"/>
     <w:qFormat/>
-    <w:rsid w:val="000E43BB"/>
+    <w:rsid w:val="009668A1"/>
     <w:pPr>
       <w:keepNext/>
       <w:numPr>
         <w:ilvl w:val="2"/>
-        <w:numId w:val="7"/>
+        <w:numId w:val="1"/>
       </w:numPr>
       <w:outlineLvl w:val="2"/>
     </w:pPr>
     <w:rPr>
-      <w:b/>
       <w:bCs/>
-      <w:sz w:val="36"/>
     </w:rPr>
   </w:style>
   <w:style w:type="paragraph" w:styleId="4">
     <w:name w:val="heading 4"/>
     <w:basedOn w:val="a"/>
-    <w:next w:val="a"/>
+    <w:next w:val="a0"/>
     <w:uiPriority w:val="4"/>
     <w:qFormat/>
+    <w:rsid w:val="00582C39"/>
     <w:pPr>
       <w:keepNext/>
       <w:numPr>
         <w:ilvl w:val="3"/>
-        <w:numId w:val="7"/>
+        <w:numId w:val="1"/>
       </w:numPr>
-      <w:jc w:val="center"/>
       <w:outlineLvl w:val="3"/>
     </w:pPr>
     <w:rPr>
-      <w:b/>
       <w:bCs/>
       <w:caps/>
-      <w:sz w:val="32"/>
       <w:szCs w:val="32"/>
     </w:rPr>
   </w:style>
@@ -13541,7 +11983,7 @@
       <w:keepNext/>
       <w:numPr>
         <w:ilvl w:val="4"/>
-        <w:numId w:val="7"/>
+        <w:numId w:val="1"/>
       </w:numPr>
       <w:outlineLvl w:val="4"/>
     </w:pPr>
@@ -13561,7 +12003,7 @@
       <w:keepNext/>
       <w:numPr>
         <w:ilvl w:val="5"/>
-        <w:numId w:val="7"/>
+        <w:numId w:val="1"/>
       </w:numPr>
       <w:jc w:val="center"/>
       <w:outlineLvl w:val="5"/>
@@ -13579,7 +12021,7 @@
     <w:pPr>
       <w:numPr>
         <w:ilvl w:val="6"/>
-        <w:numId w:val="7"/>
+        <w:numId w:val="1"/>
       </w:numPr>
       <w:spacing w:before="240" w:after="60"/>
       <w:outlineLvl w:val="6"/>
@@ -13594,7 +12036,7 @@
     <w:pPr>
       <w:numPr>
         <w:ilvl w:val="7"/>
-        <w:numId w:val="7"/>
+        <w:numId w:val="1"/>
       </w:numPr>
       <w:spacing w:before="240" w:after="60"/>
       <w:outlineLvl w:val="7"/>
@@ -13613,7 +12055,7 @@
     <w:pPr>
       <w:numPr>
         <w:ilvl w:val="8"/>
-        <w:numId w:val="7"/>
+        <w:numId w:val="1"/>
       </w:numPr>
       <w:spacing w:before="240" w:after="60"/>
       <w:outlineLvl w:val="8"/>
@@ -13624,13 +12066,13 @@
       <w:szCs w:val="22"/>
     </w:rPr>
   </w:style>
-  <w:style w:type="character" w:default="1" w:styleId="a0">
+  <w:style w:type="character" w:default="1" w:styleId="a1">
     <w:name w:val="Default Paragraph Font"/>
     <w:uiPriority w:val="1"/>
     <w:semiHidden/>
     <w:unhideWhenUsed/>
   </w:style>
-  <w:style w:type="table" w:default="1" w:styleId="a1">
+  <w:style w:type="table" w:default="1" w:styleId="a2">
     <w:name w:val="Normal Table"/>
     <w:uiPriority w:val="99"/>
     <w:semiHidden/>
@@ -13645,46 +12087,59 @@
       </w:tblCellMar>
     </w:tblPr>
   </w:style>
-  <w:style w:type="numbering" w:default="1" w:styleId="a2">
+  <w:style w:type="numbering" w:default="1" w:styleId="a3">
     <w:name w:val="No List"/>
     <w:uiPriority w:val="99"/>
     <w:semiHidden/>
     <w:unhideWhenUsed/>
   </w:style>
-  <w:style w:type="paragraph" w:styleId="a3">
+  <w:style w:type="paragraph" w:styleId="a4">
     <w:name w:val="header"/>
     <w:basedOn w:val="a"/>
-    <w:semiHidden/>
+    <w:link w:val="a5"/>
+    <w:uiPriority w:val="99"/>
+    <w:rsid w:val="00E1357F"/>
     <w:pPr>
       <w:tabs>
         <w:tab w:val="center" w:pos="4677"/>
         <w:tab w:val="right" w:pos="9355"/>
       </w:tabs>
+      <w:ind w:firstLine="0"/>
+      <w:jc w:val="center"/>
     </w:pPr>
   </w:style>
-  <w:style w:type="character" w:styleId="a4">
+  <w:style w:type="character" w:styleId="a6">
     <w:name w:val="page number"/>
-    <w:basedOn w:val="a0"/>
+    <w:basedOn w:val="a1"/>
     <w:semiHidden/>
   </w:style>
-  <w:style w:type="paragraph" w:styleId="a5">
+  <w:style w:type="paragraph" w:styleId="a7">
     <w:name w:val="footer"/>
     <w:basedOn w:val="a"/>
-    <w:semiHidden/>
+    <w:link w:val="a8"/>
+    <w:uiPriority w:val="7"/>
+    <w:rsid w:val="00602217"/>
     <w:pPr>
       <w:tabs>
         <w:tab w:val="center" w:pos="4677"/>
         <w:tab w:val="right" w:pos="9355"/>
       </w:tabs>
+      <w:ind w:firstLine="0"/>
+      <w:jc w:val="center"/>
     </w:pPr>
+    <w:rPr>
+      <w:b/>
+    </w:rPr>
   </w:style>
-  <w:style w:type="paragraph" w:styleId="a6">
+  <w:style w:type="paragraph" w:styleId="a9">
     <w:name w:val="Title"/>
     <w:basedOn w:val="a"/>
-    <w:link w:val="a7"/>
+    <w:next w:val="a0"/>
+    <w:link w:val="aa"/>
     <w:qFormat/>
-    <w:rsid w:val="009C58D1"/>
+    <w:rsid w:val="00F57858"/>
     <w:pPr>
+      <w:ind w:firstLine="0"/>
       <w:jc w:val="center"/>
     </w:pPr>
     <w:rPr>
@@ -13692,35 +12147,32 @@
       <w:bCs/>
       <w:caps/>
       <w:color w:val="000000" w:themeColor="text1"/>
-      <w:sz w:val="32"/>
       <w:szCs w:val="32"/>
     </w:rPr>
   </w:style>
-  <w:style w:type="paragraph" w:styleId="a8">
+  <w:style w:type="paragraph" w:styleId="ab">
     <w:name w:val="footnote text"/>
     <w:basedOn w:val="a"/>
+    <w:link w:val="ac"/>
     <w:semiHidden/>
     <w:rPr>
       <w:sz w:val="20"/>
       <w:szCs w:val="20"/>
     </w:rPr>
   </w:style>
-  <w:style w:type="paragraph" w:styleId="a9">
+  <w:style w:type="paragraph" w:styleId="ad">
     <w:name w:val="Body Text"/>
     <w:basedOn w:val="a"/>
-    <w:link w:val="aa"/>
+    <w:link w:val="ae"/>
     <w:semiHidden/>
     <w:pPr>
       <w:jc w:val="both"/>
     </w:pPr>
-    <w:rPr>
-      <w:sz w:val="28"/>
-    </w:rPr>
   </w:style>
-  <w:style w:type="paragraph" w:styleId="ab">
+  <w:style w:type="paragraph" w:styleId="af">
     <w:name w:val="Body Text Indent"/>
     <w:basedOn w:val="a"/>
-    <w:link w:val="ac"/>
+    <w:link w:val="af0"/>
     <w:semiHidden/>
     <w:pPr>
       <w:ind w:left="798" w:hanging="798"/>
@@ -13728,7 +12180,6 @@
     <w:rPr>
       <w:b/>
       <w:bCs/>
-      <w:sz w:val="28"/>
     </w:rPr>
   </w:style>
   <w:style w:type="paragraph" w:styleId="50">
@@ -13738,8 +12189,13 @@
     <w:autoRedefine/>
     <w:semiHidden/>
     <w:pPr>
-      <w:ind w:left="960"/>
+      <w:ind w:left="1120"/>
     </w:pPr>
+    <w:rPr>
+      <w:rFonts w:asciiTheme="minorHAnsi" w:hAnsiTheme="minorHAnsi" w:cstheme="minorHAnsi"/>
+      <w:sz w:val="18"/>
+      <w:szCs w:val="18"/>
+    </w:rPr>
   </w:style>
   <w:style w:type="paragraph" w:styleId="10">
     <w:name w:val="toc 1"/>
@@ -13747,13 +12203,16 @@
     <w:next w:val="a"/>
     <w:autoRedefine/>
     <w:uiPriority w:val="39"/>
+    <w:rsid w:val="00792ACC"/>
     <w:pPr>
-      <w:tabs>
-        <w:tab w:val="left" w:leader="dot" w:pos="9809"/>
-      </w:tabs>
+      <w:spacing w:before="120" w:after="120"/>
+      <w:ind w:firstLine="0"/>
     </w:pPr>
     <w:rPr>
-      <w:sz w:val="32"/>
+      <w:rFonts w:cstheme="minorHAnsi"/>
+      <w:bCs/>
+      <w:caps/>
+      <w:szCs w:val="20"/>
     </w:rPr>
   </w:style>
   <w:style w:type="paragraph" w:styleId="21">
@@ -13762,32 +12221,33 @@
     <w:next w:val="a"/>
     <w:autoRedefine/>
     <w:uiPriority w:val="39"/>
+    <w:rsid w:val="00032912"/>
     <w:pPr>
-      <w:tabs>
-        <w:tab w:val="left" w:pos="567"/>
-        <w:tab w:val="left" w:leader="dot" w:pos="9809"/>
-      </w:tabs>
-      <w:ind w:left="240"/>
+      <w:ind w:firstLine="0"/>
     </w:pPr>
     <w:rPr>
-      <w:sz w:val="30"/>
+      <w:rFonts w:cstheme="minorHAnsi"/>
+      <w:szCs w:val="20"/>
     </w:rPr>
   </w:style>
-  <w:style w:type="paragraph" w:styleId="30">
+  <w:style w:type="paragraph" w:styleId="31">
     <w:name w:val="toc 3"/>
     <w:basedOn w:val="a"/>
     <w:next w:val="a"/>
     <w:autoRedefine/>
     <w:uiPriority w:val="39"/>
+    <w:rsid w:val="00032912"/>
     <w:pPr>
       <w:tabs>
-        <w:tab w:val="left" w:pos="1134"/>
-        <w:tab w:val="left" w:leader="dot" w:pos="9809"/>
+        <w:tab w:val="right" w:leader="dot" w:pos="9345"/>
       </w:tabs>
-      <w:ind w:left="480"/>
+      <w:ind w:firstLine="0"/>
     </w:pPr>
     <w:rPr>
-      <w:sz w:val="28"/>
+      <w:rFonts w:cstheme="minorHAnsi"/>
+      <w:iCs/>
+      <w:noProof/>
+      <w:szCs w:val="20"/>
     </w:rPr>
   </w:style>
   <w:style w:type="paragraph" w:styleId="40">
@@ -13795,16 +12255,16 @@
     <w:basedOn w:val="a"/>
     <w:next w:val="a"/>
     <w:autoRedefine/>
-    <w:semiHidden/>
+    <w:uiPriority w:val="39"/>
+    <w:rsid w:val="00792ACC"/>
     <w:pPr>
-      <w:tabs>
-        <w:tab w:val="left" w:pos="1701"/>
-        <w:tab w:val="left" w:leader="dot" w:pos="9809"/>
-      </w:tabs>
-      <w:ind w:left="720"/>
+      <w:ind w:firstLine="0"/>
     </w:pPr>
     <w:rPr>
-      <w:sz w:val="26"/>
+      <w:rFonts w:cstheme="minorHAnsi"/>
+      <w:noProof/>
+      <w:sz w:val="24"/>
+      <w:szCs w:val="18"/>
     </w:rPr>
   </w:style>
   <w:style w:type="paragraph" w:styleId="60">
@@ -13814,8 +12274,13 @@
     <w:autoRedefine/>
     <w:semiHidden/>
     <w:pPr>
-      <w:ind w:left="1200"/>
+      <w:ind w:left="1400"/>
     </w:pPr>
+    <w:rPr>
+      <w:rFonts w:asciiTheme="minorHAnsi" w:hAnsiTheme="minorHAnsi" w:cstheme="minorHAnsi"/>
+      <w:sz w:val="18"/>
+      <w:szCs w:val="18"/>
+    </w:rPr>
   </w:style>
   <w:style w:type="paragraph" w:styleId="70">
     <w:name w:val="toc 7"/>
@@ -13824,8 +12289,13 @@
     <w:autoRedefine/>
     <w:semiHidden/>
     <w:pPr>
-      <w:ind w:left="1440"/>
+      <w:ind w:left="1680"/>
     </w:pPr>
+    <w:rPr>
+      <w:rFonts w:asciiTheme="minorHAnsi" w:hAnsiTheme="minorHAnsi" w:cstheme="minorHAnsi"/>
+      <w:sz w:val="18"/>
+      <w:szCs w:val="18"/>
+    </w:rPr>
   </w:style>
   <w:style w:type="paragraph" w:styleId="80">
     <w:name w:val="toc 8"/>
@@ -13834,8 +12304,13 @@
     <w:autoRedefine/>
     <w:semiHidden/>
     <w:pPr>
-      <w:ind w:left="1680"/>
+      <w:ind w:left="1960"/>
     </w:pPr>
+    <w:rPr>
+      <w:rFonts w:asciiTheme="minorHAnsi" w:hAnsiTheme="minorHAnsi" w:cstheme="minorHAnsi"/>
+      <w:sz w:val="18"/>
+      <w:szCs w:val="18"/>
+    </w:rPr>
   </w:style>
   <w:style w:type="paragraph" w:styleId="90">
     <w:name w:val="toc 9"/>
@@ -13844,35 +12319,41 @@
     <w:autoRedefine/>
     <w:semiHidden/>
     <w:pPr>
-      <w:ind w:left="1920"/>
+      <w:ind w:left="2240"/>
     </w:pPr>
+    <w:rPr>
+      <w:rFonts w:asciiTheme="minorHAnsi" w:hAnsiTheme="minorHAnsi" w:cstheme="minorHAnsi"/>
+      <w:sz w:val="18"/>
+      <w:szCs w:val="18"/>
+    </w:rPr>
   </w:style>
-  <w:style w:type="paragraph" w:styleId="ad">
+  <w:style w:type="paragraph" w:styleId="af1">
     <w:name w:val="Normal (Web)"/>
     <w:basedOn w:val="a"/>
+    <w:uiPriority w:val="99"/>
     <w:semiHidden/>
     <w:pPr>
       <w:spacing w:before="100" w:beforeAutospacing="1" w:after="100" w:afterAutospacing="1"/>
     </w:pPr>
   </w:style>
-  <w:style w:type="character" w:styleId="ae">
+  <w:style w:type="character" w:styleId="af2">
     <w:name w:val="footnote reference"/>
-    <w:basedOn w:val="a0"/>
+    <w:basedOn w:val="a1"/>
     <w:semiHidden/>
     <w:rPr>
       <w:vertAlign w:val="superscript"/>
     </w:rPr>
   </w:style>
-  <w:style w:type="character" w:styleId="af">
+  <w:style w:type="character" w:styleId="af3">
     <w:name w:val="Hyperlink"/>
-    <w:basedOn w:val="a0"/>
+    <w:basedOn w:val="a1"/>
     <w:uiPriority w:val="99"/>
     <w:rPr>
       <w:color w:val="0000FF"/>
       <w:u w:val="single"/>
     </w:rPr>
   </w:style>
-  <w:style w:type="paragraph" w:styleId="af0">
+  <w:style w:type="paragraph" w:styleId="af4">
     <w:name w:val="Document Map"/>
     <w:basedOn w:val="a"/>
     <w:semiHidden/>
@@ -13883,24 +12364,28 @@
       <w:rFonts w:ascii="Tahoma" w:hAnsi="Tahoma" w:cs="Tahoma"/>
     </w:rPr>
   </w:style>
-  <w:style w:type="paragraph" w:styleId="af1">
+  <w:style w:type="paragraph" w:styleId="af5">
     <w:name w:val="caption"/>
     <w:basedOn w:val="a"/>
-    <w:next w:val="a"/>
+    <w:next w:val="a0"/>
     <w:uiPriority w:val="35"/>
     <w:unhideWhenUsed/>
-    <w:qFormat/>
-    <w:rsid w:val="006E3512"/>
+    <w:rsid w:val="00955596"/>
+    <w:pPr>
+      <w:jc w:val="center"/>
+    </w:pPr>
     <w:rPr>
-      <w:b/>
       <w:bCs/>
-      <w:sz w:val="20"/>
+      <w:color w:val="000000" w:themeColor="text1"/>
+      <w:sz w:val="24"/>
       <w:szCs w:val="20"/>
     </w:rPr>
   </w:style>
-  <w:style w:type="paragraph" w:styleId="af2">
+  <w:style w:type="paragraph" w:styleId="af6">
     <w:name w:val="List Paragraph"/>
+    <w:aliases w:val="нумерованный,Надпись к иллюстрации"/>
     <w:basedOn w:val="a"/>
+    <w:link w:val="af7"/>
     <w:uiPriority w:val="34"/>
     <w:qFormat/>
     <w:rsid w:val="00F37716"/>
@@ -13912,24 +12397,23 @@
   <w:style w:type="character" w:customStyle="1" w:styleId="20">
     <w:name w:val="Заголовок 2 Знак"/>
     <w:aliases w:val="Заголовок_2 Знак"/>
-    <w:basedOn w:val="a0"/>
+    <w:basedOn w:val="a1"/>
     <w:link w:val="2"/>
     <w:uiPriority w:val="2"/>
-    <w:rsid w:val="00927281"/>
+    <w:rsid w:val="001F1CD0"/>
     <w:rPr>
-      <w:b/>
-      <w:sz w:val="32"/>
+      <w:sz w:val="28"/>
       <w:szCs w:val="28"/>
     </w:rPr>
   </w:style>
-  <w:style w:type="paragraph" w:styleId="af3">
+  <w:style w:type="paragraph" w:styleId="af8">
     <w:name w:val="TOC Heading"/>
     <w:basedOn w:val="1"/>
-    <w:next w:val="a"/>
+    <w:next w:val="a0"/>
     <w:uiPriority w:val="39"/>
     <w:unhideWhenUsed/>
     <w:qFormat/>
-    <w:rsid w:val="00D72ED3"/>
+    <w:rsid w:val="00236961"/>
     <w:pPr>
       <w:keepLines/>
       <w:numPr>
@@ -13938,83 +12422,78 @@
       <w:tabs>
         <w:tab w:val="clear" w:pos="5727"/>
       </w:tabs>
-      <w:spacing w:before="240" w:line="259" w:lineRule="auto"/>
+      <w:spacing w:before="240"/>
+      <w:jc w:val="center"/>
       <w:outlineLvl w:val="9"/>
     </w:pPr>
     <w:rPr>
-      <w:rFonts w:asciiTheme="majorHAnsi" w:eastAsiaTheme="majorEastAsia" w:hAnsiTheme="majorHAnsi" w:cstheme="majorBidi"/>
-      <w:b w:val="0"/>
+      <w:rFonts w:eastAsiaTheme="majorEastAsia" w:cstheme="majorBidi"/>
       <w:bCs w:val="0"/>
-      <w:color w:val="2F5496" w:themeColor="accent1" w:themeShade="BF"/>
+      <w:caps/>
       <w:szCs w:val="32"/>
     </w:rPr>
   </w:style>
-  <w:style w:type="paragraph" w:styleId="af4">
+  <w:style w:type="paragraph" w:styleId="af9">
     <w:name w:val="No Spacing"/>
-    <w:uiPriority w:val="4"/>
-    <w:qFormat/>
+    <w:uiPriority w:val="10"/>
     <w:rsid w:val="002E345F"/>
     <w:rPr>
       <w:sz w:val="24"/>
       <w:szCs w:val="24"/>
     </w:rPr>
   </w:style>
-  <w:style w:type="paragraph" w:customStyle="1" w:styleId="af5">
+  <w:style w:type="paragraph" w:customStyle="1" w:styleId="afa">
     <w:name w:val="КОД"/>
     <w:basedOn w:val="a"/>
-    <w:link w:val="af6"/>
+    <w:link w:val="afb"/>
     <w:qFormat/>
-    <w:rsid w:val="00970346"/>
+    <w:rsid w:val="00EA263F"/>
     <w:pPr>
       <w:spacing w:line="276" w:lineRule="auto"/>
     </w:pPr>
     <w:rPr>
-      <w:rFonts w:ascii="Arial" w:hAnsi="Arial" w:cs="Arial"/>
+      <w:rFonts w:ascii="Consolas" w:hAnsi="Consolas" w:cs="Arial"/>
       <w:sz w:val="22"/>
       <w:lang w:val="en-US"/>
     </w:rPr>
   </w:style>
-  <w:style w:type="character" w:customStyle="1" w:styleId="af6">
+  <w:style w:type="character" w:customStyle="1" w:styleId="afb">
     <w:name w:val="КОД Знак"/>
-    <w:basedOn w:val="a0"/>
-    <w:link w:val="af5"/>
-    <w:rsid w:val="00970346"/>
+    <w:basedOn w:val="a1"/>
+    <w:link w:val="afa"/>
+    <w:rsid w:val="00EA263F"/>
     <w:rPr>
-      <w:rFonts w:ascii="Arial" w:hAnsi="Arial" w:cs="Arial"/>
+      <w:rFonts w:ascii="Consolas" w:hAnsi="Consolas" w:cs="Arial"/>
       <w:sz w:val="22"/>
       <w:szCs w:val="24"/>
       <w:lang w:val="en-US"/>
     </w:rPr>
   </w:style>
-  <w:style w:type="paragraph" w:customStyle="1" w:styleId="af7">
-    <w:name w:val="!!!!!!_текст"/>
+  <w:style w:type="paragraph" w:customStyle="1" w:styleId="a0">
+    <w:name w:val="осн_текст"/>
     <w:basedOn w:val="a"/>
-    <w:link w:val="af8"/>
+    <w:link w:val="afc"/>
     <w:qFormat/>
-    <w:rsid w:val="00970346"/>
+    <w:rsid w:val="001B3875"/>
     <w:pPr>
-      <w:spacing w:before="60" w:after="60" w:line="360" w:lineRule="auto"/>
-      <w:ind w:firstLine="851"/>
+      <w:spacing w:before="60" w:after="60"/>
       <w:jc w:val="both"/>
     </w:pPr>
-    <w:rPr>
-      <w:sz w:val="28"/>
-    </w:rPr>
   </w:style>
-  <w:style w:type="character" w:customStyle="1" w:styleId="af8">
-    <w:name w:val="!!!!!!_текст Знак"/>
-    <w:basedOn w:val="a0"/>
-    <w:link w:val="af7"/>
-    <w:rsid w:val="00970346"/>
+  <w:style w:type="character" w:customStyle="1" w:styleId="afc">
+    <w:name w:val="осн_текст Знак"/>
+    <w:basedOn w:val="a1"/>
+    <w:link w:val="a0"/>
+    <w:rsid w:val="001B3875"/>
     <w:rPr>
       <w:sz w:val="28"/>
       <w:szCs w:val="24"/>
     </w:rPr>
   </w:style>
-  <w:style w:type="character" w:customStyle="1" w:styleId="aa">
+  <w:style w:type="character" w:customStyle="1" w:styleId="ae">
     <w:name w:val="Основной текст Знак"/>
-    <w:basedOn w:val="a0"/>
-    <w:link w:val="a9"/>
+    <w:basedOn w:val="a1"/>
+    <w:link w:val="ad"/>
     <w:semiHidden/>
     <w:rsid w:val="006B2F7D"/>
     <w:rPr>
@@ -14022,10 +12501,10 @@
       <w:szCs w:val="24"/>
     </w:rPr>
   </w:style>
-  <w:style w:type="character" w:customStyle="1" w:styleId="ac">
+  <w:style w:type="character" w:customStyle="1" w:styleId="af0">
     <w:name w:val="Основной текст с отступом Знак"/>
-    <w:basedOn w:val="a0"/>
-    <w:link w:val="ab"/>
+    <w:basedOn w:val="a1"/>
+    <w:link w:val="af"/>
     <w:semiHidden/>
     <w:rsid w:val="006B2F7D"/>
     <w:rPr>
@@ -14035,41 +12514,322 @@
       <w:szCs w:val="24"/>
     </w:rPr>
   </w:style>
-  <w:style w:type="character" w:customStyle="1" w:styleId="a7">
+  <w:style w:type="character" w:customStyle="1" w:styleId="aa">
     <w:name w:val="Заголовок Знак"/>
-    <w:basedOn w:val="a0"/>
-    <w:link w:val="a6"/>
-    <w:rsid w:val="008B514F"/>
+    <w:basedOn w:val="a1"/>
+    <w:link w:val="a9"/>
+    <w:rsid w:val="00F57858"/>
     <w:rPr>
       <w:b/>
       <w:bCs/>
       <w:caps/>
       <w:color w:val="000000" w:themeColor="text1"/>
-      <w:sz w:val="32"/>
+      <w:sz w:val="28"/>
       <w:szCs w:val="32"/>
     </w:rPr>
   </w:style>
   <w:style w:type="paragraph" w:customStyle="1" w:styleId="--1">
     <w:name w:val="еспд-дец-1"/>
     <w:basedOn w:val="a"/>
-    <w:next w:val="af7"/>
+    <w:next w:val="a0"/>
     <w:link w:val="--10"/>
     <w:uiPriority w:val="4"/>
     <w:qFormat/>
     <w:rsid w:val="001B0C20"/>
-    <w:rPr>
-      <w:sz w:val="28"/>
-    </w:rPr>
   </w:style>
   <w:style w:type="character" w:customStyle="1" w:styleId="--10">
     <w:name w:val="еспд-дец-1 Знак"/>
-    <w:basedOn w:val="a0"/>
+    <w:basedOn w:val="a1"/>
     <w:link w:val="--1"/>
     <w:uiPriority w:val="4"/>
-    <w:rsid w:val="00AF377A"/>
+    <w:rsid w:val="00512F69"/>
     <w:rPr>
       <w:sz w:val="28"/>
       <w:szCs w:val="24"/>
+    </w:rPr>
+  </w:style>
+  <w:style w:type="character" w:customStyle="1" w:styleId="a8">
+    <w:name w:val="Нижний колонтитул Знак"/>
+    <w:basedOn w:val="a1"/>
+    <w:link w:val="a7"/>
+    <w:uiPriority w:val="7"/>
+    <w:rsid w:val="00602217"/>
+    <w:rPr>
+      <w:b/>
+      <w:sz w:val="28"/>
+      <w:szCs w:val="24"/>
+    </w:rPr>
+  </w:style>
+  <w:style w:type="character" w:customStyle="1" w:styleId="af7">
+    <w:name w:val="Абзац списка Знак"/>
+    <w:aliases w:val="нумерованный Знак,Надпись к иллюстрации Знак"/>
+    <w:link w:val="af6"/>
+    <w:uiPriority w:val="34"/>
+    <w:locked/>
+    <w:rsid w:val="00DA2D83"/>
+    <w:rPr>
+      <w:sz w:val="28"/>
+      <w:szCs w:val="24"/>
+    </w:rPr>
+  </w:style>
+  <w:style w:type="paragraph" w:styleId="22">
+    <w:name w:val="Quote"/>
+    <w:basedOn w:val="a"/>
+    <w:next w:val="a"/>
+    <w:link w:val="23"/>
+    <w:uiPriority w:val="29"/>
+    <w:rsid w:val="00E14BFF"/>
+    <w:pPr>
+      <w:spacing w:before="200" w:after="160"/>
+      <w:ind w:left="864" w:right="864"/>
+      <w:jc w:val="center"/>
+    </w:pPr>
+    <w:rPr>
+      <w:i/>
+      <w:iCs/>
+      <w:color w:val="404040" w:themeColor="text1" w:themeTint="BF"/>
+    </w:rPr>
+  </w:style>
+  <w:style w:type="character" w:customStyle="1" w:styleId="23">
+    <w:name w:val="Цитата 2 Знак"/>
+    <w:basedOn w:val="a1"/>
+    <w:link w:val="22"/>
+    <w:uiPriority w:val="29"/>
+    <w:rsid w:val="00E14BFF"/>
+    <w:rPr>
+      <w:i/>
+      <w:iCs/>
+      <w:color w:val="404040" w:themeColor="text1" w:themeTint="BF"/>
+      <w:sz w:val="28"/>
+      <w:szCs w:val="24"/>
+    </w:rPr>
+  </w:style>
+  <w:style w:type="character" w:styleId="afd">
+    <w:name w:val="Unresolved Mention"/>
+    <w:basedOn w:val="a1"/>
+    <w:uiPriority w:val="99"/>
+    <w:semiHidden/>
+    <w:unhideWhenUsed/>
+    <w:rsid w:val="0082777E"/>
+    <w:rPr>
+      <w:color w:val="605E5C"/>
+      <w:shd w:val="clear" w:color="auto" w:fill="E1DFDD"/>
+    </w:rPr>
+  </w:style>
+  <w:style w:type="table" w:styleId="afe">
+    <w:name w:val="Table Grid"/>
+    <w:basedOn w:val="a2"/>
+    <w:uiPriority w:val="39"/>
+    <w:rsid w:val="0082777E"/>
+    <w:tblPr>
+      <w:tblBorders>
+        <w:top w:val="single" w:sz="4" w:space="0" w:color="auto"/>
+        <w:left w:val="single" w:sz="4" w:space="0" w:color="auto"/>
+        <w:bottom w:val="single" w:sz="4" w:space="0" w:color="auto"/>
+        <w:right w:val="single" w:sz="4" w:space="0" w:color="auto"/>
+        <w:insideH w:val="single" w:sz="4" w:space="0" w:color="auto"/>
+        <w:insideV w:val="single" w:sz="4" w:space="0" w:color="auto"/>
+      </w:tblBorders>
+    </w:tblPr>
+  </w:style>
+  <w:style w:type="character" w:customStyle="1" w:styleId="30">
+    <w:name w:val="Заголовок 3 Знак"/>
+    <w:basedOn w:val="a1"/>
+    <w:link w:val="3"/>
+    <w:uiPriority w:val="9"/>
+    <w:rsid w:val="00C3327B"/>
+    <w:rPr>
+      <w:bCs/>
+      <w:sz w:val="28"/>
+      <w:szCs w:val="24"/>
+    </w:rPr>
+  </w:style>
+  <w:style w:type="character" w:styleId="aff">
+    <w:name w:val="Placeholder Text"/>
+    <w:basedOn w:val="a1"/>
+    <w:uiPriority w:val="99"/>
+    <w:semiHidden/>
+    <w:rsid w:val="0046336F"/>
+    <w:rPr>
+      <w:color w:val="666666"/>
+    </w:rPr>
+  </w:style>
+  <w:style w:type="character" w:styleId="aff0">
+    <w:name w:val="annotation reference"/>
+    <w:basedOn w:val="a1"/>
+    <w:uiPriority w:val="99"/>
+    <w:semiHidden/>
+    <w:unhideWhenUsed/>
+    <w:rsid w:val="0046336F"/>
+    <w:rPr>
+      <w:sz w:val="16"/>
+      <w:szCs w:val="16"/>
+    </w:rPr>
+  </w:style>
+  <w:style w:type="paragraph" w:styleId="aff1">
+    <w:name w:val="annotation text"/>
+    <w:basedOn w:val="a"/>
+    <w:link w:val="aff2"/>
+    <w:uiPriority w:val="99"/>
+    <w:semiHidden/>
+    <w:unhideWhenUsed/>
+    <w:rsid w:val="0046336F"/>
+    <w:rPr>
+      <w:sz w:val="20"/>
+      <w:szCs w:val="20"/>
+    </w:rPr>
+  </w:style>
+  <w:style w:type="character" w:customStyle="1" w:styleId="aff2">
+    <w:name w:val="Текст примечания Знак"/>
+    <w:basedOn w:val="a1"/>
+    <w:link w:val="aff1"/>
+    <w:uiPriority w:val="99"/>
+    <w:semiHidden/>
+    <w:rsid w:val="0046336F"/>
+  </w:style>
+  <w:style w:type="paragraph" w:styleId="aff3">
+    <w:name w:val="annotation subject"/>
+    <w:basedOn w:val="aff1"/>
+    <w:next w:val="aff1"/>
+    <w:link w:val="aff4"/>
+    <w:uiPriority w:val="99"/>
+    <w:semiHidden/>
+    <w:unhideWhenUsed/>
+    <w:rsid w:val="0046336F"/>
+    <w:rPr>
+      <w:b/>
+      <w:bCs/>
+    </w:rPr>
+  </w:style>
+  <w:style w:type="character" w:customStyle="1" w:styleId="aff4">
+    <w:name w:val="Тема примечания Знак"/>
+    <w:basedOn w:val="aff2"/>
+    <w:link w:val="aff3"/>
+    <w:uiPriority w:val="99"/>
+    <w:semiHidden/>
+    <w:rsid w:val="0046336F"/>
+    <w:rPr>
+      <w:b/>
+      <w:bCs/>
+    </w:rPr>
+  </w:style>
+  <w:style w:type="table" w:styleId="41">
+    <w:name w:val="Plain Table 4"/>
+    <w:basedOn w:val="a2"/>
+    <w:uiPriority w:val="44"/>
+    <w:rsid w:val="00CA2CED"/>
+    <w:tblPr>
+      <w:tblStyleRowBandSize w:val="1"/>
+      <w:tblStyleColBandSize w:val="1"/>
+    </w:tblPr>
+    <w:tblStylePr w:type="firstRow">
+      <w:rPr>
+        <w:b/>
+        <w:bCs/>
+      </w:rPr>
+    </w:tblStylePr>
+    <w:tblStylePr w:type="lastRow">
+      <w:rPr>
+        <w:b/>
+        <w:bCs/>
+      </w:rPr>
+    </w:tblStylePr>
+    <w:tblStylePr w:type="firstCol">
+      <w:rPr>
+        <w:b/>
+        <w:bCs/>
+      </w:rPr>
+    </w:tblStylePr>
+    <w:tblStylePr w:type="lastCol">
+      <w:rPr>
+        <w:b/>
+        <w:bCs/>
+      </w:rPr>
+    </w:tblStylePr>
+    <w:tblStylePr w:type="band1Vert">
+      <w:tblPr/>
+      <w:tcPr>
+        <w:shd w:val="clear" w:color="auto" w:fill="F2F2F2" w:themeFill="background1" w:themeFillShade="F2"/>
+      </w:tcPr>
+    </w:tblStylePr>
+    <w:tblStylePr w:type="band1Horz">
+      <w:tblPr/>
+      <w:tcPr>
+        <w:shd w:val="clear" w:color="auto" w:fill="F2F2F2" w:themeFill="background1" w:themeFillShade="F2"/>
+      </w:tcPr>
+    </w:tblStylePr>
+  </w:style>
+  <w:style w:type="paragraph" w:customStyle="1" w:styleId="aff5">
+    <w:name w:val="Заг искл огл"/>
+    <w:basedOn w:val="a9"/>
+    <w:next w:val="a0"/>
+    <w:uiPriority w:val="11"/>
+    <w:qFormat/>
+    <w:rsid w:val="00792ACC"/>
+    <w:rPr>
+      <w:b w:val="0"/>
+    </w:rPr>
+  </w:style>
+  <w:style w:type="character" w:customStyle="1" w:styleId="a5">
+    <w:name w:val="Верхний колонтитул Знак"/>
+    <w:basedOn w:val="a1"/>
+    <w:link w:val="a4"/>
+    <w:uiPriority w:val="99"/>
+    <w:rsid w:val="00E1357F"/>
+    <w:rPr>
+      <w:sz w:val="28"/>
+      <w:szCs w:val="24"/>
+    </w:rPr>
+  </w:style>
+  <w:style w:type="character" w:customStyle="1" w:styleId="ac">
+    <w:name w:val="Текст сноски Знак"/>
+    <w:basedOn w:val="a1"/>
+    <w:link w:val="ab"/>
+    <w:semiHidden/>
+    <w:rsid w:val="003C3E13"/>
+  </w:style>
+  <w:style w:type="paragraph" w:customStyle="1" w:styleId="aff6">
+    <w:name w:val="Цент. текст"/>
+    <w:basedOn w:val="a"/>
+    <w:next w:val="af"/>
+    <w:link w:val="aff7"/>
+    <w:uiPriority w:val="7"/>
+    <w:rsid w:val="00500741"/>
+    <w:pPr>
+      <w:jc w:val="center"/>
+    </w:pPr>
+    <w:rPr>
+      <w:b/>
+      <w:bCs/>
+      <w:caps/>
+      <w:szCs w:val="28"/>
+    </w:rPr>
+  </w:style>
+  <w:style w:type="character" w:customStyle="1" w:styleId="aff7">
+    <w:name w:val="Цент. текст Знак"/>
+    <w:basedOn w:val="a1"/>
+    <w:link w:val="aff6"/>
+    <w:uiPriority w:val="7"/>
+    <w:rsid w:val="00500741"/>
+    <w:rPr>
+      <w:b/>
+      <w:bCs/>
+      <w:caps/>
+      <w:sz w:val="28"/>
+      <w:szCs w:val="28"/>
+    </w:rPr>
+  </w:style>
+  <w:style w:type="paragraph" w:customStyle="1" w:styleId="aff8">
+    <w:name w:val="табл. текст"/>
+    <w:basedOn w:val="a"/>
+    <w:qFormat/>
+    <w:rsid w:val="00AD5A81"/>
+    <w:pPr>
+      <w:ind w:firstLine="0"/>
+      <w:jc w:val="center"/>
+    </w:pPr>
+    <w:rPr>
+      <w:sz w:val="24"/>
     </w:rPr>
   </w:style>
 </w:styles>

--- a/source/template.docx
+++ b/source/template.docx
@@ -4,14 +4,7 @@
   <w:body>
     <w:p>
       <w:pPr>
-        <w:tabs>
-          <w:tab w:val="left" w:pos="5727"/>
-        </w:tabs>
-        <w:rPr>
-          <w:b/>
-          <w:bCs/>
-          <w:sz w:val="40"/>
-        </w:rPr>
+        <w:pStyle w:val="40"/>
       </w:pPr>
     </w:p>
     <w:tbl>
@@ -2139,6 +2132,7 @@
     <w:p>
       <w:pPr>
         <w:pStyle w:val="--1"/>
+        <w:ind w:firstLine="0"/>
         <w:rPr>
           <w:szCs w:val="28"/>
         </w:rPr>
@@ -3205,18 +3199,7 @@
         <w:fldChar w:fldCharType="begin"/>
       </w:r>
       <w:r>
-        <w:instrText xml:space="preserve"> = </w:instrText>
-      </w:r>
-      <w:fldSimple w:instr=" NUMPAGES  \* MERGEFORMAT ">
-        <w:r>
-          <w:rPr>
-            <w:noProof/>
-          </w:rPr>
-          <w:instrText>6</w:instrText>
-        </w:r>
-      </w:fldSimple>
-      <w:r>
-        <w:instrText xml:space="preserve">-1 \* MERGEFORMAT </w:instrText>
+        <w:instrText xml:space="preserve"> PAGEREF _Ref220339475 \h </w:instrText>
       </w:r>
       <w:r>
         <w:fldChar w:fldCharType="separate"/>
@@ -3236,9 +3219,6 @@
         <w:ind w:firstLine="0"/>
       </w:pPr>
       <w:r>
-        <w:rPr>
-          <w:lang w:val="en-US"/>
-        </w:rPr>
         <w:br w:type="page"/>
       </w:r>
     </w:p>
@@ -3249,7 +3229,7 @@
       <w:bookmarkStart w:id="0" w:name="_Toc172552428"/>
       <w:bookmarkStart w:id="1" w:name="_Toc172552454"/>
       <w:bookmarkStart w:id="2" w:name="_Toc172638200"/>
-      <w:bookmarkStart w:id="3" w:name="_Toc220332455"/>
+      <w:bookmarkStart w:id="3" w:name="_Toc220339423"/>
       <w:r>
         <w:lastRenderedPageBreak/>
         <w:t>Аннотация</w:t>
@@ -3469,21 +3449,21 @@
           <w:r>
             <w:rPr>
               <w:b/>
-              <w:bCs w:val="0"/>
+              <w:caps w:val="0"/>
             </w:rPr>
             <w:fldChar w:fldCharType="begin"/>
           </w:r>
           <w:r>
             <w:rPr>
               <w:b/>
-              <w:bCs w:val="0"/>
+              <w:caps w:val="0"/>
             </w:rPr>
-            <w:instrText xml:space="preserve"> TOC \t "Заголовок 1;2;Заголовок 2;3;Заголовок;1" </w:instrText>
+            <w:instrText xml:space="preserve"> TOC \t "Заголовок 1;2;Заголовок 2;3;Заголовок 3;4;Заголовок;1" </w:instrText>
           </w:r>
           <w:r>
             <w:rPr>
               <w:b/>
-              <w:bCs w:val="0"/>
+              <w:caps w:val="0"/>
             </w:rPr>
             <w:fldChar w:fldCharType="separate"/>
           </w:r>
@@ -3509,7 +3489,7 @@
             <w:rPr>
               <w:noProof/>
             </w:rPr>
-            <w:instrText xml:space="preserve"> PAGEREF _Toc220332455 \h </w:instrText>
+            <w:instrText xml:space="preserve"> PAGEREF _Toc220339423 \h </w:instrText>
           </w:r>
           <w:r>
             <w:rPr>
@@ -3579,7 +3559,7 @@
             <w:rPr>
               <w:noProof/>
             </w:rPr>
-            <w:instrText xml:space="preserve"> PAGEREF _Toc220332456 \h </w:instrText>
+            <w:instrText xml:space="preserve"> PAGEREF _Toc220339424 \h </w:instrText>
           </w:r>
           <w:r>
             <w:rPr>
@@ -3643,7 +3623,7 @@
             <w:rPr>
               <w:noProof/>
             </w:rPr>
-            <w:instrText xml:space="preserve"> PAGEREF _Toc220332457 \h </w:instrText>
+            <w:instrText xml:space="preserve"> PAGEREF _Toc220339425 \h </w:instrText>
           </w:r>
           <w:r>
             <w:rPr>
@@ -3678,8 +3658,10 @@
           </w:pPr>
           <w:r>
             <w:rPr>
+              <w:rFonts w:cstheme="minorHAnsi"/>
               <w:b/>
-              <w:bCs/>
+              <w:caps/>
+              <w:szCs w:val="20"/>
             </w:rPr>
             <w:fldChar w:fldCharType="end"/>
           </w:r>
@@ -3703,7 +3685,7 @@
       <w:bookmarkStart w:id="4" w:name="_Toc172552430"/>
       <w:bookmarkStart w:id="5" w:name="_Toc172552456"/>
       <w:bookmarkStart w:id="6" w:name="_Toc172638202"/>
-      <w:bookmarkStart w:id="7" w:name="_Toc220332456"/>
+      <w:bookmarkStart w:id="7" w:name="_Toc220339424"/>
       <w:r>
         <w:lastRenderedPageBreak/>
         <w:t>Текст программы</w:t>
@@ -3821,7 +3803,9 @@
             <w:bookmarkStart w:id="8" w:name="_Toc172552450"/>
             <w:bookmarkStart w:id="9" w:name="_Toc172552476"/>
             <w:bookmarkStart w:id="10" w:name="_Toc172638203"/>
-            <w:bookmarkStart w:id="11" w:name="_Toc220332457"/>
+            <w:bookmarkStart w:id="11" w:name="_Toc220339425"/>
+            <w:bookmarkStart w:id="12" w:name="_Ref220339470"/>
+            <w:bookmarkStart w:id="13" w:name="_Ref220339475"/>
             <w:r>
               <w:rPr>
                 <w:caps/>
@@ -3832,6 +3816,8 @@
             <w:bookmarkEnd w:id="9"/>
             <w:bookmarkEnd w:id="10"/>
             <w:bookmarkEnd w:id="11"/>
+            <w:bookmarkEnd w:id="12"/>
+            <w:bookmarkEnd w:id="13"/>
           </w:p>
         </w:tc>
       </w:tr>
@@ -9517,6 +9503,7 @@
       <w:r>
         <w:rPr>
           <w:rStyle w:val="af2"/>
+          <w:vertAlign w:val="baseline"/>
         </w:rPr>
         <w:t>1)</w:t>
       </w:r>
@@ -9550,6 +9537,7 @@
       <w:r>
         <w:rPr>
           <w:rStyle w:val="af2"/>
+          <w:vertAlign w:val="baseline"/>
         </w:rPr>
         <w:t>2)</w:t>
       </w:r>
@@ -9589,6 +9577,7 @@
       <w:r>
         <w:rPr>
           <w:rStyle w:val="af2"/>
+          <w:vertAlign w:val="baseline"/>
         </w:rPr>
         <w:t>3)</w:t>
       </w:r>
@@ -9625,6 +9614,7 @@
       <w:r>
         <w:rPr>
           <w:rStyle w:val="af2"/>
+          <w:vertAlign w:val="baseline"/>
         </w:rPr>
         <w:t>4)</w:t>
       </w:r>
@@ -9661,6 +9651,7 @@
       <w:r>
         <w:rPr>
           <w:rStyle w:val="af2"/>
+          <w:vertAlign w:val="baseline"/>
         </w:rPr>
         <w:t>5)</w:t>
       </w:r>
@@ -9697,6 +9688,7 @@
       <w:r>
         <w:rPr>
           <w:rStyle w:val="af2"/>
+          <w:vertAlign w:val="baseline"/>
         </w:rPr>
         <w:t>6)</w:t>
       </w:r>
@@ -9730,6 +9722,7 @@
       <w:r>
         <w:rPr>
           <w:rStyle w:val="af2"/>
+          <w:vertAlign w:val="baseline"/>
         </w:rPr>
         <w:t>7)</w:t>
       </w:r>
@@ -9737,7 +9730,13 @@
         <w:rPr>
           <w:sz w:val="22"/>
         </w:rPr>
-        <w:t xml:space="preserve"> ГОСТ 19.604-78</w:t>
+        <w:t xml:space="preserve"> ГОСТ</w:t>
+      </w:r>
+      <w:r>
+        <w:rPr>
+          <w:sz w:val="22"/>
+        </w:rPr>
+        <w:t xml:space="preserve"> 19.604-78</w:t>
       </w:r>
       <w:proofErr w:type="gramStart"/>
       <w:r>
@@ -12203,9 +12202,8 @@
     <w:next w:val="a"/>
     <w:autoRedefine/>
     <w:uiPriority w:val="39"/>
-    <w:rsid w:val="00792ACC"/>
+    <w:rsid w:val="00BD0B3E"/>
     <w:pPr>
-      <w:spacing w:before="120" w:after="120"/>
       <w:ind w:firstLine="0"/>
     </w:pPr>
     <w:rPr>
@@ -12256,14 +12254,13 @@
     <w:next w:val="a"/>
     <w:autoRedefine/>
     <w:uiPriority w:val="39"/>
-    <w:rsid w:val="00792ACC"/>
+    <w:rsid w:val="001167BF"/>
     <w:pPr>
       <w:ind w:firstLine="0"/>
     </w:pPr>
     <w:rPr>
       <w:rFonts w:cstheme="minorHAnsi"/>
       <w:noProof/>
-      <w:sz w:val="24"/>
       <w:szCs w:val="18"/>
     </w:rPr>
   </w:style>
